--- a/项目汇报文档/1.软件需求分析.docx
+++ b/项目汇报文档/1.软件需求分析.docx
@@ -5,88 +5,48 @@
     <w:p>
       <w:pPr>
         <w:rPr>
-          <w:rFonts w:hint="eastAsia" w:ascii="宋体" w:hAnsi="宋体" w:eastAsia="宋体" w:cs="宋体"/>
+          <w:rFonts w:hint="default" w:ascii="Times New Roman" w:hAnsi="Times New Roman" w:eastAsia="宋体" w:cs="Times New Roman"/>
+          <w:color w:val="auto"/>
         </w:rPr>
       </w:pPr>
     </w:p>
     <w:p>
       <w:pPr>
-        <w:rPr>
-          <w:rFonts w:hint="eastAsia" w:ascii="宋体" w:hAnsi="宋体" w:eastAsia="宋体" w:cs="宋体"/>
-        </w:rPr>
-      </w:pPr>
-    </w:p>
-    <w:p>
-      <w:pPr>
-        <w:rPr>
-          <w:rFonts w:hint="eastAsia" w:ascii="宋体" w:hAnsi="宋体" w:eastAsia="宋体" w:cs="宋体"/>
-        </w:rPr>
-      </w:pPr>
-    </w:p>
-    <w:p>
-      <w:pPr>
+        <w:spacing w:before="1200" w:after="200" w:line="288" w:lineRule="auto"/>
         <w:jc w:val="center"/>
         <w:rPr>
-          <w:rFonts w:hint="eastAsia" w:ascii="宋体" w:hAnsi="宋体" w:eastAsia="宋体" w:cs="宋体"/>
+          <w:rFonts w:hint="default" w:ascii="Times New Roman" w:hAnsi="Times New Roman" w:eastAsia="宋体" w:cs="Times New Roman"/>
+          <w:color w:val="auto"/>
         </w:rPr>
       </w:pPr>
       <w:r>
         <w:rPr>
-          <w:rFonts w:hint="eastAsia" w:ascii="宋体" w:hAnsi="宋体" w:eastAsia="宋体" w:cs="宋体"/>
+          <w:rFonts w:hint="default" w:ascii="Times New Roman" w:hAnsi="Times New Roman" w:eastAsia="宋体" w:cs="Times New Roman"/>
           <w:b/>
-          <w:color w:val="1F4E79"/>
-          <w:sz w:val="32"/>
-        </w:rPr>
-        <w:t>工程实践汇报文档</w:t>
-      </w:r>
-    </w:p>
-    <w:p>
-      <w:pPr>
-        <w:jc w:val="center"/>
-        <w:rPr>
-          <w:rFonts w:hint="eastAsia" w:ascii="宋体" w:hAnsi="宋体" w:eastAsia="宋体" w:cs="宋体"/>
-        </w:rPr>
-      </w:pPr>
-      <w:r>
-        <w:rPr>
-          <w:rFonts w:hint="eastAsia" w:ascii="宋体" w:hAnsi="宋体" w:eastAsia="宋体" w:cs="宋体"/>
-          <w:b/>
-          <w:color w:val="1F4E79"/>
-          <w:sz w:val="44"/>
+          <w:color w:val="auto"/>
+          <w:sz w:val="48"/>
         </w:rPr>
         <w:t>软件需求分析</w:t>
       </w:r>
     </w:p>
     <w:p>
       <w:pPr>
+        <w:spacing w:before="0" w:after="560" w:line="312" w:lineRule="auto"/>
         <w:jc w:val="center"/>
         <w:rPr>
-          <w:rFonts w:hint="eastAsia" w:ascii="宋体" w:hAnsi="宋体" w:eastAsia="宋体" w:cs="宋体"/>
+          <w:rFonts w:hint="default" w:ascii="Times New Roman" w:hAnsi="Times New Roman" w:eastAsia="宋体" w:cs="Times New Roman"/>
+          <w:color w:val="auto"/>
         </w:rPr>
       </w:pPr>
       <w:r>
         <w:rPr>
-          <w:rFonts w:hint="eastAsia" w:ascii="宋体" w:hAnsi="宋体" w:eastAsia="宋体" w:cs="宋体"/>
-          <w:b w:val="0"/>
-          <w:color w:val="606060"/>
-          <w:sz w:val="26"/>
-        </w:rPr>
-        <w:t>基于 seL4 + Microkit 的汽车车灯控制演示系统</w:t>
+          <w:rFonts w:hint="default" w:ascii="Times New Roman" w:hAnsi="Times New Roman" w:eastAsia="宋体" w:cs="Times New Roman"/>
+          <w:b/>
+          <w:color w:val="auto"/>
+          <w:sz w:val="28"/>
+        </w:rPr>
+        <w:t>软件工程规范文档</w:t>
       </w:r>
-    </w:p>
-    <w:p>
-      <w:pPr>
-        <w:rPr>
-          <w:rFonts w:hint="eastAsia" w:ascii="宋体" w:hAnsi="宋体" w:eastAsia="宋体" w:cs="宋体"/>
-        </w:rPr>
-      </w:pPr>
-    </w:p>
-    <w:p>
-      <w:pPr>
-        <w:rPr>
-          <w:rFonts w:hint="eastAsia" w:ascii="宋体" w:hAnsi="宋体" w:eastAsia="宋体" w:cs="宋体"/>
-        </w:rPr>
-      </w:pPr>
     </w:p>
     <w:tbl>
       <w:tblPr>
@@ -110,8 +70,8 @@
         </w:tblCellMar>
       </w:tblPr>
       <w:tblGrid>
-        <w:gridCol w:w="4646"/>
-        <w:gridCol w:w="4646"/>
+        <w:gridCol w:w="2381"/>
+        <w:gridCol w:w="5953"/>
       </w:tblGrid>
       <w:tr>
         <w:tblPrEx>
@@ -135,21 +95,30 @@
         </w:trPr>
         <w:tc>
           <w:tcPr>
-            <w:tcW w:w="4646" w:type="dxa"/>
-            <w:shd w:val="clear" w:color="auto" w:fill="EAF2F8"/>
+            <w:tcW w:w="2381" w:type="dxa"/>
+            <w:shd w:val="clear" w:color="auto" w:fill="D9EAF7"/>
+            <w:tcMar>
+              <w:top w:w="120" w:type="dxa"/>
+              <w:left w:w="80" w:type="dxa"/>
+              <w:bottom w:w="120" w:type="dxa"/>
+              <w:right w:w="80" w:type="dxa"/>
+            </w:tcMar>
             <w:vAlign w:val="center"/>
           </w:tcPr>
           <w:p>
             <w:pPr>
-              <w:spacing w:after="0" w:line="252" w:lineRule="auto"/>
-              <w:rPr>
-                <w:rFonts w:hint="eastAsia" w:ascii="宋体" w:hAnsi="宋体" w:eastAsia="宋体" w:cs="宋体"/>
+              <w:spacing w:before="0" w:after="0" w:line="312" w:lineRule="auto"/>
+              <w:jc w:val="center"/>
+              <w:rPr>
+                <w:rFonts w:hint="default" w:ascii="Times New Roman" w:hAnsi="Times New Roman" w:eastAsia="宋体" w:cs="Times New Roman"/>
+                <w:color w:val="auto"/>
               </w:rPr>
             </w:pPr>
             <w:r>
               <w:rPr>
-                <w:rFonts w:hint="eastAsia" w:ascii="宋体" w:hAnsi="宋体" w:eastAsia="宋体" w:cs="宋体"/>
+                <w:rFonts w:hint="default" w:ascii="Times New Roman" w:hAnsi="Times New Roman" w:eastAsia="宋体" w:cs="Times New Roman"/>
                 <w:b/>
+                <w:color w:val="auto"/>
                 <w:sz w:val="21"/>
               </w:rPr>
               <w:t>项目名称</w:t>
@@ -158,20 +127,29 @@
         </w:tc>
         <w:tc>
           <w:tcPr>
-            <w:tcW w:w="4646" w:type="dxa"/>
+            <w:tcW w:w="5953" w:type="dxa"/>
+            <w:tcMar>
+              <w:top w:w="120" w:type="dxa"/>
+              <w:left w:w="80" w:type="dxa"/>
+              <w:bottom w:w="120" w:type="dxa"/>
+              <w:right w:w="80" w:type="dxa"/>
+            </w:tcMar>
             <w:vAlign w:val="center"/>
           </w:tcPr>
           <w:p>
             <w:pPr>
-              <w:spacing w:after="0" w:line="252" w:lineRule="auto"/>
-              <w:rPr>
-                <w:rFonts w:hint="eastAsia" w:ascii="宋体" w:hAnsi="宋体" w:eastAsia="宋体" w:cs="宋体"/>
+              <w:spacing w:before="0" w:after="0" w:line="312" w:lineRule="auto"/>
+              <w:jc w:val="left"/>
+              <w:rPr>
+                <w:rFonts w:hint="default" w:ascii="Times New Roman" w:hAnsi="Times New Roman" w:eastAsia="宋体" w:cs="Times New Roman"/>
+                <w:color w:val="auto"/>
               </w:rPr>
             </w:pPr>
             <w:r>
               <w:rPr>
-                <w:rFonts w:hint="eastAsia" w:ascii="宋体" w:hAnsi="宋体" w:eastAsia="宋体" w:cs="宋体"/>
+                <w:rFonts w:hint="default" w:ascii="Times New Roman" w:hAnsi="Times New Roman" w:eastAsia="宋体" w:cs="Times New Roman"/>
                 <w:b w:val="0"/>
+                <w:color w:val="auto"/>
                 <w:sz w:val="21"/>
               </w:rPr>
               <w:t>基于 seL4 + Microkit 的汽车车灯控制演示系统</w:t>
@@ -201,21 +179,30 @@
         </w:trPr>
         <w:tc>
           <w:tcPr>
-            <w:tcW w:w="4646" w:type="dxa"/>
-            <w:shd w:val="clear" w:color="auto" w:fill="EAF2F8"/>
+            <w:tcW w:w="2381" w:type="dxa"/>
+            <w:shd w:val="clear" w:color="auto" w:fill="D9EAF7"/>
+            <w:tcMar>
+              <w:top w:w="120" w:type="dxa"/>
+              <w:left w:w="80" w:type="dxa"/>
+              <w:bottom w:w="120" w:type="dxa"/>
+              <w:right w:w="80" w:type="dxa"/>
+            </w:tcMar>
             <w:vAlign w:val="center"/>
           </w:tcPr>
           <w:p>
             <w:pPr>
-              <w:spacing w:after="0" w:line="252" w:lineRule="auto"/>
-              <w:rPr>
-                <w:rFonts w:hint="eastAsia" w:ascii="宋体" w:hAnsi="宋体" w:eastAsia="宋体" w:cs="宋体"/>
+              <w:spacing w:before="0" w:after="0" w:line="312" w:lineRule="auto"/>
+              <w:jc w:val="center"/>
+              <w:rPr>
+                <w:rFonts w:hint="default" w:ascii="Times New Roman" w:hAnsi="Times New Roman" w:eastAsia="宋体" w:cs="Times New Roman"/>
+                <w:color w:val="auto"/>
               </w:rPr>
             </w:pPr>
             <w:r>
               <w:rPr>
-                <w:rFonts w:hint="eastAsia" w:ascii="宋体" w:hAnsi="宋体" w:eastAsia="宋体" w:cs="宋体"/>
+                <w:rFonts w:hint="default" w:ascii="Times New Roman" w:hAnsi="Times New Roman" w:eastAsia="宋体" w:cs="Times New Roman"/>
                 <w:b/>
+                <w:color w:val="auto"/>
                 <w:sz w:val="21"/>
               </w:rPr>
               <w:t>文档名称</w:t>
@@ -224,20 +211,29 @@
         </w:tc>
         <w:tc>
           <w:tcPr>
-            <w:tcW w:w="4646" w:type="dxa"/>
+            <w:tcW w:w="5953" w:type="dxa"/>
+            <w:tcMar>
+              <w:top w:w="120" w:type="dxa"/>
+              <w:left w:w="80" w:type="dxa"/>
+              <w:bottom w:w="120" w:type="dxa"/>
+              <w:right w:w="80" w:type="dxa"/>
+            </w:tcMar>
             <w:vAlign w:val="center"/>
           </w:tcPr>
           <w:p>
             <w:pPr>
-              <w:spacing w:after="0" w:line="252" w:lineRule="auto"/>
-              <w:rPr>
-                <w:rFonts w:hint="eastAsia" w:ascii="宋体" w:hAnsi="宋体" w:eastAsia="宋体" w:cs="宋体"/>
+              <w:spacing w:before="0" w:after="0" w:line="312" w:lineRule="auto"/>
+              <w:jc w:val="left"/>
+              <w:rPr>
+                <w:rFonts w:hint="default" w:ascii="Times New Roman" w:hAnsi="Times New Roman" w:eastAsia="宋体" w:cs="Times New Roman"/>
+                <w:color w:val="auto"/>
               </w:rPr>
             </w:pPr>
             <w:r>
               <w:rPr>
-                <w:rFonts w:hint="eastAsia" w:ascii="宋体" w:hAnsi="宋体" w:eastAsia="宋体" w:cs="宋体"/>
+                <w:rFonts w:hint="default" w:ascii="Times New Roman" w:hAnsi="Times New Roman" w:eastAsia="宋体" w:cs="Times New Roman"/>
                 <w:b w:val="0"/>
+                <w:color w:val="auto"/>
                 <w:sz w:val="21"/>
               </w:rPr>
               <w:t>软件需求分析</w:t>
@@ -267,21 +263,30 @@
         </w:trPr>
         <w:tc>
           <w:tcPr>
-            <w:tcW w:w="4646" w:type="dxa"/>
-            <w:shd w:val="clear" w:color="auto" w:fill="EAF2F8"/>
+            <w:tcW w:w="2381" w:type="dxa"/>
+            <w:shd w:val="clear" w:color="auto" w:fill="D9EAF7"/>
+            <w:tcMar>
+              <w:top w:w="120" w:type="dxa"/>
+              <w:left w:w="80" w:type="dxa"/>
+              <w:bottom w:w="120" w:type="dxa"/>
+              <w:right w:w="80" w:type="dxa"/>
+            </w:tcMar>
             <w:vAlign w:val="center"/>
           </w:tcPr>
           <w:p>
             <w:pPr>
-              <w:spacing w:after="0" w:line="252" w:lineRule="auto"/>
-              <w:rPr>
-                <w:rFonts w:hint="eastAsia" w:ascii="宋体" w:hAnsi="宋体" w:eastAsia="宋体" w:cs="宋体"/>
+              <w:spacing w:before="0" w:after="0" w:line="312" w:lineRule="auto"/>
+              <w:jc w:val="center"/>
+              <w:rPr>
+                <w:rFonts w:hint="default" w:ascii="Times New Roman" w:hAnsi="Times New Roman" w:eastAsia="宋体" w:cs="Times New Roman"/>
+                <w:color w:val="auto"/>
               </w:rPr>
             </w:pPr>
             <w:r>
               <w:rPr>
-                <w:rFonts w:hint="eastAsia" w:ascii="宋体" w:hAnsi="宋体" w:eastAsia="宋体" w:cs="宋体"/>
+                <w:rFonts w:hint="default" w:ascii="Times New Roman" w:hAnsi="Times New Roman" w:eastAsia="宋体" w:cs="Times New Roman"/>
                 <w:b/>
+                <w:color w:val="auto"/>
                 <w:sz w:val="21"/>
               </w:rPr>
               <w:t>文档类型</w:t>
@@ -290,20 +295,29 @@
         </w:tc>
         <w:tc>
           <w:tcPr>
-            <w:tcW w:w="4646" w:type="dxa"/>
+            <w:tcW w:w="5953" w:type="dxa"/>
+            <w:tcMar>
+              <w:top w:w="120" w:type="dxa"/>
+              <w:left w:w="80" w:type="dxa"/>
+              <w:bottom w:w="120" w:type="dxa"/>
+              <w:right w:w="80" w:type="dxa"/>
+            </w:tcMar>
             <w:vAlign w:val="center"/>
           </w:tcPr>
           <w:p>
             <w:pPr>
-              <w:spacing w:after="0" w:line="252" w:lineRule="auto"/>
-              <w:rPr>
-                <w:rFonts w:hint="eastAsia" w:ascii="宋体" w:hAnsi="宋体" w:eastAsia="宋体" w:cs="宋体"/>
+              <w:spacing w:before="0" w:after="0" w:line="312" w:lineRule="auto"/>
+              <w:jc w:val="left"/>
+              <w:rPr>
+                <w:rFonts w:hint="default" w:ascii="Times New Roman" w:hAnsi="Times New Roman" w:eastAsia="宋体" w:cs="Times New Roman"/>
+                <w:color w:val="auto"/>
               </w:rPr>
             </w:pPr>
             <w:r>
               <w:rPr>
-                <w:rFonts w:hint="eastAsia" w:ascii="宋体" w:hAnsi="宋体" w:eastAsia="宋体" w:cs="宋体"/>
+                <w:rFonts w:hint="default" w:ascii="Times New Roman" w:hAnsi="Times New Roman" w:eastAsia="宋体" w:cs="Times New Roman"/>
                 <w:b w:val="0"/>
+                <w:color w:val="auto"/>
                 <w:sz w:val="21"/>
               </w:rPr>
               <w:t>软件需求分析</w:t>
@@ -333,21 +347,30 @@
         </w:trPr>
         <w:tc>
           <w:tcPr>
-            <w:tcW w:w="4646" w:type="dxa"/>
-            <w:shd w:val="clear" w:color="auto" w:fill="EAF2F8"/>
+            <w:tcW w:w="2381" w:type="dxa"/>
+            <w:shd w:val="clear" w:color="auto" w:fill="D9EAF7"/>
+            <w:tcMar>
+              <w:top w:w="120" w:type="dxa"/>
+              <w:left w:w="80" w:type="dxa"/>
+              <w:bottom w:w="120" w:type="dxa"/>
+              <w:right w:w="80" w:type="dxa"/>
+            </w:tcMar>
             <w:vAlign w:val="center"/>
           </w:tcPr>
           <w:p>
             <w:pPr>
-              <w:spacing w:after="0" w:line="252" w:lineRule="auto"/>
-              <w:rPr>
-                <w:rFonts w:hint="eastAsia" w:ascii="宋体" w:hAnsi="宋体" w:eastAsia="宋体" w:cs="宋体"/>
+              <w:spacing w:before="0" w:after="0" w:line="312" w:lineRule="auto"/>
+              <w:jc w:val="center"/>
+              <w:rPr>
+                <w:rFonts w:hint="default" w:ascii="Times New Roman" w:hAnsi="Times New Roman" w:eastAsia="宋体" w:cs="Times New Roman"/>
+                <w:color w:val="auto"/>
               </w:rPr>
             </w:pPr>
             <w:r>
               <w:rPr>
-                <w:rFonts w:hint="eastAsia" w:ascii="宋体" w:hAnsi="宋体" w:eastAsia="宋体" w:cs="宋体"/>
+                <w:rFonts w:hint="default" w:ascii="Times New Roman" w:hAnsi="Times New Roman" w:eastAsia="宋体" w:cs="Times New Roman"/>
                 <w:b/>
+                <w:color w:val="auto"/>
                 <w:sz w:val="21"/>
               </w:rPr>
               <w:t>文档版本</w:t>
@@ -356,20 +379,29 @@
         </w:tc>
         <w:tc>
           <w:tcPr>
-            <w:tcW w:w="4646" w:type="dxa"/>
+            <w:tcW w:w="5953" w:type="dxa"/>
+            <w:tcMar>
+              <w:top w:w="120" w:type="dxa"/>
+              <w:left w:w="80" w:type="dxa"/>
+              <w:bottom w:w="120" w:type="dxa"/>
+              <w:right w:w="80" w:type="dxa"/>
+            </w:tcMar>
             <w:vAlign w:val="center"/>
           </w:tcPr>
           <w:p>
             <w:pPr>
-              <w:spacing w:after="0" w:line="252" w:lineRule="auto"/>
-              <w:rPr>
-                <w:rFonts w:hint="eastAsia" w:ascii="宋体" w:hAnsi="宋体" w:eastAsia="宋体" w:cs="宋体"/>
+              <w:spacing w:before="0" w:after="0" w:line="312" w:lineRule="auto"/>
+              <w:jc w:val="left"/>
+              <w:rPr>
+                <w:rFonts w:hint="default" w:ascii="Times New Roman" w:hAnsi="Times New Roman" w:eastAsia="宋体" w:cs="Times New Roman"/>
+                <w:color w:val="auto"/>
               </w:rPr>
             </w:pPr>
             <w:r>
               <w:rPr>
-                <w:rFonts w:hint="eastAsia" w:ascii="宋体" w:hAnsi="宋体" w:eastAsia="宋体" w:cs="宋体"/>
+                <w:rFonts w:hint="default" w:ascii="Times New Roman" w:hAnsi="Times New Roman" w:eastAsia="宋体" w:cs="Times New Roman"/>
                 <w:b w:val="0"/>
+                <w:color w:val="auto"/>
                 <w:sz w:val="21"/>
               </w:rPr>
               <w:t>v1.0</w:t>
@@ -399,21 +431,30 @@
         </w:trPr>
         <w:tc>
           <w:tcPr>
-            <w:tcW w:w="4646" w:type="dxa"/>
-            <w:shd w:val="clear" w:color="auto" w:fill="EAF2F8"/>
+            <w:tcW w:w="2381" w:type="dxa"/>
+            <w:shd w:val="clear" w:color="auto" w:fill="D9EAF7"/>
+            <w:tcMar>
+              <w:top w:w="120" w:type="dxa"/>
+              <w:left w:w="80" w:type="dxa"/>
+              <w:bottom w:w="120" w:type="dxa"/>
+              <w:right w:w="80" w:type="dxa"/>
+            </w:tcMar>
             <w:vAlign w:val="center"/>
           </w:tcPr>
           <w:p>
             <w:pPr>
-              <w:spacing w:after="0" w:line="252" w:lineRule="auto"/>
-              <w:rPr>
-                <w:rFonts w:hint="eastAsia" w:ascii="宋体" w:hAnsi="宋体" w:eastAsia="宋体" w:cs="宋体"/>
+              <w:spacing w:before="0" w:after="0" w:line="312" w:lineRule="auto"/>
+              <w:jc w:val="center"/>
+              <w:rPr>
+                <w:rFonts w:hint="default" w:ascii="Times New Roman" w:hAnsi="Times New Roman" w:eastAsia="宋体" w:cs="Times New Roman"/>
+                <w:color w:val="auto"/>
               </w:rPr>
             </w:pPr>
             <w:r>
               <w:rPr>
-                <w:rFonts w:hint="eastAsia" w:ascii="宋体" w:hAnsi="宋体" w:eastAsia="宋体" w:cs="宋体"/>
+                <w:rFonts w:hint="default" w:ascii="Times New Roman" w:hAnsi="Times New Roman" w:eastAsia="宋体" w:cs="Times New Roman"/>
                 <w:b/>
+                <w:color w:val="auto"/>
                 <w:sz w:val="21"/>
               </w:rPr>
               <w:t>运行平台</w:t>
@@ -422,20 +463,29 @@
         </w:tc>
         <w:tc>
           <w:tcPr>
-            <w:tcW w:w="4646" w:type="dxa"/>
+            <w:tcW w:w="5953" w:type="dxa"/>
+            <w:tcMar>
+              <w:top w:w="120" w:type="dxa"/>
+              <w:left w:w="80" w:type="dxa"/>
+              <w:bottom w:w="120" w:type="dxa"/>
+              <w:right w:w="80" w:type="dxa"/>
+            </w:tcMar>
             <w:vAlign w:val="center"/>
           </w:tcPr>
           <w:p>
             <w:pPr>
-              <w:spacing w:after="0" w:line="252" w:lineRule="auto"/>
-              <w:rPr>
-                <w:rFonts w:hint="eastAsia" w:ascii="宋体" w:hAnsi="宋体" w:eastAsia="宋体" w:cs="宋体"/>
+              <w:spacing w:before="0" w:after="0" w:line="312" w:lineRule="auto"/>
+              <w:jc w:val="left"/>
+              <w:rPr>
+                <w:rFonts w:hint="default" w:ascii="Times New Roman" w:hAnsi="Times New Roman" w:eastAsia="宋体" w:cs="Times New Roman"/>
+                <w:color w:val="auto"/>
               </w:rPr>
             </w:pPr>
             <w:r>
               <w:rPr>
-                <w:rFonts w:hint="eastAsia" w:ascii="宋体" w:hAnsi="宋体" w:eastAsia="宋体" w:cs="宋体"/>
+                <w:rFonts w:hint="default" w:ascii="Times New Roman" w:hAnsi="Times New Roman" w:eastAsia="宋体" w:cs="Times New Roman"/>
                 <w:b w:val="0"/>
+                <w:color w:val="auto"/>
                 <w:sz w:val="21"/>
               </w:rPr>
               <w:t>Ubuntu 22.04 + Microkit SDK 2.0.1 + QEMU `qemu_virt_aarch64`</w:t>
@@ -465,46 +515,64 @@
         </w:trPr>
         <w:tc>
           <w:tcPr>
-            <w:tcW w:w="4646" w:type="dxa"/>
-            <w:shd w:val="clear" w:color="auto" w:fill="EAF2F8"/>
+            <w:tcW w:w="2381" w:type="dxa"/>
+            <w:shd w:val="clear" w:color="auto" w:fill="D9EAF7"/>
+            <w:tcMar>
+              <w:top w:w="120" w:type="dxa"/>
+              <w:left w:w="80" w:type="dxa"/>
+              <w:bottom w:w="120" w:type="dxa"/>
+              <w:right w:w="80" w:type="dxa"/>
+            </w:tcMar>
             <w:vAlign w:val="center"/>
           </w:tcPr>
           <w:p>
             <w:pPr>
-              <w:spacing w:after="0" w:line="252" w:lineRule="auto"/>
-              <w:rPr>
-                <w:rFonts w:hint="eastAsia" w:ascii="宋体" w:hAnsi="宋体" w:eastAsia="宋体" w:cs="宋体"/>
+              <w:spacing w:before="0" w:after="0" w:line="312" w:lineRule="auto"/>
+              <w:jc w:val="center"/>
+              <w:rPr>
+                <w:rFonts w:hint="default" w:ascii="Times New Roman" w:hAnsi="Times New Roman" w:eastAsia="宋体" w:cs="Times New Roman"/>
+                <w:color w:val="auto"/>
               </w:rPr>
             </w:pPr>
             <w:r>
               <w:rPr>
-                <w:rFonts w:hint="eastAsia" w:ascii="宋体" w:hAnsi="宋体" w:eastAsia="宋体" w:cs="宋体"/>
+                <w:rFonts w:hint="default" w:ascii="Times New Roman" w:hAnsi="Times New Roman" w:eastAsia="宋体" w:cs="Times New Roman"/>
                 <w:b/>
+                <w:color w:val="auto"/>
                 <w:sz w:val="21"/>
               </w:rPr>
-              <w:t>项目成员</w:t>
+              <w:t>适用对象</w:t>
             </w:r>
           </w:p>
         </w:tc>
         <w:tc>
           <w:tcPr>
-            <w:tcW w:w="4646" w:type="dxa"/>
+            <w:tcW w:w="5953" w:type="dxa"/>
+            <w:tcMar>
+              <w:top w:w="120" w:type="dxa"/>
+              <w:left w:w="80" w:type="dxa"/>
+              <w:bottom w:w="120" w:type="dxa"/>
+              <w:right w:w="80" w:type="dxa"/>
+            </w:tcMar>
             <w:vAlign w:val="center"/>
           </w:tcPr>
           <w:p>
             <w:pPr>
-              <w:spacing w:after="0" w:line="252" w:lineRule="auto"/>
-              <w:rPr>
-                <w:rFonts w:hint="eastAsia" w:ascii="宋体" w:hAnsi="宋体" w:eastAsia="宋体" w:cs="宋体"/>
+              <w:spacing w:before="0" w:after="0" w:line="312" w:lineRule="auto"/>
+              <w:jc w:val="left"/>
+              <w:rPr>
+                <w:rFonts w:hint="default" w:ascii="Times New Roman" w:hAnsi="Times New Roman" w:eastAsia="宋体" w:cs="Times New Roman"/>
+                <w:color w:val="auto"/>
               </w:rPr>
             </w:pPr>
             <w:r>
               <w:rPr>
-                <w:rFonts w:hint="eastAsia" w:ascii="宋体" w:hAnsi="宋体" w:eastAsia="宋体" w:cs="宋体"/>
+                <w:rFonts w:hint="default" w:ascii="Times New Roman" w:hAnsi="Times New Roman" w:eastAsia="宋体" w:cs="Times New Roman"/>
                 <w:b w:val="0"/>
+                <w:color w:val="auto"/>
                 <w:sz w:val="21"/>
               </w:rPr>
-              <w:t>（请填写实际成员）</w:t>
+              <w:t>项目组、测试人员、课程检查人员</w:t>
             </w:r>
           </w:p>
         </w:tc>
@@ -531,46 +599,64 @@
         </w:trPr>
         <w:tc>
           <w:tcPr>
-            <w:tcW w:w="4646" w:type="dxa"/>
-            <w:shd w:val="clear" w:color="auto" w:fill="EAF2F8"/>
+            <w:tcW w:w="2381" w:type="dxa"/>
+            <w:shd w:val="clear" w:color="auto" w:fill="D9EAF7"/>
+            <w:tcMar>
+              <w:top w:w="120" w:type="dxa"/>
+              <w:left w:w="80" w:type="dxa"/>
+              <w:bottom w:w="120" w:type="dxa"/>
+              <w:right w:w="80" w:type="dxa"/>
+            </w:tcMar>
             <w:vAlign w:val="center"/>
           </w:tcPr>
           <w:p>
             <w:pPr>
-              <w:spacing w:after="0" w:line="252" w:lineRule="auto"/>
-              <w:rPr>
-                <w:rFonts w:hint="eastAsia" w:ascii="宋体" w:hAnsi="宋体" w:eastAsia="宋体" w:cs="宋体"/>
+              <w:spacing w:before="0" w:after="0" w:line="312" w:lineRule="auto"/>
+              <w:jc w:val="center"/>
+              <w:rPr>
+                <w:rFonts w:hint="default" w:ascii="Times New Roman" w:hAnsi="Times New Roman" w:eastAsia="宋体" w:cs="Times New Roman"/>
+                <w:color w:val="auto"/>
               </w:rPr>
             </w:pPr>
             <w:r>
               <w:rPr>
-                <w:rFonts w:hint="eastAsia" w:ascii="宋体" w:hAnsi="宋体" w:eastAsia="宋体" w:cs="宋体"/>
+                <w:rFonts w:hint="default" w:ascii="Times New Roman" w:hAnsi="Times New Roman" w:eastAsia="宋体" w:cs="Times New Roman"/>
                 <w:b/>
+                <w:color w:val="auto"/>
                 <w:sz w:val="21"/>
               </w:rPr>
-              <w:t>班级 / 学号</w:t>
+              <w:t>编制单位</w:t>
             </w:r>
           </w:p>
         </w:tc>
         <w:tc>
           <w:tcPr>
-            <w:tcW w:w="4646" w:type="dxa"/>
+            <w:tcW w:w="5953" w:type="dxa"/>
+            <w:tcMar>
+              <w:top w:w="120" w:type="dxa"/>
+              <w:left w:w="80" w:type="dxa"/>
+              <w:bottom w:w="120" w:type="dxa"/>
+              <w:right w:w="80" w:type="dxa"/>
+            </w:tcMar>
             <w:vAlign w:val="center"/>
           </w:tcPr>
           <w:p>
             <w:pPr>
-              <w:spacing w:after="0" w:line="252" w:lineRule="auto"/>
-              <w:rPr>
-                <w:rFonts w:hint="eastAsia" w:ascii="宋体" w:hAnsi="宋体" w:eastAsia="宋体" w:cs="宋体"/>
+              <w:spacing w:before="0" w:after="0" w:line="312" w:lineRule="auto"/>
+              <w:jc w:val="left"/>
+              <w:rPr>
+                <w:rFonts w:hint="default" w:ascii="Times New Roman" w:hAnsi="Times New Roman" w:eastAsia="宋体" w:cs="Times New Roman"/>
+                <w:color w:val="auto"/>
               </w:rPr>
             </w:pPr>
             <w:r>
               <w:rPr>
-                <w:rFonts w:hint="eastAsia" w:ascii="宋体" w:hAnsi="宋体" w:eastAsia="宋体" w:cs="宋体"/>
+                <w:rFonts w:hint="default" w:ascii="Times New Roman" w:hAnsi="Times New Roman" w:eastAsia="宋体" w:cs="Times New Roman"/>
                 <w:b w:val="0"/>
+                <w:color w:val="auto"/>
                 <w:sz w:val="21"/>
               </w:rPr>
-              <w:t>（请填写班级 / 学号）</w:t>
+              <w:t>项目组</w:t>
             </w:r>
           </w:p>
         </w:tc>
@@ -597,112 +683,64 @@
         </w:trPr>
         <w:tc>
           <w:tcPr>
-            <w:tcW w:w="4646" w:type="dxa"/>
-            <w:shd w:val="clear" w:color="auto" w:fill="EAF2F8"/>
+            <w:tcW w:w="2381" w:type="dxa"/>
+            <w:shd w:val="clear" w:color="auto" w:fill="D9EAF7"/>
+            <w:tcMar>
+              <w:top w:w="120" w:type="dxa"/>
+              <w:left w:w="80" w:type="dxa"/>
+              <w:bottom w:w="120" w:type="dxa"/>
+              <w:right w:w="80" w:type="dxa"/>
+            </w:tcMar>
             <w:vAlign w:val="center"/>
           </w:tcPr>
           <w:p>
             <w:pPr>
-              <w:spacing w:after="0" w:line="252" w:lineRule="auto"/>
-              <w:rPr>
-                <w:rFonts w:hint="eastAsia" w:ascii="宋体" w:hAnsi="宋体" w:eastAsia="宋体" w:cs="宋体"/>
+              <w:spacing w:before="0" w:after="0" w:line="312" w:lineRule="auto"/>
+              <w:jc w:val="center"/>
+              <w:rPr>
+                <w:rFonts w:hint="default" w:ascii="Times New Roman" w:hAnsi="Times New Roman" w:eastAsia="宋体" w:cs="Times New Roman"/>
+                <w:color w:val="auto"/>
               </w:rPr>
             </w:pPr>
             <w:r>
               <w:rPr>
-                <w:rFonts w:hint="eastAsia" w:ascii="宋体" w:hAnsi="宋体" w:eastAsia="宋体" w:cs="宋体"/>
+                <w:rFonts w:hint="default" w:ascii="Times New Roman" w:hAnsi="Times New Roman" w:eastAsia="宋体" w:cs="Times New Roman"/>
                 <w:b/>
+                <w:color w:val="auto"/>
                 <w:sz w:val="21"/>
               </w:rPr>
-              <w:t>指导老师</w:t>
+              <w:t>生成日期</w:t>
             </w:r>
           </w:p>
         </w:tc>
         <w:tc>
           <w:tcPr>
-            <w:tcW w:w="4646" w:type="dxa"/>
+            <w:tcW w:w="5953" w:type="dxa"/>
+            <w:tcMar>
+              <w:top w:w="120" w:type="dxa"/>
+              <w:left w:w="80" w:type="dxa"/>
+              <w:bottom w:w="120" w:type="dxa"/>
+              <w:right w:w="80" w:type="dxa"/>
+            </w:tcMar>
             <w:vAlign w:val="center"/>
           </w:tcPr>
           <w:p>
             <w:pPr>
-              <w:spacing w:after="0" w:line="252" w:lineRule="auto"/>
-              <w:rPr>
-                <w:rFonts w:hint="eastAsia" w:ascii="宋体" w:hAnsi="宋体" w:eastAsia="宋体" w:cs="宋体"/>
+              <w:spacing w:before="0" w:after="0" w:line="312" w:lineRule="auto"/>
+              <w:jc w:val="left"/>
+              <w:rPr>
+                <w:rFonts w:hint="default" w:ascii="Times New Roman" w:hAnsi="Times New Roman" w:eastAsia="宋体" w:cs="Times New Roman"/>
+                <w:color w:val="auto"/>
               </w:rPr>
             </w:pPr>
             <w:r>
               <w:rPr>
-                <w:rFonts w:hint="eastAsia" w:ascii="宋体" w:hAnsi="宋体" w:eastAsia="宋体" w:cs="宋体"/>
+                <w:rFonts w:hint="default" w:ascii="Times New Roman" w:hAnsi="Times New Roman" w:eastAsia="宋体" w:cs="Times New Roman"/>
                 <w:b w:val="0"/>
+                <w:color w:val="auto"/>
                 <w:sz w:val="21"/>
               </w:rPr>
-              <w:t>（请填写实际指导老师）</w:t>
-            </w:r>
-          </w:p>
-        </w:tc>
-      </w:tr>
-      <w:tr>
-        <w:tblPrEx>
-          <w:tblBorders>
-            <w:top w:val="single" w:color="auto" w:sz="4" w:space="0"/>
-            <w:left w:val="single" w:color="auto" w:sz="4" w:space="0"/>
-            <w:bottom w:val="single" w:color="auto" w:sz="4" w:space="0"/>
-            <w:right w:val="single" w:color="auto" w:sz="4" w:space="0"/>
-            <w:insideH w:val="single" w:color="auto" w:sz="4" w:space="0"/>
-            <w:insideV w:val="single" w:color="auto" w:sz="4" w:space="0"/>
-          </w:tblBorders>
-          <w:tblCellMar>
-            <w:top w:w="0" w:type="dxa"/>
-            <w:left w:w="108" w:type="dxa"/>
-            <w:bottom w:w="0" w:type="dxa"/>
-            <w:right w:w="108" w:type="dxa"/>
-          </w:tblCellMar>
-        </w:tblPrEx>
-        <w:trPr>
-          <w:jc w:val="center"/>
-        </w:trPr>
-        <w:tc>
-          <w:tcPr>
-            <w:tcW w:w="4646" w:type="dxa"/>
-            <w:shd w:val="clear" w:color="auto" w:fill="EAF2F8"/>
-            <w:vAlign w:val="center"/>
-          </w:tcPr>
-          <w:p>
-            <w:pPr>
-              <w:spacing w:after="0" w:line="252" w:lineRule="auto"/>
-              <w:rPr>
-                <w:rFonts w:hint="eastAsia" w:ascii="宋体" w:hAnsi="宋体" w:eastAsia="宋体" w:cs="宋体"/>
-              </w:rPr>
-            </w:pPr>
-            <w:r>
-              <w:rPr>
-                <w:rFonts w:hint="eastAsia" w:ascii="宋体" w:hAnsi="宋体" w:eastAsia="宋体" w:cs="宋体"/>
-                <w:b/>
-                <w:sz w:val="21"/>
-              </w:rPr>
-              <w:t>提交日期</w:t>
-            </w:r>
-          </w:p>
-        </w:tc>
-        <w:tc>
-          <w:tcPr>
-            <w:tcW w:w="4646" w:type="dxa"/>
-            <w:vAlign w:val="center"/>
-          </w:tcPr>
-          <w:p>
-            <w:pPr>
-              <w:spacing w:after="0" w:line="252" w:lineRule="auto"/>
-              <w:rPr>
-                <w:rFonts w:hint="eastAsia" w:ascii="宋体" w:hAnsi="宋体" w:eastAsia="宋体" w:cs="宋体"/>
-              </w:rPr>
-            </w:pPr>
-            <w:r>
-              <w:rPr>
-                <w:rFonts w:hint="eastAsia" w:ascii="宋体" w:hAnsi="宋体" w:eastAsia="宋体" w:cs="宋体"/>
-                <w:b w:val="0"/>
-                <w:sz w:val="21"/>
-              </w:rPr>
-              <w:t>2026-05-15</w:t>
+              <w:t>2026-05-20</w:t>
             </w:r>
           </w:p>
         </w:tc>
@@ -711,51 +749,34 @@
     <w:p>
       <w:pPr>
         <w:rPr>
-          <w:rFonts w:hint="eastAsia" w:ascii="宋体" w:hAnsi="宋体" w:eastAsia="宋体" w:cs="宋体"/>
-        </w:rPr>
-      </w:pPr>
-    </w:p>
-    <w:p>
-      <w:pPr>
-        <w:jc w:val="center"/>
-        <w:rPr>
-          <w:rFonts w:hint="eastAsia" w:ascii="宋体" w:hAnsi="宋体" w:eastAsia="宋体" w:cs="宋体"/>
-        </w:rPr>
-      </w:pPr>
+          <w:rFonts w:hint="default" w:ascii="Times New Roman" w:hAnsi="Times New Roman" w:eastAsia="宋体" w:cs="Times New Roman"/>
+          <w:color w:val="auto"/>
+        </w:rPr>
+      </w:pPr>
+      <w:bookmarkStart w:id="0" w:name="_GoBack"/>
+      <w:bookmarkEnd w:id="0"/>
       <w:r>
         <w:rPr>
-          <w:rFonts w:hint="eastAsia" w:ascii="宋体" w:hAnsi="宋体" w:eastAsia="宋体" w:cs="宋体"/>
-          <w:color w:val="606060"/>
-          <w:sz w:val="20"/>
-        </w:rPr>
-        <w:t>本文档依据当前 LightDemo 工程实现与验证状态整理，用于工程实践汇报、项目验收与后续维护。</w:t>
-      </w:r>
-    </w:p>
-    <w:p>
-      <w:pPr>
-        <w:rPr>
-          <w:rFonts w:hint="eastAsia" w:ascii="宋体" w:hAnsi="宋体" w:eastAsia="宋体" w:cs="宋体"/>
-        </w:rPr>
-      </w:pPr>
-      <w:r>
-        <w:rPr>
-          <w:rFonts w:hint="eastAsia" w:ascii="宋体" w:hAnsi="宋体" w:eastAsia="宋体" w:cs="宋体"/>
+          <w:rFonts w:hint="default" w:ascii="Times New Roman" w:hAnsi="Times New Roman" w:eastAsia="宋体" w:cs="Times New Roman"/>
+          <w:color w:val="auto"/>
         </w:rPr>
         <w:br w:type="page"/>
       </w:r>
     </w:p>
     <w:p>
       <w:pPr>
+        <w:spacing w:before="200" w:after="320" w:line="312" w:lineRule="auto"/>
         <w:jc w:val="center"/>
         <w:rPr>
-          <w:rFonts w:hint="eastAsia" w:ascii="宋体" w:hAnsi="宋体" w:eastAsia="宋体" w:cs="宋体"/>
+          <w:rFonts w:hint="default" w:ascii="Times New Roman" w:hAnsi="Times New Roman" w:eastAsia="宋体" w:cs="Times New Roman"/>
+          <w:color w:val="auto"/>
         </w:rPr>
       </w:pPr>
       <w:r>
         <w:rPr>
-          <w:rFonts w:hint="eastAsia" w:ascii="宋体" w:hAnsi="宋体" w:eastAsia="宋体" w:cs="宋体"/>
+          <w:rFonts w:hint="default" w:ascii="Times New Roman" w:hAnsi="Times New Roman" w:eastAsia="宋体" w:cs="Times New Roman"/>
           <w:b/>
-          <w:color w:val="1F4E79"/>
+          <w:color w:val="auto"/>
           <w:sz w:val="36"/>
         </w:rPr>
         <w:t>目录</w:t>
@@ -763,16 +784,18 @@
     </w:p>
     <w:p>
       <w:pPr>
-        <w:spacing w:after="40"/>
+        <w:spacing w:after="60" w:line="276" w:lineRule="auto"/>
         <w:ind w:left="0"/>
         <w:rPr>
-          <w:rFonts w:hint="eastAsia" w:ascii="宋体" w:hAnsi="宋体" w:eastAsia="宋体" w:cs="宋体"/>
+          <w:rFonts w:hint="default" w:ascii="Times New Roman" w:hAnsi="Times New Roman" w:eastAsia="宋体" w:cs="Times New Roman"/>
+          <w:color w:val="auto"/>
         </w:rPr>
       </w:pPr>
       <w:r>
         <w:rPr>
-          <w:rFonts w:hint="eastAsia" w:ascii="宋体" w:hAnsi="宋体" w:eastAsia="宋体" w:cs="宋体"/>
+          <w:rFonts w:hint="default" w:ascii="Times New Roman" w:hAnsi="Times New Roman" w:eastAsia="宋体" w:cs="Times New Roman"/>
           <w:b/>
+          <w:color w:val="auto"/>
           <w:sz w:val="21"/>
         </w:rPr>
         <w:t>版本修订记录</w:t>
@@ -780,16 +803,18 @@
     </w:p>
     <w:p>
       <w:pPr>
-        <w:spacing w:after="40"/>
+        <w:spacing w:after="60" w:line="276" w:lineRule="auto"/>
         <w:ind w:left="0"/>
         <w:rPr>
-          <w:rFonts w:hint="eastAsia" w:ascii="宋体" w:hAnsi="宋体" w:eastAsia="宋体" w:cs="宋体"/>
+          <w:rFonts w:hint="default" w:ascii="Times New Roman" w:hAnsi="Times New Roman" w:eastAsia="宋体" w:cs="Times New Roman"/>
+          <w:color w:val="auto"/>
         </w:rPr>
       </w:pPr>
       <w:r>
         <w:rPr>
-          <w:rFonts w:hint="eastAsia" w:ascii="宋体" w:hAnsi="宋体" w:eastAsia="宋体" w:cs="宋体"/>
+          <w:rFonts w:hint="default" w:ascii="Times New Roman" w:hAnsi="Times New Roman" w:eastAsia="宋体" w:cs="Times New Roman"/>
           <w:b/>
+          <w:color w:val="auto"/>
           <w:sz w:val="21"/>
         </w:rPr>
         <w:t>1. 引言</w:t>
@@ -797,67 +822,75 @@
     </w:p>
     <w:p>
       <w:pPr>
-        <w:spacing w:after="40"/>
+        <w:spacing w:after="60" w:line="276" w:lineRule="auto"/>
         <w:ind w:left="340"/>
         <w:rPr>
-          <w:rFonts w:hint="eastAsia" w:ascii="宋体" w:hAnsi="宋体" w:eastAsia="宋体" w:cs="宋体"/>
+          <w:rFonts w:hint="default" w:ascii="Times New Roman" w:hAnsi="Times New Roman" w:eastAsia="宋体" w:cs="Times New Roman"/>
+          <w:color w:val="auto"/>
         </w:rPr>
       </w:pPr>
       <w:r>
         <w:rPr>
-          <w:rFonts w:hint="eastAsia" w:ascii="宋体" w:hAnsi="宋体" w:eastAsia="宋体" w:cs="宋体"/>
+          <w:rFonts w:hint="default" w:ascii="Times New Roman" w:hAnsi="Times New Roman" w:eastAsia="宋体" w:cs="Times New Roman"/>
           <w:b w:val="0"/>
-          <w:sz w:val="20"/>
+          <w:color w:val="auto"/>
+          <w:sz w:val="19"/>
         </w:rPr>
         <w:t>1.1 编写目的</w:t>
       </w:r>
     </w:p>
     <w:p>
       <w:pPr>
-        <w:spacing w:after="40"/>
+        <w:spacing w:after="60" w:line="276" w:lineRule="auto"/>
         <w:ind w:left="340"/>
         <w:rPr>
-          <w:rFonts w:hint="eastAsia" w:ascii="宋体" w:hAnsi="宋体" w:eastAsia="宋体" w:cs="宋体"/>
+          <w:rFonts w:hint="default" w:ascii="Times New Roman" w:hAnsi="Times New Roman" w:eastAsia="宋体" w:cs="Times New Roman"/>
+          <w:color w:val="auto"/>
         </w:rPr>
       </w:pPr>
       <w:r>
         <w:rPr>
-          <w:rFonts w:hint="eastAsia" w:ascii="宋体" w:hAnsi="宋体" w:eastAsia="宋体" w:cs="宋体"/>
+          <w:rFonts w:hint="default" w:ascii="Times New Roman" w:hAnsi="Times New Roman" w:eastAsia="宋体" w:cs="Times New Roman"/>
           <w:b w:val="0"/>
-          <w:sz w:val="20"/>
+          <w:color w:val="auto"/>
+          <w:sz w:val="19"/>
         </w:rPr>
         <w:t>1.2 项目背景</w:t>
       </w:r>
     </w:p>
     <w:p>
       <w:pPr>
-        <w:spacing w:after="40"/>
+        <w:spacing w:after="60" w:line="276" w:lineRule="auto"/>
         <w:ind w:left="340"/>
         <w:rPr>
-          <w:rFonts w:hint="eastAsia" w:ascii="宋体" w:hAnsi="宋体" w:eastAsia="宋体" w:cs="宋体"/>
+          <w:rFonts w:hint="default" w:ascii="Times New Roman" w:hAnsi="Times New Roman" w:eastAsia="宋体" w:cs="Times New Roman"/>
+          <w:color w:val="auto"/>
         </w:rPr>
       </w:pPr>
       <w:r>
         <w:rPr>
-          <w:rFonts w:hint="eastAsia" w:ascii="宋体" w:hAnsi="宋体" w:eastAsia="宋体" w:cs="宋体"/>
+          <w:rFonts w:hint="default" w:ascii="Times New Roman" w:hAnsi="Times New Roman" w:eastAsia="宋体" w:cs="Times New Roman"/>
           <w:b w:val="0"/>
-          <w:sz w:val="20"/>
+          <w:color w:val="auto"/>
+          <w:sz w:val="19"/>
         </w:rPr>
         <w:t>1.3 参考资料</w:t>
       </w:r>
     </w:p>
     <w:p>
       <w:pPr>
-        <w:spacing w:after="40"/>
+        <w:spacing w:after="60" w:line="276" w:lineRule="auto"/>
         <w:ind w:left="0"/>
         <w:rPr>
-          <w:rFonts w:hint="eastAsia" w:ascii="宋体" w:hAnsi="宋体" w:eastAsia="宋体" w:cs="宋体"/>
+          <w:rFonts w:hint="default" w:ascii="Times New Roman" w:hAnsi="Times New Roman" w:eastAsia="宋体" w:cs="Times New Roman"/>
+          <w:color w:val="auto"/>
         </w:rPr>
       </w:pPr>
       <w:r>
         <w:rPr>
-          <w:rFonts w:hint="eastAsia" w:ascii="宋体" w:hAnsi="宋体" w:eastAsia="宋体" w:cs="宋体"/>
+          <w:rFonts w:hint="default" w:ascii="Times New Roman" w:hAnsi="Times New Roman" w:eastAsia="宋体" w:cs="Times New Roman"/>
           <w:b/>
+          <w:color w:val="auto"/>
           <w:sz w:val="21"/>
         </w:rPr>
         <w:t>2. 项目背景与目标</w:t>
@@ -865,50 +898,56 @@
     </w:p>
     <w:p>
       <w:pPr>
-        <w:spacing w:after="40"/>
+        <w:spacing w:after="60" w:line="276" w:lineRule="auto"/>
         <w:ind w:left="340"/>
         <w:rPr>
-          <w:rFonts w:hint="eastAsia" w:ascii="宋体" w:hAnsi="宋体" w:eastAsia="宋体" w:cs="宋体"/>
+          <w:rFonts w:hint="default" w:ascii="Times New Roman" w:hAnsi="Times New Roman" w:eastAsia="宋体" w:cs="Times New Roman"/>
+          <w:color w:val="auto"/>
         </w:rPr>
       </w:pPr>
       <w:r>
         <w:rPr>
-          <w:rFonts w:hint="eastAsia" w:ascii="宋体" w:hAnsi="宋体" w:eastAsia="宋体" w:cs="宋体"/>
+          <w:rFonts w:hint="default" w:ascii="Times New Roman" w:hAnsi="Times New Roman" w:eastAsia="宋体" w:cs="Times New Roman"/>
           <w:b w:val="0"/>
-          <w:sz w:val="20"/>
+          <w:color w:val="auto"/>
+          <w:sz w:val="19"/>
         </w:rPr>
         <w:t>2.1 项目目标</w:t>
       </w:r>
     </w:p>
     <w:p>
       <w:pPr>
-        <w:spacing w:after="40"/>
+        <w:spacing w:after="60" w:line="276" w:lineRule="auto"/>
         <w:ind w:left="340"/>
         <w:rPr>
-          <w:rFonts w:hint="eastAsia" w:ascii="宋体" w:hAnsi="宋体" w:eastAsia="宋体" w:cs="宋体"/>
+          <w:rFonts w:hint="default" w:ascii="Times New Roman" w:hAnsi="Times New Roman" w:eastAsia="宋体" w:cs="Times New Roman"/>
+          <w:color w:val="auto"/>
         </w:rPr>
       </w:pPr>
       <w:r>
         <w:rPr>
-          <w:rFonts w:hint="eastAsia" w:ascii="宋体" w:hAnsi="宋体" w:eastAsia="宋体" w:cs="宋体"/>
+          <w:rFonts w:hint="default" w:ascii="Times New Roman" w:hAnsi="Times New Roman" w:eastAsia="宋体" w:cs="Times New Roman"/>
           <w:b w:val="0"/>
-          <w:sz w:val="20"/>
+          <w:color w:val="auto"/>
+          <w:sz w:val="19"/>
         </w:rPr>
         <w:t>2.2 系统边界</w:t>
       </w:r>
     </w:p>
     <w:p>
       <w:pPr>
-        <w:spacing w:after="40"/>
+        <w:spacing w:after="60" w:line="276" w:lineRule="auto"/>
         <w:ind w:left="0"/>
         <w:rPr>
-          <w:rFonts w:hint="eastAsia" w:ascii="宋体" w:hAnsi="宋体" w:eastAsia="宋体" w:cs="宋体"/>
+          <w:rFonts w:hint="default" w:ascii="Times New Roman" w:hAnsi="Times New Roman" w:eastAsia="宋体" w:cs="Times New Roman"/>
+          <w:color w:val="auto"/>
         </w:rPr>
       </w:pPr>
       <w:r>
         <w:rPr>
-          <w:rFonts w:hint="eastAsia" w:ascii="宋体" w:hAnsi="宋体" w:eastAsia="宋体" w:cs="宋体"/>
+          <w:rFonts w:hint="default" w:ascii="Times New Roman" w:hAnsi="Times New Roman" w:eastAsia="宋体" w:cs="Times New Roman"/>
           <w:b/>
+          <w:color w:val="auto"/>
           <w:sz w:val="21"/>
         </w:rPr>
         <w:t>3. 术语与定义</w:t>
@@ -916,16 +955,18 @@
     </w:p>
     <w:p>
       <w:pPr>
-        <w:spacing w:after="40"/>
+        <w:spacing w:after="60" w:line="276" w:lineRule="auto"/>
         <w:ind w:left="0"/>
         <w:rPr>
-          <w:rFonts w:hint="eastAsia" w:ascii="宋体" w:hAnsi="宋体" w:eastAsia="宋体" w:cs="宋体"/>
+          <w:rFonts w:hint="default" w:ascii="Times New Roman" w:hAnsi="Times New Roman" w:eastAsia="宋体" w:cs="Times New Roman"/>
+          <w:color w:val="auto"/>
         </w:rPr>
       </w:pPr>
       <w:r>
         <w:rPr>
-          <w:rFonts w:hint="eastAsia" w:ascii="宋体" w:hAnsi="宋体" w:eastAsia="宋体" w:cs="宋体"/>
+          <w:rFonts w:hint="default" w:ascii="Times New Roman" w:hAnsi="Times New Roman" w:eastAsia="宋体" w:cs="Times New Roman"/>
           <w:b/>
+          <w:color w:val="auto"/>
           <w:sz w:val="21"/>
         </w:rPr>
         <w:t>4. 需求分析</w:t>
@@ -933,67 +974,75 @@
     </w:p>
     <w:p>
       <w:pPr>
-        <w:spacing w:after="40"/>
+        <w:spacing w:after="60" w:line="276" w:lineRule="auto"/>
         <w:ind w:left="340"/>
         <w:rPr>
-          <w:rFonts w:hint="eastAsia" w:ascii="宋体" w:hAnsi="宋体" w:eastAsia="宋体" w:cs="宋体"/>
+          <w:rFonts w:hint="default" w:ascii="Times New Roman" w:hAnsi="Times New Roman" w:eastAsia="宋体" w:cs="Times New Roman"/>
+          <w:color w:val="auto"/>
         </w:rPr>
       </w:pPr>
       <w:r>
         <w:rPr>
-          <w:rFonts w:hint="eastAsia" w:ascii="宋体" w:hAnsi="宋体" w:eastAsia="宋体" w:cs="宋体"/>
+          <w:rFonts w:hint="default" w:ascii="Times New Roman" w:hAnsi="Times New Roman" w:eastAsia="宋体" w:cs="Times New Roman"/>
           <w:b w:val="0"/>
-          <w:sz w:val="20"/>
+          <w:color w:val="auto"/>
+          <w:sz w:val="19"/>
         </w:rPr>
         <w:t>4.1 用户角色</w:t>
       </w:r>
     </w:p>
     <w:p>
       <w:pPr>
-        <w:spacing w:after="40"/>
+        <w:spacing w:after="60" w:line="276" w:lineRule="auto"/>
         <w:ind w:left="340"/>
         <w:rPr>
-          <w:rFonts w:hint="eastAsia" w:ascii="宋体" w:hAnsi="宋体" w:eastAsia="宋体" w:cs="宋体"/>
+          <w:rFonts w:hint="default" w:ascii="Times New Roman" w:hAnsi="Times New Roman" w:eastAsia="宋体" w:cs="Times New Roman"/>
+          <w:color w:val="auto"/>
         </w:rPr>
       </w:pPr>
       <w:r>
         <w:rPr>
-          <w:rFonts w:hint="eastAsia" w:ascii="宋体" w:hAnsi="宋体" w:eastAsia="宋体" w:cs="宋体"/>
+          <w:rFonts w:hint="default" w:ascii="Times New Roman" w:hAnsi="Times New Roman" w:eastAsia="宋体" w:cs="Times New Roman"/>
           <w:b w:val="0"/>
-          <w:sz w:val="20"/>
+          <w:color w:val="auto"/>
+          <w:sz w:val="19"/>
         </w:rPr>
         <w:t>4.2 业务流程</w:t>
       </w:r>
     </w:p>
     <w:p>
       <w:pPr>
-        <w:spacing w:after="40"/>
+        <w:spacing w:after="60" w:line="276" w:lineRule="auto"/>
         <w:ind w:left="340"/>
         <w:rPr>
-          <w:rFonts w:hint="eastAsia" w:ascii="宋体" w:hAnsi="宋体" w:eastAsia="宋体" w:cs="宋体"/>
+          <w:rFonts w:hint="default" w:ascii="Times New Roman" w:hAnsi="Times New Roman" w:eastAsia="宋体" w:cs="Times New Roman"/>
+          <w:color w:val="auto"/>
         </w:rPr>
       </w:pPr>
       <w:r>
         <w:rPr>
-          <w:rFonts w:hint="eastAsia" w:ascii="宋体" w:hAnsi="宋体" w:eastAsia="宋体" w:cs="宋体"/>
+          <w:rFonts w:hint="default" w:ascii="Times New Roman" w:hAnsi="Times New Roman" w:eastAsia="宋体" w:cs="Times New Roman"/>
           <w:b w:val="0"/>
-          <w:sz w:val="20"/>
+          <w:color w:val="auto"/>
+          <w:sz w:val="19"/>
         </w:rPr>
         <w:t>4.3 系统上下文图</w:t>
       </w:r>
     </w:p>
     <w:p>
       <w:pPr>
-        <w:spacing w:after="40"/>
+        <w:spacing w:after="60" w:line="276" w:lineRule="auto"/>
         <w:ind w:left="0"/>
         <w:rPr>
-          <w:rFonts w:hint="eastAsia" w:ascii="宋体" w:hAnsi="宋体" w:eastAsia="宋体" w:cs="宋体"/>
+          <w:rFonts w:hint="default" w:ascii="Times New Roman" w:hAnsi="Times New Roman" w:eastAsia="宋体" w:cs="Times New Roman"/>
+          <w:color w:val="auto"/>
         </w:rPr>
       </w:pPr>
       <w:r>
         <w:rPr>
-          <w:rFonts w:hint="eastAsia" w:ascii="宋体" w:hAnsi="宋体" w:eastAsia="宋体" w:cs="宋体"/>
+          <w:rFonts w:hint="default" w:ascii="Times New Roman" w:hAnsi="Times New Roman" w:eastAsia="宋体" w:cs="Times New Roman"/>
           <w:b/>
+          <w:color w:val="auto"/>
           <w:sz w:val="21"/>
         </w:rPr>
         <w:t>5. 功能需求</w:t>
@@ -1001,84 +1050,94 @@
     </w:p>
     <w:p>
       <w:pPr>
-        <w:spacing w:after="40"/>
+        <w:spacing w:after="60" w:line="276" w:lineRule="auto"/>
         <w:ind w:left="340"/>
         <w:rPr>
-          <w:rFonts w:hint="eastAsia" w:ascii="宋体" w:hAnsi="宋体" w:eastAsia="宋体" w:cs="宋体"/>
+          <w:rFonts w:hint="default" w:ascii="Times New Roman" w:hAnsi="Times New Roman" w:eastAsia="宋体" w:cs="Times New Roman"/>
+          <w:color w:val="auto"/>
         </w:rPr>
       </w:pPr>
       <w:r>
         <w:rPr>
-          <w:rFonts w:hint="eastAsia" w:ascii="宋体" w:hAnsi="宋体" w:eastAsia="宋体" w:cs="宋体"/>
+          <w:rFonts w:hint="default" w:ascii="Times New Roman" w:hAnsi="Times New Roman" w:eastAsia="宋体" w:cs="Times New Roman"/>
           <w:b w:val="0"/>
-          <w:sz w:val="20"/>
+          <w:color w:val="auto"/>
+          <w:sz w:val="19"/>
         </w:rPr>
         <w:t>5.1 灯光控制需求</w:t>
       </w:r>
     </w:p>
     <w:p>
       <w:pPr>
-        <w:spacing w:after="40"/>
+        <w:spacing w:after="60" w:line="276" w:lineRule="auto"/>
         <w:ind w:left="340"/>
         <w:rPr>
-          <w:rFonts w:hint="eastAsia" w:ascii="宋体" w:hAnsi="宋体" w:eastAsia="宋体" w:cs="宋体"/>
+          <w:rFonts w:hint="default" w:ascii="Times New Roman" w:hAnsi="Times New Roman" w:eastAsia="宋体" w:cs="Times New Roman"/>
+          <w:color w:val="auto"/>
         </w:rPr>
       </w:pPr>
       <w:r>
         <w:rPr>
-          <w:rFonts w:hint="eastAsia" w:ascii="宋体" w:hAnsi="宋体" w:eastAsia="宋体" w:cs="宋体"/>
+          <w:rFonts w:hint="default" w:ascii="Times New Roman" w:hAnsi="Times New Roman" w:eastAsia="宋体" w:cs="Times New Roman"/>
           <w:b w:val="0"/>
-          <w:sz w:val="20"/>
+          <w:color w:val="auto"/>
+          <w:sz w:val="19"/>
         </w:rPr>
         <w:t>5.2 串口输入需求</w:t>
       </w:r>
     </w:p>
     <w:p>
       <w:pPr>
-        <w:spacing w:after="40"/>
+        <w:spacing w:after="60" w:line="276" w:lineRule="auto"/>
         <w:ind w:left="340"/>
         <w:rPr>
-          <w:rFonts w:hint="eastAsia" w:ascii="宋体" w:hAnsi="宋体" w:eastAsia="宋体" w:cs="宋体"/>
+          <w:rFonts w:hint="default" w:ascii="Times New Roman" w:hAnsi="Times New Roman" w:eastAsia="宋体" w:cs="Times New Roman"/>
+          <w:color w:val="auto"/>
         </w:rPr>
       </w:pPr>
       <w:r>
         <w:rPr>
-          <w:rFonts w:hint="eastAsia" w:ascii="宋体" w:hAnsi="宋体" w:eastAsia="宋体" w:cs="宋体"/>
+          <w:rFonts w:hint="default" w:ascii="Times New Roman" w:hAnsi="Times New Roman" w:eastAsia="宋体" w:cs="Times New Roman"/>
           <w:b w:val="0"/>
-          <w:sz w:val="20"/>
+          <w:color w:val="auto"/>
+          <w:sz w:val="19"/>
         </w:rPr>
         <w:t>5.3 故障管理需求</w:t>
       </w:r>
     </w:p>
     <w:p>
       <w:pPr>
-        <w:spacing w:after="40"/>
+        <w:spacing w:after="60" w:line="276" w:lineRule="auto"/>
         <w:ind w:left="340"/>
         <w:rPr>
-          <w:rFonts w:hint="eastAsia" w:ascii="宋体" w:hAnsi="宋体" w:eastAsia="宋体" w:cs="宋体"/>
+          <w:rFonts w:hint="default" w:ascii="Times New Roman" w:hAnsi="Times New Roman" w:eastAsia="宋体" w:cs="Times New Roman"/>
+          <w:color w:val="auto"/>
         </w:rPr>
       </w:pPr>
       <w:r>
         <w:rPr>
-          <w:rFonts w:hint="eastAsia" w:ascii="宋体" w:hAnsi="宋体" w:eastAsia="宋体" w:cs="宋体"/>
+          <w:rFonts w:hint="default" w:ascii="Times New Roman" w:hAnsi="Times New Roman" w:eastAsia="宋体" w:cs="Times New Roman"/>
           <w:b w:val="0"/>
-          <w:sz w:val="20"/>
+          <w:color w:val="auto"/>
+          <w:sz w:val="19"/>
         </w:rPr>
         <w:t>5.4 状态查询需求</w:t>
       </w:r>
     </w:p>
     <w:p>
       <w:pPr>
-        <w:spacing w:after="40"/>
+        <w:spacing w:after="60" w:line="276" w:lineRule="auto"/>
         <w:ind w:left="0"/>
         <w:rPr>
-          <w:rFonts w:hint="eastAsia" w:ascii="宋体" w:hAnsi="宋体" w:eastAsia="宋体" w:cs="宋体"/>
+          <w:rFonts w:hint="default" w:ascii="Times New Roman" w:hAnsi="Times New Roman" w:eastAsia="宋体" w:cs="Times New Roman"/>
+          <w:color w:val="auto"/>
         </w:rPr>
       </w:pPr>
       <w:r>
         <w:rPr>
-          <w:rFonts w:hint="eastAsia" w:ascii="宋体" w:hAnsi="宋体" w:eastAsia="宋体" w:cs="宋体"/>
+          <w:rFonts w:hint="default" w:ascii="Times New Roman" w:hAnsi="Times New Roman" w:eastAsia="宋体" w:cs="Times New Roman"/>
           <w:b/>
+          <w:color w:val="auto"/>
           <w:sz w:val="21"/>
         </w:rPr>
         <w:t>6. 非功能需求</w:t>
@@ -1086,101 +1145,113 @@
     </w:p>
     <w:p>
       <w:pPr>
-        <w:spacing w:after="40"/>
+        <w:spacing w:after="60" w:line="276" w:lineRule="auto"/>
         <w:ind w:left="340"/>
         <w:rPr>
-          <w:rFonts w:hint="eastAsia" w:ascii="宋体" w:hAnsi="宋体" w:eastAsia="宋体" w:cs="宋体"/>
+          <w:rFonts w:hint="default" w:ascii="Times New Roman" w:hAnsi="Times New Roman" w:eastAsia="宋体" w:cs="Times New Roman"/>
+          <w:color w:val="auto"/>
         </w:rPr>
       </w:pPr>
       <w:r>
         <w:rPr>
-          <w:rFonts w:hint="eastAsia" w:ascii="宋体" w:hAnsi="宋体" w:eastAsia="宋体" w:cs="宋体"/>
+          <w:rFonts w:hint="default" w:ascii="Times New Roman" w:hAnsi="Times New Roman" w:eastAsia="宋体" w:cs="Times New Roman"/>
           <w:b w:val="0"/>
-          <w:sz w:val="20"/>
+          <w:color w:val="auto"/>
+          <w:sz w:val="19"/>
         </w:rPr>
         <w:t>6.1 可维护性</w:t>
       </w:r>
     </w:p>
     <w:p>
       <w:pPr>
-        <w:spacing w:after="40"/>
+        <w:spacing w:after="60" w:line="276" w:lineRule="auto"/>
         <w:ind w:left="340"/>
         <w:rPr>
-          <w:rFonts w:hint="eastAsia" w:ascii="宋体" w:hAnsi="宋体" w:eastAsia="宋体" w:cs="宋体"/>
+          <w:rFonts w:hint="default" w:ascii="Times New Roman" w:hAnsi="Times New Roman" w:eastAsia="宋体" w:cs="Times New Roman"/>
+          <w:color w:val="auto"/>
         </w:rPr>
       </w:pPr>
       <w:r>
         <w:rPr>
-          <w:rFonts w:hint="eastAsia" w:ascii="宋体" w:hAnsi="宋体" w:eastAsia="宋体" w:cs="宋体"/>
+          <w:rFonts w:hint="default" w:ascii="Times New Roman" w:hAnsi="Times New Roman" w:eastAsia="宋体" w:cs="Times New Roman"/>
           <w:b w:val="0"/>
-          <w:sz w:val="20"/>
+          <w:color w:val="auto"/>
+          <w:sz w:val="19"/>
         </w:rPr>
         <w:t>6.2 可测试性</w:t>
       </w:r>
     </w:p>
     <w:p>
       <w:pPr>
-        <w:spacing w:after="40"/>
+        <w:spacing w:after="60" w:line="276" w:lineRule="auto"/>
         <w:ind w:left="340"/>
         <w:rPr>
-          <w:rFonts w:hint="eastAsia" w:ascii="宋体" w:hAnsi="宋体" w:eastAsia="宋体" w:cs="宋体"/>
+          <w:rFonts w:hint="default" w:ascii="Times New Roman" w:hAnsi="Times New Roman" w:eastAsia="宋体" w:cs="Times New Roman"/>
+          <w:color w:val="auto"/>
         </w:rPr>
       </w:pPr>
       <w:r>
         <w:rPr>
-          <w:rFonts w:hint="eastAsia" w:ascii="宋体" w:hAnsi="宋体" w:eastAsia="宋体" w:cs="宋体"/>
+          <w:rFonts w:hint="default" w:ascii="Times New Roman" w:hAnsi="Times New Roman" w:eastAsia="宋体" w:cs="Times New Roman"/>
           <w:b w:val="0"/>
-          <w:sz w:val="20"/>
+          <w:color w:val="auto"/>
+          <w:sz w:val="19"/>
         </w:rPr>
         <w:t>6.3 可诊断性</w:t>
       </w:r>
     </w:p>
     <w:p>
       <w:pPr>
-        <w:spacing w:after="40"/>
+        <w:spacing w:after="60" w:line="276" w:lineRule="auto"/>
         <w:ind w:left="340"/>
         <w:rPr>
-          <w:rFonts w:hint="eastAsia" w:ascii="宋体" w:hAnsi="宋体" w:eastAsia="宋体" w:cs="宋体"/>
+          <w:rFonts w:hint="default" w:ascii="Times New Roman" w:hAnsi="Times New Roman" w:eastAsia="宋体" w:cs="Times New Roman"/>
+          <w:color w:val="auto"/>
         </w:rPr>
       </w:pPr>
       <w:r>
         <w:rPr>
-          <w:rFonts w:hint="eastAsia" w:ascii="宋体" w:hAnsi="宋体" w:eastAsia="宋体" w:cs="宋体"/>
+          <w:rFonts w:hint="default" w:ascii="Times New Roman" w:hAnsi="Times New Roman" w:eastAsia="宋体" w:cs="Times New Roman"/>
           <w:b w:val="0"/>
-          <w:sz w:val="20"/>
+          <w:color w:val="auto"/>
+          <w:sz w:val="19"/>
         </w:rPr>
         <w:t>6.4 健壮性</w:t>
       </w:r>
     </w:p>
     <w:p>
       <w:pPr>
-        <w:spacing w:after="40"/>
+        <w:spacing w:after="60" w:line="276" w:lineRule="auto"/>
         <w:ind w:left="340"/>
         <w:rPr>
-          <w:rFonts w:hint="eastAsia" w:ascii="宋体" w:hAnsi="宋体" w:eastAsia="宋体" w:cs="宋体"/>
+          <w:rFonts w:hint="default" w:ascii="Times New Roman" w:hAnsi="Times New Roman" w:eastAsia="宋体" w:cs="Times New Roman"/>
+          <w:color w:val="auto"/>
         </w:rPr>
       </w:pPr>
       <w:r>
         <w:rPr>
-          <w:rFonts w:hint="eastAsia" w:ascii="宋体" w:hAnsi="宋体" w:eastAsia="宋体" w:cs="宋体"/>
+          <w:rFonts w:hint="default" w:ascii="Times New Roman" w:hAnsi="Times New Roman" w:eastAsia="宋体" w:cs="Times New Roman"/>
           <w:b w:val="0"/>
-          <w:sz w:val="20"/>
+          <w:color w:val="auto"/>
+          <w:sz w:val="19"/>
         </w:rPr>
         <w:t>6.5 可移植性</w:t>
       </w:r>
     </w:p>
     <w:p>
       <w:pPr>
-        <w:spacing w:after="40"/>
+        <w:spacing w:after="60" w:line="276" w:lineRule="auto"/>
         <w:ind w:left="0"/>
         <w:rPr>
-          <w:rFonts w:hint="eastAsia" w:ascii="宋体" w:hAnsi="宋体" w:eastAsia="宋体" w:cs="宋体"/>
+          <w:rFonts w:hint="default" w:ascii="Times New Roman" w:hAnsi="Times New Roman" w:eastAsia="宋体" w:cs="Times New Roman"/>
+          <w:color w:val="auto"/>
         </w:rPr>
       </w:pPr>
       <w:r>
         <w:rPr>
-          <w:rFonts w:hint="eastAsia" w:ascii="宋体" w:hAnsi="宋体" w:eastAsia="宋体" w:cs="宋体"/>
+          <w:rFonts w:hint="default" w:ascii="Times New Roman" w:hAnsi="Times New Roman" w:eastAsia="宋体" w:cs="Times New Roman"/>
           <w:b/>
+          <w:color w:val="auto"/>
           <w:sz w:val="21"/>
         </w:rPr>
         <w:t>7. 可行性分析</w:t>
@@ -1188,50 +1259,56 @@
     </w:p>
     <w:p>
       <w:pPr>
-        <w:spacing w:after="40"/>
+        <w:spacing w:after="60" w:line="276" w:lineRule="auto"/>
         <w:ind w:left="340"/>
         <w:rPr>
-          <w:rFonts w:hint="eastAsia" w:ascii="宋体" w:hAnsi="宋体" w:eastAsia="宋体" w:cs="宋体"/>
+          <w:rFonts w:hint="default" w:ascii="Times New Roman" w:hAnsi="Times New Roman" w:eastAsia="宋体" w:cs="Times New Roman"/>
+          <w:color w:val="auto"/>
         </w:rPr>
       </w:pPr>
       <w:r>
         <w:rPr>
-          <w:rFonts w:hint="eastAsia" w:ascii="宋体" w:hAnsi="宋体" w:eastAsia="宋体" w:cs="宋体"/>
+          <w:rFonts w:hint="default" w:ascii="Times New Roman" w:hAnsi="Times New Roman" w:eastAsia="宋体" w:cs="Times New Roman"/>
           <w:b w:val="0"/>
-          <w:sz w:val="20"/>
+          <w:color w:val="auto"/>
+          <w:sz w:val="19"/>
         </w:rPr>
         <w:t>7.1 技术可行性</w:t>
       </w:r>
     </w:p>
     <w:p>
       <w:pPr>
-        <w:spacing w:after="40"/>
+        <w:spacing w:after="60" w:line="276" w:lineRule="auto"/>
         <w:ind w:left="340"/>
         <w:rPr>
-          <w:rFonts w:hint="eastAsia" w:ascii="宋体" w:hAnsi="宋体" w:eastAsia="宋体" w:cs="宋体"/>
+          <w:rFonts w:hint="default" w:ascii="Times New Roman" w:hAnsi="Times New Roman" w:eastAsia="宋体" w:cs="Times New Roman"/>
+          <w:color w:val="auto"/>
         </w:rPr>
       </w:pPr>
       <w:r>
         <w:rPr>
-          <w:rFonts w:hint="eastAsia" w:ascii="宋体" w:hAnsi="宋体" w:eastAsia="宋体" w:cs="宋体"/>
+          <w:rFonts w:hint="default" w:ascii="Times New Roman" w:hAnsi="Times New Roman" w:eastAsia="宋体" w:cs="Times New Roman"/>
           <w:b w:val="0"/>
-          <w:sz w:val="20"/>
+          <w:color w:val="auto"/>
+          <w:sz w:val="19"/>
         </w:rPr>
         <w:t>7.2 工程可行性</w:t>
       </w:r>
     </w:p>
     <w:p>
       <w:pPr>
-        <w:spacing w:after="40"/>
+        <w:spacing w:after="60" w:line="276" w:lineRule="auto"/>
         <w:ind w:left="0"/>
         <w:rPr>
-          <w:rFonts w:hint="eastAsia" w:ascii="宋体" w:hAnsi="宋体" w:eastAsia="宋体" w:cs="宋体"/>
+          <w:rFonts w:hint="default" w:ascii="Times New Roman" w:hAnsi="Times New Roman" w:eastAsia="宋体" w:cs="Times New Roman"/>
+          <w:color w:val="auto"/>
         </w:rPr>
       </w:pPr>
       <w:r>
         <w:rPr>
-          <w:rFonts w:hint="eastAsia" w:ascii="宋体" w:hAnsi="宋体" w:eastAsia="宋体" w:cs="宋体"/>
+          <w:rFonts w:hint="default" w:ascii="Times New Roman" w:hAnsi="Times New Roman" w:eastAsia="宋体" w:cs="Times New Roman"/>
           <w:b/>
+          <w:color w:val="auto"/>
           <w:sz w:val="21"/>
         </w:rPr>
         <w:t>8. 验收与测试需求</w:t>
@@ -1239,33 +1316,37 @@
     </w:p>
     <w:p>
       <w:pPr>
-        <w:spacing w:after="40"/>
+        <w:spacing w:after="60" w:line="276" w:lineRule="auto"/>
         <w:ind w:left="340"/>
         <w:rPr>
-          <w:rFonts w:hint="eastAsia" w:ascii="宋体" w:hAnsi="宋体" w:eastAsia="宋体" w:cs="宋体"/>
+          <w:rFonts w:hint="default" w:ascii="Times New Roman" w:hAnsi="Times New Roman" w:eastAsia="宋体" w:cs="Times New Roman"/>
+          <w:color w:val="auto"/>
         </w:rPr>
       </w:pPr>
       <w:r>
         <w:rPr>
-          <w:rFonts w:hint="eastAsia" w:ascii="宋体" w:hAnsi="宋体" w:eastAsia="宋体" w:cs="宋体"/>
+          <w:rFonts w:hint="default" w:ascii="Times New Roman" w:hAnsi="Times New Roman" w:eastAsia="宋体" w:cs="Times New Roman"/>
           <w:b w:val="0"/>
-          <w:sz w:val="20"/>
+          <w:color w:val="auto"/>
+          <w:sz w:val="19"/>
         </w:rPr>
         <w:t>8.1 需求到测试的闭环要求</w:t>
       </w:r>
     </w:p>
     <w:p>
       <w:pPr>
-        <w:spacing w:after="40"/>
+        <w:spacing w:after="60" w:line="276" w:lineRule="auto"/>
         <w:ind w:left="0"/>
         <w:rPr>
-          <w:rFonts w:hint="eastAsia" w:ascii="宋体" w:hAnsi="宋体" w:eastAsia="宋体" w:cs="宋体"/>
+          <w:rFonts w:hint="default" w:ascii="Times New Roman" w:hAnsi="Times New Roman" w:eastAsia="宋体" w:cs="Times New Roman"/>
+          <w:color w:val="auto"/>
         </w:rPr>
       </w:pPr>
       <w:r>
         <w:rPr>
-          <w:rFonts w:hint="eastAsia" w:ascii="宋体" w:hAnsi="宋体" w:eastAsia="宋体" w:cs="宋体"/>
+          <w:rFonts w:hint="default" w:ascii="Times New Roman" w:hAnsi="Times New Roman" w:eastAsia="宋体" w:cs="Times New Roman"/>
           <w:b/>
+          <w:color w:val="auto"/>
           <w:sz w:val="21"/>
         </w:rPr>
         <w:t>9. 当前限制与后续演进</w:t>
@@ -1273,16 +1354,18 @@
     </w:p>
     <w:p>
       <w:pPr>
-        <w:spacing w:after="40"/>
+        <w:spacing w:after="60" w:line="276" w:lineRule="auto"/>
         <w:ind w:left="0"/>
         <w:rPr>
-          <w:rFonts w:hint="eastAsia" w:ascii="宋体" w:hAnsi="宋体" w:eastAsia="宋体" w:cs="宋体"/>
+          <w:rFonts w:hint="default" w:ascii="Times New Roman" w:hAnsi="Times New Roman" w:eastAsia="宋体" w:cs="Times New Roman"/>
+          <w:color w:val="auto"/>
         </w:rPr>
       </w:pPr>
       <w:r>
         <w:rPr>
-          <w:rFonts w:hint="eastAsia" w:ascii="宋体" w:hAnsi="宋体" w:eastAsia="宋体" w:cs="宋体"/>
+          <w:rFonts w:hint="default" w:ascii="Times New Roman" w:hAnsi="Times New Roman" w:eastAsia="宋体" w:cs="Times New Roman"/>
           <w:b/>
+          <w:color w:val="auto"/>
           <w:sz w:val="21"/>
         </w:rPr>
         <w:t>10. 小结</w:t>
@@ -1290,30 +1373,32 @@
     </w:p>
     <w:p>
       <w:pPr>
-        <w:jc w:val="center"/>
-        <w:rPr>
-          <w:rFonts w:hint="eastAsia" w:ascii="宋体" w:hAnsi="宋体" w:eastAsia="宋体" w:cs="宋体"/>
+        <w:rPr>
+          <w:rFonts w:hint="default" w:ascii="Times New Roman" w:hAnsi="Times New Roman" w:eastAsia="宋体" w:cs="Times New Roman"/>
+          <w:color w:val="auto"/>
         </w:rPr>
       </w:pPr>
       <w:r>
         <w:rPr>
-          <w:rFonts w:hint="eastAsia" w:ascii="宋体" w:hAnsi="宋体" w:eastAsia="宋体" w:cs="宋体"/>
-          <w:color w:val="808080"/>
-          <w:sz w:val="18"/>
-        </w:rPr>
-        <w:t>注：如需自动页码目录，可在 Word/WPS 中插入或更新目录域。</w:t>
+          <w:rFonts w:hint="default" w:ascii="Times New Roman" w:hAnsi="Times New Roman" w:eastAsia="宋体" w:cs="Times New Roman"/>
+          <w:color w:val="auto"/>
+        </w:rPr>
+        <w:br w:type="page"/>
       </w:r>
     </w:p>
     <w:p>
       <w:pPr>
         <w:pStyle w:val="3"/>
         <w:rPr>
-          <w:rFonts w:hint="eastAsia" w:ascii="宋体" w:hAnsi="宋体" w:eastAsia="宋体" w:cs="宋体"/>
+          <w:rFonts w:hint="default" w:ascii="Times New Roman" w:hAnsi="Times New Roman" w:eastAsia="宋体" w:cs="Times New Roman"/>
+          <w:color w:val="auto"/>
         </w:rPr>
       </w:pPr>
       <w:r>
         <w:rPr>
-          <w:rFonts w:hint="eastAsia" w:ascii="宋体" w:hAnsi="宋体" w:eastAsia="宋体" w:cs="宋体"/>
+          <w:rFonts w:hint="default" w:ascii="Times New Roman" w:hAnsi="Times New Roman" w:eastAsia="宋体" w:cs="Times New Roman"/>
+          <w:b/>
+          <w:color w:val="auto"/>
           <w:sz w:val="32"/>
         </w:rPr>
         <w:t>版本修订记录</w:t>
@@ -1341,10 +1426,10 @@
         </w:tblCellMar>
       </w:tblPr>
       <w:tblGrid>
-        <w:gridCol w:w="2323"/>
-        <w:gridCol w:w="2323"/>
-        <w:gridCol w:w="2323"/>
-        <w:gridCol w:w="2323"/>
+        <w:gridCol w:w="2268"/>
+        <w:gridCol w:w="2268"/>
+        <w:gridCol w:w="2268"/>
+        <w:gridCol w:w="2268"/>
       </w:tblGrid>
       <w:tr>
         <w:tblPrEx>
@@ -1364,26 +1449,36 @@
           </w:tblCellMar>
         </w:tblPrEx>
         <w:trPr>
+          <w:tblHeader/>
           <w:jc w:val="center"/>
         </w:trPr>
         <w:tc>
           <w:tcPr>
-            <w:tcW w:w="2323" w:type="dxa"/>
+            <w:tcW w:w="2268" w:type="dxa"/>
             <w:shd w:val="clear" w:color="auto" w:fill="D9EAF7"/>
+            <w:tcMar>
+              <w:top w:w="80" w:type="dxa"/>
+              <w:left w:w="80" w:type="dxa"/>
+              <w:bottom w:w="80" w:type="dxa"/>
+              <w:right w:w="80" w:type="dxa"/>
+            </w:tcMar>
             <w:vAlign w:val="center"/>
           </w:tcPr>
           <w:p>
             <w:pPr>
-              <w:spacing w:after="0" w:line="252" w:lineRule="auto"/>
-              <w:rPr>
-                <w:rFonts w:hint="eastAsia" w:ascii="宋体" w:hAnsi="宋体" w:eastAsia="宋体" w:cs="宋体"/>
+              <w:spacing w:before="0" w:after="0" w:line="276" w:lineRule="auto"/>
+              <w:jc w:val="center"/>
+              <w:rPr>
+                <w:rFonts w:hint="default" w:ascii="Times New Roman" w:hAnsi="Times New Roman" w:eastAsia="宋体" w:cs="Times New Roman"/>
+                <w:color w:val="auto"/>
               </w:rPr>
             </w:pPr>
             <w:r>
               <w:rPr>
-                <w:rFonts w:hint="eastAsia" w:ascii="宋体" w:hAnsi="宋体" w:eastAsia="宋体" w:cs="宋体"/>
+                <w:rFonts w:hint="default" w:ascii="Times New Roman" w:hAnsi="Times New Roman" w:eastAsia="宋体" w:cs="Times New Roman"/>
                 <w:b/>
-                <w:sz w:val="18"/>
+                <w:color w:val="auto"/>
+                <w:sz w:val="17"/>
               </w:rPr>
               <w:t>版本</w:t>
             </w:r>
@@ -1391,22 +1486,31 @@
         </w:tc>
         <w:tc>
           <w:tcPr>
-            <w:tcW w:w="2323" w:type="dxa"/>
+            <w:tcW w:w="2268" w:type="dxa"/>
             <w:shd w:val="clear" w:color="auto" w:fill="D9EAF7"/>
+            <w:tcMar>
+              <w:top w:w="80" w:type="dxa"/>
+              <w:left w:w="80" w:type="dxa"/>
+              <w:bottom w:w="80" w:type="dxa"/>
+              <w:right w:w="80" w:type="dxa"/>
+            </w:tcMar>
             <w:vAlign w:val="center"/>
           </w:tcPr>
           <w:p>
             <w:pPr>
-              <w:spacing w:after="0" w:line="252" w:lineRule="auto"/>
-              <w:rPr>
-                <w:rFonts w:hint="eastAsia" w:ascii="宋体" w:hAnsi="宋体" w:eastAsia="宋体" w:cs="宋体"/>
+              <w:spacing w:before="0" w:after="0" w:line="276" w:lineRule="auto"/>
+              <w:jc w:val="center"/>
+              <w:rPr>
+                <w:rFonts w:hint="default" w:ascii="Times New Roman" w:hAnsi="Times New Roman" w:eastAsia="宋体" w:cs="Times New Roman"/>
+                <w:color w:val="auto"/>
               </w:rPr>
             </w:pPr>
             <w:r>
               <w:rPr>
-                <w:rFonts w:hint="eastAsia" w:ascii="宋体" w:hAnsi="宋体" w:eastAsia="宋体" w:cs="宋体"/>
+                <w:rFonts w:hint="default" w:ascii="Times New Roman" w:hAnsi="Times New Roman" w:eastAsia="宋体" w:cs="Times New Roman"/>
                 <w:b/>
-                <w:sz w:val="18"/>
+                <w:color w:val="auto"/>
+                <w:sz w:val="17"/>
               </w:rPr>
               <w:t>日期</w:t>
             </w:r>
@@ -1414,22 +1518,31 @@
         </w:tc>
         <w:tc>
           <w:tcPr>
-            <w:tcW w:w="2323" w:type="dxa"/>
+            <w:tcW w:w="2268" w:type="dxa"/>
             <w:shd w:val="clear" w:color="auto" w:fill="D9EAF7"/>
+            <w:tcMar>
+              <w:top w:w="80" w:type="dxa"/>
+              <w:left w:w="80" w:type="dxa"/>
+              <w:bottom w:w="80" w:type="dxa"/>
+              <w:right w:w="80" w:type="dxa"/>
+            </w:tcMar>
             <w:vAlign w:val="center"/>
           </w:tcPr>
           <w:p>
             <w:pPr>
-              <w:spacing w:after="0" w:line="252" w:lineRule="auto"/>
-              <w:rPr>
-                <w:rFonts w:hint="eastAsia" w:ascii="宋体" w:hAnsi="宋体" w:eastAsia="宋体" w:cs="宋体"/>
+              <w:spacing w:before="0" w:after="0" w:line="276" w:lineRule="auto"/>
+              <w:jc w:val="center"/>
+              <w:rPr>
+                <w:rFonts w:hint="default" w:ascii="Times New Roman" w:hAnsi="Times New Roman" w:eastAsia="宋体" w:cs="Times New Roman"/>
+                <w:color w:val="auto"/>
               </w:rPr>
             </w:pPr>
             <w:r>
               <w:rPr>
-                <w:rFonts w:hint="eastAsia" w:ascii="宋体" w:hAnsi="宋体" w:eastAsia="宋体" w:cs="宋体"/>
+                <w:rFonts w:hint="default" w:ascii="Times New Roman" w:hAnsi="Times New Roman" w:eastAsia="宋体" w:cs="Times New Roman"/>
                 <w:b/>
-                <w:sz w:val="18"/>
+                <w:color w:val="auto"/>
+                <w:sz w:val="17"/>
               </w:rPr>
               <w:t>说明</w:t>
             </w:r>
@@ -1437,22 +1550,31 @@
         </w:tc>
         <w:tc>
           <w:tcPr>
-            <w:tcW w:w="2323" w:type="dxa"/>
+            <w:tcW w:w="2268" w:type="dxa"/>
             <w:shd w:val="clear" w:color="auto" w:fill="D9EAF7"/>
+            <w:tcMar>
+              <w:top w:w="80" w:type="dxa"/>
+              <w:left w:w="80" w:type="dxa"/>
+              <w:bottom w:w="80" w:type="dxa"/>
+              <w:right w:w="80" w:type="dxa"/>
+            </w:tcMar>
             <w:vAlign w:val="center"/>
           </w:tcPr>
           <w:p>
             <w:pPr>
-              <w:spacing w:after="0" w:line="252" w:lineRule="auto"/>
-              <w:rPr>
-                <w:rFonts w:hint="eastAsia" w:ascii="宋体" w:hAnsi="宋体" w:eastAsia="宋体" w:cs="宋体"/>
+              <w:spacing w:before="0" w:after="0" w:line="276" w:lineRule="auto"/>
+              <w:jc w:val="center"/>
+              <w:rPr>
+                <w:rFonts w:hint="default" w:ascii="Times New Roman" w:hAnsi="Times New Roman" w:eastAsia="宋体" w:cs="Times New Roman"/>
+                <w:color w:val="auto"/>
               </w:rPr>
             </w:pPr>
             <w:r>
               <w:rPr>
-                <w:rFonts w:hint="eastAsia" w:ascii="宋体" w:hAnsi="宋体" w:eastAsia="宋体" w:cs="宋体"/>
+                <w:rFonts w:hint="default" w:ascii="Times New Roman" w:hAnsi="Times New Roman" w:eastAsia="宋体" w:cs="Times New Roman"/>
                 <w:b/>
-                <w:sz w:val="18"/>
+                <w:color w:val="auto"/>
+                <w:sz w:val="17"/>
               </w:rPr>
               <w:t>作者</w:t>
             </w:r>
@@ -1481,21 +1603,29 @@
         </w:trPr>
         <w:tc>
           <w:tcPr>
-            <w:tcW w:w="2323" w:type="dxa"/>
+            <w:tcW w:w="2268" w:type="dxa"/>
+            <w:tcMar>
+              <w:top w:w="80" w:type="dxa"/>
+              <w:left w:w="80" w:type="dxa"/>
+              <w:bottom w:w="80" w:type="dxa"/>
+              <w:right w:w="80" w:type="dxa"/>
+            </w:tcMar>
             <w:vAlign w:val="center"/>
           </w:tcPr>
           <w:p>
             <w:pPr>
-              <w:spacing w:after="0" w:line="252" w:lineRule="auto"/>
-              <w:rPr>
-                <w:rFonts w:hint="eastAsia" w:ascii="宋体" w:hAnsi="宋体" w:eastAsia="宋体" w:cs="宋体"/>
+              <w:spacing w:before="0" w:after="0" w:line="276" w:lineRule="auto"/>
+              <w:jc w:val="left"/>
+              <w:rPr>
+                <w:rFonts w:hint="default" w:ascii="Times New Roman" w:hAnsi="Times New Roman" w:eastAsia="宋体" w:cs="Times New Roman"/>
+                <w:color w:val="auto"/>
               </w:rPr>
             </w:pPr>
             <w:r>
               <w:rPr>
-                <w:rFonts w:hint="eastAsia" w:ascii="宋体" w:hAnsi="宋体" w:eastAsia="宋体" w:cs="宋体"/>
-                <w:b w:val="0"/>
-                <w:sz w:val="18"/>
+                <w:rFonts w:hint="default" w:ascii="Times New Roman" w:hAnsi="Times New Roman" w:eastAsia="宋体" w:cs="Times New Roman"/>
+                <w:color w:val="auto"/>
+                <w:sz w:val="17"/>
               </w:rPr>
               <w:t>v1.0</w:t>
             </w:r>
@@ -1503,21 +1633,29 @@
         </w:tc>
         <w:tc>
           <w:tcPr>
-            <w:tcW w:w="2323" w:type="dxa"/>
+            <w:tcW w:w="2268" w:type="dxa"/>
+            <w:tcMar>
+              <w:top w:w="80" w:type="dxa"/>
+              <w:left w:w="80" w:type="dxa"/>
+              <w:bottom w:w="80" w:type="dxa"/>
+              <w:right w:w="80" w:type="dxa"/>
+            </w:tcMar>
             <w:vAlign w:val="center"/>
           </w:tcPr>
           <w:p>
             <w:pPr>
-              <w:spacing w:after="0" w:line="252" w:lineRule="auto"/>
-              <w:rPr>
-                <w:rFonts w:hint="eastAsia" w:ascii="宋体" w:hAnsi="宋体" w:eastAsia="宋体" w:cs="宋体"/>
+              <w:spacing w:before="0" w:after="0" w:line="276" w:lineRule="auto"/>
+              <w:jc w:val="left"/>
+              <w:rPr>
+                <w:rFonts w:hint="default" w:ascii="Times New Roman" w:hAnsi="Times New Roman" w:eastAsia="宋体" w:cs="Times New Roman"/>
+                <w:color w:val="auto"/>
               </w:rPr>
             </w:pPr>
             <w:r>
               <w:rPr>
-                <w:rFonts w:hint="eastAsia" w:ascii="宋体" w:hAnsi="宋体" w:eastAsia="宋体" w:cs="宋体"/>
-                <w:b w:val="0"/>
-                <w:sz w:val="18"/>
+                <w:rFonts w:hint="default" w:ascii="Times New Roman" w:hAnsi="Times New Roman" w:eastAsia="宋体" w:cs="Times New Roman"/>
+                <w:color w:val="auto"/>
+                <w:sz w:val="17"/>
               </w:rPr>
               <w:t>2026-05-15</w:t>
             </w:r>
@@ -1525,21 +1663,29 @@
         </w:tc>
         <w:tc>
           <w:tcPr>
-            <w:tcW w:w="2323" w:type="dxa"/>
+            <w:tcW w:w="2268" w:type="dxa"/>
+            <w:tcMar>
+              <w:top w:w="80" w:type="dxa"/>
+              <w:left w:w="80" w:type="dxa"/>
+              <w:bottom w:w="80" w:type="dxa"/>
+              <w:right w:w="80" w:type="dxa"/>
+            </w:tcMar>
             <w:vAlign w:val="center"/>
           </w:tcPr>
           <w:p>
             <w:pPr>
-              <w:spacing w:after="0" w:line="252" w:lineRule="auto"/>
-              <w:rPr>
-                <w:rFonts w:hint="eastAsia" w:ascii="宋体" w:hAnsi="宋体" w:eastAsia="宋体" w:cs="宋体"/>
+              <w:spacing w:before="0" w:after="0" w:line="276" w:lineRule="auto"/>
+              <w:jc w:val="left"/>
+              <w:rPr>
+                <w:rFonts w:hint="default" w:ascii="Times New Roman" w:hAnsi="Times New Roman" w:eastAsia="宋体" w:cs="Times New Roman"/>
+                <w:color w:val="auto"/>
               </w:rPr>
             </w:pPr>
             <w:r>
               <w:rPr>
-                <w:rFonts w:hint="eastAsia" w:ascii="宋体" w:hAnsi="宋体" w:eastAsia="宋体" w:cs="宋体"/>
-                <w:b w:val="0"/>
-                <w:sz w:val="18"/>
+                <w:rFonts w:hint="default" w:ascii="Times New Roman" w:hAnsi="Times New Roman" w:eastAsia="宋体" w:cs="Times New Roman"/>
+                <w:color w:val="auto"/>
+                <w:sz w:val="17"/>
               </w:rPr>
               <w:t>初始版本，依据 LightDemo 当前工程状态整理需求。</w:t>
             </w:r>
@@ -1547,21 +1693,29 @@
         </w:tc>
         <w:tc>
           <w:tcPr>
-            <w:tcW w:w="2323" w:type="dxa"/>
+            <w:tcW w:w="2268" w:type="dxa"/>
+            <w:tcMar>
+              <w:top w:w="80" w:type="dxa"/>
+              <w:left w:w="80" w:type="dxa"/>
+              <w:bottom w:w="80" w:type="dxa"/>
+              <w:right w:w="80" w:type="dxa"/>
+            </w:tcMar>
             <w:vAlign w:val="center"/>
           </w:tcPr>
           <w:p>
             <w:pPr>
-              <w:spacing w:after="0" w:line="252" w:lineRule="auto"/>
-              <w:rPr>
-                <w:rFonts w:hint="eastAsia" w:ascii="宋体" w:hAnsi="宋体" w:eastAsia="宋体" w:cs="宋体"/>
+              <w:spacing w:before="0" w:after="0" w:line="276" w:lineRule="auto"/>
+              <w:jc w:val="left"/>
+              <w:rPr>
+                <w:rFonts w:hint="default" w:ascii="Times New Roman" w:hAnsi="Times New Roman" w:eastAsia="宋体" w:cs="Times New Roman"/>
+                <w:color w:val="auto"/>
               </w:rPr>
             </w:pPr>
             <w:r>
               <w:rPr>
-                <w:rFonts w:hint="eastAsia" w:ascii="宋体" w:hAnsi="宋体" w:eastAsia="宋体" w:cs="宋体"/>
-                <w:b w:val="0"/>
-                <w:sz w:val="18"/>
+                <w:rFonts w:hint="default" w:ascii="Times New Roman" w:hAnsi="Times New Roman" w:eastAsia="宋体" w:cs="Times New Roman"/>
+                <w:color w:val="auto"/>
+                <w:sz w:val="17"/>
               </w:rPr>
               <w:t>项目组</w:t>
             </w:r>
@@ -1572,7 +1726,8 @@
     <w:p>
       <w:pPr>
         <w:rPr>
-          <w:rFonts w:hint="eastAsia" w:ascii="宋体" w:hAnsi="宋体" w:eastAsia="宋体" w:cs="宋体"/>
+          <w:rFonts w:hint="default" w:ascii="Times New Roman" w:hAnsi="Times New Roman" w:eastAsia="宋体" w:cs="Times New Roman"/>
+          <w:color w:val="auto"/>
         </w:rPr>
       </w:pPr>
     </w:p>
@@ -1580,12 +1735,15 @@
       <w:pPr>
         <w:pStyle w:val="3"/>
         <w:rPr>
-          <w:rFonts w:hint="eastAsia" w:ascii="宋体" w:hAnsi="宋体" w:eastAsia="宋体" w:cs="宋体"/>
+          <w:rFonts w:hint="default" w:ascii="Times New Roman" w:hAnsi="Times New Roman" w:eastAsia="宋体" w:cs="Times New Roman"/>
+          <w:color w:val="auto"/>
         </w:rPr>
       </w:pPr>
       <w:r>
         <w:rPr>
-          <w:rFonts w:hint="eastAsia" w:ascii="宋体" w:hAnsi="宋体" w:eastAsia="宋体" w:cs="宋体"/>
+          <w:rFonts w:hint="default" w:ascii="Times New Roman" w:hAnsi="Times New Roman" w:eastAsia="宋体" w:cs="Times New Roman"/>
+          <w:b/>
+          <w:color w:val="auto"/>
           <w:sz w:val="32"/>
         </w:rPr>
         <w:t>1. 引言</w:t>
@@ -1595,12 +1753,15 @@
       <w:pPr>
         <w:pStyle w:val="4"/>
         <w:rPr>
-          <w:rFonts w:hint="eastAsia" w:ascii="宋体" w:hAnsi="宋体" w:eastAsia="宋体" w:cs="宋体"/>
+          <w:rFonts w:hint="default" w:ascii="Times New Roman" w:hAnsi="Times New Roman" w:eastAsia="宋体" w:cs="Times New Roman"/>
+          <w:color w:val="auto"/>
         </w:rPr>
       </w:pPr>
       <w:r>
         <w:rPr>
-          <w:rFonts w:hint="eastAsia" w:ascii="宋体" w:hAnsi="宋体" w:eastAsia="宋体" w:cs="宋体"/>
+          <w:rFonts w:hint="default" w:ascii="Times New Roman" w:hAnsi="Times New Roman" w:eastAsia="宋体" w:cs="Times New Roman"/>
+          <w:b/>
+          <w:color w:val="auto"/>
           <w:sz w:val="28"/>
         </w:rPr>
         <w:t>1.1 编写目的</w:t>
@@ -1608,14 +1769,17 @@
     </w:p>
     <w:p>
       <w:pPr>
+        <w:spacing w:before="0" w:after="120" w:line="312" w:lineRule="auto"/>
         <w:ind w:firstLine="420"/>
         <w:rPr>
-          <w:rFonts w:hint="eastAsia" w:ascii="宋体" w:hAnsi="宋体" w:eastAsia="宋体" w:cs="宋体"/>
+          <w:rFonts w:hint="default" w:ascii="Times New Roman" w:hAnsi="Times New Roman" w:eastAsia="宋体" w:cs="Times New Roman"/>
+          <w:color w:val="auto"/>
         </w:rPr>
       </w:pPr>
       <w:r>
         <w:rPr>
-          <w:rFonts w:hint="eastAsia" w:ascii="宋体" w:hAnsi="宋体" w:eastAsia="宋体" w:cs="宋体"/>
+          <w:rFonts w:hint="default" w:ascii="Times New Roman" w:hAnsi="Times New Roman" w:eastAsia="宋体" w:cs="Times New Roman"/>
+          <w:color w:val="auto"/>
           <w:sz w:val="21"/>
         </w:rPr>
         <w:t>本文档用于说明 LightDemo 项目的软件需求。LightDemo 是一个基于 seL4 Microkit 的汽车车灯控制工程实践项目，目标不是简单实现“串口输入后点亮某个灯”，而是围绕嵌入式系统工程中的模块隔离、消息传递、规则裁决、故障管理和自动化验证建立一个可解释、可测试、可演进的最小系统。</w:t>
@@ -1623,14 +1787,17 @@
     </w:p>
     <w:p>
       <w:pPr>
+        <w:spacing w:before="0" w:after="120" w:line="312" w:lineRule="auto"/>
         <w:ind w:firstLine="420"/>
         <w:rPr>
-          <w:rFonts w:hint="eastAsia" w:ascii="宋体" w:hAnsi="宋体" w:eastAsia="宋体" w:cs="宋体"/>
+          <w:rFonts w:hint="default" w:ascii="Times New Roman" w:hAnsi="Times New Roman" w:eastAsia="宋体" w:cs="Times New Roman"/>
+          <w:color w:val="auto"/>
         </w:rPr>
       </w:pPr>
       <w:r>
         <w:rPr>
-          <w:rFonts w:hint="eastAsia" w:ascii="宋体" w:hAnsi="宋体" w:eastAsia="宋体" w:cs="宋体"/>
+          <w:rFonts w:hint="default" w:ascii="Times New Roman" w:hAnsi="Times New Roman" w:eastAsia="宋体" w:cs="Times New Roman"/>
+          <w:color w:val="auto"/>
           <w:sz w:val="21"/>
         </w:rPr>
         <w:t>本文档面向项目开发人员、维护人员和课程检查人员，作为概要设计、详细设计、测试计划和用户手册的需求依据。</w:t>
@@ -1640,12 +1807,15 @@
       <w:pPr>
         <w:pStyle w:val="4"/>
         <w:rPr>
-          <w:rFonts w:hint="eastAsia" w:ascii="宋体" w:hAnsi="宋体" w:eastAsia="宋体" w:cs="宋体"/>
+          <w:rFonts w:hint="default" w:ascii="Times New Roman" w:hAnsi="Times New Roman" w:eastAsia="宋体" w:cs="Times New Roman"/>
+          <w:color w:val="auto"/>
         </w:rPr>
       </w:pPr>
       <w:r>
         <w:rPr>
-          <w:rFonts w:hint="eastAsia" w:ascii="宋体" w:hAnsi="宋体" w:eastAsia="宋体" w:cs="宋体"/>
+          <w:rFonts w:hint="default" w:ascii="Times New Roman" w:hAnsi="Times New Roman" w:eastAsia="宋体" w:cs="Times New Roman"/>
+          <w:b/>
+          <w:color w:val="auto"/>
           <w:sz w:val="28"/>
         </w:rPr>
         <w:t>1.2 项目背景</w:t>
@@ -1653,14 +1823,17 @@
     </w:p>
     <w:p>
       <w:pPr>
+        <w:spacing w:before="0" w:after="120" w:line="312" w:lineRule="auto"/>
         <w:ind w:firstLine="420"/>
         <w:rPr>
-          <w:rFonts w:hint="eastAsia" w:ascii="宋体" w:hAnsi="宋体" w:eastAsia="宋体" w:cs="宋体"/>
+          <w:rFonts w:hint="default" w:ascii="Times New Roman" w:hAnsi="Times New Roman" w:eastAsia="宋体" w:cs="Times New Roman"/>
+          <w:color w:val="auto"/>
         </w:rPr>
       </w:pPr>
       <w:r>
         <w:rPr>
-          <w:rFonts w:hint="eastAsia" w:ascii="宋体" w:hAnsi="宋体" w:eastAsia="宋体" w:cs="宋体"/>
+          <w:rFonts w:hint="default" w:ascii="Times New Roman" w:hAnsi="Times New Roman" w:eastAsia="宋体" w:cs="Times New Roman"/>
+          <w:color w:val="auto"/>
           <w:sz w:val="21"/>
         </w:rPr>
         <w:t>汽车电子系统通常需要满足安全性、实时性、可诊断性和可维护性要求。车灯控制虽然功能直观，但其背后涉及输入采集、状态裁决、执行控制、硬件输出、故障检测、降级策略和恢复流程。传统单体式示例程序难以展示工程项目中的隔离边界和安全状态管理。</w:t>
@@ -1668,14 +1841,17 @@
     </w:p>
     <w:p>
       <w:pPr>
+        <w:spacing w:before="0" w:after="120" w:line="312" w:lineRule="auto"/>
         <w:ind w:firstLine="420"/>
         <w:rPr>
-          <w:rFonts w:hint="eastAsia" w:ascii="宋体" w:hAnsi="宋体" w:eastAsia="宋体" w:cs="宋体"/>
+          <w:rFonts w:hint="default" w:ascii="Times New Roman" w:hAnsi="Times New Roman" w:eastAsia="宋体" w:cs="Times New Roman"/>
+          <w:color w:val="auto"/>
         </w:rPr>
       </w:pPr>
       <w:r>
         <w:rPr>
-          <w:rFonts w:hint="eastAsia" w:ascii="宋体" w:hAnsi="宋体" w:eastAsia="宋体" w:cs="宋体"/>
+          <w:rFonts w:hint="default" w:ascii="Times New Roman" w:hAnsi="Times New Roman" w:eastAsia="宋体" w:cs="Times New Roman"/>
+          <w:color w:val="auto"/>
           <w:sz w:val="21"/>
         </w:rPr>
         <w:t>seL4 是一个强调高可信和强隔离的微内核，Microkit 提供了以 protection domain 为核心的系统构建方式。LightDemo 利用 Microkit 将车灯控制链路拆分为多个保护域，通过明确的 channel 和 shared memory 契约完成协作，从而展示嵌入式安全控制系统的工程化组织方式。</w:t>
@@ -1685,12 +1861,15 @@
       <w:pPr>
         <w:pStyle w:val="4"/>
         <w:rPr>
-          <w:rFonts w:hint="eastAsia" w:ascii="宋体" w:hAnsi="宋体" w:eastAsia="宋体" w:cs="宋体"/>
+          <w:rFonts w:hint="default" w:ascii="Times New Roman" w:hAnsi="Times New Roman" w:eastAsia="宋体" w:cs="Times New Roman"/>
+          <w:color w:val="auto"/>
         </w:rPr>
       </w:pPr>
       <w:r>
         <w:rPr>
-          <w:rFonts w:hint="eastAsia" w:ascii="宋体" w:hAnsi="宋体" w:eastAsia="宋体" w:cs="宋体"/>
+          <w:rFonts w:hint="default" w:ascii="Times New Roman" w:hAnsi="Times New Roman" w:eastAsia="宋体" w:cs="Times New Roman"/>
+          <w:b/>
+          <w:color w:val="auto"/>
           <w:sz w:val="28"/>
         </w:rPr>
         <w:t>1.3 参考资料</w:t>
@@ -1700,14 +1879,17 @@
       <w:pPr>
         <w:pStyle w:val="16"/>
         <w:spacing w:after="40"/>
-        <w:rPr>
-          <w:rFonts w:hint="eastAsia" w:ascii="宋体" w:hAnsi="宋体" w:eastAsia="宋体" w:cs="宋体"/>
+        <w:ind w:left="420"/>
+        <w:rPr>
+          <w:rFonts w:hint="default" w:ascii="Times New Roman" w:hAnsi="Times New Roman" w:eastAsia="宋体" w:cs="Times New Roman"/>
+          <w:color w:val="auto"/>
         </w:rPr>
       </w:pPr>
       <w:r>
         <w:rPr>
-          <w:rFonts w:hint="eastAsia" w:ascii="宋体" w:hAnsi="宋体" w:eastAsia="宋体" w:cs="宋体"/>
-          <w:sz w:val="20"/>
+          <w:rFonts w:hint="default" w:ascii="Times New Roman" w:hAnsi="Times New Roman" w:eastAsia="宋体" w:cs="Times New Roman"/>
+          <w:color w:val="auto"/>
+          <w:sz w:val="21"/>
         </w:rPr>
         <w:t>seL4 / Microkit SDK 2.0.1 文档</w:t>
       </w:r>
@@ -1716,21 +1898,24 @@
       <w:pPr>
         <w:pStyle w:val="16"/>
         <w:spacing w:after="40"/>
-        <w:rPr>
-          <w:rFonts w:hint="eastAsia" w:ascii="宋体" w:hAnsi="宋体" w:eastAsia="宋体" w:cs="宋体"/>
+        <w:ind w:left="420"/>
+        <w:rPr>
+          <w:rFonts w:hint="default" w:ascii="Times New Roman" w:hAnsi="Times New Roman" w:eastAsia="宋体" w:cs="Times New Roman"/>
+          <w:color w:val="auto"/>
         </w:rPr>
       </w:pPr>
       <w:r>
         <w:rPr>
-          <w:rFonts w:hint="eastAsia" w:ascii="宋体" w:hAnsi="宋体" w:eastAsia="宋体" w:cs="宋体"/>
-          <w:sz w:val="20"/>
-        </w:rPr>
-        <w:t>本项目</w:t>
+          <w:rFonts w:hint="default" w:ascii="Times New Roman" w:hAnsi="Times New Roman" w:eastAsia="宋体" w:cs="Times New Roman"/>
+          <w:color w:val="auto"/>
+          <w:sz w:val="21"/>
+        </w:rPr>
+        <w:t xml:space="preserve">本项目 </w:t>
       </w:r>
       <w:r>
         <w:rPr>
-          <w:rFonts w:hint="eastAsia" w:ascii="宋体" w:hAnsi="宋体" w:eastAsia="宋体" w:cs="宋体"/>
-          <w:color w:val="9C4112"/>
+          <w:rFonts w:hint="default" w:ascii="Times New Roman" w:hAnsi="Times New Roman" w:eastAsia="宋体" w:cs="Times New Roman"/>
+          <w:color w:val="auto"/>
           <w:sz w:val="19"/>
         </w:rPr>
         <w:t>README.md</w:t>
@@ -1740,21 +1925,24 @@
       <w:pPr>
         <w:pStyle w:val="16"/>
         <w:spacing w:after="40"/>
-        <w:rPr>
-          <w:rFonts w:hint="eastAsia" w:ascii="宋体" w:hAnsi="宋体" w:eastAsia="宋体" w:cs="宋体"/>
+        <w:ind w:left="420"/>
+        <w:rPr>
+          <w:rFonts w:hint="default" w:ascii="Times New Roman" w:hAnsi="Times New Roman" w:eastAsia="宋体" w:cs="Times New Roman"/>
+          <w:color w:val="auto"/>
         </w:rPr>
       </w:pPr>
       <w:r>
         <w:rPr>
-          <w:rFonts w:hint="eastAsia" w:ascii="宋体" w:hAnsi="宋体" w:eastAsia="宋体" w:cs="宋体"/>
-          <w:sz w:val="20"/>
-        </w:rPr>
-        <w:t>本项目</w:t>
+          <w:rFonts w:hint="default" w:ascii="Times New Roman" w:hAnsi="Times New Roman" w:eastAsia="宋体" w:cs="Times New Roman"/>
+          <w:color w:val="auto"/>
+          <w:sz w:val="21"/>
+        </w:rPr>
+        <w:t xml:space="preserve">本项目 </w:t>
       </w:r>
       <w:r>
         <w:rPr>
-          <w:rFonts w:hint="eastAsia" w:ascii="宋体" w:hAnsi="宋体" w:eastAsia="宋体" w:cs="宋体"/>
-          <w:color w:val="9C4112"/>
+          <w:rFonts w:hint="default" w:ascii="Times New Roman" w:hAnsi="Times New Roman" w:eastAsia="宋体" w:cs="Times New Roman"/>
+          <w:color w:val="auto"/>
           <w:sz w:val="19"/>
         </w:rPr>
         <w:t>docs/architecture.md</w:t>
@@ -1764,21 +1952,24 @@
       <w:pPr>
         <w:pStyle w:val="16"/>
         <w:spacing w:after="40"/>
-        <w:rPr>
-          <w:rFonts w:hint="eastAsia" w:ascii="宋体" w:hAnsi="宋体" w:eastAsia="宋体" w:cs="宋体"/>
+        <w:ind w:left="420"/>
+        <w:rPr>
+          <w:rFonts w:hint="default" w:ascii="Times New Roman" w:hAnsi="Times New Roman" w:eastAsia="宋体" w:cs="Times New Roman"/>
+          <w:color w:val="auto"/>
         </w:rPr>
       </w:pPr>
       <w:r>
         <w:rPr>
-          <w:rFonts w:hint="eastAsia" w:ascii="宋体" w:hAnsi="宋体" w:eastAsia="宋体" w:cs="宋体"/>
-          <w:sz w:val="20"/>
-        </w:rPr>
-        <w:t>本项目</w:t>
+          <w:rFonts w:hint="default" w:ascii="Times New Roman" w:hAnsi="Times New Roman" w:eastAsia="宋体" w:cs="Times New Roman"/>
+          <w:color w:val="auto"/>
+          <w:sz w:val="21"/>
+        </w:rPr>
+        <w:t xml:space="preserve">本项目 </w:t>
       </w:r>
       <w:r>
         <w:rPr>
-          <w:rFonts w:hint="eastAsia" w:ascii="宋体" w:hAnsi="宋体" w:eastAsia="宋体" w:cs="宋体"/>
-          <w:color w:val="9C4112"/>
+          <w:rFonts w:hint="default" w:ascii="Times New Roman" w:hAnsi="Times New Roman" w:eastAsia="宋体" w:cs="Times New Roman"/>
+          <w:color w:val="auto"/>
           <w:sz w:val="19"/>
         </w:rPr>
         <w:t>docs/safety_case.md</w:t>
@@ -1788,21 +1979,24 @@
       <w:pPr>
         <w:pStyle w:val="16"/>
         <w:spacing w:after="40"/>
-        <w:rPr>
-          <w:rFonts w:hint="eastAsia" w:ascii="宋体" w:hAnsi="宋体" w:eastAsia="宋体" w:cs="宋体"/>
+        <w:ind w:left="420"/>
+        <w:rPr>
+          <w:rFonts w:hint="default" w:ascii="Times New Roman" w:hAnsi="Times New Roman" w:eastAsia="宋体" w:cs="Times New Roman"/>
+          <w:color w:val="auto"/>
         </w:rPr>
       </w:pPr>
       <w:r>
         <w:rPr>
-          <w:rFonts w:hint="eastAsia" w:ascii="宋体" w:hAnsi="宋体" w:eastAsia="宋体" w:cs="宋体"/>
-          <w:sz w:val="20"/>
-        </w:rPr>
-        <w:t>本项目</w:t>
+          <w:rFonts w:hint="default" w:ascii="Times New Roman" w:hAnsi="Times New Roman" w:eastAsia="宋体" w:cs="Times New Roman"/>
+          <w:color w:val="auto"/>
+          <w:sz w:val="21"/>
+        </w:rPr>
+        <w:t xml:space="preserve">本项目 </w:t>
       </w:r>
       <w:r>
         <w:rPr>
-          <w:rFonts w:hint="eastAsia" w:ascii="宋体" w:hAnsi="宋体" w:eastAsia="宋体" w:cs="宋体"/>
-          <w:color w:val="9C4112"/>
+          <w:rFonts w:hint="default" w:ascii="Times New Roman" w:hAnsi="Times New Roman" w:eastAsia="宋体" w:cs="Times New Roman"/>
+          <w:color w:val="auto"/>
           <w:sz w:val="19"/>
         </w:rPr>
         <w:t>docs/requirements.md</w:t>
@@ -1812,21 +2006,24 @@
       <w:pPr>
         <w:pStyle w:val="16"/>
         <w:spacing w:after="40"/>
-        <w:rPr>
-          <w:rFonts w:hint="eastAsia" w:ascii="宋体" w:hAnsi="宋体" w:eastAsia="宋体" w:cs="宋体"/>
+        <w:ind w:left="420"/>
+        <w:rPr>
+          <w:rFonts w:hint="default" w:ascii="Times New Roman" w:hAnsi="Times New Roman" w:eastAsia="宋体" w:cs="Times New Roman"/>
+          <w:color w:val="auto"/>
         </w:rPr>
       </w:pPr>
       <w:r>
         <w:rPr>
-          <w:rFonts w:hint="eastAsia" w:ascii="宋体" w:hAnsi="宋体" w:eastAsia="宋体" w:cs="宋体"/>
-          <w:sz w:val="20"/>
-        </w:rPr>
-        <w:t>本项目</w:t>
+          <w:rFonts w:hint="default" w:ascii="Times New Roman" w:hAnsi="Times New Roman" w:eastAsia="宋体" w:cs="Times New Roman"/>
+          <w:color w:val="auto"/>
+          <w:sz w:val="21"/>
+        </w:rPr>
+        <w:t xml:space="preserve">本项目 </w:t>
       </w:r>
       <w:r>
         <w:rPr>
-          <w:rFonts w:hint="eastAsia" w:ascii="宋体" w:hAnsi="宋体" w:eastAsia="宋体" w:cs="宋体"/>
-          <w:color w:val="9C4112"/>
+          <w:rFonts w:hint="default" w:ascii="Times New Roman" w:hAnsi="Times New Roman" w:eastAsia="宋体" w:cs="Times New Roman"/>
+          <w:color w:val="auto"/>
           <w:sz w:val="19"/>
         </w:rPr>
         <w:t>docs/test_plan.md</w:t>
@@ -1836,14 +2033,17 @@
       <w:pPr>
         <w:pStyle w:val="16"/>
         <w:spacing w:after="40"/>
-        <w:rPr>
-          <w:rFonts w:hint="eastAsia" w:ascii="宋体" w:hAnsi="宋体" w:eastAsia="宋体" w:cs="宋体"/>
+        <w:ind w:left="420"/>
+        <w:rPr>
+          <w:rFonts w:hint="default" w:ascii="Times New Roman" w:hAnsi="Times New Roman" w:eastAsia="宋体" w:cs="Times New Roman"/>
+          <w:color w:val="auto"/>
         </w:rPr>
       </w:pPr>
       <w:r>
         <w:rPr>
-          <w:rFonts w:hint="eastAsia" w:ascii="宋体" w:hAnsi="宋体" w:eastAsia="宋体" w:cs="宋体"/>
-          <w:sz w:val="20"/>
+          <w:rFonts w:hint="default" w:ascii="Times New Roman" w:hAnsi="Times New Roman" w:eastAsia="宋体" w:cs="Times New Roman"/>
+          <w:color w:val="auto"/>
+          <w:sz w:val="21"/>
         </w:rPr>
         <w:t>本项目源码与测试脚本</w:t>
       </w:r>
@@ -1852,12 +2052,15 @@
       <w:pPr>
         <w:pStyle w:val="3"/>
         <w:rPr>
-          <w:rFonts w:hint="eastAsia" w:ascii="宋体" w:hAnsi="宋体" w:eastAsia="宋体" w:cs="宋体"/>
+          <w:rFonts w:hint="default" w:ascii="Times New Roman" w:hAnsi="Times New Roman" w:eastAsia="宋体" w:cs="Times New Roman"/>
+          <w:color w:val="auto"/>
         </w:rPr>
       </w:pPr>
       <w:r>
         <w:rPr>
-          <w:rFonts w:hint="eastAsia" w:ascii="宋体" w:hAnsi="宋体" w:eastAsia="宋体" w:cs="宋体"/>
+          <w:rFonts w:hint="default" w:ascii="Times New Roman" w:hAnsi="Times New Roman" w:eastAsia="宋体" w:cs="Times New Roman"/>
+          <w:b/>
+          <w:color w:val="auto"/>
           <w:sz w:val="32"/>
         </w:rPr>
         <w:t>2. 项目背景与目标</w:t>
@@ -1867,12 +2070,15 @@
       <w:pPr>
         <w:pStyle w:val="4"/>
         <w:rPr>
-          <w:rFonts w:hint="eastAsia" w:ascii="宋体" w:hAnsi="宋体" w:eastAsia="宋体" w:cs="宋体"/>
+          <w:rFonts w:hint="default" w:ascii="Times New Roman" w:hAnsi="Times New Roman" w:eastAsia="宋体" w:cs="Times New Roman"/>
+          <w:color w:val="auto"/>
         </w:rPr>
       </w:pPr>
       <w:r>
         <w:rPr>
-          <w:rFonts w:hint="eastAsia" w:ascii="宋体" w:hAnsi="宋体" w:eastAsia="宋体" w:cs="宋体"/>
+          <w:rFonts w:hint="default" w:ascii="Times New Roman" w:hAnsi="Times New Roman" w:eastAsia="宋体" w:cs="Times New Roman"/>
+          <w:b/>
+          <w:color w:val="auto"/>
           <w:sz w:val="28"/>
         </w:rPr>
         <w:t>2.1 项目目标</w:t>
@@ -1880,14 +2086,17 @@
     </w:p>
     <w:p>
       <w:pPr>
+        <w:spacing w:before="0" w:after="120" w:line="312" w:lineRule="auto"/>
         <w:ind w:firstLine="420"/>
         <w:rPr>
-          <w:rFonts w:hint="eastAsia" w:ascii="宋体" w:hAnsi="宋体" w:eastAsia="宋体" w:cs="宋体"/>
+          <w:rFonts w:hint="default" w:ascii="Times New Roman" w:hAnsi="Times New Roman" w:eastAsia="宋体" w:cs="Times New Roman"/>
+          <w:color w:val="auto"/>
         </w:rPr>
       </w:pPr>
       <w:r>
         <w:rPr>
-          <w:rFonts w:hint="eastAsia" w:ascii="宋体" w:hAnsi="宋体" w:eastAsia="宋体" w:cs="宋体"/>
+          <w:rFonts w:hint="default" w:ascii="Times New Roman" w:hAnsi="Times New Roman" w:eastAsia="宋体" w:cs="Times New Roman"/>
+          <w:color w:val="auto"/>
           <w:sz w:val="21"/>
         </w:rPr>
         <w:t>本项目的总体目标是实现一个可在 QEMU AArch64 环境中运行的汽车车灯控制演示系统。系统应具备以下工程特征：</w:t>
@@ -1897,14 +2106,17 @@
       <w:pPr>
         <w:pStyle w:val="16"/>
         <w:spacing w:after="40"/>
-        <w:rPr>
-          <w:rFonts w:hint="eastAsia" w:ascii="宋体" w:hAnsi="宋体" w:eastAsia="宋体" w:cs="宋体"/>
+        <w:ind w:left="420"/>
+        <w:rPr>
+          <w:rFonts w:hint="default" w:ascii="Times New Roman" w:hAnsi="Times New Roman" w:eastAsia="宋体" w:cs="Times New Roman"/>
+          <w:color w:val="auto"/>
         </w:rPr>
       </w:pPr>
       <w:r>
         <w:rPr>
-          <w:rFonts w:hint="eastAsia" w:ascii="宋体" w:hAnsi="宋体" w:eastAsia="宋体" w:cs="宋体"/>
-          <w:sz w:val="20"/>
+          <w:rFonts w:hint="default" w:ascii="Times New Roman" w:hAnsi="Times New Roman" w:eastAsia="宋体" w:cs="Times New Roman"/>
+          <w:color w:val="auto"/>
+          <w:sz w:val="21"/>
         </w:rPr>
         <w:t>使用 Microkit protection domain 拆分输入、调度、执行、GPIO 输出、车辆状态和故障管理职责。</w:t>
       </w:r>
@@ -1913,14 +2125,17 @@
       <w:pPr>
         <w:pStyle w:val="16"/>
         <w:spacing w:after="40"/>
-        <w:rPr>
-          <w:rFonts w:hint="eastAsia" w:ascii="宋体" w:hAnsi="宋体" w:eastAsia="宋体" w:cs="宋体"/>
+        <w:ind w:left="420"/>
+        <w:rPr>
+          <w:rFonts w:hint="default" w:ascii="Times New Roman" w:hAnsi="Times New Roman" w:eastAsia="宋体" w:cs="Times New Roman"/>
+          <w:color w:val="auto"/>
         </w:rPr>
       </w:pPr>
       <w:r>
         <w:rPr>
-          <w:rFonts w:hint="eastAsia" w:ascii="宋体" w:hAnsi="宋体" w:eastAsia="宋体" w:cs="宋体"/>
-          <w:sz w:val="20"/>
+          <w:rFonts w:hint="default" w:ascii="Times New Roman" w:hAnsi="Times New Roman" w:eastAsia="宋体" w:cs="Times New Roman"/>
+          <w:color w:val="auto"/>
+          <w:sz w:val="21"/>
         </w:rPr>
         <w:t>使用 UART 模拟用户或外部控制输入。</w:t>
       </w:r>
@@ -1929,14 +2144,17 @@
       <w:pPr>
         <w:pStyle w:val="16"/>
         <w:spacing w:after="40"/>
-        <w:rPr>
-          <w:rFonts w:hint="eastAsia" w:ascii="宋体" w:hAnsi="宋体" w:eastAsia="宋体" w:cs="宋体"/>
+        <w:ind w:left="420"/>
+        <w:rPr>
+          <w:rFonts w:hint="default" w:ascii="Times New Roman" w:hAnsi="Times New Roman" w:eastAsia="宋体" w:cs="Times New Roman"/>
+          <w:color w:val="auto"/>
         </w:rPr>
       </w:pPr>
       <w:r>
         <w:rPr>
-          <w:rFonts w:hint="eastAsia" w:ascii="宋体" w:hAnsi="宋体" w:eastAsia="宋体" w:cs="宋体"/>
-          <w:sz w:val="20"/>
+          <w:rFonts w:hint="default" w:ascii="Times New Roman" w:hAnsi="Times New Roman" w:eastAsia="宋体" w:cs="Times New Roman"/>
+          <w:color w:val="auto"/>
+          <w:sz w:val="21"/>
         </w:rPr>
         <w:t>使用共享内存保存 operator request、vehicle state、fault mode 和 target output。</w:t>
       </w:r>
@@ -1945,14 +2163,17 @@
       <w:pPr>
         <w:pStyle w:val="16"/>
         <w:spacing w:after="40"/>
-        <w:rPr>
-          <w:rFonts w:hint="eastAsia" w:ascii="宋体" w:hAnsi="宋体" w:eastAsia="宋体" w:cs="宋体"/>
+        <w:ind w:left="420"/>
+        <w:rPr>
+          <w:rFonts w:hint="default" w:ascii="Times New Roman" w:hAnsi="Times New Roman" w:eastAsia="宋体" w:cs="Times New Roman"/>
+          <w:color w:val="auto"/>
         </w:rPr>
       </w:pPr>
       <w:r>
         <w:rPr>
-          <w:rFonts w:hint="eastAsia" w:ascii="宋体" w:hAnsi="宋体" w:eastAsia="宋体" w:cs="宋体"/>
-          <w:sz w:val="20"/>
+          <w:rFonts w:hint="default" w:ascii="Times New Roman" w:hAnsi="Times New Roman" w:eastAsia="宋体" w:cs="Times New Roman"/>
+          <w:color w:val="auto"/>
+          <w:sz w:val="21"/>
         </w:rPr>
         <w:t>使用集中化 channel 常量维护 Microkit 通信契约。</w:t>
       </w:r>
@@ -1961,59 +2182,65 @@
       <w:pPr>
         <w:pStyle w:val="16"/>
         <w:spacing w:after="40"/>
-        <w:rPr>
-          <w:rFonts w:hint="eastAsia" w:ascii="宋体" w:hAnsi="宋体" w:eastAsia="宋体" w:cs="宋体"/>
+        <w:ind w:left="420"/>
+        <w:rPr>
+          <w:rFonts w:hint="default" w:ascii="Times New Roman" w:hAnsi="Times New Roman" w:eastAsia="宋体" w:cs="Times New Roman"/>
+          <w:color w:val="auto"/>
         </w:rPr>
       </w:pPr>
       <w:r>
         <w:rPr>
-          <w:rFonts w:hint="eastAsia" w:ascii="宋体" w:hAnsi="宋体" w:eastAsia="宋体" w:cs="宋体"/>
-          <w:sz w:val="20"/>
-        </w:rPr>
-        <w:t>实现 fault lifecycle，包括</w:t>
+          <w:rFonts w:hint="default" w:ascii="Times New Roman" w:hAnsi="Times New Roman" w:eastAsia="宋体" w:cs="Times New Roman"/>
+          <w:color w:val="auto"/>
+          <w:sz w:val="21"/>
+        </w:rPr>
+        <w:t xml:space="preserve">实现 fault lifecycle，包括 </w:t>
       </w:r>
       <w:r>
         <w:rPr>
-          <w:rFonts w:hint="eastAsia" w:ascii="宋体" w:hAnsi="宋体" w:eastAsia="宋体" w:cs="宋体"/>
-          <w:color w:val="9C4112"/>
+          <w:rFonts w:hint="default" w:ascii="Times New Roman" w:hAnsi="Times New Roman" w:eastAsia="宋体" w:cs="Times New Roman"/>
+          <w:color w:val="auto"/>
           <w:sz w:val="19"/>
         </w:rPr>
         <w:t>ACTIVE</w:t>
       </w:r>
       <w:r>
         <w:rPr>
-          <w:rFonts w:hint="eastAsia" w:ascii="宋体" w:hAnsi="宋体" w:eastAsia="宋体" w:cs="宋体"/>
-          <w:sz w:val="20"/>
+          <w:rFonts w:hint="default" w:ascii="Times New Roman" w:hAnsi="Times New Roman" w:eastAsia="宋体" w:cs="Times New Roman"/>
+          <w:color w:val="auto"/>
+          <w:sz w:val="21"/>
         </w:rPr>
         <w:t>、</w:t>
       </w:r>
       <w:r>
         <w:rPr>
-          <w:rFonts w:hint="eastAsia" w:ascii="宋体" w:hAnsi="宋体" w:eastAsia="宋体" w:cs="宋体"/>
-          <w:color w:val="9C4112"/>
+          <w:rFonts w:hint="default" w:ascii="Times New Roman" w:hAnsi="Times New Roman" w:eastAsia="宋体" w:cs="Times New Roman"/>
+          <w:color w:val="auto"/>
           <w:sz w:val="19"/>
         </w:rPr>
         <w:t>RECOVERING</w:t>
       </w:r>
       <w:r>
         <w:rPr>
-          <w:rFonts w:hint="eastAsia" w:ascii="宋体" w:hAnsi="宋体" w:eastAsia="宋体" w:cs="宋体"/>
-          <w:sz w:val="20"/>
+          <w:rFonts w:hint="default" w:ascii="Times New Roman" w:hAnsi="Times New Roman" w:eastAsia="宋体" w:cs="Times New Roman"/>
+          <w:color w:val="auto"/>
+          <w:sz w:val="21"/>
         </w:rPr>
         <w:t>、</w:t>
       </w:r>
       <w:r>
         <w:rPr>
-          <w:rFonts w:hint="eastAsia" w:ascii="宋体" w:hAnsi="宋体" w:eastAsia="宋体" w:cs="宋体"/>
-          <w:color w:val="9C4112"/>
+          <w:rFonts w:hint="default" w:ascii="Times New Roman" w:hAnsi="Times New Roman" w:eastAsia="宋体" w:cs="Times New Roman"/>
+          <w:color w:val="auto"/>
           <w:sz w:val="19"/>
         </w:rPr>
         <w:t>STABLE</w:t>
       </w:r>
       <w:r>
         <w:rPr>
-          <w:rFonts w:hint="eastAsia" w:ascii="宋体" w:hAnsi="宋体" w:eastAsia="宋体" w:cs="宋体"/>
-          <w:sz w:val="20"/>
+          <w:rFonts w:hint="default" w:ascii="Times New Roman" w:hAnsi="Times New Roman" w:eastAsia="宋体" w:cs="Times New Roman"/>
+          <w:color w:val="auto"/>
+          <w:sz w:val="21"/>
         </w:rPr>
         <w:t>。</w:t>
       </w:r>
@@ -2022,74 +2249,81 @@
       <w:pPr>
         <w:pStyle w:val="16"/>
         <w:spacing w:after="40"/>
-        <w:rPr>
-          <w:rFonts w:hint="eastAsia" w:ascii="宋体" w:hAnsi="宋体" w:eastAsia="宋体" w:cs="宋体"/>
+        <w:ind w:left="420"/>
+        <w:rPr>
+          <w:rFonts w:hint="default" w:ascii="Times New Roman" w:hAnsi="Times New Roman" w:eastAsia="宋体" w:cs="Times New Roman"/>
+          <w:color w:val="auto"/>
         </w:rPr>
       </w:pPr>
       <w:r>
         <w:rPr>
-          <w:rFonts w:hint="eastAsia" w:ascii="宋体" w:hAnsi="宋体" w:eastAsia="宋体" w:cs="宋体"/>
-          <w:sz w:val="20"/>
-        </w:rPr>
-        <w:t>实现 fault mode，包括</w:t>
+          <w:rFonts w:hint="default" w:ascii="Times New Roman" w:hAnsi="Times New Roman" w:eastAsia="宋体" w:cs="Times New Roman"/>
+          <w:color w:val="auto"/>
+          <w:sz w:val="21"/>
+        </w:rPr>
+        <w:t xml:space="preserve">实现 fault mode，包括 </w:t>
       </w:r>
       <w:r>
         <w:rPr>
-          <w:rFonts w:hint="eastAsia" w:ascii="宋体" w:hAnsi="宋体" w:eastAsia="宋体" w:cs="宋体"/>
-          <w:color w:val="9C4112"/>
+          <w:rFonts w:hint="default" w:ascii="Times New Roman" w:hAnsi="Times New Roman" w:eastAsia="宋体" w:cs="Times New Roman"/>
+          <w:color w:val="auto"/>
           <w:sz w:val="19"/>
         </w:rPr>
         <w:t>NORMAL</w:t>
       </w:r>
       <w:r>
         <w:rPr>
-          <w:rFonts w:hint="eastAsia" w:ascii="宋体" w:hAnsi="宋体" w:eastAsia="宋体" w:cs="宋体"/>
-          <w:sz w:val="20"/>
+          <w:rFonts w:hint="default" w:ascii="Times New Roman" w:hAnsi="Times New Roman" w:eastAsia="宋体" w:cs="Times New Roman"/>
+          <w:color w:val="auto"/>
+          <w:sz w:val="21"/>
         </w:rPr>
         <w:t>、</w:t>
       </w:r>
       <w:r>
         <w:rPr>
-          <w:rFonts w:hint="eastAsia" w:ascii="宋体" w:hAnsi="宋体" w:eastAsia="宋体" w:cs="宋体"/>
-          <w:color w:val="9C4112"/>
+          <w:rFonts w:hint="default" w:ascii="Times New Roman" w:hAnsi="Times New Roman" w:eastAsia="宋体" w:cs="Times New Roman"/>
+          <w:color w:val="auto"/>
           <w:sz w:val="19"/>
         </w:rPr>
         <w:t>WARN</w:t>
       </w:r>
       <w:r>
         <w:rPr>
-          <w:rFonts w:hint="eastAsia" w:ascii="宋体" w:hAnsi="宋体" w:eastAsia="宋体" w:cs="宋体"/>
-          <w:sz w:val="20"/>
+          <w:rFonts w:hint="default" w:ascii="Times New Roman" w:hAnsi="Times New Roman" w:eastAsia="宋体" w:cs="Times New Roman"/>
+          <w:color w:val="auto"/>
+          <w:sz w:val="21"/>
         </w:rPr>
         <w:t>、</w:t>
       </w:r>
       <w:r>
         <w:rPr>
-          <w:rFonts w:hint="eastAsia" w:ascii="宋体" w:hAnsi="宋体" w:eastAsia="宋体" w:cs="宋体"/>
-          <w:color w:val="9C4112"/>
+          <w:rFonts w:hint="default" w:ascii="Times New Roman" w:hAnsi="Times New Roman" w:eastAsia="宋体" w:cs="Times New Roman"/>
+          <w:color w:val="auto"/>
           <w:sz w:val="19"/>
         </w:rPr>
         <w:t>DEGRADED</w:t>
       </w:r>
       <w:r>
         <w:rPr>
-          <w:rFonts w:hint="eastAsia" w:ascii="宋体" w:hAnsi="宋体" w:eastAsia="宋体" w:cs="宋体"/>
-          <w:sz w:val="20"/>
+          <w:rFonts w:hint="default" w:ascii="Times New Roman" w:hAnsi="Times New Roman" w:eastAsia="宋体" w:cs="Times New Roman"/>
+          <w:color w:val="auto"/>
+          <w:sz w:val="21"/>
         </w:rPr>
         <w:t>、</w:t>
       </w:r>
       <w:r>
         <w:rPr>
-          <w:rFonts w:hint="eastAsia" w:ascii="宋体" w:hAnsi="宋体" w:eastAsia="宋体" w:cs="宋体"/>
-          <w:color w:val="9C4112"/>
+          <w:rFonts w:hint="default" w:ascii="Times New Roman" w:hAnsi="Times New Roman" w:eastAsia="宋体" w:cs="Times New Roman"/>
+          <w:color w:val="auto"/>
           <w:sz w:val="19"/>
         </w:rPr>
         <w:t>SAFE_MODE</w:t>
       </w:r>
       <w:r>
         <w:rPr>
-          <w:rFonts w:hint="eastAsia" w:ascii="宋体" w:hAnsi="宋体" w:eastAsia="宋体" w:cs="宋体"/>
-          <w:sz w:val="20"/>
+          <w:rFonts w:hint="default" w:ascii="Times New Roman" w:hAnsi="Times New Roman" w:eastAsia="宋体" w:cs="Times New Roman"/>
+          <w:color w:val="auto"/>
+          <w:sz w:val="21"/>
         </w:rPr>
         <w:t>。</w:t>
       </w:r>
@@ -2098,14 +2332,17 @@
       <w:pPr>
         <w:pStyle w:val="16"/>
         <w:spacing w:after="40"/>
-        <w:rPr>
-          <w:rFonts w:hint="eastAsia" w:ascii="宋体" w:hAnsi="宋体" w:eastAsia="宋体" w:cs="宋体"/>
+        <w:ind w:left="420"/>
+        <w:rPr>
+          <w:rFonts w:hint="default" w:ascii="Times New Roman" w:hAnsi="Times New Roman" w:eastAsia="宋体" w:cs="Times New Roman"/>
+          <w:color w:val="auto"/>
         </w:rPr>
       </w:pPr>
       <w:r>
         <w:rPr>
-          <w:rFonts w:hint="eastAsia" w:ascii="宋体" w:hAnsi="宋体" w:eastAsia="宋体" w:cs="宋体"/>
-          <w:sz w:val="20"/>
+          <w:rFonts w:hint="default" w:ascii="Times New Roman" w:hAnsi="Times New Roman" w:eastAsia="宋体" w:cs="Times New Roman"/>
+          <w:color w:val="auto"/>
+          <w:sz w:val="21"/>
         </w:rPr>
         <w:t>提供 host-side 单元测试和 QEMU 端到端验证。</w:t>
       </w:r>
@@ -2114,14 +2351,17 @@
       <w:pPr>
         <w:pStyle w:val="16"/>
         <w:spacing w:after="40"/>
-        <w:rPr>
-          <w:rFonts w:hint="eastAsia" w:ascii="宋体" w:hAnsi="宋体" w:eastAsia="宋体" w:cs="宋体"/>
+        <w:ind w:left="420"/>
+        <w:rPr>
+          <w:rFonts w:hint="default" w:ascii="Times New Roman" w:hAnsi="Times New Roman" w:eastAsia="宋体" w:cs="Times New Roman"/>
+          <w:color w:val="auto"/>
         </w:rPr>
       </w:pPr>
       <w:r>
         <w:rPr>
-          <w:rFonts w:hint="eastAsia" w:ascii="宋体" w:hAnsi="宋体" w:eastAsia="宋体" w:cs="宋体"/>
-          <w:sz w:val="20"/>
+          <w:rFonts w:hint="default" w:ascii="Times New Roman" w:hAnsi="Times New Roman" w:eastAsia="宋体" w:cs="Times New Roman"/>
+          <w:color w:val="auto"/>
+          <w:sz w:val="21"/>
         </w:rPr>
         <w:t>形成可用于工程实践检查的需求、设计、测试和使用文档。</w:t>
       </w:r>
@@ -2130,12 +2370,15 @@
       <w:pPr>
         <w:pStyle w:val="4"/>
         <w:rPr>
-          <w:rFonts w:hint="eastAsia" w:ascii="宋体" w:hAnsi="宋体" w:eastAsia="宋体" w:cs="宋体"/>
+          <w:rFonts w:hint="default" w:ascii="Times New Roman" w:hAnsi="Times New Roman" w:eastAsia="宋体" w:cs="Times New Roman"/>
+          <w:color w:val="auto"/>
         </w:rPr>
       </w:pPr>
       <w:r>
         <w:rPr>
-          <w:rFonts w:hint="eastAsia" w:ascii="宋体" w:hAnsi="宋体" w:eastAsia="宋体" w:cs="宋体"/>
+          <w:rFonts w:hint="default" w:ascii="Times New Roman" w:hAnsi="Times New Roman" w:eastAsia="宋体" w:cs="Times New Roman"/>
+          <w:b/>
+          <w:color w:val="auto"/>
           <w:sz w:val="28"/>
         </w:rPr>
         <w:t>2.2 系统边界</w:t>
@@ -2143,44 +2386,51 @@
     </w:p>
     <w:p>
       <w:pPr>
+        <w:spacing w:before="0" w:after="120" w:line="312" w:lineRule="auto"/>
         <w:ind w:firstLine="420"/>
         <w:rPr>
-          <w:rFonts w:hint="eastAsia" w:ascii="宋体" w:hAnsi="宋体" w:eastAsia="宋体" w:cs="宋体"/>
+          <w:rFonts w:hint="default" w:ascii="Times New Roman" w:hAnsi="Times New Roman" w:eastAsia="宋体" w:cs="Times New Roman"/>
+          <w:color w:val="auto"/>
         </w:rPr>
       </w:pPr>
       <w:r>
         <w:rPr>
-          <w:rFonts w:hint="eastAsia" w:ascii="宋体" w:hAnsi="宋体" w:eastAsia="宋体" w:cs="宋体"/>
+          <w:rFonts w:hint="default" w:ascii="Times New Roman" w:hAnsi="Times New Roman" w:eastAsia="宋体" w:cs="Times New Roman"/>
+          <w:color w:val="auto"/>
           <w:sz w:val="21"/>
         </w:rPr>
-        <w:t>本项目聚焦于嵌入式控制链路和安全降级逻辑，不直接接入真实车载硬件。GPIO 输出在</w:t>
+        <w:t xml:space="preserve">本项目聚焦于嵌入式控制链路和安全降级逻辑，不直接接入真实车载硬件。GPIO 输出在 </w:t>
       </w:r>
       <w:r>
         <w:rPr>
-          <w:rFonts w:hint="eastAsia" w:ascii="宋体" w:hAnsi="宋体" w:eastAsia="宋体" w:cs="宋体"/>
-          <w:color w:val="9C4112"/>
-          <w:sz w:val="20"/>
+          <w:rFonts w:hint="default" w:ascii="Times New Roman" w:hAnsi="Times New Roman" w:eastAsia="宋体" w:cs="Times New Roman"/>
+          <w:color w:val="auto"/>
+          <w:sz w:val="19"/>
         </w:rPr>
         <w:t>qemu_virt_aarch64</w:t>
       </w:r>
       <w:r>
         <w:rPr>
-          <w:rFonts w:hint="eastAsia" w:ascii="宋体" w:hAnsi="宋体" w:eastAsia="宋体" w:cs="宋体"/>
+          <w:rFonts w:hint="default" w:ascii="Times New Roman" w:hAnsi="Times New Roman" w:eastAsia="宋体" w:cs="Times New Roman"/>
+          <w:color w:val="auto"/>
           <w:sz w:val="21"/>
         </w:rPr>
-        <w:t>环境中通过日志和模拟 MMIO 行为观察。</w:t>
+        <w:t xml:space="preserve"> 环境中通过日志和模拟 MMIO 行为观察。</w:t>
       </w:r>
     </w:p>
     <w:p>
       <w:pPr>
+        <w:spacing w:before="0" w:after="120" w:line="312" w:lineRule="auto"/>
         <w:ind w:firstLine="420"/>
         <w:rPr>
-          <w:rFonts w:hint="eastAsia" w:ascii="宋体" w:hAnsi="宋体" w:eastAsia="宋体" w:cs="宋体"/>
+          <w:rFonts w:hint="default" w:ascii="Times New Roman" w:hAnsi="Times New Roman" w:eastAsia="宋体" w:cs="Times New Roman"/>
+          <w:color w:val="auto"/>
         </w:rPr>
       </w:pPr>
       <w:r>
         <w:rPr>
-          <w:rFonts w:hint="eastAsia" w:ascii="宋体" w:hAnsi="宋体" w:eastAsia="宋体" w:cs="宋体"/>
+          <w:rFonts w:hint="default" w:ascii="Times New Roman" w:hAnsi="Times New Roman" w:eastAsia="宋体" w:cs="Times New Roman"/>
+          <w:color w:val="auto"/>
           <w:sz w:val="21"/>
         </w:rPr>
         <w:t>系统边界如下：</w:t>
@@ -2190,14 +2440,17 @@
       <w:pPr>
         <w:pStyle w:val="16"/>
         <w:spacing w:after="40"/>
-        <w:rPr>
-          <w:rFonts w:hint="eastAsia" w:ascii="宋体" w:hAnsi="宋体" w:eastAsia="宋体" w:cs="宋体"/>
+        <w:ind w:left="420"/>
+        <w:rPr>
+          <w:rFonts w:hint="default" w:ascii="Times New Roman" w:hAnsi="Times New Roman" w:eastAsia="宋体" w:cs="Times New Roman"/>
+          <w:color w:val="auto"/>
         </w:rPr>
       </w:pPr>
       <w:r>
         <w:rPr>
-          <w:rFonts w:hint="eastAsia" w:ascii="宋体" w:hAnsi="宋体" w:eastAsia="宋体" w:cs="宋体"/>
-          <w:sz w:val="20"/>
+          <w:rFonts w:hint="default" w:ascii="Times New Roman" w:hAnsi="Times New Roman" w:eastAsia="宋体" w:cs="Times New Roman"/>
+          <w:color w:val="auto"/>
+          <w:sz w:val="21"/>
         </w:rPr>
         <w:t>输入边界：QEMU 串口输入。</w:t>
       </w:r>
@@ -2206,14 +2459,17 @@
       <w:pPr>
         <w:pStyle w:val="16"/>
         <w:spacing w:after="40"/>
-        <w:rPr>
-          <w:rFonts w:hint="eastAsia" w:ascii="宋体" w:hAnsi="宋体" w:eastAsia="宋体" w:cs="宋体"/>
+        <w:ind w:left="420"/>
+        <w:rPr>
+          <w:rFonts w:hint="default" w:ascii="Times New Roman" w:hAnsi="Times New Roman" w:eastAsia="宋体" w:cs="Times New Roman"/>
+          <w:color w:val="auto"/>
         </w:rPr>
       </w:pPr>
       <w:r>
         <w:rPr>
-          <w:rFonts w:hint="eastAsia" w:ascii="宋体" w:hAnsi="宋体" w:eastAsia="宋体" w:cs="宋体"/>
-          <w:sz w:val="20"/>
+          <w:rFonts w:hint="default" w:ascii="Times New Roman" w:hAnsi="Times New Roman" w:eastAsia="宋体" w:cs="Times New Roman"/>
+          <w:color w:val="auto"/>
+          <w:sz w:val="21"/>
         </w:rPr>
         <w:t>输出边界：GPIO protection domain 的输出日志和状态摘要。</w:t>
       </w:r>
@@ -2222,14 +2478,17 @@
       <w:pPr>
         <w:pStyle w:val="16"/>
         <w:spacing w:after="40"/>
-        <w:rPr>
-          <w:rFonts w:hint="eastAsia" w:ascii="宋体" w:hAnsi="宋体" w:eastAsia="宋体" w:cs="宋体"/>
+        <w:ind w:left="420"/>
+        <w:rPr>
+          <w:rFonts w:hint="default" w:ascii="Times New Roman" w:hAnsi="Times New Roman" w:eastAsia="宋体" w:cs="Times New Roman"/>
+          <w:color w:val="auto"/>
         </w:rPr>
       </w:pPr>
       <w:r>
         <w:rPr>
-          <w:rFonts w:hint="eastAsia" w:ascii="宋体" w:hAnsi="宋体" w:eastAsia="宋体" w:cs="宋体"/>
-          <w:sz w:val="20"/>
+          <w:rFonts w:hint="default" w:ascii="Times New Roman" w:hAnsi="Times New Roman" w:eastAsia="宋体" w:cs="Times New Roman"/>
+          <w:color w:val="auto"/>
+          <w:sz w:val="21"/>
         </w:rPr>
         <w:t>控制边界：scheduler 根据 operator request、vehicle state 和 fault mode 生成 target output。</w:t>
       </w:r>
@@ -2238,14 +2497,17 @@
       <w:pPr>
         <w:pStyle w:val="16"/>
         <w:spacing w:after="40"/>
-        <w:rPr>
-          <w:rFonts w:hint="eastAsia" w:ascii="宋体" w:hAnsi="宋体" w:eastAsia="宋体" w:cs="宋体"/>
+        <w:ind w:left="420"/>
+        <w:rPr>
+          <w:rFonts w:hint="default" w:ascii="Times New Roman" w:hAnsi="Times New Roman" w:eastAsia="宋体" w:cs="Times New Roman"/>
+          <w:color w:val="auto"/>
         </w:rPr>
       </w:pPr>
       <w:r>
         <w:rPr>
-          <w:rFonts w:hint="eastAsia" w:ascii="宋体" w:hAnsi="宋体" w:eastAsia="宋体" w:cs="宋体"/>
-          <w:sz w:val="20"/>
+          <w:rFonts w:hint="default" w:ascii="Times New Roman" w:hAnsi="Times New Roman" w:eastAsia="宋体" w:cs="Times New Roman"/>
+          <w:color w:val="auto"/>
+          <w:sz w:val="21"/>
         </w:rPr>
         <w:t>安全边界：faultmg 是 fault lifecycle 和 fault mode 的唯一 owner。</w:t>
       </w:r>
@@ -2254,12 +2516,15 @@
       <w:pPr>
         <w:pStyle w:val="3"/>
         <w:rPr>
-          <w:rFonts w:hint="eastAsia" w:ascii="宋体" w:hAnsi="宋体" w:eastAsia="宋体" w:cs="宋体"/>
+          <w:rFonts w:hint="default" w:ascii="Times New Roman" w:hAnsi="Times New Roman" w:eastAsia="宋体" w:cs="Times New Roman"/>
+          <w:color w:val="auto"/>
         </w:rPr>
       </w:pPr>
       <w:r>
         <w:rPr>
-          <w:rFonts w:hint="eastAsia" w:ascii="宋体" w:hAnsi="宋体" w:eastAsia="宋体" w:cs="宋体"/>
+          <w:rFonts w:hint="default" w:ascii="Times New Roman" w:hAnsi="Times New Roman" w:eastAsia="宋体" w:cs="Times New Roman"/>
+          <w:b/>
+          <w:color w:val="auto"/>
           <w:sz w:val="32"/>
         </w:rPr>
         <w:t>3. 术语与定义</w:t>
@@ -2287,8 +2552,8 @@
         </w:tblCellMar>
       </w:tblPr>
       <w:tblGrid>
-        <w:gridCol w:w="4646"/>
-        <w:gridCol w:w="4646"/>
+        <w:gridCol w:w="4536"/>
+        <w:gridCol w:w="4536"/>
       </w:tblGrid>
       <w:tr>
         <w:tblPrEx>
@@ -2308,26 +2573,36 @@
           </w:tblCellMar>
         </w:tblPrEx>
         <w:trPr>
+          <w:tblHeader/>
           <w:jc w:val="center"/>
         </w:trPr>
         <w:tc>
           <w:tcPr>
-            <w:tcW w:w="4646" w:type="dxa"/>
+            <w:tcW w:w="4536" w:type="dxa"/>
             <w:shd w:val="clear" w:color="auto" w:fill="D9EAF7"/>
+            <w:tcMar>
+              <w:top w:w="80" w:type="dxa"/>
+              <w:left w:w="80" w:type="dxa"/>
+              <w:bottom w:w="80" w:type="dxa"/>
+              <w:right w:w="80" w:type="dxa"/>
+            </w:tcMar>
             <w:vAlign w:val="center"/>
           </w:tcPr>
           <w:p>
             <w:pPr>
-              <w:spacing w:after="0" w:line="252" w:lineRule="auto"/>
-              <w:rPr>
-                <w:rFonts w:hint="eastAsia" w:ascii="宋体" w:hAnsi="宋体" w:eastAsia="宋体" w:cs="宋体"/>
+              <w:spacing w:before="0" w:after="0" w:line="276" w:lineRule="auto"/>
+              <w:jc w:val="center"/>
+              <w:rPr>
+                <w:rFonts w:hint="default" w:ascii="Times New Roman" w:hAnsi="Times New Roman" w:eastAsia="宋体" w:cs="Times New Roman"/>
+                <w:color w:val="auto"/>
               </w:rPr>
             </w:pPr>
             <w:r>
               <w:rPr>
-                <w:rFonts w:hint="eastAsia" w:ascii="宋体" w:hAnsi="宋体" w:eastAsia="宋体" w:cs="宋体"/>
+                <w:rFonts w:hint="default" w:ascii="Times New Roman" w:hAnsi="Times New Roman" w:eastAsia="宋体" w:cs="Times New Roman"/>
                 <w:b/>
-                <w:sz w:val="18"/>
+                <w:color w:val="auto"/>
+                <w:sz w:val="17"/>
               </w:rPr>
               <w:t>术语</w:t>
             </w:r>
@@ -2335,22 +2610,31 @@
         </w:tc>
         <w:tc>
           <w:tcPr>
-            <w:tcW w:w="4646" w:type="dxa"/>
+            <w:tcW w:w="4536" w:type="dxa"/>
             <w:shd w:val="clear" w:color="auto" w:fill="D9EAF7"/>
+            <w:tcMar>
+              <w:top w:w="80" w:type="dxa"/>
+              <w:left w:w="80" w:type="dxa"/>
+              <w:bottom w:w="80" w:type="dxa"/>
+              <w:right w:w="80" w:type="dxa"/>
+            </w:tcMar>
             <w:vAlign w:val="center"/>
           </w:tcPr>
           <w:p>
             <w:pPr>
-              <w:spacing w:after="0" w:line="252" w:lineRule="auto"/>
-              <w:rPr>
-                <w:rFonts w:hint="eastAsia" w:ascii="宋体" w:hAnsi="宋体" w:eastAsia="宋体" w:cs="宋体"/>
+              <w:spacing w:before="0" w:after="0" w:line="276" w:lineRule="auto"/>
+              <w:jc w:val="center"/>
+              <w:rPr>
+                <w:rFonts w:hint="default" w:ascii="Times New Roman" w:hAnsi="Times New Roman" w:eastAsia="宋体" w:cs="Times New Roman"/>
+                <w:color w:val="auto"/>
               </w:rPr>
             </w:pPr>
             <w:r>
               <w:rPr>
-                <w:rFonts w:hint="eastAsia" w:ascii="宋体" w:hAnsi="宋体" w:eastAsia="宋体" w:cs="宋体"/>
+                <w:rFonts w:hint="default" w:ascii="Times New Roman" w:hAnsi="Times New Roman" w:eastAsia="宋体" w:cs="Times New Roman"/>
                 <w:b/>
-                <w:sz w:val="18"/>
+                <w:color w:val="auto"/>
+                <w:sz w:val="17"/>
               </w:rPr>
               <w:t>定义</w:t>
             </w:r>
@@ -2379,21 +2663,29 @@
         </w:trPr>
         <w:tc>
           <w:tcPr>
-            <w:tcW w:w="4646" w:type="dxa"/>
+            <w:tcW w:w="4536" w:type="dxa"/>
+            <w:tcMar>
+              <w:top w:w="80" w:type="dxa"/>
+              <w:left w:w="80" w:type="dxa"/>
+              <w:bottom w:w="80" w:type="dxa"/>
+              <w:right w:w="80" w:type="dxa"/>
+            </w:tcMar>
             <w:vAlign w:val="center"/>
           </w:tcPr>
           <w:p>
             <w:pPr>
-              <w:spacing w:after="0" w:line="252" w:lineRule="auto"/>
-              <w:rPr>
-                <w:rFonts w:hint="eastAsia" w:ascii="宋体" w:hAnsi="宋体" w:eastAsia="宋体" w:cs="宋体"/>
+              <w:spacing w:before="0" w:after="0" w:line="276" w:lineRule="auto"/>
+              <w:jc w:val="left"/>
+              <w:rPr>
+                <w:rFonts w:hint="default" w:ascii="Times New Roman" w:hAnsi="Times New Roman" w:eastAsia="宋体" w:cs="Times New Roman"/>
+                <w:color w:val="auto"/>
               </w:rPr>
             </w:pPr>
             <w:r>
               <w:rPr>
-                <w:rFonts w:hint="eastAsia" w:ascii="宋体" w:hAnsi="宋体" w:eastAsia="宋体" w:cs="宋体"/>
-                <w:b w:val="0"/>
-                <w:sz w:val="18"/>
+                <w:rFonts w:hint="default" w:ascii="Times New Roman" w:hAnsi="Times New Roman" w:eastAsia="宋体" w:cs="Times New Roman"/>
+                <w:color w:val="auto"/>
+                <w:sz w:val="17"/>
               </w:rPr>
               <w:t>seL4</w:t>
             </w:r>
@@ -2401,21 +2693,29 @@
         </w:tc>
         <w:tc>
           <w:tcPr>
-            <w:tcW w:w="4646" w:type="dxa"/>
+            <w:tcW w:w="4536" w:type="dxa"/>
+            <w:tcMar>
+              <w:top w:w="80" w:type="dxa"/>
+              <w:left w:w="80" w:type="dxa"/>
+              <w:bottom w:w="80" w:type="dxa"/>
+              <w:right w:w="80" w:type="dxa"/>
+            </w:tcMar>
             <w:vAlign w:val="center"/>
           </w:tcPr>
           <w:p>
             <w:pPr>
-              <w:spacing w:after="0" w:line="252" w:lineRule="auto"/>
-              <w:rPr>
-                <w:rFonts w:hint="eastAsia" w:ascii="宋体" w:hAnsi="宋体" w:eastAsia="宋体" w:cs="宋体"/>
+              <w:spacing w:before="0" w:after="0" w:line="276" w:lineRule="auto"/>
+              <w:jc w:val="left"/>
+              <w:rPr>
+                <w:rFonts w:hint="default" w:ascii="Times New Roman" w:hAnsi="Times New Roman" w:eastAsia="宋体" w:cs="Times New Roman"/>
+                <w:color w:val="auto"/>
               </w:rPr>
             </w:pPr>
             <w:r>
               <w:rPr>
-                <w:rFonts w:hint="eastAsia" w:ascii="宋体" w:hAnsi="宋体" w:eastAsia="宋体" w:cs="宋体"/>
-                <w:b w:val="0"/>
-                <w:sz w:val="18"/>
+                <w:rFonts w:hint="default" w:ascii="Times New Roman" w:hAnsi="Times New Roman" w:eastAsia="宋体" w:cs="Times New Roman"/>
+                <w:color w:val="auto"/>
+                <w:sz w:val="17"/>
               </w:rPr>
               <w:t>高可信微内核，提供强隔离和形式化验证基础。</w:t>
             </w:r>
@@ -2444,21 +2744,29 @@
         </w:trPr>
         <w:tc>
           <w:tcPr>
-            <w:tcW w:w="4646" w:type="dxa"/>
+            <w:tcW w:w="4536" w:type="dxa"/>
+            <w:tcMar>
+              <w:top w:w="80" w:type="dxa"/>
+              <w:left w:w="80" w:type="dxa"/>
+              <w:bottom w:w="80" w:type="dxa"/>
+              <w:right w:w="80" w:type="dxa"/>
+            </w:tcMar>
             <w:vAlign w:val="center"/>
           </w:tcPr>
           <w:p>
             <w:pPr>
-              <w:spacing w:after="0" w:line="252" w:lineRule="auto"/>
-              <w:rPr>
-                <w:rFonts w:hint="eastAsia" w:ascii="宋体" w:hAnsi="宋体" w:eastAsia="宋体" w:cs="宋体"/>
+              <w:spacing w:before="0" w:after="0" w:line="276" w:lineRule="auto"/>
+              <w:jc w:val="left"/>
+              <w:rPr>
+                <w:rFonts w:hint="default" w:ascii="Times New Roman" w:hAnsi="Times New Roman" w:eastAsia="宋体" w:cs="Times New Roman"/>
+                <w:color w:val="auto"/>
               </w:rPr>
             </w:pPr>
             <w:r>
               <w:rPr>
-                <w:rFonts w:hint="eastAsia" w:ascii="宋体" w:hAnsi="宋体" w:eastAsia="宋体" w:cs="宋体"/>
-                <w:b w:val="0"/>
-                <w:sz w:val="18"/>
+                <w:rFonts w:hint="default" w:ascii="Times New Roman" w:hAnsi="Times New Roman" w:eastAsia="宋体" w:cs="Times New Roman"/>
+                <w:color w:val="auto"/>
+                <w:sz w:val="17"/>
               </w:rPr>
               <w:t>Microkit</w:t>
             </w:r>
@@ -2466,21 +2774,29 @@
         </w:tc>
         <w:tc>
           <w:tcPr>
-            <w:tcW w:w="4646" w:type="dxa"/>
+            <w:tcW w:w="4536" w:type="dxa"/>
+            <w:tcMar>
+              <w:top w:w="80" w:type="dxa"/>
+              <w:left w:w="80" w:type="dxa"/>
+              <w:bottom w:w="80" w:type="dxa"/>
+              <w:right w:w="80" w:type="dxa"/>
+            </w:tcMar>
             <w:vAlign w:val="center"/>
           </w:tcPr>
           <w:p>
             <w:pPr>
-              <w:spacing w:after="0" w:line="252" w:lineRule="auto"/>
-              <w:rPr>
-                <w:rFonts w:hint="eastAsia" w:ascii="宋体" w:hAnsi="宋体" w:eastAsia="宋体" w:cs="宋体"/>
+              <w:spacing w:before="0" w:after="0" w:line="276" w:lineRule="auto"/>
+              <w:jc w:val="left"/>
+              <w:rPr>
+                <w:rFonts w:hint="default" w:ascii="Times New Roman" w:hAnsi="Times New Roman" w:eastAsia="宋体" w:cs="Times New Roman"/>
+                <w:color w:val="auto"/>
               </w:rPr>
             </w:pPr>
             <w:r>
               <w:rPr>
-                <w:rFonts w:hint="eastAsia" w:ascii="宋体" w:hAnsi="宋体" w:eastAsia="宋体" w:cs="宋体"/>
-                <w:b w:val="0"/>
-                <w:sz w:val="18"/>
+                <w:rFonts w:hint="default" w:ascii="Times New Roman" w:hAnsi="Times New Roman" w:eastAsia="宋体" w:cs="Times New Roman"/>
+                <w:color w:val="auto"/>
+                <w:sz w:val="17"/>
               </w:rPr>
               <w:t>seL4 上的系统构建框架，用 protection domain、channel、memory region 描述系统。</w:t>
             </w:r>
@@ -2509,21 +2825,29 @@
         </w:trPr>
         <w:tc>
           <w:tcPr>
-            <w:tcW w:w="4646" w:type="dxa"/>
+            <w:tcW w:w="4536" w:type="dxa"/>
+            <w:tcMar>
+              <w:top w:w="80" w:type="dxa"/>
+              <w:left w:w="80" w:type="dxa"/>
+              <w:bottom w:w="80" w:type="dxa"/>
+              <w:right w:w="80" w:type="dxa"/>
+            </w:tcMar>
             <w:vAlign w:val="center"/>
           </w:tcPr>
           <w:p>
             <w:pPr>
-              <w:spacing w:after="0" w:line="252" w:lineRule="auto"/>
-              <w:rPr>
-                <w:rFonts w:hint="eastAsia" w:ascii="宋体" w:hAnsi="宋体" w:eastAsia="宋体" w:cs="宋体"/>
+              <w:spacing w:before="0" w:after="0" w:line="276" w:lineRule="auto"/>
+              <w:jc w:val="left"/>
+              <w:rPr>
+                <w:rFonts w:hint="default" w:ascii="Times New Roman" w:hAnsi="Times New Roman" w:eastAsia="宋体" w:cs="Times New Roman"/>
+                <w:color w:val="auto"/>
               </w:rPr>
             </w:pPr>
             <w:r>
               <w:rPr>
-                <w:rFonts w:hint="eastAsia" w:ascii="宋体" w:hAnsi="宋体" w:eastAsia="宋体" w:cs="宋体"/>
-                <w:b w:val="0"/>
-                <w:sz w:val="18"/>
+                <w:rFonts w:hint="default" w:ascii="Times New Roman" w:hAnsi="Times New Roman" w:eastAsia="宋体" w:cs="Times New Roman"/>
+                <w:color w:val="auto"/>
+                <w:sz w:val="17"/>
               </w:rPr>
               <w:t>Protection Domain</w:t>
             </w:r>
@@ -2531,23 +2855,79 @@
         </w:tc>
         <w:tc>
           <w:tcPr>
-            <w:tcW w:w="4646" w:type="dxa"/>
+            <w:tcW w:w="4536" w:type="dxa"/>
+            <w:tcMar>
+              <w:top w:w="80" w:type="dxa"/>
+              <w:left w:w="80" w:type="dxa"/>
+              <w:bottom w:w="80" w:type="dxa"/>
+              <w:right w:w="80" w:type="dxa"/>
+            </w:tcMar>
             <w:vAlign w:val="center"/>
           </w:tcPr>
           <w:p>
             <w:pPr>
-              <w:spacing w:after="0" w:line="252" w:lineRule="auto"/>
-              <w:rPr>
-                <w:rFonts w:hint="eastAsia" w:ascii="宋体" w:hAnsi="宋体" w:eastAsia="宋体" w:cs="宋体"/>
+              <w:spacing w:before="0" w:after="0" w:line="276" w:lineRule="auto"/>
+              <w:jc w:val="left"/>
+              <w:rPr>
+                <w:rFonts w:hint="default" w:ascii="Times New Roman" w:hAnsi="Times New Roman" w:eastAsia="宋体" w:cs="Times New Roman"/>
+                <w:color w:val="auto"/>
               </w:rPr>
             </w:pPr>
             <w:r>
               <w:rPr>
-                <w:rFonts w:hint="eastAsia" w:ascii="宋体" w:hAnsi="宋体" w:eastAsia="宋体" w:cs="宋体"/>
-                <w:b w:val="0"/>
-                <w:sz w:val="18"/>
-              </w:rPr>
-              <w:t>Microkit 中的隔离执行单元，本项目中包括 commandin、scheduler、lightctl 等。</w:t>
+                <w:rFonts w:hint="default" w:ascii="Times New Roman" w:hAnsi="Times New Roman" w:eastAsia="宋体" w:cs="Times New Roman"/>
+                <w:color w:val="auto"/>
+                <w:sz w:val="17"/>
+              </w:rPr>
+              <w:t xml:space="preserve">Microkit 中的隔离执行单元，本项目中包括 </w:t>
+            </w:r>
+            <w:r>
+              <w:rPr>
+                <w:rFonts w:hint="default" w:ascii="Times New Roman" w:hAnsi="Times New Roman" w:eastAsia="宋体" w:cs="Times New Roman"/>
+                <w:color w:val="auto"/>
+                <w:sz w:val="16"/>
+              </w:rPr>
+              <w:t>commandin</w:t>
+            </w:r>
+            <w:r>
+              <w:rPr>
+                <w:rFonts w:hint="default" w:ascii="Times New Roman" w:hAnsi="Times New Roman" w:eastAsia="宋体" w:cs="Times New Roman"/>
+                <w:color w:val="auto"/>
+                <w:sz w:val="17"/>
+              </w:rPr>
+              <w:t>、</w:t>
+            </w:r>
+            <w:r>
+              <w:rPr>
+                <w:rFonts w:hint="default" w:ascii="Times New Roman" w:hAnsi="Times New Roman" w:eastAsia="宋体" w:cs="Times New Roman"/>
+                <w:color w:val="auto"/>
+                <w:sz w:val="16"/>
+              </w:rPr>
+              <w:t>scheduler</w:t>
+            </w:r>
+            <w:r>
+              <w:rPr>
+                <w:rFonts w:hint="default" w:ascii="Times New Roman" w:hAnsi="Times New Roman" w:eastAsia="宋体" w:cs="Times New Roman"/>
+                <w:color w:val="auto"/>
+                <w:sz w:val="17"/>
+              </w:rPr>
+              <w:t>、</w:t>
+            </w:r>
+            <w:r>
+              <w:rPr>
+                <w:rFonts w:hint="default" w:ascii="Times New Roman" w:hAnsi="Times New Roman" w:eastAsia="宋体" w:cs="Times New Roman"/>
+                <w:color w:val="auto"/>
+                <w:sz w:val="16"/>
+              </w:rPr>
+              <w:t>lightctl</w:t>
+            </w:r>
+            <w:r>
+              <w:rPr>
+                <w:rFonts w:hint="default" w:ascii="Times New Roman" w:hAnsi="Times New Roman" w:eastAsia="宋体" w:cs="Times New Roman"/>
+                <w:color w:val="auto"/>
+                <w:sz w:val="17"/>
+              </w:rPr>
+              <w:t xml:space="preserve"> 等。</w:t>
             </w:r>
           </w:p>
         </w:tc>
@@ -2574,21 +2954,29 @@
         </w:trPr>
         <w:tc>
           <w:tcPr>
-            <w:tcW w:w="4646" w:type="dxa"/>
+            <w:tcW w:w="4536" w:type="dxa"/>
+            <w:tcMar>
+              <w:top w:w="80" w:type="dxa"/>
+              <w:left w:w="80" w:type="dxa"/>
+              <w:bottom w:w="80" w:type="dxa"/>
+              <w:right w:w="80" w:type="dxa"/>
+            </w:tcMar>
             <w:vAlign w:val="center"/>
           </w:tcPr>
           <w:p>
             <w:pPr>
-              <w:spacing w:after="0" w:line="252" w:lineRule="auto"/>
-              <w:rPr>
-                <w:rFonts w:hint="eastAsia" w:ascii="宋体" w:hAnsi="宋体" w:eastAsia="宋体" w:cs="宋体"/>
+              <w:spacing w:before="0" w:after="0" w:line="276" w:lineRule="auto"/>
+              <w:jc w:val="left"/>
+              <w:rPr>
+                <w:rFonts w:hint="default" w:ascii="Times New Roman" w:hAnsi="Times New Roman" w:eastAsia="宋体" w:cs="Times New Roman"/>
+                <w:color w:val="auto"/>
               </w:rPr>
             </w:pPr>
             <w:r>
               <w:rPr>
-                <w:rFonts w:hint="eastAsia" w:ascii="宋体" w:hAnsi="宋体" w:eastAsia="宋体" w:cs="宋体"/>
-                <w:b w:val="0"/>
-                <w:sz w:val="18"/>
+                <w:rFonts w:hint="default" w:ascii="Times New Roman" w:hAnsi="Times New Roman" w:eastAsia="宋体" w:cs="Times New Roman"/>
+                <w:color w:val="auto"/>
+                <w:sz w:val="17"/>
               </w:rPr>
               <w:t>Channel</w:t>
             </w:r>
@@ -2596,21 +2984,29 @@
         </w:tc>
         <w:tc>
           <w:tcPr>
-            <w:tcW w:w="4646" w:type="dxa"/>
+            <w:tcW w:w="4536" w:type="dxa"/>
+            <w:tcMar>
+              <w:top w:w="80" w:type="dxa"/>
+              <w:left w:w="80" w:type="dxa"/>
+              <w:bottom w:w="80" w:type="dxa"/>
+              <w:right w:w="80" w:type="dxa"/>
+            </w:tcMar>
             <w:vAlign w:val="center"/>
           </w:tcPr>
           <w:p>
             <w:pPr>
-              <w:spacing w:after="0" w:line="252" w:lineRule="auto"/>
-              <w:rPr>
-                <w:rFonts w:hint="eastAsia" w:ascii="宋体" w:hAnsi="宋体" w:eastAsia="宋体" w:cs="宋体"/>
+              <w:spacing w:before="0" w:after="0" w:line="276" w:lineRule="auto"/>
+              <w:jc w:val="left"/>
+              <w:rPr>
+                <w:rFonts w:hint="default" w:ascii="Times New Roman" w:hAnsi="Times New Roman" w:eastAsia="宋体" w:cs="Times New Roman"/>
+                <w:color w:val="auto"/>
               </w:rPr>
             </w:pPr>
             <w:r>
               <w:rPr>
-                <w:rFonts w:hint="eastAsia" w:ascii="宋体" w:hAnsi="宋体" w:eastAsia="宋体" w:cs="宋体"/>
-                <w:b w:val="0"/>
-                <w:sz w:val="18"/>
+                <w:rFonts w:hint="default" w:ascii="Times New Roman" w:hAnsi="Times New Roman" w:eastAsia="宋体" w:cs="Times New Roman"/>
+                <w:color w:val="auto"/>
+                <w:sz w:val="17"/>
               </w:rPr>
               <w:t>Microkit 中 protection domain 间的通知通道。</w:t>
             </w:r>
@@ -2639,21 +3035,29 @@
         </w:trPr>
         <w:tc>
           <w:tcPr>
-            <w:tcW w:w="4646" w:type="dxa"/>
+            <w:tcW w:w="4536" w:type="dxa"/>
+            <w:tcMar>
+              <w:top w:w="80" w:type="dxa"/>
+              <w:left w:w="80" w:type="dxa"/>
+              <w:bottom w:w="80" w:type="dxa"/>
+              <w:right w:w="80" w:type="dxa"/>
+            </w:tcMar>
             <w:vAlign w:val="center"/>
           </w:tcPr>
           <w:p>
             <w:pPr>
-              <w:spacing w:after="0" w:line="252" w:lineRule="auto"/>
-              <w:rPr>
-                <w:rFonts w:hint="eastAsia" w:ascii="宋体" w:hAnsi="宋体" w:eastAsia="宋体" w:cs="宋体"/>
+              <w:spacing w:before="0" w:after="0" w:line="276" w:lineRule="auto"/>
+              <w:jc w:val="left"/>
+              <w:rPr>
+                <w:rFonts w:hint="default" w:ascii="Times New Roman" w:hAnsi="Times New Roman" w:eastAsia="宋体" w:cs="Times New Roman"/>
+                <w:color w:val="auto"/>
               </w:rPr>
             </w:pPr>
             <w:r>
               <w:rPr>
-                <w:rFonts w:hint="eastAsia" w:ascii="宋体" w:hAnsi="宋体" w:eastAsia="宋体" w:cs="宋体"/>
-                <w:b w:val="0"/>
-                <w:sz w:val="18"/>
+                <w:rFonts w:hint="default" w:ascii="Times New Roman" w:hAnsi="Times New Roman" w:eastAsia="宋体" w:cs="Times New Roman"/>
+                <w:color w:val="auto"/>
+                <w:sz w:val="17"/>
               </w:rPr>
               <w:t>Shared Memory</w:t>
             </w:r>
@@ -2661,21 +3065,29 @@
         </w:tc>
         <w:tc>
           <w:tcPr>
-            <w:tcW w:w="4646" w:type="dxa"/>
+            <w:tcW w:w="4536" w:type="dxa"/>
+            <w:tcMar>
+              <w:top w:w="80" w:type="dxa"/>
+              <w:left w:w="80" w:type="dxa"/>
+              <w:bottom w:w="80" w:type="dxa"/>
+              <w:right w:w="80" w:type="dxa"/>
+            </w:tcMar>
             <w:vAlign w:val="center"/>
           </w:tcPr>
           <w:p>
             <w:pPr>
-              <w:spacing w:after="0" w:line="252" w:lineRule="auto"/>
-              <w:rPr>
-                <w:rFonts w:hint="eastAsia" w:ascii="宋体" w:hAnsi="宋体" w:eastAsia="宋体" w:cs="宋体"/>
+              <w:spacing w:before="0" w:after="0" w:line="276" w:lineRule="auto"/>
+              <w:jc w:val="left"/>
+              <w:rPr>
+                <w:rFonts w:hint="default" w:ascii="Times New Roman" w:hAnsi="Times New Roman" w:eastAsia="宋体" w:cs="Times New Roman"/>
+                <w:color w:val="auto"/>
               </w:rPr>
             </w:pPr>
             <w:r>
               <w:rPr>
-                <w:rFonts w:hint="eastAsia" w:ascii="宋体" w:hAnsi="宋体" w:eastAsia="宋体" w:cs="宋体"/>
-                <w:b w:val="0"/>
-                <w:sz w:val="18"/>
+                <w:rFonts w:hint="default" w:ascii="Times New Roman" w:hAnsi="Times New Roman" w:eastAsia="宋体" w:cs="Times New Roman"/>
+                <w:color w:val="auto"/>
+                <w:sz w:val="17"/>
               </w:rPr>
               <w:t>多个 protection domain 映射的共享内存区域，用于保存控制状态。</w:t>
             </w:r>
@@ -2704,21 +3116,29 @@
         </w:trPr>
         <w:tc>
           <w:tcPr>
-            <w:tcW w:w="4646" w:type="dxa"/>
+            <w:tcW w:w="4536" w:type="dxa"/>
+            <w:tcMar>
+              <w:top w:w="80" w:type="dxa"/>
+              <w:left w:w="80" w:type="dxa"/>
+              <w:bottom w:w="80" w:type="dxa"/>
+              <w:right w:w="80" w:type="dxa"/>
+            </w:tcMar>
             <w:vAlign w:val="center"/>
           </w:tcPr>
           <w:p>
             <w:pPr>
-              <w:spacing w:after="0" w:line="252" w:lineRule="auto"/>
-              <w:rPr>
-                <w:rFonts w:hint="eastAsia" w:ascii="宋体" w:hAnsi="宋体" w:eastAsia="宋体" w:cs="宋体"/>
+              <w:spacing w:before="0" w:after="0" w:line="276" w:lineRule="auto"/>
+              <w:jc w:val="left"/>
+              <w:rPr>
+                <w:rFonts w:hint="default" w:ascii="Times New Roman" w:hAnsi="Times New Roman" w:eastAsia="宋体" w:cs="Times New Roman"/>
+                <w:color w:val="auto"/>
               </w:rPr>
             </w:pPr>
             <w:r>
               <w:rPr>
-                <w:rFonts w:hint="eastAsia" w:ascii="宋体" w:hAnsi="宋体" w:eastAsia="宋体" w:cs="宋体"/>
-                <w:b w:val="0"/>
-                <w:sz w:val="18"/>
+                <w:rFonts w:hint="default" w:ascii="Times New Roman" w:hAnsi="Times New Roman" w:eastAsia="宋体" w:cs="Times New Roman"/>
+                <w:color w:val="auto"/>
+                <w:sz w:val="17"/>
               </w:rPr>
               <w:t>Fault Mode</w:t>
             </w:r>
@@ -2726,23 +3146,95 @@
         </w:tc>
         <w:tc>
           <w:tcPr>
-            <w:tcW w:w="4646" w:type="dxa"/>
+            <w:tcW w:w="4536" w:type="dxa"/>
+            <w:tcMar>
+              <w:top w:w="80" w:type="dxa"/>
+              <w:left w:w="80" w:type="dxa"/>
+              <w:bottom w:w="80" w:type="dxa"/>
+              <w:right w:w="80" w:type="dxa"/>
+            </w:tcMar>
             <w:vAlign w:val="center"/>
           </w:tcPr>
           <w:p>
             <w:pPr>
-              <w:spacing w:after="0" w:line="252" w:lineRule="auto"/>
-              <w:rPr>
-                <w:rFonts w:hint="eastAsia" w:ascii="宋体" w:hAnsi="宋体" w:eastAsia="宋体" w:cs="宋体"/>
+              <w:spacing w:before="0" w:after="0" w:line="276" w:lineRule="auto"/>
+              <w:jc w:val="left"/>
+              <w:rPr>
+                <w:rFonts w:hint="default" w:ascii="Times New Roman" w:hAnsi="Times New Roman" w:eastAsia="宋体" w:cs="Times New Roman"/>
+                <w:color w:val="auto"/>
               </w:rPr>
             </w:pPr>
             <w:r>
               <w:rPr>
-                <w:rFonts w:hint="eastAsia" w:ascii="宋体" w:hAnsi="宋体" w:eastAsia="宋体" w:cs="宋体"/>
-                <w:b w:val="0"/>
-                <w:sz w:val="18"/>
-              </w:rPr>
-              <w:t>故障模式，包括 NORMAL、WARN、DEGRADED、SAFE_MODE。</w:t>
+                <w:rFonts w:hint="default" w:ascii="Times New Roman" w:hAnsi="Times New Roman" w:eastAsia="宋体" w:cs="Times New Roman"/>
+                <w:color w:val="auto"/>
+                <w:sz w:val="17"/>
+              </w:rPr>
+              <w:t xml:space="preserve">故障模式，包括 </w:t>
+            </w:r>
+            <w:r>
+              <w:rPr>
+                <w:rFonts w:hint="default" w:ascii="Times New Roman" w:hAnsi="Times New Roman" w:eastAsia="宋体" w:cs="Times New Roman"/>
+                <w:color w:val="auto"/>
+                <w:sz w:val="16"/>
+              </w:rPr>
+              <w:t>NORMAL</w:t>
+            </w:r>
+            <w:r>
+              <w:rPr>
+                <w:rFonts w:hint="default" w:ascii="Times New Roman" w:hAnsi="Times New Roman" w:eastAsia="宋体" w:cs="Times New Roman"/>
+                <w:color w:val="auto"/>
+                <w:sz w:val="17"/>
+              </w:rPr>
+              <w:t>、</w:t>
+            </w:r>
+            <w:r>
+              <w:rPr>
+                <w:rFonts w:hint="default" w:ascii="Times New Roman" w:hAnsi="Times New Roman" w:eastAsia="宋体" w:cs="Times New Roman"/>
+                <w:color w:val="auto"/>
+                <w:sz w:val="16"/>
+              </w:rPr>
+              <w:t>WARN</w:t>
+            </w:r>
+            <w:r>
+              <w:rPr>
+                <w:rFonts w:hint="default" w:ascii="Times New Roman" w:hAnsi="Times New Roman" w:eastAsia="宋体" w:cs="Times New Roman"/>
+                <w:color w:val="auto"/>
+                <w:sz w:val="17"/>
+              </w:rPr>
+              <w:t>、</w:t>
+            </w:r>
+            <w:r>
+              <w:rPr>
+                <w:rFonts w:hint="default" w:ascii="Times New Roman" w:hAnsi="Times New Roman" w:eastAsia="宋体" w:cs="Times New Roman"/>
+                <w:color w:val="auto"/>
+                <w:sz w:val="16"/>
+              </w:rPr>
+              <w:t>DEGRADED</w:t>
+            </w:r>
+            <w:r>
+              <w:rPr>
+                <w:rFonts w:hint="default" w:ascii="Times New Roman" w:hAnsi="Times New Roman" w:eastAsia="宋体" w:cs="Times New Roman"/>
+                <w:color w:val="auto"/>
+                <w:sz w:val="17"/>
+              </w:rPr>
+              <w:t>、</w:t>
+            </w:r>
+            <w:r>
+              <w:rPr>
+                <w:rFonts w:hint="default" w:ascii="Times New Roman" w:hAnsi="Times New Roman" w:eastAsia="宋体" w:cs="Times New Roman"/>
+                <w:color w:val="auto"/>
+                <w:sz w:val="16"/>
+              </w:rPr>
+              <w:t>SAFE_MODE</w:t>
+            </w:r>
+            <w:r>
+              <w:rPr>
+                <w:rFonts w:hint="default" w:ascii="Times New Roman" w:hAnsi="Times New Roman" w:eastAsia="宋体" w:cs="Times New Roman"/>
+                <w:color w:val="auto"/>
+                <w:sz w:val="17"/>
+              </w:rPr>
+              <w:t>。</w:t>
             </w:r>
           </w:p>
         </w:tc>
@@ -2769,21 +3261,29 @@
         </w:trPr>
         <w:tc>
           <w:tcPr>
-            <w:tcW w:w="4646" w:type="dxa"/>
+            <w:tcW w:w="4536" w:type="dxa"/>
+            <w:tcMar>
+              <w:top w:w="80" w:type="dxa"/>
+              <w:left w:w="80" w:type="dxa"/>
+              <w:bottom w:w="80" w:type="dxa"/>
+              <w:right w:w="80" w:type="dxa"/>
+            </w:tcMar>
             <w:vAlign w:val="center"/>
           </w:tcPr>
           <w:p>
             <w:pPr>
-              <w:spacing w:after="0" w:line="252" w:lineRule="auto"/>
-              <w:rPr>
-                <w:rFonts w:hint="eastAsia" w:ascii="宋体" w:hAnsi="宋体" w:eastAsia="宋体" w:cs="宋体"/>
+              <w:spacing w:before="0" w:after="0" w:line="276" w:lineRule="auto"/>
+              <w:jc w:val="left"/>
+              <w:rPr>
+                <w:rFonts w:hint="default" w:ascii="Times New Roman" w:hAnsi="Times New Roman" w:eastAsia="宋体" w:cs="Times New Roman"/>
+                <w:color w:val="auto"/>
               </w:rPr>
             </w:pPr>
             <w:r>
               <w:rPr>
-                <w:rFonts w:hint="eastAsia" w:ascii="宋体" w:hAnsi="宋体" w:eastAsia="宋体" w:cs="宋体"/>
-                <w:b w:val="0"/>
-                <w:sz w:val="18"/>
+                <w:rFonts w:hint="default" w:ascii="Times New Roman" w:hAnsi="Times New Roman" w:eastAsia="宋体" w:cs="Times New Roman"/>
+                <w:color w:val="auto"/>
+                <w:sz w:val="17"/>
               </w:rPr>
               <w:t>Fault Lifecycle</w:t>
             </w:r>
@@ -2791,23 +3291,79 @@
         </w:tc>
         <w:tc>
           <w:tcPr>
-            <w:tcW w:w="4646" w:type="dxa"/>
+            <w:tcW w:w="4536" w:type="dxa"/>
+            <w:tcMar>
+              <w:top w:w="80" w:type="dxa"/>
+              <w:left w:w="80" w:type="dxa"/>
+              <w:bottom w:w="80" w:type="dxa"/>
+              <w:right w:w="80" w:type="dxa"/>
+            </w:tcMar>
             <w:vAlign w:val="center"/>
           </w:tcPr>
           <w:p>
             <w:pPr>
-              <w:spacing w:after="0" w:line="252" w:lineRule="auto"/>
-              <w:rPr>
-                <w:rFonts w:hint="eastAsia" w:ascii="宋体" w:hAnsi="宋体" w:eastAsia="宋体" w:cs="宋体"/>
+              <w:spacing w:before="0" w:after="0" w:line="276" w:lineRule="auto"/>
+              <w:jc w:val="left"/>
+              <w:rPr>
+                <w:rFonts w:hint="default" w:ascii="Times New Roman" w:hAnsi="Times New Roman" w:eastAsia="宋体" w:cs="Times New Roman"/>
+                <w:color w:val="auto"/>
               </w:rPr>
             </w:pPr>
             <w:r>
               <w:rPr>
-                <w:rFonts w:hint="eastAsia" w:ascii="宋体" w:hAnsi="宋体" w:eastAsia="宋体" w:cs="宋体"/>
-                <w:b w:val="0"/>
-                <w:sz w:val="18"/>
-              </w:rPr>
-              <w:t>故障生命周期，包括 STABLE、ACTIVE、RECOVERING。</w:t>
+                <w:rFonts w:hint="default" w:ascii="Times New Roman" w:hAnsi="Times New Roman" w:eastAsia="宋体" w:cs="Times New Roman"/>
+                <w:color w:val="auto"/>
+                <w:sz w:val="17"/>
+              </w:rPr>
+              <w:t xml:space="preserve">故障生命周期，包括 </w:t>
+            </w:r>
+            <w:r>
+              <w:rPr>
+                <w:rFonts w:hint="default" w:ascii="Times New Roman" w:hAnsi="Times New Roman" w:eastAsia="宋体" w:cs="Times New Roman"/>
+                <w:color w:val="auto"/>
+                <w:sz w:val="16"/>
+              </w:rPr>
+              <w:t>STABLE</w:t>
+            </w:r>
+            <w:r>
+              <w:rPr>
+                <w:rFonts w:hint="default" w:ascii="Times New Roman" w:hAnsi="Times New Roman" w:eastAsia="宋体" w:cs="Times New Roman"/>
+                <w:color w:val="auto"/>
+                <w:sz w:val="17"/>
+              </w:rPr>
+              <w:t>、</w:t>
+            </w:r>
+            <w:r>
+              <w:rPr>
+                <w:rFonts w:hint="default" w:ascii="Times New Roman" w:hAnsi="Times New Roman" w:eastAsia="宋体" w:cs="Times New Roman"/>
+                <w:color w:val="auto"/>
+                <w:sz w:val="16"/>
+              </w:rPr>
+              <w:t>ACTIVE</w:t>
+            </w:r>
+            <w:r>
+              <w:rPr>
+                <w:rFonts w:hint="default" w:ascii="Times New Roman" w:hAnsi="Times New Roman" w:eastAsia="宋体" w:cs="Times New Roman"/>
+                <w:color w:val="auto"/>
+                <w:sz w:val="17"/>
+              </w:rPr>
+              <w:t>、</w:t>
+            </w:r>
+            <w:r>
+              <w:rPr>
+                <w:rFonts w:hint="default" w:ascii="Times New Roman" w:hAnsi="Times New Roman" w:eastAsia="宋体" w:cs="Times New Roman"/>
+                <w:color w:val="auto"/>
+                <w:sz w:val="16"/>
+              </w:rPr>
+              <w:t>RECOVERING</w:t>
+            </w:r>
+            <w:r>
+              <w:rPr>
+                <w:rFonts w:hint="default" w:ascii="Times New Roman" w:hAnsi="Times New Roman" w:eastAsia="宋体" w:cs="Times New Roman"/>
+                <w:color w:val="auto"/>
+                <w:sz w:val="17"/>
+              </w:rPr>
+              <w:t>。</w:t>
             </w:r>
           </w:p>
         </w:tc>
@@ -2834,21 +3390,29 @@
         </w:trPr>
         <w:tc>
           <w:tcPr>
-            <w:tcW w:w="4646" w:type="dxa"/>
+            <w:tcW w:w="4536" w:type="dxa"/>
+            <w:tcMar>
+              <w:top w:w="80" w:type="dxa"/>
+              <w:left w:w="80" w:type="dxa"/>
+              <w:bottom w:w="80" w:type="dxa"/>
+              <w:right w:w="80" w:type="dxa"/>
+            </w:tcMar>
             <w:vAlign w:val="center"/>
           </w:tcPr>
           <w:p>
             <w:pPr>
-              <w:spacing w:after="0" w:line="252" w:lineRule="auto"/>
-              <w:rPr>
-                <w:rFonts w:hint="eastAsia" w:ascii="宋体" w:hAnsi="宋体" w:eastAsia="宋体" w:cs="宋体"/>
+              <w:spacing w:before="0" w:after="0" w:line="276" w:lineRule="auto"/>
+              <w:jc w:val="left"/>
+              <w:rPr>
+                <w:rFonts w:hint="default" w:ascii="Times New Roman" w:hAnsi="Times New Roman" w:eastAsia="宋体" w:cs="Times New Roman"/>
+                <w:color w:val="auto"/>
               </w:rPr>
             </w:pPr>
             <w:r>
               <w:rPr>
-                <w:rFonts w:hint="eastAsia" w:ascii="宋体" w:hAnsi="宋体" w:eastAsia="宋体" w:cs="宋体"/>
-                <w:b w:val="0"/>
-                <w:sz w:val="18"/>
+                <w:rFonts w:hint="default" w:ascii="Times New Roman" w:hAnsi="Times New Roman" w:eastAsia="宋体" w:cs="Times New Roman"/>
+                <w:color w:val="auto"/>
+                <w:sz w:val="17"/>
               </w:rPr>
               <w:t>Target Output</w:t>
             </w:r>
@@ -2856,21 +3420,29 @@
         </w:tc>
         <w:tc>
           <w:tcPr>
-            <w:tcW w:w="4646" w:type="dxa"/>
+            <w:tcW w:w="4536" w:type="dxa"/>
+            <w:tcMar>
+              <w:top w:w="80" w:type="dxa"/>
+              <w:left w:w="80" w:type="dxa"/>
+              <w:bottom w:w="80" w:type="dxa"/>
+              <w:right w:w="80" w:type="dxa"/>
+            </w:tcMar>
             <w:vAlign w:val="center"/>
           </w:tcPr>
           <w:p>
             <w:pPr>
-              <w:spacing w:after="0" w:line="252" w:lineRule="auto"/>
-              <w:rPr>
-                <w:rFonts w:hint="eastAsia" w:ascii="宋体" w:hAnsi="宋体" w:eastAsia="宋体" w:cs="宋体"/>
+              <w:spacing w:before="0" w:after="0" w:line="276" w:lineRule="auto"/>
+              <w:jc w:val="left"/>
+              <w:rPr>
+                <w:rFonts w:hint="default" w:ascii="Times New Roman" w:hAnsi="Times New Roman" w:eastAsia="宋体" w:cs="Times New Roman"/>
+                <w:color w:val="auto"/>
               </w:rPr>
             </w:pPr>
             <w:r>
               <w:rPr>
-                <w:rFonts w:hint="eastAsia" w:ascii="宋体" w:hAnsi="宋体" w:eastAsia="宋体" w:cs="宋体"/>
-                <w:b w:val="0"/>
-                <w:sz w:val="18"/>
+                <w:rFonts w:hint="default" w:ascii="Times New Roman" w:hAnsi="Times New Roman" w:eastAsia="宋体" w:cs="Times New Roman"/>
+                <w:color w:val="auto"/>
+                <w:sz w:val="17"/>
               </w:rPr>
               <w:t>scheduler 计算出的目标车灯输出状态。</w:t>
             </w:r>
@@ -2899,21 +3471,29 @@
         </w:trPr>
         <w:tc>
           <w:tcPr>
-            <w:tcW w:w="4646" w:type="dxa"/>
+            <w:tcW w:w="4536" w:type="dxa"/>
+            <w:tcMar>
+              <w:top w:w="80" w:type="dxa"/>
+              <w:left w:w="80" w:type="dxa"/>
+              <w:bottom w:w="80" w:type="dxa"/>
+              <w:right w:w="80" w:type="dxa"/>
+            </w:tcMar>
             <w:vAlign w:val="center"/>
           </w:tcPr>
           <w:p>
             <w:pPr>
-              <w:spacing w:after="0" w:line="252" w:lineRule="auto"/>
-              <w:rPr>
-                <w:rFonts w:hint="eastAsia" w:ascii="宋体" w:hAnsi="宋体" w:eastAsia="宋体" w:cs="宋体"/>
+              <w:spacing w:before="0" w:after="0" w:line="276" w:lineRule="auto"/>
+              <w:jc w:val="left"/>
+              <w:rPr>
+                <w:rFonts w:hint="default" w:ascii="Times New Roman" w:hAnsi="Times New Roman" w:eastAsia="宋体" w:cs="Times New Roman"/>
+                <w:color w:val="auto"/>
               </w:rPr>
             </w:pPr>
             <w:r>
               <w:rPr>
-                <w:rFonts w:hint="eastAsia" w:ascii="宋体" w:hAnsi="宋体" w:eastAsia="宋体" w:cs="宋体"/>
-                <w:b w:val="0"/>
-                <w:sz w:val="18"/>
+                <w:rFonts w:hint="default" w:ascii="Times New Roman" w:hAnsi="Times New Roman" w:eastAsia="宋体" w:cs="Times New Roman"/>
+                <w:color w:val="auto"/>
+                <w:sz w:val="17"/>
               </w:rPr>
               <w:t>Runtime Guard</w:t>
             </w:r>
@@ -2921,21 +3501,29 @@
         </w:tc>
         <w:tc>
           <w:tcPr>
-            <w:tcW w:w="4646" w:type="dxa"/>
+            <w:tcW w:w="4536" w:type="dxa"/>
+            <w:tcMar>
+              <w:top w:w="80" w:type="dxa"/>
+              <w:left w:w="80" w:type="dxa"/>
+              <w:bottom w:w="80" w:type="dxa"/>
+              <w:right w:w="80" w:type="dxa"/>
+            </w:tcMar>
             <w:vAlign w:val="center"/>
           </w:tcPr>
           <w:p>
             <w:pPr>
-              <w:spacing w:after="0" w:line="252" w:lineRule="auto"/>
-              <w:rPr>
-                <w:rFonts w:hint="eastAsia" w:ascii="宋体" w:hAnsi="宋体" w:eastAsia="宋体" w:cs="宋体"/>
+              <w:spacing w:before="0" w:after="0" w:line="276" w:lineRule="auto"/>
+              <w:jc w:val="left"/>
+              <w:rPr>
+                <w:rFonts w:hint="default" w:ascii="Times New Roman" w:hAnsi="Times New Roman" w:eastAsia="宋体" w:cs="Times New Roman"/>
+                <w:color w:val="auto"/>
               </w:rPr>
             </w:pPr>
             <w:r>
               <w:rPr>
-                <w:rFonts w:hint="eastAsia" w:ascii="宋体" w:hAnsi="宋体" w:eastAsia="宋体" w:cs="宋体"/>
-                <w:b w:val="0"/>
-                <w:sz w:val="18"/>
+                <w:rFonts w:hint="default" w:ascii="Times New Roman" w:hAnsi="Times New Roman" w:eastAsia="宋体" w:cs="Times New Roman"/>
+                <w:color w:val="auto"/>
+                <w:sz w:val="17"/>
               </w:rPr>
               <w:t>lightctl 执行动作前的运行时保护检查。</w:t>
             </w:r>
@@ -2946,7 +3534,8 @@
     <w:p>
       <w:pPr>
         <w:rPr>
-          <w:rFonts w:hint="eastAsia" w:ascii="宋体" w:hAnsi="宋体" w:eastAsia="宋体" w:cs="宋体"/>
+          <w:rFonts w:hint="default" w:ascii="Times New Roman" w:hAnsi="Times New Roman" w:eastAsia="宋体" w:cs="Times New Roman"/>
+          <w:color w:val="auto"/>
         </w:rPr>
       </w:pPr>
     </w:p>
@@ -2954,12 +3543,15 @@
       <w:pPr>
         <w:pStyle w:val="3"/>
         <w:rPr>
-          <w:rFonts w:hint="eastAsia" w:ascii="宋体" w:hAnsi="宋体" w:eastAsia="宋体" w:cs="宋体"/>
+          <w:rFonts w:hint="default" w:ascii="Times New Roman" w:hAnsi="Times New Roman" w:eastAsia="宋体" w:cs="Times New Roman"/>
+          <w:color w:val="auto"/>
         </w:rPr>
       </w:pPr>
       <w:r>
         <w:rPr>
-          <w:rFonts w:hint="eastAsia" w:ascii="宋体" w:hAnsi="宋体" w:eastAsia="宋体" w:cs="宋体"/>
+          <w:rFonts w:hint="default" w:ascii="Times New Roman" w:hAnsi="Times New Roman" w:eastAsia="宋体" w:cs="Times New Roman"/>
+          <w:b/>
+          <w:color w:val="auto"/>
           <w:sz w:val="32"/>
         </w:rPr>
         <w:t>4. 需求分析</w:t>
@@ -2969,12 +3561,15 @@
       <w:pPr>
         <w:pStyle w:val="4"/>
         <w:rPr>
-          <w:rFonts w:hint="eastAsia" w:ascii="宋体" w:hAnsi="宋体" w:eastAsia="宋体" w:cs="宋体"/>
+          <w:rFonts w:hint="default" w:ascii="Times New Roman" w:hAnsi="Times New Roman" w:eastAsia="宋体" w:cs="Times New Roman"/>
+          <w:color w:val="auto"/>
         </w:rPr>
       </w:pPr>
       <w:r>
         <w:rPr>
-          <w:rFonts w:hint="eastAsia" w:ascii="宋体" w:hAnsi="宋体" w:eastAsia="宋体" w:cs="宋体"/>
+          <w:rFonts w:hint="default" w:ascii="Times New Roman" w:hAnsi="Times New Roman" w:eastAsia="宋体" w:cs="Times New Roman"/>
+          <w:b/>
+          <w:color w:val="auto"/>
           <w:sz w:val="28"/>
         </w:rPr>
         <w:t>4.1 用户角色</w:t>
@@ -3002,8 +3597,8 @@
         </w:tblCellMar>
       </w:tblPr>
       <w:tblGrid>
-        <w:gridCol w:w="4646"/>
-        <w:gridCol w:w="4646"/>
+        <w:gridCol w:w="4536"/>
+        <w:gridCol w:w="4536"/>
       </w:tblGrid>
       <w:tr>
         <w:tblPrEx>
@@ -3023,26 +3618,36 @@
           </w:tblCellMar>
         </w:tblPrEx>
         <w:trPr>
+          <w:tblHeader/>
           <w:jc w:val="center"/>
         </w:trPr>
         <w:tc>
           <w:tcPr>
-            <w:tcW w:w="4646" w:type="dxa"/>
+            <w:tcW w:w="4536" w:type="dxa"/>
             <w:shd w:val="clear" w:color="auto" w:fill="D9EAF7"/>
+            <w:tcMar>
+              <w:top w:w="80" w:type="dxa"/>
+              <w:left w:w="80" w:type="dxa"/>
+              <w:bottom w:w="80" w:type="dxa"/>
+              <w:right w:w="80" w:type="dxa"/>
+            </w:tcMar>
             <w:vAlign w:val="center"/>
           </w:tcPr>
           <w:p>
             <w:pPr>
-              <w:spacing w:after="0" w:line="252" w:lineRule="auto"/>
-              <w:rPr>
-                <w:rFonts w:hint="eastAsia" w:ascii="宋体" w:hAnsi="宋体" w:eastAsia="宋体" w:cs="宋体"/>
+              <w:spacing w:before="0" w:after="0" w:line="276" w:lineRule="auto"/>
+              <w:jc w:val="center"/>
+              <w:rPr>
+                <w:rFonts w:hint="default" w:ascii="Times New Roman" w:hAnsi="Times New Roman" w:eastAsia="宋体" w:cs="Times New Roman"/>
+                <w:color w:val="auto"/>
               </w:rPr>
             </w:pPr>
             <w:r>
               <w:rPr>
-                <w:rFonts w:hint="eastAsia" w:ascii="宋体" w:hAnsi="宋体" w:eastAsia="宋体" w:cs="宋体"/>
+                <w:rFonts w:hint="default" w:ascii="Times New Roman" w:hAnsi="Times New Roman" w:eastAsia="宋体" w:cs="Times New Roman"/>
                 <w:b/>
-                <w:sz w:val="18"/>
+                <w:color w:val="auto"/>
+                <w:sz w:val="17"/>
               </w:rPr>
               <w:t>用户角色</w:t>
             </w:r>
@@ -3050,22 +3655,31 @@
         </w:tc>
         <w:tc>
           <w:tcPr>
-            <w:tcW w:w="4646" w:type="dxa"/>
+            <w:tcW w:w="4536" w:type="dxa"/>
             <w:shd w:val="clear" w:color="auto" w:fill="D9EAF7"/>
+            <w:tcMar>
+              <w:top w:w="80" w:type="dxa"/>
+              <w:left w:w="80" w:type="dxa"/>
+              <w:bottom w:w="80" w:type="dxa"/>
+              <w:right w:w="80" w:type="dxa"/>
+            </w:tcMar>
             <w:vAlign w:val="center"/>
           </w:tcPr>
           <w:p>
             <w:pPr>
-              <w:spacing w:after="0" w:line="252" w:lineRule="auto"/>
-              <w:rPr>
-                <w:rFonts w:hint="eastAsia" w:ascii="宋体" w:hAnsi="宋体" w:eastAsia="宋体" w:cs="宋体"/>
+              <w:spacing w:before="0" w:after="0" w:line="276" w:lineRule="auto"/>
+              <w:jc w:val="center"/>
+              <w:rPr>
+                <w:rFonts w:hint="default" w:ascii="Times New Roman" w:hAnsi="Times New Roman" w:eastAsia="宋体" w:cs="Times New Roman"/>
+                <w:color w:val="auto"/>
               </w:rPr>
             </w:pPr>
             <w:r>
               <w:rPr>
-                <w:rFonts w:hint="eastAsia" w:ascii="宋体" w:hAnsi="宋体" w:eastAsia="宋体" w:cs="宋体"/>
+                <w:rFonts w:hint="default" w:ascii="Times New Roman" w:hAnsi="Times New Roman" w:eastAsia="宋体" w:cs="Times New Roman"/>
                 <w:b/>
-                <w:sz w:val="18"/>
+                <w:color w:val="auto"/>
+                <w:sz w:val="17"/>
               </w:rPr>
               <w:t>使用目标</w:t>
             </w:r>
@@ -3094,21 +3708,29 @@
         </w:trPr>
         <w:tc>
           <w:tcPr>
-            <w:tcW w:w="4646" w:type="dxa"/>
+            <w:tcW w:w="4536" w:type="dxa"/>
+            <w:tcMar>
+              <w:top w:w="80" w:type="dxa"/>
+              <w:left w:w="80" w:type="dxa"/>
+              <w:bottom w:w="80" w:type="dxa"/>
+              <w:right w:w="80" w:type="dxa"/>
+            </w:tcMar>
             <w:vAlign w:val="center"/>
           </w:tcPr>
           <w:p>
             <w:pPr>
-              <w:spacing w:after="0" w:line="252" w:lineRule="auto"/>
-              <w:rPr>
-                <w:rFonts w:hint="eastAsia" w:ascii="宋体" w:hAnsi="宋体" w:eastAsia="宋体" w:cs="宋体"/>
+              <w:spacing w:before="0" w:after="0" w:line="276" w:lineRule="auto"/>
+              <w:jc w:val="left"/>
+              <w:rPr>
+                <w:rFonts w:hint="default" w:ascii="Times New Roman" w:hAnsi="Times New Roman" w:eastAsia="宋体" w:cs="Times New Roman"/>
+                <w:color w:val="auto"/>
               </w:rPr>
             </w:pPr>
             <w:r>
               <w:rPr>
-                <w:rFonts w:hint="eastAsia" w:ascii="宋体" w:hAnsi="宋体" w:eastAsia="宋体" w:cs="宋体"/>
-                <w:b w:val="0"/>
-                <w:sz w:val="18"/>
+                <w:rFonts w:hint="default" w:ascii="Times New Roman" w:hAnsi="Times New Roman" w:eastAsia="宋体" w:cs="Times New Roman"/>
+                <w:color w:val="auto"/>
+                <w:sz w:val="17"/>
               </w:rPr>
               <w:t>开发者</w:t>
             </w:r>
@@ -3116,21 +3738,29 @@
         </w:tc>
         <w:tc>
           <w:tcPr>
-            <w:tcW w:w="4646" w:type="dxa"/>
+            <w:tcW w:w="4536" w:type="dxa"/>
+            <w:tcMar>
+              <w:top w:w="80" w:type="dxa"/>
+              <w:left w:w="80" w:type="dxa"/>
+              <w:bottom w:w="80" w:type="dxa"/>
+              <w:right w:w="80" w:type="dxa"/>
+            </w:tcMar>
             <w:vAlign w:val="center"/>
           </w:tcPr>
           <w:p>
             <w:pPr>
-              <w:spacing w:after="0" w:line="252" w:lineRule="auto"/>
-              <w:rPr>
-                <w:rFonts w:hint="eastAsia" w:ascii="宋体" w:hAnsi="宋体" w:eastAsia="宋体" w:cs="宋体"/>
+              <w:spacing w:before="0" w:after="0" w:line="276" w:lineRule="auto"/>
+              <w:jc w:val="left"/>
+              <w:rPr>
+                <w:rFonts w:hint="default" w:ascii="Times New Roman" w:hAnsi="Times New Roman" w:eastAsia="宋体" w:cs="Times New Roman"/>
+                <w:color w:val="auto"/>
               </w:rPr>
             </w:pPr>
             <w:r>
               <w:rPr>
-                <w:rFonts w:hint="eastAsia" w:ascii="宋体" w:hAnsi="宋体" w:eastAsia="宋体" w:cs="宋体"/>
-                <w:b w:val="0"/>
-                <w:sz w:val="18"/>
+                <w:rFonts w:hint="default" w:ascii="Times New Roman" w:hAnsi="Times New Roman" w:eastAsia="宋体" w:cs="Times New Roman"/>
+                <w:color w:val="auto"/>
+                <w:sz w:val="17"/>
               </w:rPr>
               <w:t>阅读源码、扩展控制逻辑、维护测试和文档。</w:t>
             </w:r>
@@ -3159,21 +3789,29 @@
         </w:trPr>
         <w:tc>
           <w:tcPr>
-            <w:tcW w:w="4646" w:type="dxa"/>
+            <w:tcW w:w="4536" w:type="dxa"/>
+            <w:tcMar>
+              <w:top w:w="80" w:type="dxa"/>
+              <w:left w:w="80" w:type="dxa"/>
+              <w:bottom w:w="80" w:type="dxa"/>
+              <w:right w:w="80" w:type="dxa"/>
+            </w:tcMar>
             <w:vAlign w:val="center"/>
           </w:tcPr>
           <w:p>
             <w:pPr>
-              <w:spacing w:after="0" w:line="252" w:lineRule="auto"/>
-              <w:rPr>
-                <w:rFonts w:hint="eastAsia" w:ascii="宋体" w:hAnsi="宋体" w:eastAsia="宋体" w:cs="宋体"/>
+              <w:spacing w:before="0" w:after="0" w:line="276" w:lineRule="auto"/>
+              <w:jc w:val="left"/>
+              <w:rPr>
+                <w:rFonts w:hint="default" w:ascii="Times New Roman" w:hAnsi="Times New Roman" w:eastAsia="宋体" w:cs="Times New Roman"/>
+                <w:color w:val="auto"/>
               </w:rPr>
             </w:pPr>
             <w:r>
               <w:rPr>
-                <w:rFonts w:hint="eastAsia" w:ascii="宋体" w:hAnsi="宋体" w:eastAsia="宋体" w:cs="宋体"/>
-                <w:b w:val="0"/>
-                <w:sz w:val="18"/>
+                <w:rFonts w:hint="default" w:ascii="Times New Roman" w:hAnsi="Times New Roman" w:eastAsia="宋体" w:cs="Times New Roman"/>
+                <w:color w:val="auto"/>
+                <w:sz w:val="17"/>
               </w:rPr>
               <w:t>测试者</w:t>
             </w:r>
@@ -3181,21 +3819,29 @@
         </w:tc>
         <w:tc>
           <w:tcPr>
-            <w:tcW w:w="4646" w:type="dxa"/>
+            <w:tcW w:w="4536" w:type="dxa"/>
+            <w:tcMar>
+              <w:top w:w="80" w:type="dxa"/>
+              <w:left w:w="80" w:type="dxa"/>
+              <w:bottom w:w="80" w:type="dxa"/>
+              <w:right w:w="80" w:type="dxa"/>
+            </w:tcMar>
             <w:vAlign w:val="center"/>
           </w:tcPr>
           <w:p>
             <w:pPr>
-              <w:spacing w:after="0" w:line="252" w:lineRule="auto"/>
-              <w:rPr>
-                <w:rFonts w:hint="eastAsia" w:ascii="宋体" w:hAnsi="宋体" w:eastAsia="宋体" w:cs="宋体"/>
+              <w:spacing w:before="0" w:after="0" w:line="276" w:lineRule="auto"/>
+              <w:jc w:val="left"/>
+              <w:rPr>
+                <w:rFonts w:hint="default" w:ascii="Times New Roman" w:hAnsi="Times New Roman" w:eastAsia="宋体" w:cs="Times New Roman"/>
+                <w:color w:val="auto"/>
               </w:rPr>
             </w:pPr>
             <w:r>
               <w:rPr>
-                <w:rFonts w:hint="eastAsia" w:ascii="宋体" w:hAnsi="宋体" w:eastAsia="宋体" w:cs="宋体"/>
-                <w:b w:val="0"/>
-                <w:sz w:val="18"/>
+                <w:rFonts w:hint="default" w:ascii="Times New Roman" w:hAnsi="Times New Roman" w:eastAsia="宋体" w:cs="Times New Roman"/>
+                <w:color w:val="auto"/>
+                <w:sz w:val="17"/>
               </w:rPr>
               <w:t>在 Ubuntu + QEMU 环境中构建镜像、运行验证脚本、观察日志。</w:t>
             </w:r>
@@ -3224,21 +3870,29 @@
         </w:trPr>
         <w:tc>
           <w:tcPr>
-            <w:tcW w:w="4646" w:type="dxa"/>
+            <w:tcW w:w="4536" w:type="dxa"/>
+            <w:tcMar>
+              <w:top w:w="80" w:type="dxa"/>
+              <w:left w:w="80" w:type="dxa"/>
+              <w:bottom w:w="80" w:type="dxa"/>
+              <w:right w:w="80" w:type="dxa"/>
+            </w:tcMar>
             <w:vAlign w:val="center"/>
           </w:tcPr>
           <w:p>
             <w:pPr>
-              <w:spacing w:after="0" w:line="252" w:lineRule="auto"/>
-              <w:rPr>
-                <w:rFonts w:hint="eastAsia" w:ascii="宋体" w:hAnsi="宋体" w:eastAsia="宋体" w:cs="宋体"/>
+              <w:spacing w:before="0" w:after="0" w:line="276" w:lineRule="auto"/>
+              <w:jc w:val="left"/>
+              <w:rPr>
+                <w:rFonts w:hint="default" w:ascii="Times New Roman" w:hAnsi="Times New Roman" w:eastAsia="宋体" w:cs="Times New Roman"/>
+                <w:color w:val="auto"/>
               </w:rPr>
             </w:pPr>
             <w:r>
               <w:rPr>
-                <w:rFonts w:hint="eastAsia" w:ascii="宋体" w:hAnsi="宋体" w:eastAsia="宋体" w:cs="宋体"/>
-                <w:b w:val="0"/>
-                <w:sz w:val="18"/>
+                <w:rFonts w:hint="default" w:ascii="Times New Roman" w:hAnsi="Times New Roman" w:eastAsia="宋体" w:cs="Times New Roman"/>
+                <w:color w:val="auto"/>
+                <w:sz w:val="17"/>
               </w:rPr>
               <w:t>检查人员</w:t>
             </w:r>
@@ -3246,21 +3900,29 @@
         </w:tc>
         <w:tc>
           <w:tcPr>
-            <w:tcW w:w="4646" w:type="dxa"/>
+            <w:tcW w:w="4536" w:type="dxa"/>
+            <w:tcMar>
+              <w:top w:w="80" w:type="dxa"/>
+              <w:left w:w="80" w:type="dxa"/>
+              <w:bottom w:w="80" w:type="dxa"/>
+              <w:right w:w="80" w:type="dxa"/>
+            </w:tcMar>
             <w:vAlign w:val="center"/>
           </w:tcPr>
           <w:p>
             <w:pPr>
-              <w:spacing w:after="0" w:line="252" w:lineRule="auto"/>
-              <w:rPr>
-                <w:rFonts w:hint="eastAsia" w:ascii="宋体" w:hAnsi="宋体" w:eastAsia="宋体" w:cs="宋体"/>
+              <w:spacing w:before="0" w:after="0" w:line="276" w:lineRule="auto"/>
+              <w:jc w:val="left"/>
+              <w:rPr>
+                <w:rFonts w:hint="default" w:ascii="Times New Roman" w:hAnsi="Times New Roman" w:eastAsia="宋体" w:cs="Times New Roman"/>
+                <w:color w:val="auto"/>
               </w:rPr>
             </w:pPr>
             <w:r>
               <w:rPr>
-                <w:rFonts w:hint="eastAsia" w:ascii="宋体" w:hAnsi="宋体" w:eastAsia="宋体" w:cs="宋体"/>
-                <w:b w:val="0"/>
-                <w:sz w:val="18"/>
+                <w:rFonts w:hint="default" w:ascii="Times New Roman" w:hAnsi="Times New Roman" w:eastAsia="宋体" w:cs="Times New Roman"/>
+                <w:color w:val="auto"/>
+                <w:sz w:val="17"/>
               </w:rPr>
               <w:t>关注系统架构、模块边界、故障管理深度和验证闭环。</w:t>
             </w:r>
@@ -3271,7 +3933,8 @@
     <w:p>
       <w:pPr>
         <w:rPr>
-          <w:rFonts w:hint="eastAsia" w:ascii="宋体" w:hAnsi="宋体" w:eastAsia="宋体" w:cs="宋体"/>
+          <w:rFonts w:hint="default" w:ascii="Times New Roman" w:hAnsi="Times New Roman" w:eastAsia="宋体" w:cs="Times New Roman"/>
+          <w:color w:val="auto"/>
         </w:rPr>
       </w:pPr>
     </w:p>
@@ -3279,12 +3942,15 @@
       <w:pPr>
         <w:pStyle w:val="4"/>
         <w:rPr>
-          <w:rFonts w:hint="eastAsia" w:ascii="宋体" w:hAnsi="宋体" w:eastAsia="宋体" w:cs="宋体"/>
+          <w:rFonts w:hint="default" w:ascii="Times New Roman" w:hAnsi="Times New Roman" w:eastAsia="宋体" w:cs="Times New Roman"/>
+          <w:color w:val="auto"/>
         </w:rPr>
       </w:pPr>
       <w:r>
         <w:rPr>
-          <w:rFonts w:hint="eastAsia" w:ascii="宋体" w:hAnsi="宋体" w:eastAsia="宋体" w:cs="宋体"/>
+          <w:rFonts w:hint="default" w:ascii="Times New Roman" w:hAnsi="Times New Roman" w:eastAsia="宋体" w:cs="Times New Roman"/>
+          <w:b/>
+          <w:color w:val="auto"/>
           <w:sz w:val="28"/>
         </w:rPr>
         <w:t>4.2 业务流程</w:t>
@@ -3292,112 +3958,314 @@
     </w:p>
     <w:p>
       <w:pPr>
+        <w:spacing w:before="0" w:after="120" w:line="312" w:lineRule="auto"/>
         <w:ind w:firstLine="420"/>
         <w:rPr>
-          <w:rFonts w:hint="eastAsia" w:ascii="宋体" w:hAnsi="宋体" w:eastAsia="宋体" w:cs="宋体"/>
+          <w:rFonts w:hint="default" w:ascii="Times New Roman" w:hAnsi="Times New Roman" w:eastAsia="宋体" w:cs="Times New Roman"/>
+          <w:color w:val="auto"/>
         </w:rPr>
       </w:pPr>
       <w:r>
         <w:rPr>
-          <w:rFonts w:hint="eastAsia" w:ascii="宋体" w:hAnsi="宋体" w:eastAsia="宋体" w:cs="宋体"/>
+          <w:rFonts w:hint="default" w:ascii="Times New Roman" w:hAnsi="Times New Roman" w:eastAsia="宋体" w:cs="Times New Roman"/>
+          <w:color w:val="auto"/>
           <w:sz w:val="21"/>
         </w:rPr>
         <w:t>正常控制流程如下：</w:t>
       </w:r>
     </w:p>
+    <w:tbl>
+      <w:tblPr>
+        <w:tblStyle w:val="33"/>
+        <w:tblW w:w="0" w:type="auto"/>
+        <w:jc w:val="center"/>
+        <w:tblBorders>
+          <w:top w:val="single" w:color="auto" w:sz="4" w:space="0"/>
+          <w:left w:val="single" w:color="auto" w:sz="4" w:space="0"/>
+          <w:bottom w:val="single" w:color="auto" w:sz="4" w:space="0"/>
+          <w:right w:val="single" w:color="auto" w:sz="4" w:space="0"/>
+          <w:insideH w:val="single" w:color="auto" w:sz="4" w:space="0"/>
+          <w:insideV w:val="single" w:color="auto" w:sz="4" w:space="0"/>
+        </w:tblBorders>
+        <w:tblLayout w:type="autofit"/>
+        <w:tblCellMar>
+          <w:top w:w="0" w:type="dxa"/>
+          <w:left w:w="108" w:type="dxa"/>
+          <w:bottom w:w="0" w:type="dxa"/>
+          <w:right w:w="108" w:type="dxa"/>
+        </w:tblCellMar>
+      </w:tblPr>
+      <w:tblGrid>
+        <w:gridCol w:w="9072"/>
+      </w:tblGrid>
+      <w:tr>
+        <w:tblPrEx>
+          <w:tblBorders>
+            <w:top w:val="single" w:color="auto" w:sz="4" w:space="0"/>
+            <w:left w:val="single" w:color="auto" w:sz="4" w:space="0"/>
+            <w:bottom w:val="single" w:color="auto" w:sz="4" w:space="0"/>
+            <w:right w:val="single" w:color="auto" w:sz="4" w:space="0"/>
+            <w:insideH w:val="single" w:color="auto" w:sz="4" w:space="0"/>
+            <w:insideV w:val="single" w:color="auto" w:sz="4" w:space="0"/>
+          </w:tblBorders>
+          <w:tblCellMar>
+            <w:top w:w="0" w:type="dxa"/>
+            <w:left w:w="108" w:type="dxa"/>
+            <w:bottom w:w="0" w:type="dxa"/>
+            <w:right w:w="108" w:type="dxa"/>
+          </w:tblCellMar>
+        </w:tblPrEx>
+        <w:trPr>
+          <w:jc w:val="center"/>
+        </w:trPr>
+        <w:tc>
+          <w:tcPr>
+            <w:tcW w:w="9072" w:type="dxa"/>
+            <w:shd w:val="clear" w:color="auto" w:fill="F2F2F2"/>
+            <w:tcMar>
+              <w:top w:w="100" w:type="dxa"/>
+              <w:left w:w="120" w:type="dxa"/>
+              <w:bottom w:w="100" w:type="dxa"/>
+              <w:right w:w="120" w:type="dxa"/>
+            </w:tcMar>
+          </w:tcPr>
+          <w:p>
+            <w:pPr>
+              <w:pStyle w:val="164"/>
+              <w:rPr>
+                <w:rFonts w:hint="default" w:ascii="Times New Roman" w:hAnsi="Times New Roman" w:eastAsia="宋体" w:cs="Times New Roman"/>
+                <w:color w:val="auto"/>
+              </w:rPr>
+            </w:pPr>
+            <w:r>
+              <w:rPr>
+                <w:rFonts w:hint="default" w:ascii="Times New Roman" w:hAnsi="Times New Roman" w:eastAsia="宋体" w:cs="Times New Roman"/>
+                <w:color w:val="auto"/>
+                <w:sz w:val="16"/>
+              </w:rPr>
+              <w:t>UART 输入 -&gt; commandin 解析 -&gt; scheduler 裁决 -&gt; lightctl 执行计划 -&gt; gpio 输出</w:t>
+            </w:r>
+          </w:p>
+        </w:tc>
+      </w:tr>
+    </w:tbl>
     <w:p>
       <w:pPr>
-        <w:pStyle w:val="164"/>
-        <w:keepLines/>
-        <w:shd w:val="clear" w:fill="F7F7F7"/>
-        <w:rPr>
-          <w:rFonts w:hint="eastAsia" w:ascii="宋体" w:hAnsi="宋体" w:eastAsia="宋体" w:cs="宋体"/>
-        </w:rPr>
-      </w:pPr>
-      <w:r>
-        <w:rPr>
-          <w:rFonts w:hint="eastAsia" w:ascii="宋体" w:hAnsi="宋体" w:eastAsia="宋体" w:cs="宋体"/>
-          <w:sz w:val="17"/>
-        </w:rPr>
-        <w:t>UART 输入 -&gt; commandin 解析 -&gt; scheduler 裁决 -&gt; lightctl 执行计划 -&gt; gpio 输出</w:t>
-      </w:r>
+        <w:rPr>
+          <w:rFonts w:hint="default" w:ascii="Times New Roman" w:hAnsi="Times New Roman" w:eastAsia="宋体" w:cs="Times New Roman"/>
+          <w:color w:val="auto"/>
+        </w:rPr>
+      </w:pPr>
     </w:p>
     <w:p>
       <w:pPr>
+        <w:spacing w:before="0" w:after="120" w:line="312" w:lineRule="auto"/>
         <w:ind w:firstLine="420"/>
         <w:rPr>
-          <w:rFonts w:hint="eastAsia" w:ascii="宋体" w:hAnsi="宋体" w:eastAsia="宋体" w:cs="宋体"/>
+          <w:rFonts w:hint="default" w:ascii="Times New Roman" w:hAnsi="Times New Roman" w:eastAsia="宋体" w:cs="Times New Roman"/>
+          <w:color w:val="auto"/>
         </w:rPr>
       </w:pPr>
       <w:r>
         <w:rPr>
-          <w:rFonts w:hint="eastAsia" w:ascii="宋体" w:hAnsi="宋体" w:eastAsia="宋体" w:cs="宋体"/>
+          <w:rFonts w:hint="default" w:ascii="Times New Roman" w:hAnsi="Times New Roman" w:eastAsia="宋体" w:cs="Times New Roman"/>
+          <w:color w:val="auto"/>
           <w:sz w:val="21"/>
         </w:rPr>
         <w:t>故障处理流程如下：</w:t>
       </w:r>
     </w:p>
+    <w:tbl>
+      <w:tblPr>
+        <w:tblStyle w:val="33"/>
+        <w:tblW w:w="0" w:type="auto"/>
+        <w:jc w:val="center"/>
+        <w:tblBorders>
+          <w:top w:val="single" w:color="auto" w:sz="4" w:space="0"/>
+          <w:left w:val="single" w:color="auto" w:sz="4" w:space="0"/>
+          <w:bottom w:val="single" w:color="auto" w:sz="4" w:space="0"/>
+          <w:right w:val="single" w:color="auto" w:sz="4" w:space="0"/>
+          <w:insideH w:val="single" w:color="auto" w:sz="4" w:space="0"/>
+          <w:insideV w:val="single" w:color="auto" w:sz="4" w:space="0"/>
+        </w:tblBorders>
+        <w:tblLayout w:type="autofit"/>
+        <w:tblCellMar>
+          <w:top w:w="0" w:type="dxa"/>
+          <w:left w:w="108" w:type="dxa"/>
+          <w:bottom w:w="0" w:type="dxa"/>
+          <w:right w:w="108" w:type="dxa"/>
+        </w:tblCellMar>
+      </w:tblPr>
+      <w:tblGrid>
+        <w:gridCol w:w="9072"/>
+      </w:tblGrid>
+      <w:tr>
+        <w:tblPrEx>
+          <w:tblBorders>
+            <w:top w:val="single" w:color="auto" w:sz="4" w:space="0"/>
+            <w:left w:val="single" w:color="auto" w:sz="4" w:space="0"/>
+            <w:bottom w:val="single" w:color="auto" w:sz="4" w:space="0"/>
+            <w:right w:val="single" w:color="auto" w:sz="4" w:space="0"/>
+            <w:insideH w:val="single" w:color="auto" w:sz="4" w:space="0"/>
+            <w:insideV w:val="single" w:color="auto" w:sz="4" w:space="0"/>
+          </w:tblBorders>
+        </w:tblPrEx>
+        <w:trPr>
+          <w:jc w:val="center"/>
+        </w:trPr>
+        <w:tc>
+          <w:tcPr>
+            <w:tcW w:w="9072" w:type="dxa"/>
+            <w:shd w:val="clear" w:color="auto" w:fill="F2F2F2"/>
+            <w:tcMar>
+              <w:top w:w="100" w:type="dxa"/>
+              <w:left w:w="120" w:type="dxa"/>
+              <w:bottom w:w="100" w:type="dxa"/>
+              <w:right w:w="120" w:type="dxa"/>
+            </w:tcMar>
+          </w:tcPr>
+          <w:p>
+            <w:pPr>
+              <w:pStyle w:val="164"/>
+              <w:rPr>
+                <w:rFonts w:hint="default" w:ascii="Times New Roman" w:hAnsi="Times New Roman" w:eastAsia="宋体" w:cs="Times New Roman"/>
+                <w:color w:val="auto"/>
+              </w:rPr>
+            </w:pPr>
+            <w:r>
+              <w:rPr>
+                <w:rFonts w:hint="default" w:ascii="Times New Roman" w:hAnsi="Times New Roman" w:eastAsia="宋体" w:cs="Times New Roman"/>
+                <w:color w:val="auto"/>
+                <w:sz w:val="16"/>
+              </w:rPr>
+              <w:t>fault report / fault inject -&gt; faultmg 记录与升级 -&gt; scheduler 重新裁决 -&gt; lightctl 同步输出 -&gt; gpio 输出</w:t>
+            </w:r>
+          </w:p>
+        </w:tc>
+      </w:tr>
+    </w:tbl>
     <w:p>
       <w:pPr>
-        <w:pStyle w:val="164"/>
-        <w:keepLines/>
-        <w:shd w:val="clear" w:fill="F7F7F7"/>
-        <w:rPr>
-          <w:rFonts w:hint="eastAsia" w:ascii="宋体" w:hAnsi="宋体" w:eastAsia="宋体" w:cs="宋体"/>
-        </w:rPr>
-      </w:pPr>
-      <w:r>
-        <w:rPr>
-          <w:rFonts w:hint="eastAsia" w:ascii="宋体" w:hAnsi="宋体" w:eastAsia="宋体" w:cs="宋体"/>
-          <w:sz w:val="17"/>
-        </w:rPr>
-        <w:t>fault report / fault inject -&gt; faultmg 记录与升级 -&gt; scheduler 重新裁决 -&gt; lightctl 同步输出 -&gt; gpio 输出</w:t>
-      </w:r>
+        <w:rPr>
+          <w:rFonts w:hint="default" w:ascii="Times New Roman" w:hAnsi="Times New Roman" w:eastAsia="宋体" w:cs="Times New Roman"/>
+          <w:color w:val="auto"/>
+        </w:rPr>
+      </w:pPr>
     </w:p>
     <w:p>
       <w:pPr>
+        <w:spacing w:before="0" w:after="120" w:line="312" w:lineRule="auto"/>
         <w:ind w:firstLine="420"/>
         <w:rPr>
-          <w:rFonts w:hint="eastAsia" w:ascii="宋体" w:hAnsi="宋体" w:eastAsia="宋体" w:cs="宋体"/>
+          <w:rFonts w:hint="default" w:ascii="Times New Roman" w:hAnsi="Times New Roman" w:eastAsia="宋体" w:cs="Times New Roman"/>
+          <w:color w:val="auto"/>
         </w:rPr>
       </w:pPr>
       <w:r>
         <w:rPr>
-          <w:rFonts w:hint="eastAsia" w:ascii="宋体" w:hAnsi="宋体" w:eastAsia="宋体" w:cs="宋体"/>
+          <w:rFonts w:hint="default" w:ascii="Times New Roman" w:hAnsi="Times New Roman" w:eastAsia="宋体" w:cs="Times New Roman"/>
+          <w:color w:val="auto"/>
           <w:sz w:val="21"/>
         </w:rPr>
         <w:t>状态查询流程如下：</w:t>
       </w:r>
     </w:p>
+    <w:tbl>
+      <w:tblPr>
+        <w:tblStyle w:val="33"/>
+        <w:tblW w:w="0" w:type="auto"/>
+        <w:jc w:val="center"/>
+        <w:tblBorders>
+          <w:top w:val="single" w:color="auto" w:sz="4" w:space="0"/>
+          <w:left w:val="single" w:color="auto" w:sz="4" w:space="0"/>
+          <w:bottom w:val="single" w:color="auto" w:sz="4" w:space="0"/>
+          <w:right w:val="single" w:color="auto" w:sz="4" w:space="0"/>
+          <w:insideH w:val="single" w:color="auto" w:sz="4" w:space="0"/>
+          <w:insideV w:val="single" w:color="auto" w:sz="4" w:space="0"/>
+        </w:tblBorders>
+        <w:tblLayout w:type="autofit"/>
+        <w:tblCellMar>
+          <w:top w:w="0" w:type="dxa"/>
+          <w:left w:w="108" w:type="dxa"/>
+          <w:bottom w:w="0" w:type="dxa"/>
+          <w:right w:w="108" w:type="dxa"/>
+        </w:tblCellMar>
+      </w:tblPr>
+      <w:tblGrid>
+        <w:gridCol w:w="9072"/>
+      </w:tblGrid>
+      <w:tr>
+        <w:tblPrEx>
+          <w:tblBorders>
+            <w:top w:val="single" w:color="auto" w:sz="4" w:space="0"/>
+            <w:left w:val="single" w:color="auto" w:sz="4" w:space="0"/>
+            <w:bottom w:val="single" w:color="auto" w:sz="4" w:space="0"/>
+            <w:right w:val="single" w:color="auto" w:sz="4" w:space="0"/>
+            <w:insideH w:val="single" w:color="auto" w:sz="4" w:space="0"/>
+            <w:insideV w:val="single" w:color="auto" w:sz="4" w:space="0"/>
+          </w:tblBorders>
+          <w:tblCellMar>
+            <w:top w:w="0" w:type="dxa"/>
+            <w:left w:w="108" w:type="dxa"/>
+            <w:bottom w:w="0" w:type="dxa"/>
+            <w:right w:w="108" w:type="dxa"/>
+          </w:tblCellMar>
+        </w:tblPrEx>
+        <w:trPr>
+          <w:jc w:val="center"/>
+        </w:trPr>
+        <w:tc>
+          <w:tcPr>
+            <w:tcW w:w="9072" w:type="dxa"/>
+            <w:shd w:val="clear" w:color="auto" w:fill="F2F2F2"/>
+            <w:tcMar>
+              <w:top w:w="100" w:type="dxa"/>
+              <w:left w:w="120" w:type="dxa"/>
+              <w:bottom w:w="100" w:type="dxa"/>
+              <w:right w:w="120" w:type="dxa"/>
+            </w:tcMar>
+          </w:tcPr>
+          <w:p>
+            <w:pPr>
+              <w:pStyle w:val="164"/>
+              <w:rPr>
+                <w:rFonts w:hint="default" w:ascii="Times New Roman" w:hAnsi="Times New Roman" w:eastAsia="宋体" w:cs="Times New Roman"/>
+                <w:color w:val="auto"/>
+              </w:rPr>
+            </w:pPr>
+            <w:r>
+              <w:rPr>
+                <w:rFonts w:hint="default" w:ascii="Times New Roman" w:hAnsi="Times New Roman" w:eastAsia="宋体" w:cs="Times New Roman"/>
+                <w:color w:val="auto"/>
+                <w:sz w:val="16"/>
+              </w:rPr>
+              <w:t>UART 输入 ? -&gt; commandin 读取 shared memory -&gt; 输出 STATUS_SNAPSHOT</w:t>
+            </w:r>
+          </w:p>
+        </w:tc>
+      </w:tr>
+    </w:tbl>
     <w:p>
       <w:pPr>
-        <w:pStyle w:val="164"/>
-        <w:keepLines/>
-        <w:shd w:val="clear" w:fill="F7F7F7"/>
-        <w:rPr>
-          <w:rFonts w:hint="eastAsia" w:ascii="宋体" w:hAnsi="宋体" w:eastAsia="宋体" w:cs="宋体"/>
-        </w:rPr>
-      </w:pPr>
-      <w:r>
-        <w:rPr>
-          <w:rFonts w:hint="eastAsia" w:ascii="宋体" w:hAnsi="宋体" w:eastAsia="宋体" w:cs="宋体"/>
-          <w:sz w:val="17"/>
-        </w:rPr>
-        <w:t>UART 输入 ? -&gt; commandin 读取 shared memory -&gt; 输出 STATUS_SNAPSHOT</w:t>
-      </w:r>
+        <w:rPr>
+          <w:rFonts w:hint="default" w:ascii="Times New Roman" w:hAnsi="Times New Roman" w:eastAsia="宋体" w:cs="Times New Roman"/>
+          <w:color w:val="auto"/>
+        </w:rPr>
+      </w:pPr>
     </w:p>
     <w:p>
       <w:pPr>
         <w:pStyle w:val="4"/>
         <w:rPr>
-          <w:rFonts w:hint="eastAsia" w:ascii="宋体" w:hAnsi="宋体" w:eastAsia="宋体" w:cs="宋体"/>
-        </w:rPr>
-      </w:pPr>
-      <w:bookmarkStart w:id="0" w:name="_GoBack"/>
-      <w:bookmarkEnd w:id="0"/>
+          <w:rFonts w:hint="default" w:ascii="Times New Roman" w:hAnsi="Times New Roman" w:eastAsia="宋体" w:cs="Times New Roman"/>
+          <w:color w:val="auto"/>
+        </w:rPr>
+      </w:pPr>
       <w:r>
         <w:rPr>
-          <w:rFonts w:hint="eastAsia" w:ascii="宋体" w:hAnsi="宋体" w:eastAsia="宋体" w:cs="宋体"/>
+          <w:rFonts w:hint="default" w:ascii="Times New Roman" w:hAnsi="Times New Roman" w:eastAsia="宋体" w:cs="Times New Roman"/>
+          <w:b/>
+          <w:color w:val="auto"/>
           <w:sz w:val="28"/>
         </w:rPr>
         <w:t>4.3 系统上下文图</w:t>
@@ -3405,232 +4273,89 @@
     </w:p>
     <w:p>
       <w:pPr>
-        <w:pStyle w:val="165"/>
-        <w:rPr>
-          <w:rFonts w:hint="eastAsia" w:ascii="宋体" w:hAnsi="宋体" w:eastAsia="宋体" w:cs="宋体"/>
+        <w:spacing w:before="80" w:after="40" w:line="240" w:lineRule="auto"/>
+        <w:jc w:val="center"/>
+        <w:rPr>
+          <w:rFonts w:hint="default" w:ascii="Times New Roman" w:hAnsi="Times New Roman" w:eastAsia="宋体" w:cs="Times New Roman"/>
+          <w:color w:val="auto"/>
         </w:rPr>
       </w:pPr>
       <w:r>
         <w:rPr>
-          <w:rFonts w:hint="eastAsia" w:ascii="宋体" w:hAnsi="宋体" w:eastAsia="宋体" w:cs="宋体"/>
-        </w:rPr>
-        <w:t>Mermaid 图源码（可在支持 Mermaid 的编辑器中渲染）</w:t>
+          <w:rFonts w:hint="default" w:ascii="Times New Roman" w:hAnsi="Times New Roman" w:eastAsia="宋体" w:cs="Times New Roman"/>
+          <w:color w:val="auto"/>
+        </w:rPr>
+        <w:drawing>
+          <wp:inline distT="0" distB="0" distL="114300" distR="114300">
+            <wp:extent cx="5579745" cy="1083945"/>
+            <wp:effectExtent l="0" t="0" r="8255" b="8255"/>
+            <wp:docPr id="1" name="Picture 1"/>
+            <wp:cNvGraphicFramePr>
+              <a:graphicFrameLocks xmlns:a="http://schemas.openxmlformats.org/drawingml/2006/main" noChangeAspect="1"/>
+            </wp:cNvGraphicFramePr>
+            <a:graphic xmlns:a="http://schemas.openxmlformats.org/drawingml/2006/main">
+              <a:graphicData uri="http://schemas.openxmlformats.org/drawingml/2006/picture">
+                <pic:pic xmlns:pic="http://schemas.openxmlformats.org/drawingml/2006/picture">
+                  <pic:nvPicPr>
+                    <pic:cNvPr id="1" name="Picture 1"/>
+                    <pic:cNvPicPr>
+                      <a:picLocks noChangeAspect="1"/>
+                    </pic:cNvPicPr>
+                  </pic:nvPicPr>
+                  <pic:blipFill>
+                    <a:blip r:embed="rId8"/>
+                    <a:stretch>
+                      <a:fillRect/>
+                    </a:stretch>
+                  </pic:blipFill>
+                  <pic:spPr>
+                    <a:xfrm>
+                      <a:off x="0" y="0"/>
+                      <a:ext cx="5580000" cy="1084186"/>
+                    </a:xfrm>
+                    <a:prstGeom prst="rect">
+                      <a:avLst/>
+                    </a:prstGeom>
+                  </pic:spPr>
+                </pic:pic>
+              </a:graphicData>
+            </a:graphic>
+          </wp:inline>
+        </w:drawing>
       </w:r>
     </w:p>
     <w:p>
       <w:pPr>
-        <w:pStyle w:val="164"/>
-        <w:keepLines/>
-        <w:shd w:val="clear" w:fill="F7F7F7"/>
-        <w:rPr>
-          <w:rFonts w:hint="eastAsia" w:ascii="宋体" w:hAnsi="宋体" w:eastAsia="宋体" w:cs="宋体"/>
+        <w:spacing w:before="0" w:after="160" w:line="312" w:lineRule="auto"/>
+        <w:jc w:val="center"/>
+        <w:rPr>
+          <w:rFonts w:hint="default" w:ascii="Times New Roman" w:hAnsi="Times New Roman" w:eastAsia="宋体" w:cs="Times New Roman"/>
+          <w:color w:val="auto"/>
         </w:rPr>
       </w:pPr>
       <w:r>
         <w:rPr>
-          <w:rFonts w:hint="eastAsia" w:ascii="宋体" w:hAnsi="宋体" w:eastAsia="宋体" w:cs="宋体"/>
-          <w:sz w:val="17"/>
-        </w:rPr>
-        <w:t>flowchart LR</w:t>
+          <w:rFonts w:hint="default" w:ascii="Times New Roman" w:hAnsi="Times New Roman" w:eastAsia="宋体" w:cs="Times New Roman"/>
+          <w:i/>
+          <w:color w:val="auto"/>
+          <w:sz w:val="18"/>
+        </w:rPr>
+        <w:t>图 4-1 系统上下文图</w:t>
       </w:r>
     </w:p>
     <w:p>
       <w:pPr>
-        <w:pStyle w:val="164"/>
-        <w:keepLines/>
-        <w:shd w:val="clear" w:fill="F7F7F7"/>
-        <w:rPr>
-          <w:rFonts w:hint="eastAsia" w:ascii="宋体" w:hAnsi="宋体" w:eastAsia="宋体" w:cs="宋体"/>
+        <w:spacing w:before="0" w:after="120" w:line="312" w:lineRule="auto"/>
+        <w:ind w:firstLine="420"/>
+        <w:rPr>
+          <w:rFonts w:hint="default" w:ascii="Times New Roman" w:hAnsi="Times New Roman" w:eastAsia="宋体" w:cs="Times New Roman"/>
+          <w:color w:val="auto"/>
         </w:rPr>
       </w:pPr>
       <w:r>
         <w:rPr>
-          <w:rFonts w:hint="eastAsia" w:ascii="宋体" w:hAnsi="宋体" w:eastAsia="宋体" w:cs="宋体"/>
-          <w:sz w:val="17"/>
-        </w:rPr>
-        <w:t xml:space="preserve">    User["串口用户 / 测试脚本"]</w:t>
-      </w:r>
-    </w:p>
-    <w:p>
-      <w:pPr>
-        <w:pStyle w:val="164"/>
-        <w:keepLines/>
-        <w:shd w:val="clear" w:fill="F7F7F7"/>
-        <w:rPr>
-          <w:rFonts w:hint="eastAsia" w:ascii="宋体" w:hAnsi="宋体" w:eastAsia="宋体" w:cs="宋体"/>
-        </w:rPr>
-      </w:pPr>
-      <w:r>
-        <w:rPr>
-          <w:rFonts w:hint="eastAsia" w:ascii="宋体" w:hAnsi="宋体" w:eastAsia="宋体" w:cs="宋体"/>
-          <w:sz w:val="17"/>
-        </w:rPr>
-        <w:t xml:space="preserve">    QEMU["QEMU qemu_virt_aarch64"]</w:t>
-      </w:r>
-    </w:p>
-    <w:p>
-      <w:pPr>
-        <w:pStyle w:val="164"/>
-        <w:keepLines/>
-        <w:shd w:val="clear" w:fill="F7F7F7"/>
-        <w:rPr>
-          <w:rFonts w:hint="eastAsia" w:ascii="宋体" w:hAnsi="宋体" w:eastAsia="宋体" w:cs="宋体"/>
-        </w:rPr>
-      </w:pPr>
-      <w:r>
-        <w:rPr>
-          <w:rFonts w:hint="eastAsia" w:ascii="宋体" w:hAnsi="宋体" w:eastAsia="宋体" w:cs="宋体"/>
-          <w:sz w:val="17"/>
-        </w:rPr>
-        <w:t xml:space="preserve">    System["LightDemo\nseL4 + Microkit 系统"]</w:t>
-      </w:r>
-    </w:p>
-    <w:p>
-      <w:pPr>
-        <w:pStyle w:val="164"/>
-        <w:keepLines/>
-        <w:shd w:val="clear" w:fill="F7F7F7"/>
-        <w:rPr>
-          <w:rFonts w:hint="eastAsia" w:ascii="宋体" w:hAnsi="宋体" w:eastAsia="宋体" w:cs="宋体"/>
-        </w:rPr>
-      </w:pPr>
-      <w:r>
-        <w:rPr>
-          <w:rFonts w:hint="eastAsia" w:ascii="宋体" w:hAnsi="宋体" w:eastAsia="宋体" w:cs="宋体"/>
-          <w:sz w:val="17"/>
-        </w:rPr>
-        <w:t xml:space="preserve">    Logs["结构化日志\nSTATUS_SNAPSHOT"]</w:t>
-      </w:r>
-    </w:p>
-    <w:p>
-      <w:pPr>
-        <w:pStyle w:val="164"/>
-        <w:keepLines/>
-        <w:shd w:val="clear" w:fill="F7F7F7"/>
-        <w:rPr>
-          <w:rFonts w:hint="eastAsia" w:ascii="宋体" w:hAnsi="宋体" w:eastAsia="宋体" w:cs="宋体"/>
-        </w:rPr>
-      </w:pPr>
-      <w:r>
-        <w:rPr>
-          <w:rFonts w:hint="eastAsia" w:ascii="宋体" w:hAnsi="宋体" w:eastAsia="宋体" w:cs="宋体"/>
-          <w:sz w:val="17"/>
-        </w:rPr>
-        <w:t xml:space="preserve">    SDK["Microkit SDK 2.0.1"]</w:t>
-      </w:r>
-    </w:p>
-    <w:p>
-      <w:pPr>
-        <w:pStyle w:val="164"/>
-        <w:keepLines/>
-        <w:shd w:val="clear" w:fill="F7F7F7"/>
-        <w:rPr>
-          <w:rFonts w:hint="eastAsia" w:ascii="宋体" w:hAnsi="宋体" w:eastAsia="宋体" w:cs="宋体"/>
-        </w:rPr>
-      </w:pPr>
-      <w:r>
-        <w:rPr>
-          <w:rFonts w:hint="eastAsia" w:ascii="宋体" w:hAnsi="宋体" w:eastAsia="宋体" w:cs="宋体"/>
-          <w:sz w:val="17"/>
-        </w:rPr>
-        <w:t xml:space="preserve"> </w:t>
-      </w:r>
-    </w:p>
-    <w:p>
-      <w:pPr>
-        <w:pStyle w:val="164"/>
-        <w:keepLines/>
-        <w:shd w:val="clear" w:fill="F7F7F7"/>
-        <w:rPr>
-          <w:rFonts w:hint="eastAsia" w:ascii="宋体" w:hAnsi="宋体" w:eastAsia="宋体" w:cs="宋体"/>
-        </w:rPr>
-      </w:pPr>
-      <w:r>
-        <w:rPr>
-          <w:rFonts w:hint="eastAsia" w:ascii="宋体" w:hAnsi="宋体" w:eastAsia="宋体" w:cs="宋体"/>
-          <w:sz w:val="17"/>
-        </w:rPr>
-        <w:t xml:space="preserve">    User --&gt;|UART 字符命令| QEMU</w:t>
-      </w:r>
-    </w:p>
-    <w:p>
-      <w:pPr>
-        <w:pStyle w:val="164"/>
-        <w:keepLines/>
-        <w:shd w:val="clear" w:fill="F7F7F7"/>
-        <w:rPr>
-          <w:rFonts w:hint="eastAsia" w:ascii="宋体" w:hAnsi="宋体" w:eastAsia="宋体" w:cs="宋体"/>
-        </w:rPr>
-      </w:pPr>
-      <w:r>
-        <w:rPr>
-          <w:rFonts w:hint="eastAsia" w:ascii="宋体" w:hAnsi="宋体" w:eastAsia="宋体" w:cs="宋体"/>
-          <w:sz w:val="17"/>
-        </w:rPr>
-        <w:t xml:space="preserve">    QEMU --&gt; System</w:t>
-      </w:r>
-    </w:p>
-    <w:p>
-      <w:pPr>
-        <w:pStyle w:val="164"/>
-        <w:keepLines/>
-        <w:shd w:val="clear" w:fill="F7F7F7"/>
-        <w:rPr>
-          <w:rFonts w:hint="eastAsia" w:ascii="宋体" w:hAnsi="宋体" w:eastAsia="宋体" w:cs="宋体"/>
-        </w:rPr>
-      </w:pPr>
-      <w:r>
-        <w:rPr>
-          <w:rFonts w:hint="eastAsia" w:ascii="宋体" w:hAnsi="宋体" w:eastAsia="宋体" w:cs="宋体"/>
-          <w:sz w:val="17"/>
-        </w:rPr>
-        <w:t xml:space="preserve">    SDK --&gt;|构建 loader.img| System</w:t>
-      </w:r>
-    </w:p>
-    <w:p>
-      <w:pPr>
-        <w:pStyle w:val="164"/>
-        <w:keepLines/>
-        <w:shd w:val="clear" w:fill="F7F7F7"/>
-        <w:rPr>
-          <w:rFonts w:hint="eastAsia" w:ascii="宋体" w:hAnsi="宋体" w:eastAsia="宋体" w:cs="宋体"/>
-        </w:rPr>
-      </w:pPr>
-      <w:r>
-        <w:rPr>
-          <w:rFonts w:hint="eastAsia" w:ascii="宋体" w:hAnsi="宋体" w:eastAsia="宋体" w:cs="宋体"/>
-          <w:sz w:val="17"/>
-        </w:rPr>
-        <w:t xml:space="preserve">    System --&gt;|GPIO 输出摘要 / fault 状态| Logs</w:t>
-      </w:r>
-    </w:p>
-    <w:p>
-      <w:pPr>
-        <w:pStyle w:val="164"/>
-        <w:keepLines/>
-        <w:shd w:val="clear" w:fill="F7F7F7"/>
-        <w:rPr>
-          <w:rFonts w:hint="eastAsia" w:ascii="宋体" w:hAnsi="宋体" w:eastAsia="宋体" w:cs="宋体"/>
-        </w:rPr>
-      </w:pPr>
-      <w:r>
-        <w:rPr>
-          <w:rFonts w:hint="eastAsia" w:ascii="宋体" w:hAnsi="宋体" w:eastAsia="宋体" w:cs="宋体"/>
-          <w:sz w:val="17"/>
-        </w:rPr>
-        <w:t xml:space="preserve">    Logs --&gt; User</w:t>
-      </w:r>
-    </w:p>
-    <w:p>
-      <w:pPr>
-        <w:ind w:firstLine="420"/>
-        <w:rPr>
-          <w:rFonts w:hint="eastAsia" w:ascii="宋体" w:hAnsi="宋体" w:eastAsia="宋体" w:cs="宋体"/>
-        </w:rPr>
-      </w:pPr>
-      <w:r>
-        <w:rPr>
-          <w:rFonts w:hint="eastAsia" w:ascii="宋体" w:hAnsi="宋体" w:eastAsia="宋体" w:cs="宋体"/>
+          <w:rFonts w:hint="default" w:ascii="Times New Roman" w:hAnsi="Times New Roman" w:eastAsia="宋体" w:cs="Times New Roman"/>
+          <w:color w:val="auto"/>
           <w:sz w:val="21"/>
         </w:rPr>
         <w:t>该上下文图说明项目的外部交互对象主要是串口输入、QEMU 运行环境、Microkit SDK 构建环境以及日志观察者。项目没有依赖真实汽车硬件，因此验收重点放在控制链路、故障状态和 QEMU 端到端验证上。</w:t>
@@ -3640,12 +4365,15 @@
       <w:pPr>
         <w:pStyle w:val="3"/>
         <w:rPr>
-          <w:rFonts w:hint="eastAsia" w:ascii="宋体" w:hAnsi="宋体" w:eastAsia="宋体" w:cs="宋体"/>
+          <w:rFonts w:hint="default" w:ascii="Times New Roman" w:hAnsi="Times New Roman" w:eastAsia="宋体" w:cs="Times New Roman"/>
+          <w:color w:val="auto"/>
         </w:rPr>
       </w:pPr>
       <w:r>
         <w:rPr>
-          <w:rFonts w:hint="eastAsia" w:ascii="宋体" w:hAnsi="宋体" w:eastAsia="宋体" w:cs="宋体"/>
+          <w:rFonts w:hint="default" w:ascii="Times New Roman" w:hAnsi="Times New Roman" w:eastAsia="宋体" w:cs="Times New Roman"/>
+          <w:b/>
+          <w:color w:val="auto"/>
           <w:sz w:val="32"/>
         </w:rPr>
         <w:t>5. 功能需求</w:t>
@@ -3655,12 +4383,15 @@
       <w:pPr>
         <w:pStyle w:val="4"/>
         <w:rPr>
-          <w:rFonts w:hint="eastAsia" w:ascii="宋体" w:hAnsi="宋体" w:eastAsia="宋体" w:cs="宋体"/>
+          <w:rFonts w:hint="default" w:ascii="Times New Roman" w:hAnsi="Times New Roman" w:eastAsia="宋体" w:cs="Times New Roman"/>
+          <w:color w:val="auto"/>
         </w:rPr>
       </w:pPr>
       <w:r>
         <w:rPr>
-          <w:rFonts w:hint="eastAsia" w:ascii="宋体" w:hAnsi="宋体" w:eastAsia="宋体" w:cs="宋体"/>
+          <w:rFonts w:hint="default" w:ascii="Times New Roman" w:hAnsi="Times New Roman" w:eastAsia="宋体" w:cs="Times New Roman"/>
+          <w:b/>
+          <w:color w:val="auto"/>
           <w:sz w:val="28"/>
         </w:rPr>
         <w:t>5.1 灯光控制需求</w:t>
@@ -3688,8 +4419,8 @@
         </w:tblCellMar>
       </w:tblPr>
       <w:tblGrid>
-        <w:gridCol w:w="4646"/>
-        <w:gridCol w:w="4646"/>
+        <w:gridCol w:w="4536"/>
+        <w:gridCol w:w="4536"/>
       </w:tblGrid>
       <w:tr>
         <w:tblPrEx>
@@ -3709,26 +4440,36 @@
           </w:tblCellMar>
         </w:tblPrEx>
         <w:trPr>
+          <w:tblHeader/>
           <w:jc w:val="center"/>
         </w:trPr>
         <w:tc>
           <w:tcPr>
-            <w:tcW w:w="4646" w:type="dxa"/>
+            <w:tcW w:w="4536" w:type="dxa"/>
             <w:shd w:val="clear" w:color="auto" w:fill="D9EAF7"/>
+            <w:tcMar>
+              <w:top w:w="80" w:type="dxa"/>
+              <w:left w:w="80" w:type="dxa"/>
+              <w:bottom w:w="80" w:type="dxa"/>
+              <w:right w:w="80" w:type="dxa"/>
+            </w:tcMar>
             <w:vAlign w:val="center"/>
           </w:tcPr>
           <w:p>
             <w:pPr>
-              <w:spacing w:after="0" w:line="252" w:lineRule="auto"/>
-              <w:rPr>
-                <w:rFonts w:hint="eastAsia" w:ascii="宋体" w:hAnsi="宋体" w:eastAsia="宋体" w:cs="宋体"/>
+              <w:spacing w:before="0" w:after="0" w:line="276" w:lineRule="auto"/>
+              <w:jc w:val="center"/>
+              <w:rPr>
+                <w:rFonts w:hint="default" w:ascii="Times New Roman" w:hAnsi="Times New Roman" w:eastAsia="宋体" w:cs="Times New Roman"/>
+                <w:color w:val="auto"/>
               </w:rPr>
             </w:pPr>
             <w:r>
               <w:rPr>
-                <w:rFonts w:hint="eastAsia" w:ascii="宋体" w:hAnsi="宋体" w:eastAsia="宋体" w:cs="宋体"/>
+                <w:rFonts w:hint="default" w:ascii="Times New Roman" w:hAnsi="Times New Roman" w:eastAsia="宋体" w:cs="Times New Roman"/>
                 <w:b/>
-                <w:sz w:val="18"/>
+                <w:color w:val="auto"/>
+                <w:sz w:val="17"/>
               </w:rPr>
               <w:t>编号</w:t>
             </w:r>
@@ -3736,22 +4477,31 @@
         </w:tc>
         <w:tc>
           <w:tcPr>
-            <w:tcW w:w="4646" w:type="dxa"/>
+            <w:tcW w:w="4536" w:type="dxa"/>
             <w:shd w:val="clear" w:color="auto" w:fill="D9EAF7"/>
+            <w:tcMar>
+              <w:top w:w="80" w:type="dxa"/>
+              <w:left w:w="80" w:type="dxa"/>
+              <w:bottom w:w="80" w:type="dxa"/>
+              <w:right w:w="80" w:type="dxa"/>
+            </w:tcMar>
             <w:vAlign w:val="center"/>
           </w:tcPr>
           <w:p>
             <w:pPr>
-              <w:spacing w:after="0" w:line="252" w:lineRule="auto"/>
-              <w:rPr>
-                <w:rFonts w:hint="eastAsia" w:ascii="宋体" w:hAnsi="宋体" w:eastAsia="宋体" w:cs="宋体"/>
+              <w:spacing w:before="0" w:after="0" w:line="276" w:lineRule="auto"/>
+              <w:jc w:val="center"/>
+              <w:rPr>
+                <w:rFonts w:hint="default" w:ascii="Times New Roman" w:hAnsi="Times New Roman" w:eastAsia="宋体" w:cs="Times New Roman"/>
+                <w:color w:val="auto"/>
               </w:rPr>
             </w:pPr>
             <w:r>
               <w:rPr>
-                <w:rFonts w:hint="eastAsia" w:ascii="宋体" w:hAnsi="宋体" w:eastAsia="宋体" w:cs="宋体"/>
+                <w:rFonts w:hint="default" w:ascii="Times New Roman" w:hAnsi="Times New Roman" w:eastAsia="宋体" w:cs="Times New Roman"/>
                 <w:b/>
-                <w:sz w:val="18"/>
+                <w:color w:val="auto"/>
+                <w:sz w:val="17"/>
               </w:rPr>
               <w:t>需求</w:t>
             </w:r>
@@ -3780,21 +4530,29 @@
         </w:trPr>
         <w:tc>
           <w:tcPr>
-            <w:tcW w:w="4646" w:type="dxa"/>
+            <w:tcW w:w="4536" w:type="dxa"/>
+            <w:tcMar>
+              <w:top w:w="80" w:type="dxa"/>
+              <w:left w:w="80" w:type="dxa"/>
+              <w:bottom w:w="80" w:type="dxa"/>
+              <w:right w:w="80" w:type="dxa"/>
+            </w:tcMar>
             <w:vAlign w:val="center"/>
           </w:tcPr>
           <w:p>
             <w:pPr>
-              <w:spacing w:after="0" w:line="252" w:lineRule="auto"/>
-              <w:rPr>
-                <w:rFonts w:hint="eastAsia" w:ascii="宋体" w:hAnsi="宋体" w:eastAsia="宋体" w:cs="宋体"/>
+              <w:spacing w:before="0" w:after="0" w:line="276" w:lineRule="auto"/>
+              <w:jc w:val="left"/>
+              <w:rPr>
+                <w:rFonts w:hint="default" w:ascii="Times New Roman" w:hAnsi="Times New Roman" w:eastAsia="宋体" w:cs="Times New Roman"/>
+                <w:color w:val="auto"/>
               </w:rPr>
             </w:pPr>
             <w:r>
               <w:rPr>
-                <w:rFonts w:hint="eastAsia" w:ascii="宋体" w:hAnsi="宋体" w:eastAsia="宋体" w:cs="宋体"/>
-                <w:b w:val="0"/>
-                <w:sz w:val="18"/>
+                <w:rFonts w:hint="default" w:ascii="Times New Roman" w:hAnsi="Times New Roman" w:eastAsia="宋体" w:cs="Times New Roman"/>
+                <w:color w:val="auto"/>
+                <w:sz w:val="17"/>
               </w:rPr>
               <w:t>REQ-LIGHT-001</w:t>
             </w:r>
@@ -3802,21 +4560,29 @@
         </w:tc>
         <w:tc>
           <w:tcPr>
-            <w:tcW w:w="4646" w:type="dxa"/>
+            <w:tcW w:w="4536" w:type="dxa"/>
+            <w:tcMar>
+              <w:top w:w="80" w:type="dxa"/>
+              <w:left w:w="80" w:type="dxa"/>
+              <w:bottom w:w="80" w:type="dxa"/>
+              <w:right w:w="80" w:type="dxa"/>
+            </w:tcMar>
             <w:vAlign w:val="center"/>
           </w:tcPr>
           <w:p>
             <w:pPr>
-              <w:spacing w:after="0" w:line="252" w:lineRule="auto"/>
-              <w:rPr>
-                <w:rFonts w:hint="eastAsia" w:ascii="宋体" w:hAnsi="宋体" w:eastAsia="宋体" w:cs="宋体"/>
+              <w:spacing w:before="0" w:after="0" w:line="276" w:lineRule="auto"/>
+              <w:jc w:val="left"/>
+              <w:rPr>
+                <w:rFonts w:hint="default" w:ascii="Times New Roman" w:hAnsi="Times New Roman" w:eastAsia="宋体" w:cs="Times New Roman"/>
+                <w:color w:val="auto"/>
               </w:rPr>
             </w:pPr>
             <w:r>
               <w:rPr>
-                <w:rFonts w:hint="eastAsia" w:ascii="宋体" w:hAnsi="宋体" w:eastAsia="宋体" w:cs="宋体"/>
-                <w:b w:val="0"/>
-                <w:sz w:val="18"/>
+                <w:rFonts w:hint="default" w:ascii="Times New Roman" w:hAnsi="Times New Roman" w:eastAsia="宋体" w:cs="Times New Roman"/>
+                <w:color w:val="auto"/>
+                <w:sz w:val="17"/>
               </w:rPr>
               <w:t>系统应支持近光灯打开和关闭命令。</w:t>
             </w:r>
@@ -3845,21 +4611,29 @@
         </w:trPr>
         <w:tc>
           <w:tcPr>
-            <w:tcW w:w="4646" w:type="dxa"/>
+            <w:tcW w:w="4536" w:type="dxa"/>
+            <w:tcMar>
+              <w:top w:w="80" w:type="dxa"/>
+              <w:left w:w="80" w:type="dxa"/>
+              <w:bottom w:w="80" w:type="dxa"/>
+              <w:right w:w="80" w:type="dxa"/>
+            </w:tcMar>
             <w:vAlign w:val="center"/>
           </w:tcPr>
           <w:p>
             <w:pPr>
-              <w:spacing w:after="0" w:line="252" w:lineRule="auto"/>
-              <w:rPr>
-                <w:rFonts w:hint="eastAsia" w:ascii="宋体" w:hAnsi="宋体" w:eastAsia="宋体" w:cs="宋体"/>
+              <w:spacing w:before="0" w:after="0" w:line="276" w:lineRule="auto"/>
+              <w:jc w:val="left"/>
+              <w:rPr>
+                <w:rFonts w:hint="default" w:ascii="Times New Roman" w:hAnsi="Times New Roman" w:eastAsia="宋体" w:cs="Times New Roman"/>
+                <w:color w:val="auto"/>
               </w:rPr>
             </w:pPr>
             <w:r>
               <w:rPr>
-                <w:rFonts w:hint="eastAsia" w:ascii="宋体" w:hAnsi="宋体" w:eastAsia="宋体" w:cs="宋体"/>
-                <w:b w:val="0"/>
-                <w:sz w:val="18"/>
+                <w:rFonts w:hint="default" w:ascii="Times New Roman" w:hAnsi="Times New Roman" w:eastAsia="宋体" w:cs="Times New Roman"/>
+                <w:color w:val="auto"/>
+                <w:sz w:val="17"/>
               </w:rPr>
               <w:t>REQ-LIGHT-002</w:t>
             </w:r>
@@ -3867,21 +4641,29 @@
         </w:tc>
         <w:tc>
           <w:tcPr>
-            <w:tcW w:w="4646" w:type="dxa"/>
+            <w:tcW w:w="4536" w:type="dxa"/>
+            <w:tcMar>
+              <w:top w:w="80" w:type="dxa"/>
+              <w:left w:w="80" w:type="dxa"/>
+              <w:bottom w:w="80" w:type="dxa"/>
+              <w:right w:w="80" w:type="dxa"/>
+            </w:tcMar>
             <w:vAlign w:val="center"/>
           </w:tcPr>
           <w:p>
             <w:pPr>
-              <w:spacing w:after="0" w:line="252" w:lineRule="auto"/>
-              <w:rPr>
-                <w:rFonts w:hint="eastAsia" w:ascii="宋体" w:hAnsi="宋体" w:eastAsia="宋体" w:cs="宋体"/>
+              <w:spacing w:before="0" w:after="0" w:line="276" w:lineRule="auto"/>
+              <w:jc w:val="left"/>
+              <w:rPr>
+                <w:rFonts w:hint="default" w:ascii="Times New Roman" w:hAnsi="Times New Roman" w:eastAsia="宋体" w:cs="Times New Roman"/>
+                <w:color w:val="auto"/>
               </w:rPr>
             </w:pPr>
             <w:r>
               <w:rPr>
-                <w:rFonts w:hint="eastAsia" w:ascii="宋体" w:hAnsi="宋体" w:eastAsia="宋体" w:cs="宋体"/>
-                <w:b w:val="0"/>
-                <w:sz w:val="18"/>
+                <w:rFonts w:hint="default" w:ascii="Times New Roman" w:hAnsi="Times New Roman" w:eastAsia="宋体" w:cs="Times New Roman"/>
+                <w:color w:val="auto"/>
+                <w:sz w:val="17"/>
               </w:rPr>
               <w:t>系统应支持远光灯打开和关闭命令，并在规则不满足时降级。</w:t>
             </w:r>
@@ -3910,21 +4692,29 @@
         </w:trPr>
         <w:tc>
           <w:tcPr>
-            <w:tcW w:w="4646" w:type="dxa"/>
+            <w:tcW w:w="4536" w:type="dxa"/>
+            <w:tcMar>
+              <w:top w:w="80" w:type="dxa"/>
+              <w:left w:w="80" w:type="dxa"/>
+              <w:bottom w:w="80" w:type="dxa"/>
+              <w:right w:w="80" w:type="dxa"/>
+            </w:tcMar>
             <w:vAlign w:val="center"/>
           </w:tcPr>
           <w:p>
             <w:pPr>
-              <w:spacing w:after="0" w:line="252" w:lineRule="auto"/>
-              <w:rPr>
-                <w:rFonts w:hint="eastAsia" w:ascii="宋体" w:hAnsi="宋体" w:eastAsia="宋体" w:cs="宋体"/>
+              <w:spacing w:before="0" w:after="0" w:line="276" w:lineRule="auto"/>
+              <w:jc w:val="left"/>
+              <w:rPr>
+                <w:rFonts w:hint="default" w:ascii="Times New Roman" w:hAnsi="Times New Roman" w:eastAsia="宋体" w:cs="Times New Roman"/>
+                <w:color w:val="auto"/>
               </w:rPr>
             </w:pPr>
             <w:r>
               <w:rPr>
-                <w:rFonts w:hint="eastAsia" w:ascii="宋体" w:hAnsi="宋体" w:eastAsia="宋体" w:cs="宋体"/>
-                <w:b w:val="0"/>
-                <w:sz w:val="18"/>
+                <w:rFonts w:hint="default" w:ascii="Times New Roman" w:hAnsi="Times New Roman" w:eastAsia="宋体" w:cs="Times New Roman"/>
+                <w:color w:val="auto"/>
+                <w:sz w:val="17"/>
               </w:rPr>
               <w:t>REQ-LIGHT-003</w:t>
             </w:r>
@@ -3932,21 +4722,29 @@
         </w:tc>
         <w:tc>
           <w:tcPr>
-            <w:tcW w:w="4646" w:type="dxa"/>
+            <w:tcW w:w="4536" w:type="dxa"/>
+            <w:tcMar>
+              <w:top w:w="80" w:type="dxa"/>
+              <w:left w:w="80" w:type="dxa"/>
+              <w:bottom w:w="80" w:type="dxa"/>
+              <w:right w:w="80" w:type="dxa"/>
+            </w:tcMar>
             <w:vAlign w:val="center"/>
           </w:tcPr>
           <w:p>
             <w:pPr>
-              <w:spacing w:after="0" w:line="252" w:lineRule="auto"/>
-              <w:rPr>
-                <w:rFonts w:hint="eastAsia" w:ascii="宋体" w:hAnsi="宋体" w:eastAsia="宋体" w:cs="宋体"/>
+              <w:spacing w:before="0" w:after="0" w:line="276" w:lineRule="auto"/>
+              <w:jc w:val="left"/>
+              <w:rPr>
+                <w:rFonts w:hint="default" w:ascii="Times New Roman" w:hAnsi="Times New Roman" w:eastAsia="宋体" w:cs="Times New Roman"/>
+                <w:color w:val="auto"/>
               </w:rPr>
             </w:pPr>
             <w:r>
               <w:rPr>
-                <w:rFonts w:hint="eastAsia" w:ascii="宋体" w:hAnsi="宋体" w:eastAsia="宋体" w:cs="宋体"/>
-                <w:b w:val="0"/>
-                <w:sz w:val="18"/>
+                <w:rFonts w:hint="default" w:ascii="Times New Roman" w:hAnsi="Times New Roman" w:eastAsia="宋体" w:cs="Times New Roman"/>
+                <w:color w:val="auto"/>
+                <w:sz w:val="17"/>
               </w:rPr>
               <w:t>系统应支持左转向灯和右转向灯控制，且左右转向请求互斥。</w:t>
             </w:r>
@@ -3975,21 +4773,29 @@
         </w:trPr>
         <w:tc>
           <w:tcPr>
-            <w:tcW w:w="4646" w:type="dxa"/>
+            <w:tcW w:w="4536" w:type="dxa"/>
+            <w:tcMar>
+              <w:top w:w="80" w:type="dxa"/>
+              <w:left w:w="80" w:type="dxa"/>
+              <w:bottom w:w="80" w:type="dxa"/>
+              <w:right w:w="80" w:type="dxa"/>
+            </w:tcMar>
             <w:vAlign w:val="center"/>
           </w:tcPr>
           <w:p>
             <w:pPr>
-              <w:spacing w:after="0" w:line="252" w:lineRule="auto"/>
-              <w:rPr>
-                <w:rFonts w:hint="eastAsia" w:ascii="宋体" w:hAnsi="宋体" w:eastAsia="宋体" w:cs="宋体"/>
+              <w:spacing w:before="0" w:after="0" w:line="276" w:lineRule="auto"/>
+              <w:jc w:val="left"/>
+              <w:rPr>
+                <w:rFonts w:hint="default" w:ascii="Times New Roman" w:hAnsi="Times New Roman" w:eastAsia="宋体" w:cs="Times New Roman"/>
+                <w:color w:val="auto"/>
               </w:rPr>
             </w:pPr>
             <w:r>
               <w:rPr>
-                <w:rFonts w:hint="eastAsia" w:ascii="宋体" w:hAnsi="宋体" w:eastAsia="宋体" w:cs="宋体"/>
-                <w:b w:val="0"/>
-                <w:sz w:val="18"/>
+                <w:rFonts w:hint="default" w:ascii="Times New Roman" w:hAnsi="Times New Roman" w:eastAsia="宋体" w:cs="Times New Roman"/>
+                <w:color w:val="auto"/>
+                <w:sz w:val="17"/>
               </w:rPr>
               <w:t>REQ-LIGHT-004</w:t>
             </w:r>
@@ -3997,21 +4803,29 @@
         </w:tc>
         <w:tc>
           <w:tcPr>
-            <w:tcW w:w="4646" w:type="dxa"/>
+            <w:tcW w:w="4536" w:type="dxa"/>
+            <w:tcMar>
+              <w:top w:w="80" w:type="dxa"/>
+              <w:left w:w="80" w:type="dxa"/>
+              <w:bottom w:w="80" w:type="dxa"/>
+              <w:right w:w="80" w:type="dxa"/>
+            </w:tcMar>
             <w:vAlign w:val="center"/>
           </w:tcPr>
           <w:p>
             <w:pPr>
-              <w:spacing w:after="0" w:line="252" w:lineRule="auto"/>
-              <w:rPr>
-                <w:rFonts w:hint="eastAsia" w:ascii="宋体" w:hAnsi="宋体" w:eastAsia="宋体" w:cs="宋体"/>
+              <w:spacing w:before="0" w:after="0" w:line="276" w:lineRule="auto"/>
+              <w:jc w:val="left"/>
+              <w:rPr>
+                <w:rFonts w:hint="default" w:ascii="Times New Roman" w:hAnsi="Times New Roman" w:eastAsia="宋体" w:cs="Times New Roman"/>
+                <w:color w:val="auto"/>
               </w:rPr>
             </w:pPr>
             <w:r>
               <w:rPr>
-                <w:rFonts w:hint="eastAsia" w:ascii="宋体" w:hAnsi="宋体" w:eastAsia="宋体" w:cs="宋体"/>
-                <w:b w:val="0"/>
-                <w:sz w:val="18"/>
+                <w:rFonts w:hint="default" w:ascii="Times New Roman" w:hAnsi="Times New Roman" w:eastAsia="宋体" w:cs="Times New Roman"/>
+                <w:color w:val="auto"/>
+                <w:sz w:val="17"/>
               </w:rPr>
               <w:t>系统应支持示廓灯控制。</w:t>
             </w:r>
@@ -4040,21 +4854,29 @@
         </w:trPr>
         <w:tc>
           <w:tcPr>
-            <w:tcW w:w="4646" w:type="dxa"/>
+            <w:tcW w:w="4536" w:type="dxa"/>
+            <w:tcMar>
+              <w:top w:w="80" w:type="dxa"/>
+              <w:left w:w="80" w:type="dxa"/>
+              <w:bottom w:w="80" w:type="dxa"/>
+              <w:right w:w="80" w:type="dxa"/>
+            </w:tcMar>
             <w:vAlign w:val="center"/>
           </w:tcPr>
           <w:p>
             <w:pPr>
-              <w:spacing w:after="0" w:line="252" w:lineRule="auto"/>
-              <w:rPr>
-                <w:rFonts w:hint="eastAsia" w:ascii="宋体" w:hAnsi="宋体" w:eastAsia="宋体" w:cs="宋体"/>
+              <w:spacing w:before="0" w:after="0" w:line="276" w:lineRule="auto"/>
+              <w:jc w:val="left"/>
+              <w:rPr>
+                <w:rFonts w:hint="default" w:ascii="Times New Roman" w:hAnsi="Times New Roman" w:eastAsia="宋体" w:cs="Times New Roman"/>
+                <w:color w:val="auto"/>
               </w:rPr>
             </w:pPr>
             <w:r>
               <w:rPr>
-                <w:rFonts w:hint="eastAsia" w:ascii="宋体" w:hAnsi="宋体" w:eastAsia="宋体" w:cs="宋体"/>
-                <w:b w:val="0"/>
-                <w:sz w:val="18"/>
+                <w:rFonts w:hint="default" w:ascii="Times New Roman" w:hAnsi="Times New Roman" w:eastAsia="宋体" w:cs="Times New Roman"/>
+                <w:color w:val="auto"/>
+                <w:sz w:val="17"/>
               </w:rPr>
               <w:t>REQ-LIGHT-005</w:t>
             </w:r>
@@ -4062,21 +4884,29 @@
         </w:tc>
         <w:tc>
           <w:tcPr>
-            <w:tcW w:w="4646" w:type="dxa"/>
+            <w:tcW w:w="4536" w:type="dxa"/>
+            <w:tcMar>
+              <w:top w:w="80" w:type="dxa"/>
+              <w:left w:w="80" w:type="dxa"/>
+              <w:bottom w:w="80" w:type="dxa"/>
+              <w:right w:w="80" w:type="dxa"/>
+            </w:tcMar>
             <w:vAlign w:val="center"/>
           </w:tcPr>
           <w:p>
             <w:pPr>
-              <w:spacing w:after="0" w:line="252" w:lineRule="auto"/>
-              <w:rPr>
-                <w:rFonts w:hint="eastAsia" w:ascii="宋体" w:hAnsi="宋体" w:eastAsia="宋体" w:cs="宋体"/>
+              <w:spacing w:before="0" w:after="0" w:line="276" w:lineRule="auto"/>
+              <w:jc w:val="left"/>
+              <w:rPr>
+                <w:rFonts w:hint="default" w:ascii="Times New Roman" w:hAnsi="Times New Roman" w:eastAsia="宋体" w:cs="Times New Roman"/>
+                <w:color w:val="auto"/>
               </w:rPr>
             </w:pPr>
             <w:r>
               <w:rPr>
-                <w:rFonts w:hint="eastAsia" w:ascii="宋体" w:hAnsi="宋体" w:eastAsia="宋体" w:cs="宋体"/>
-                <w:b w:val="0"/>
-                <w:sz w:val="18"/>
+                <w:rFonts w:hint="default" w:ascii="Times New Roman" w:hAnsi="Times New Roman" w:eastAsia="宋体" w:cs="Times New Roman"/>
+                <w:color w:val="auto"/>
+                <w:sz w:val="17"/>
               </w:rPr>
               <w:t>系统应支持制动灯控制。</w:t>
             </w:r>
@@ -4105,21 +4935,29 @@
         </w:trPr>
         <w:tc>
           <w:tcPr>
-            <w:tcW w:w="4646" w:type="dxa"/>
+            <w:tcW w:w="4536" w:type="dxa"/>
+            <w:tcMar>
+              <w:top w:w="80" w:type="dxa"/>
+              <w:left w:w="80" w:type="dxa"/>
+              <w:bottom w:w="80" w:type="dxa"/>
+              <w:right w:w="80" w:type="dxa"/>
+            </w:tcMar>
             <w:vAlign w:val="center"/>
           </w:tcPr>
           <w:p>
             <w:pPr>
-              <w:spacing w:after="0" w:line="252" w:lineRule="auto"/>
-              <w:rPr>
-                <w:rFonts w:hint="eastAsia" w:ascii="宋体" w:hAnsi="宋体" w:eastAsia="宋体" w:cs="宋体"/>
+              <w:spacing w:before="0" w:after="0" w:line="276" w:lineRule="auto"/>
+              <w:jc w:val="left"/>
+              <w:rPr>
+                <w:rFonts w:hint="default" w:ascii="Times New Roman" w:hAnsi="Times New Roman" w:eastAsia="宋体" w:cs="Times New Roman"/>
+                <w:color w:val="auto"/>
               </w:rPr>
             </w:pPr>
             <w:r>
               <w:rPr>
-                <w:rFonts w:hint="eastAsia" w:ascii="宋体" w:hAnsi="宋体" w:eastAsia="宋体" w:cs="宋体"/>
-                <w:b w:val="0"/>
-                <w:sz w:val="18"/>
+                <w:rFonts w:hint="default" w:ascii="Times New Roman" w:hAnsi="Times New Roman" w:eastAsia="宋体" w:cs="Times New Roman"/>
+                <w:color w:val="auto"/>
+                <w:sz w:val="17"/>
               </w:rPr>
               <w:t>REQ-LIGHT-006</w:t>
             </w:r>
@@ -4127,21 +4965,29 @@
         </w:tc>
         <w:tc>
           <w:tcPr>
-            <w:tcW w:w="4646" w:type="dxa"/>
+            <w:tcW w:w="4536" w:type="dxa"/>
+            <w:tcMar>
+              <w:top w:w="80" w:type="dxa"/>
+              <w:left w:w="80" w:type="dxa"/>
+              <w:bottom w:w="80" w:type="dxa"/>
+              <w:right w:w="80" w:type="dxa"/>
+            </w:tcMar>
             <w:vAlign w:val="center"/>
           </w:tcPr>
           <w:p>
             <w:pPr>
-              <w:spacing w:after="0" w:line="252" w:lineRule="auto"/>
-              <w:rPr>
-                <w:rFonts w:hint="eastAsia" w:ascii="宋体" w:hAnsi="宋体" w:eastAsia="宋体" w:cs="宋体"/>
+              <w:spacing w:before="0" w:after="0" w:line="276" w:lineRule="auto"/>
+              <w:jc w:val="left"/>
+              <w:rPr>
+                <w:rFonts w:hint="default" w:ascii="Times New Roman" w:hAnsi="Times New Roman" w:eastAsia="宋体" w:cs="Times New Roman"/>
+                <w:color w:val="auto"/>
               </w:rPr>
             </w:pPr>
             <w:r>
               <w:rPr>
-                <w:rFonts w:hint="eastAsia" w:ascii="宋体" w:hAnsi="宋体" w:eastAsia="宋体" w:cs="宋体"/>
-                <w:b w:val="0"/>
-                <w:sz w:val="18"/>
+                <w:rFonts w:hint="default" w:ascii="Times New Roman" w:hAnsi="Times New Roman" w:eastAsia="宋体" w:cs="Times New Roman"/>
+                <w:color w:val="auto"/>
+                <w:sz w:val="17"/>
               </w:rPr>
               <w:t>系统应根据车辆状态参与目标输出裁决。</w:t>
             </w:r>
@@ -4152,7 +4998,8 @@
     <w:p>
       <w:pPr>
         <w:rPr>
-          <w:rFonts w:hint="eastAsia" w:ascii="宋体" w:hAnsi="宋体" w:eastAsia="宋体" w:cs="宋体"/>
+          <w:rFonts w:hint="default" w:ascii="Times New Roman" w:hAnsi="Times New Roman" w:eastAsia="宋体" w:cs="Times New Roman"/>
+          <w:color w:val="auto"/>
         </w:rPr>
       </w:pPr>
     </w:p>
@@ -4160,12 +5007,15 @@
       <w:pPr>
         <w:pStyle w:val="4"/>
         <w:rPr>
-          <w:rFonts w:hint="eastAsia" w:ascii="宋体" w:hAnsi="宋体" w:eastAsia="宋体" w:cs="宋体"/>
+          <w:rFonts w:hint="default" w:ascii="Times New Roman" w:hAnsi="Times New Roman" w:eastAsia="宋体" w:cs="Times New Roman"/>
+          <w:color w:val="auto"/>
         </w:rPr>
       </w:pPr>
       <w:r>
         <w:rPr>
-          <w:rFonts w:hint="eastAsia" w:ascii="宋体" w:hAnsi="宋体" w:eastAsia="宋体" w:cs="宋体"/>
+          <w:rFonts w:hint="default" w:ascii="Times New Roman" w:hAnsi="Times New Roman" w:eastAsia="宋体" w:cs="Times New Roman"/>
+          <w:b/>
+          <w:color w:val="auto"/>
           <w:sz w:val="28"/>
         </w:rPr>
         <w:t>5.2 串口输入需求</w:t>
@@ -4193,8 +5043,8 @@
         </w:tblCellMar>
       </w:tblPr>
       <w:tblGrid>
-        <w:gridCol w:w="4646"/>
-        <w:gridCol w:w="4646"/>
+        <w:gridCol w:w="4536"/>
+        <w:gridCol w:w="4536"/>
       </w:tblGrid>
       <w:tr>
         <w:tblPrEx>
@@ -4214,26 +5064,36 @@
           </w:tblCellMar>
         </w:tblPrEx>
         <w:trPr>
+          <w:tblHeader/>
           <w:jc w:val="center"/>
         </w:trPr>
         <w:tc>
           <w:tcPr>
-            <w:tcW w:w="4646" w:type="dxa"/>
+            <w:tcW w:w="4536" w:type="dxa"/>
             <w:shd w:val="clear" w:color="auto" w:fill="D9EAF7"/>
+            <w:tcMar>
+              <w:top w:w="80" w:type="dxa"/>
+              <w:left w:w="80" w:type="dxa"/>
+              <w:bottom w:w="80" w:type="dxa"/>
+              <w:right w:w="80" w:type="dxa"/>
+            </w:tcMar>
             <w:vAlign w:val="center"/>
           </w:tcPr>
           <w:p>
             <w:pPr>
-              <w:spacing w:after="0" w:line="252" w:lineRule="auto"/>
-              <w:rPr>
-                <w:rFonts w:hint="eastAsia" w:ascii="宋体" w:hAnsi="宋体" w:eastAsia="宋体" w:cs="宋体"/>
+              <w:spacing w:before="0" w:after="0" w:line="276" w:lineRule="auto"/>
+              <w:jc w:val="center"/>
+              <w:rPr>
+                <w:rFonts w:hint="default" w:ascii="Times New Roman" w:hAnsi="Times New Roman" w:eastAsia="宋体" w:cs="Times New Roman"/>
+                <w:color w:val="auto"/>
               </w:rPr>
             </w:pPr>
             <w:r>
               <w:rPr>
-                <w:rFonts w:hint="eastAsia" w:ascii="宋体" w:hAnsi="宋体" w:eastAsia="宋体" w:cs="宋体"/>
+                <w:rFonts w:hint="default" w:ascii="Times New Roman" w:hAnsi="Times New Roman" w:eastAsia="宋体" w:cs="Times New Roman"/>
                 <w:b/>
-                <w:sz w:val="18"/>
+                <w:color w:val="auto"/>
+                <w:sz w:val="17"/>
               </w:rPr>
               <w:t>输入</w:t>
             </w:r>
@@ -4241,22 +5101,31 @@
         </w:tc>
         <w:tc>
           <w:tcPr>
-            <w:tcW w:w="4646" w:type="dxa"/>
+            <w:tcW w:w="4536" w:type="dxa"/>
             <w:shd w:val="clear" w:color="auto" w:fill="D9EAF7"/>
+            <w:tcMar>
+              <w:top w:w="80" w:type="dxa"/>
+              <w:left w:w="80" w:type="dxa"/>
+              <w:bottom w:w="80" w:type="dxa"/>
+              <w:right w:w="80" w:type="dxa"/>
+            </w:tcMar>
             <w:vAlign w:val="center"/>
           </w:tcPr>
           <w:p>
             <w:pPr>
-              <w:spacing w:after="0" w:line="252" w:lineRule="auto"/>
-              <w:rPr>
-                <w:rFonts w:hint="eastAsia" w:ascii="宋体" w:hAnsi="宋体" w:eastAsia="宋体" w:cs="宋体"/>
+              <w:spacing w:before="0" w:after="0" w:line="276" w:lineRule="auto"/>
+              <w:jc w:val="center"/>
+              <w:rPr>
+                <w:rFonts w:hint="default" w:ascii="Times New Roman" w:hAnsi="Times New Roman" w:eastAsia="宋体" w:cs="Times New Roman"/>
+                <w:color w:val="auto"/>
               </w:rPr>
             </w:pPr>
             <w:r>
               <w:rPr>
-                <w:rFonts w:hint="eastAsia" w:ascii="宋体" w:hAnsi="宋体" w:eastAsia="宋体" w:cs="宋体"/>
+                <w:rFonts w:hint="default" w:ascii="Times New Roman" w:hAnsi="Times New Roman" w:eastAsia="宋体" w:cs="Times New Roman"/>
                 <w:b/>
-                <w:sz w:val="18"/>
+                <w:color w:val="auto"/>
+                <w:sz w:val="17"/>
               </w:rPr>
               <w:t>功能</w:t>
             </w:r>
@@ -4285,43 +5154,75 @@
         </w:trPr>
         <w:tc>
           <w:tcPr>
-            <w:tcW w:w="4646" w:type="dxa"/>
+            <w:tcW w:w="4536" w:type="dxa"/>
+            <w:tcMar>
+              <w:top w:w="80" w:type="dxa"/>
+              <w:left w:w="80" w:type="dxa"/>
+              <w:bottom w:w="80" w:type="dxa"/>
+              <w:right w:w="80" w:type="dxa"/>
+            </w:tcMar>
             <w:vAlign w:val="center"/>
           </w:tcPr>
           <w:p>
             <w:pPr>
-              <w:spacing w:after="0" w:line="252" w:lineRule="auto"/>
-              <w:rPr>
-                <w:rFonts w:hint="eastAsia" w:ascii="宋体" w:hAnsi="宋体" w:eastAsia="宋体" w:cs="宋体"/>
+              <w:spacing w:before="0" w:after="0" w:line="276" w:lineRule="auto"/>
+              <w:jc w:val="left"/>
+              <w:rPr>
+                <w:rFonts w:hint="default" w:ascii="Times New Roman" w:hAnsi="Times New Roman" w:eastAsia="宋体" w:cs="Times New Roman"/>
+                <w:color w:val="auto"/>
               </w:rPr>
             </w:pPr>
             <w:r>
               <w:rPr>
-                <w:rFonts w:hint="eastAsia" w:ascii="宋体" w:hAnsi="宋体" w:eastAsia="宋体" w:cs="宋体"/>
-                <w:b w:val="0"/>
-                <w:sz w:val="18"/>
-              </w:rPr>
-              <w:t>L / l</w:t>
+                <w:rFonts w:hint="default" w:ascii="Times New Roman" w:hAnsi="Times New Roman" w:eastAsia="宋体" w:cs="Times New Roman"/>
+                <w:color w:val="auto"/>
+                <w:sz w:val="16"/>
+              </w:rPr>
+              <w:t>L</w:t>
+            </w:r>
+            <w:r>
+              <w:rPr>
+                <w:rFonts w:hint="default" w:ascii="Times New Roman" w:hAnsi="Times New Roman" w:eastAsia="宋体" w:cs="Times New Roman"/>
+                <w:color w:val="auto"/>
+                <w:sz w:val="17"/>
+              </w:rPr>
+              <w:t xml:space="preserve"> / </w:t>
+            </w:r>
+            <w:r>
+              <w:rPr>
+                <w:rFonts w:hint="default" w:ascii="Times New Roman" w:hAnsi="Times New Roman" w:eastAsia="宋体" w:cs="Times New Roman"/>
+                <w:color w:val="auto"/>
+                <w:sz w:val="16"/>
+              </w:rPr>
+              <w:t>l</w:t>
             </w:r>
           </w:p>
         </w:tc>
         <w:tc>
           <w:tcPr>
-            <w:tcW w:w="4646" w:type="dxa"/>
+            <w:tcW w:w="4536" w:type="dxa"/>
+            <w:tcMar>
+              <w:top w:w="80" w:type="dxa"/>
+              <w:left w:w="80" w:type="dxa"/>
+              <w:bottom w:w="80" w:type="dxa"/>
+              <w:right w:w="80" w:type="dxa"/>
+            </w:tcMar>
             <w:vAlign w:val="center"/>
           </w:tcPr>
           <w:p>
             <w:pPr>
-              <w:spacing w:after="0" w:line="252" w:lineRule="auto"/>
-              <w:rPr>
-                <w:rFonts w:hint="eastAsia" w:ascii="宋体" w:hAnsi="宋体" w:eastAsia="宋体" w:cs="宋体"/>
+              <w:spacing w:before="0" w:after="0" w:line="276" w:lineRule="auto"/>
+              <w:jc w:val="left"/>
+              <w:rPr>
+                <w:rFonts w:hint="default" w:ascii="Times New Roman" w:hAnsi="Times New Roman" w:eastAsia="宋体" w:cs="Times New Roman"/>
+                <w:color w:val="auto"/>
               </w:rPr>
             </w:pPr>
             <w:r>
               <w:rPr>
-                <w:rFonts w:hint="eastAsia" w:ascii="宋体" w:hAnsi="宋体" w:eastAsia="宋体" w:cs="宋体"/>
-                <w:b w:val="0"/>
-                <w:sz w:val="18"/>
+                <w:rFonts w:hint="default" w:ascii="Times New Roman" w:hAnsi="Times New Roman" w:eastAsia="宋体" w:cs="Times New Roman"/>
+                <w:color w:val="auto"/>
+                <w:sz w:val="17"/>
               </w:rPr>
               <w:t>近光灯打开 / 关闭</w:t>
             </w:r>
@@ -4350,43 +5251,75 @@
         </w:trPr>
         <w:tc>
           <w:tcPr>
-            <w:tcW w:w="4646" w:type="dxa"/>
+            <w:tcW w:w="4536" w:type="dxa"/>
+            <w:tcMar>
+              <w:top w:w="80" w:type="dxa"/>
+              <w:left w:w="80" w:type="dxa"/>
+              <w:bottom w:w="80" w:type="dxa"/>
+              <w:right w:w="80" w:type="dxa"/>
+            </w:tcMar>
             <w:vAlign w:val="center"/>
           </w:tcPr>
           <w:p>
             <w:pPr>
-              <w:spacing w:after="0" w:line="252" w:lineRule="auto"/>
-              <w:rPr>
-                <w:rFonts w:hint="eastAsia" w:ascii="宋体" w:hAnsi="宋体" w:eastAsia="宋体" w:cs="宋体"/>
+              <w:spacing w:before="0" w:after="0" w:line="276" w:lineRule="auto"/>
+              <w:jc w:val="left"/>
+              <w:rPr>
+                <w:rFonts w:hint="default" w:ascii="Times New Roman" w:hAnsi="Times New Roman" w:eastAsia="宋体" w:cs="Times New Roman"/>
+                <w:color w:val="auto"/>
               </w:rPr>
             </w:pPr>
             <w:r>
               <w:rPr>
-                <w:rFonts w:hint="eastAsia" w:ascii="宋体" w:hAnsi="宋体" w:eastAsia="宋体" w:cs="宋体"/>
-                <w:b w:val="0"/>
-                <w:sz w:val="18"/>
-              </w:rPr>
-              <w:t>H / h</w:t>
+                <w:rFonts w:hint="default" w:ascii="Times New Roman" w:hAnsi="Times New Roman" w:eastAsia="宋体" w:cs="Times New Roman"/>
+                <w:color w:val="auto"/>
+                <w:sz w:val="16"/>
+              </w:rPr>
+              <w:t>H</w:t>
+            </w:r>
+            <w:r>
+              <w:rPr>
+                <w:rFonts w:hint="default" w:ascii="Times New Roman" w:hAnsi="Times New Roman" w:eastAsia="宋体" w:cs="Times New Roman"/>
+                <w:color w:val="auto"/>
+                <w:sz w:val="17"/>
+              </w:rPr>
+              <w:t xml:space="preserve"> / </w:t>
+            </w:r>
+            <w:r>
+              <w:rPr>
+                <w:rFonts w:hint="default" w:ascii="Times New Roman" w:hAnsi="Times New Roman" w:eastAsia="宋体" w:cs="Times New Roman"/>
+                <w:color w:val="auto"/>
+                <w:sz w:val="16"/>
+              </w:rPr>
+              <w:t>h</w:t>
             </w:r>
           </w:p>
         </w:tc>
         <w:tc>
           <w:tcPr>
-            <w:tcW w:w="4646" w:type="dxa"/>
+            <w:tcW w:w="4536" w:type="dxa"/>
+            <w:tcMar>
+              <w:top w:w="80" w:type="dxa"/>
+              <w:left w:w="80" w:type="dxa"/>
+              <w:bottom w:w="80" w:type="dxa"/>
+              <w:right w:w="80" w:type="dxa"/>
+            </w:tcMar>
             <w:vAlign w:val="center"/>
           </w:tcPr>
           <w:p>
             <w:pPr>
-              <w:spacing w:after="0" w:line="252" w:lineRule="auto"/>
-              <w:rPr>
-                <w:rFonts w:hint="eastAsia" w:ascii="宋体" w:hAnsi="宋体" w:eastAsia="宋体" w:cs="宋体"/>
+              <w:spacing w:before="0" w:after="0" w:line="276" w:lineRule="auto"/>
+              <w:jc w:val="left"/>
+              <w:rPr>
+                <w:rFonts w:hint="default" w:ascii="Times New Roman" w:hAnsi="Times New Roman" w:eastAsia="宋体" w:cs="Times New Roman"/>
+                <w:color w:val="auto"/>
               </w:rPr>
             </w:pPr>
             <w:r>
               <w:rPr>
-                <w:rFonts w:hint="eastAsia" w:ascii="宋体" w:hAnsi="宋体" w:eastAsia="宋体" w:cs="宋体"/>
-                <w:b w:val="0"/>
-                <w:sz w:val="18"/>
+                <w:rFonts w:hint="default" w:ascii="Times New Roman" w:hAnsi="Times New Roman" w:eastAsia="宋体" w:cs="Times New Roman"/>
+                <w:color w:val="auto"/>
+                <w:sz w:val="17"/>
               </w:rPr>
               <w:t>远光灯打开 / 关闭</w:t>
             </w:r>
@@ -4415,43 +5348,75 @@
         </w:trPr>
         <w:tc>
           <w:tcPr>
-            <w:tcW w:w="4646" w:type="dxa"/>
+            <w:tcW w:w="4536" w:type="dxa"/>
+            <w:tcMar>
+              <w:top w:w="80" w:type="dxa"/>
+              <w:left w:w="80" w:type="dxa"/>
+              <w:bottom w:w="80" w:type="dxa"/>
+              <w:right w:w="80" w:type="dxa"/>
+            </w:tcMar>
             <w:vAlign w:val="center"/>
           </w:tcPr>
           <w:p>
             <w:pPr>
-              <w:spacing w:after="0" w:line="252" w:lineRule="auto"/>
-              <w:rPr>
-                <w:rFonts w:hint="eastAsia" w:ascii="宋体" w:hAnsi="宋体" w:eastAsia="宋体" w:cs="宋体"/>
+              <w:spacing w:before="0" w:after="0" w:line="276" w:lineRule="auto"/>
+              <w:jc w:val="left"/>
+              <w:rPr>
+                <w:rFonts w:hint="default" w:ascii="Times New Roman" w:hAnsi="Times New Roman" w:eastAsia="宋体" w:cs="Times New Roman"/>
+                <w:color w:val="auto"/>
               </w:rPr>
             </w:pPr>
             <w:r>
               <w:rPr>
-                <w:rFonts w:hint="eastAsia" w:ascii="宋体" w:hAnsi="宋体" w:eastAsia="宋体" w:cs="宋体"/>
-                <w:b w:val="0"/>
-                <w:sz w:val="18"/>
-              </w:rPr>
-              <w:t>Z / z</w:t>
+                <w:rFonts w:hint="default" w:ascii="Times New Roman" w:hAnsi="Times New Roman" w:eastAsia="宋体" w:cs="Times New Roman"/>
+                <w:color w:val="auto"/>
+                <w:sz w:val="16"/>
+              </w:rPr>
+              <w:t>Z</w:t>
+            </w:r>
+            <w:r>
+              <w:rPr>
+                <w:rFonts w:hint="default" w:ascii="Times New Roman" w:hAnsi="Times New Roman" w:eastAsia="宋体" w:cs="Times New Roman"/>
+                <w:color w:val="auto"/>
+                <w:sz w:val="17"/>
+              </w:rPr>
+              <w:t xml:space="preserve"> / </w:t>
+            </w:r>
+            <w:r>
+              <w:rPr>
+                <w:rFonts w:hint="default" w:ascii="Times New Roman" w:hAnsi="Times New Roman" w:eastAsia="宋体" w:cs="Times New Roman"/>
+                <w:color w:val="auto"/>
+                <w:sz w:val="16"/>
+              </w:rPr>
+              <w:t>z</w:t>
             </w:r>
           </w:p>
         </w:tc>
         <w:tc>
           <w:tcPr>
-            <w:tcW w:w="4646" w:type="dxa"/>
+            <w:tcW w:w="4536" w:type="dxa"/>
+            <w:tcMar>
+              <w:top w:w="80" w:type="dxa"/>
+              <w:left w:w="80" w:type="dxa"/>
+              <w:bottom w:w="80" w:type="dxa"/>
+              <w:right w:w="80" w:type="dxa"/>
+            </w:tcMar>
             <w:vAlign w:val="center"/>
           </w:tcPr>
           <w:p>
             <w:pPr>
-              <w:spacing w:after="0" w:line="252" w:lineRule="auto"/>
-              <w:rPr>
-                <w:rFonts w:hint="eastAsia" w:ascii="宋体" w:hAnsi="宋体" w:eastAsia="宋体" w:cs="宋体"/>
+              <w:spacing w:before="0" w:after="0" w:line="276" w:lineRule="auto"/>
+              <w:jc w:val="left"/>
+              <w:rPr>
+                <w:rFonts w:hint="default" w:ascii="Times New Roman" w:hAnsi="Times New Roman" w:eastAsia="宋体" w:cs="Times New Roman"/>
+                <w:color w:val="auto"/>
               </w:rPr>
             </w:pPr>
             <w:r>
               <w:rPr>
-                <w:rFonts w:hint="eastAsia" w:ascii="宋体" w:hAnsi="宋体" w:eastAsia="宋体" w:cs="宋体"/>
-                <w:b w:val="0"/>
-                <w:sz w:val="18"/>
+                <w:rFonts w:hint="default" w:ascii="Times New Roman" w:hAnsi="Times New Roman" w:eastAsia="宋体" w:cs="Times New Roman"/>
+                <w:color w:val="auto"/>
+                <w:sz w:val="17"/>
               </w:rPr>
               <w:t>左转向灯打开 / 关闭</w:t>
             </w:r>
@@ -4480,43 +5445,75 @@
         </w:trPr>
         <w:tc>
           <w:tcPr>
-            <w:tcW w:w="4646" w:type="dxa"/>
+            <w:tcW w:w="4536" w:type="dxa"/>
+            <w:tcMar>
+              <w:top w:w="80" w:type="dxa"/>
+              <w:left w:w="80" w:type="dxa"/>
+              <w:bottom w:w="80" w:type="dxa"/>
+              <w:right w:w="80" w:type="dxa"/>
+            </w:tcMar>
             <w:vAlign w:val="center"/>
           </w:tcPr>
           <w:p>
             <w:pPr>
-              <w:spacing w:after="0" w:line="252" w:lineRule="auto"/>
-              <w:rPr>
-                <w:rFonts w:hint="eastAsia" w:ascii="宋体" w:hAnsi="宋体" w:eastAsia="宋体" w:cs="宋体"/>
+              <w:spacing w:before="0" w:after="0" w:line="276" w:lineRule="auto"/>
+              <w:jc w:val="left"/>
+              <w:rPr>
+                <w:rFonts w:hint="default" w:ascii="Times New Roman" w:hAnsi="Times New Roman" w:eastAsia="宋体" w:cs="Times New Roman"/>
+                <w:color w:val="auto"/>
               </w:rPr>
             </w:pPr>
             <w:r>
               <w:rPr>
-                <w:rFonts w:hint="eastAsia" w:ascii="宋体" w:hAnsi="宋体" w:eastAsia="宋体" w:cs="宋体"/>
-                <w:b w:val="0"/>
-                <w:sz w:val="18"/>
-              </w:rPr>
-              <w:t>Y / y</w:t>
+                <w:rFonts w:hint="default" w:ascii="Times New Roman" w:hAnsi="Times New Roman" w:eastAsia="宋体" w:cs="Times New Roman"/>
+                <w:color w:val="auto"/>
+                <w:sz w:val="16"/>
+              </w:rPr>
+              <w:t>Y</w:t>
+            </w:r>
+            <w:r>
+              <w:rPr>
+                <w:rFonts w:hint="default" w:ascii="Times New Roman" w:hAnsi="Times New Roman" w:eastAsia="宋体" w:cs="Times New Roman"/>
+                <w:color w:val="auto"/>
+                <w:sz w:val="17"/>
+              </w:rPr>
+              <w:t xml:space="preserve"> / </w:t>
+            </w:r>
+            <w:r>
+              <w:rPr>
+                <w:rFonts w:hint="default" w:ascii="Times New Roman" w:hAnsi="Times New Roman" w:eastAsia="宋体" w:cs="Times New Roman"/>
+                <w:color w:val="auto"/>
+                <w:sz w:val="16"/>
+              </w:rPr>
+              <w:t>y</w:t>
             </w:r>
           </w:p>
         </w:tc>
         <w:tc>
           <w:tcPr>
-            <w:tcW w:w="4646" w:type="dxa"/>
+            <w:tcW w:w="4536" w:type="dxa"/>
+            <w:tcMar>
+              <w:top w:w="80" w:type="dxa"/>
+              <w:left w:w="80" w:type="dxa"/>
+              <w:bottom w:w="80" w:type="dxa"/>
+              <w:right w:w="80" w:type="dxa"/>
+            </w:tcMar>
             <w:vAlign w:val="center"/>
           </w:tcPr>
           <w:p>
             <w:pPr>
-              <w:spacing w:after="0" w:line="252" w:lineRule="auto"/>
-              <w:rPr>
-                <w:rFonts w:hint="eastAsia" w:ascii="宋体" w:hAnsi="宋体" w:eastAsia="宋体" w:cs="宋体"/>
+              <w:spacing w:before="0" w:after="0" w:line="276" w:lineRule="auto"/>
+              <w:jc w:val="left"/>
+              <w:rPr>
+                <w:rFonts w:hint="default" w:ascii="Times New Roman" w:hAnsi="Times New Roman" w:eastAsia="宋体" w:cs="Times New Roman"/>
+                <w:color w:val="auto"/>
               </w:rPr>
             </w:pPr>
             <w:r>
               <w:rPr>
-                <w:rFonts w:hint="eastAsia" w:ascii="宋体" w:hAnsi="宋体" w:eastAsia="宋体" w:cs="宋体"/>
-                <w:b w:val="0"/>
-                <w:sz w:val="18"/>
+                <w:rFonts w:hint="default" w:ascii="Times New Roman" w:hAnsi="Times New Roman" w:eastAsia="宋体" w:cs="Times New Roman"/>
+                <w:color w:val="auto"/>
+                <w:sz w:val="17"/>
               </w:rPr>
               <w:t>右转向灯打开 / 关闭</w:t>
             </w:r>
@@ -4545,43 +5542,75 @@
         </w:trPr>
         <w:tc>
           <w:tcPr>
-            <w:tcW w:w="4646" w:type="dxa"/>
+            <w:tcW w:w="4536" w:type="dxa"/>
+            <w:tcMar>
+              <w:top w:w="80" w:type="dxa"/>
+              <w:left w:w="80" w:type="dxa"/>
+              <w:bottom w:w="80" w:type="dxa"/>
+              <w:right w:w="80" w:type="dxa"/>
+            </w:tcMar>
             <w:vAlign w:val="center"/>
           </w:tcPr>
           <w:p>
             <w:pPr>
-              <w:spacing w:after="0" w:line="252" w:lineRule="auto"/>
-              <w:rPr>
-                <w:rFonts w:hint="eastAsia" w:ascii="宋体" w:hAnsi="宋体" w:eastAsia="宋体" w:cs="宋体"/>
+              <w:spacing w:before="0" w:after="0" w:line="276" w:lineRule="auto"/>
+              <w:jc w:val="left"/>
+              <w:rPr>
+                <w:rFonts w:hint="default" w:ascii="Times New Roman" w:hAnsi="Times New Roman" w:eastAsia="宋体" w:cs="Times New Roman"/>
+                <w:color w:val="auto"/>
               </w:rPr>
             </w:pPr>
             <w:r>
               <w:rPr>
-                <w:rFonts w:hint="eastAsia" w:ascii="宋体" w:hAnsi="宋体" w:eastAsia="宋体" w:cs="宋体"/>
-                <w:b w:val="0"/>
-                <w:sz w:val="18"/>
-              </w:rPr>
-              <w:t>P / p</w:t>
+                <w:rFonts w:hint="default" w:ascii="Times New Roman" w:hAnsi="Times New Roman" w:eastAsia="宋体" w:cs="Times New Roman"/>
+                <w:color w:val="auto"/>
+                <w:sz w:val="16"/>
+              </w:rPr>
+              <w:t>P</w:t>
+            </w:r>
+            <w:r>
+              <w:rPr>
+                <w:rFonts w:hint="default" w:ascii="Times New Roman" w:hAnsi="Times New Roman" w:eastAsia="宋体" w:cs="Times New Roman"/>
+                <w:color w:val="auto"/>
+                <w:sz w:val="17"/>
+              </w:rPr>
+              <w:t xml:space="preserve"> / </w:t>
+            </w:r>
+            <w:r>
+              <w:rPr>
+                <w:rFonts w:hint="default" w:ascii="Times New Roman" w:hAnsi="Times New Roman" w:eastAsia="宋体" w:cs="Times New Roman"/>
+                <w:color w:val="auto"/>
+                <w:sz w:val="16"/>
+              </w:rPr>
+              <w:t>p</w:t>
             </w:r>
           </w:p>
         </w:tc>
         <w:tc>
           <w:tcPr>
-            <w:tcW w:w="4646" w:type="dxa"/>
+            <w:tcW w:w="4536" w:type="dxa"/>
+            <w:tcMar>
+              <w:top w:w="80" w:type="dxa"/>
+              <w:left w:w="80" w:type="dxa"/>
+              <w:bottom w:w="80" w:type="dxa"/>
+              <w:right w:w="80" w:type="dxa"/>
+            </w:tcMar>
             <w:vAlign w:val="center"/>
           </w:tcPr>
           <w:p>
             <w:pPr>
-              <w:spacing w:after="0" w:line="252" w:lineRule="auto"/>
-              <w:rPr>
-                <w:rFonts w:hint="eastAsia" w:ascii="宋体" w:hAnsi="宋体" w:eastAsia="宋体" w:cs="宋体"/>
+              <w:spacing w:before="0" w:after="0" w:line="276" w:lineRule="auto"/>
+              <w:jc w:val="left"/>
+              <w:rPr>
+                <w:rFonts w:hint="default" w:ascii="Times New Roman" w:hAnsi="Times New Roman" w:eastAsia="宋体" w:cs="Times New Roman"/>
+                <w:color w:val="auto"/>
               </w:rPr>
             </w:pPr>
             <w:r>
               <w:rPr>
-                <w:rFonts w:hint="eastAsia" w:ascii="宋体" w:hAnsi="宋体" w:eastAsia="宋体" w:cs="宋体"/>
-                <w:b w:val="0"/>
-                <w:sz w:val="18"/>
+                <w:rFonts w:hint="default" w:ascii="Times New Roman" w:hAnsi="Times New Roman" w:eastAsia="宋体" w:cs="Times New Roman"/>
+                <w:color w:val="auto"/>
+                <w:sz w:val="17"/>
               </w:rPr>
               <w:t>示廓灯打开 / 关闭</w:t>
             </w:r>
@@ -4610,43 +5639,75 @@
         </w:trPr>
         <w:tc>
           <w:tcPr>
-            <w:tcW w:w="4646" w:type="dxa"/>
+            <w:tcW w:w="4536" w:type="dxa"/>
+            <w:tcMar>
+              <w:top w:w="80" w:type="dxa"/>
+              <w:left w:w="80" w:type="dxa"/>
+              <w:bottom w:w="80" w:type="dxa"/>
+              <w:right w:w="80" w:type="dxa"/>
+            </w:tcMar>
             <w:vAlign w:val="center"/>
           </w:tcPr>
           <w:p>
             <w:pPr>
-              <w:spacing w:after="0" w:line="252" w:lineRule="auto"/>
-              <w:rPr>
-                <w:rFonts w:hint="eastAsia" w:ascii="宋体" w:hAnsi="宋体" w:eastAsia="宋体" w:cs="宋体"/>
+              <w:spacing w:before="0" w:after="0" w:line="276" w:lineRule="auto"/>
+              <w:jc w:val="left"/>
+              <w:rPr>
+                <w:rFonts w:hint="default" w:ascii="Times New Roman" w:hAnsi="Times New Roman" w:eastAsia="宋体" w:cs="Times New Roman"/>
+                <w:color w:val="auto"/>
               </w:rPr>
             </w:pPr>
             <w:r>
               <w:rPr>
-                <w:rFonts w:hint="eastAsia" w:ascii="宋体" w:hAnsi="宋体" w:eastAsia="宋体" w:cs="宋体"/>
-                <w:b w:val="0"/>
-                <w:sz w:val="18"/>
-              </w:rPr>
-              <w:t>B / b</w:t>
+                <w:rFonts w:hint="default" w:ascii="Times New Roman" w:hAnsi="Times New Roman" w:eastAsia="宋体" w:cs="Times New Roman"/>
+                <w:color w:val="auto"/>
+                <w:sz w:val="16"/>
+              </w:rPr>
+              <w:t>B</w:t>
+            </w:r>
+            <w:r>
+              <w:rPr>
+                <w:rFonts w:hint="default" w:ascii="Times New Roman" w:hAnsi="Times New Roman" w:eastAsia="宋体" w:cs="Times New Roman"/>
+                <w:color w:val="auto"/>
+                <w:sz w:val="17"/>
+              </w:rPr>
+              <w:t xml:space="preserve"> / </w:t>
+            </w:r>
+            <w:r>
+              <w:rPr>
+                <w:rFonts w:hint="default" w:ascii="Times New Roman" w:hAnsi="Times New Roman" w:eastAsia="宋体" w:cs="Times New Roman"/>
+                <w:color w:val="auto"/>
+                <w:sz w:val="16"/>
+              </w:rPr>
+              <w:t>b</w:t>
             </w:r>
           </w:p>
         </w:tc>
         <w:tc>
           <w:tcPr>
-            <w:tcW w:w="4646" w:type="dxa"/>
+            <w:tcW w:w="4536" w:type="dxa"/>
+            <w:tcMar>
+              <w:top w:w="80" w:type="dxa"/>
+              <w:left w:w="80" w:type="dxa"/>
+              <w:bottom w:w="80" w:type="dxa"/>
+              <w:right w:w="80" w:type="dxa"/>
+            </w:tcMar>
             <w:vAlign w:val="center"/>
           </w:tcPr>
           <w:p>
             <w:pPr>
-              <w:spacing w:after="0" w:line="252" w:lineRule="auto"/>
-              <w:rPr>
-                <w:rFonts w:hint="eastAsia" w:ascii="宋体" w:hAnsi="宋体" w:eastAsia="宋体" w:cs="宋体"/>
+              <w:spacing w:before="0" w:after="0" w:line="276" w:lineRule="auto"/>
+              <w:jc w:val="left"/>
+              <w:rPr>
+                <w:rFonts w:hint="default" w:ascii="Times New Roman" w:hAnsi="Times New Roman" w:eastAsia="宋体" w:cs="Times New Roman"/>
+                <w:color w:val="auto"/>
               </w:rPr>
             </w:pPr>
             <w:r>
               <w:rPr>
-                <w:rFonts w:hint="eastAsia" w:ascii="宋体" w:hAnsi="宋体" w:eastAsia="宋体" w:cs="宋体"/>
-                <w:b w:val="0"/>
-                <w:sz w:val="18"/>
+                <w:rFonts w:hint="default" w:ascii="Times New Roman" w:hAnsi="Times New Roman" w:eastAsia="宋体" w:cs="Times New Roman"/>
+                <w:color w:val="auto"/>
+                <w:sz w:val="17"/>
               </w:rPr>
               <w:t>制动灯打开 / 关闭</w:t>
             </w:r>
@@ -4675,21 +5736,29 @@
         </w:trPr>
         <w:tc>
           <w:tcPr>
-            <w:tcW w:w="4646" w:type="dxa"/>
+            <w:tcW w:w="4536" w:type="dxa"/>
+            <w:tcMar>
+              <w:top w:w="80" w:type="dxa"/>
+              <w:left w:w="80" w:type="dxa"/>
+              <w:bottom w:w="80" w:type="dxa"/>
+              <w:right w:w="80" w:type="dxa"/>
+            </w:tcMar>
             <w:vAlign w:val="center"/>
           </w:tcPr>
           <w:p>
             <w:pPr>
-              <w:spacing w:after="0" w:line="252" w:lineRule="auto"/>
-              <w:rPr>
-                <w:rFonts w:hint="eastAsia" w:ascii="宋体" w:hAnsi="宋体" w:eastAsia="宋体" w:cs="宋体"/>
+              <w:spacing w:before="0" w:after="0" w:line="276" w:lineRule="auto"/>
+              <w:jc w:val="left"/>
+              <w:rPr>
+                <w:rFonts w:hint="default" w:ascii="Times New Roman" w:hAnsi="Times New Roman" w:eastAsia="宋体" w:cs="Times New Roman"/>
+                <w:color w:val="auto"/>
               </w:rPr>
             </w:pPr>
             <w:r>
               <w:rPr>
-                <w:rFonts w:hint="eastAsia" w:ascii="宋体" w:hAnsi="宋体" w:eastAsia="宋体" w:cs="宋体"/>
-                <w:b w:val="0"/>
-                <w:sz w:val="18"/>
+                <w:rFonts w:hint="default" w:ascii="Times New Roman" w:hAnsi="Times New Roman" w:eastAsia="宋体" w:cs="Times New Roman"/>
+                <w:color w:val="auto"/>
+                <w:sz w:val="16"/>
               </w:rPr>
               <w:t>!</w:t>
             </w:r>
@@ -4697,21 +5766,29 @@
         </w:tc>
         <w:tc>
           <w:tcPr>
-            <w:tcW w:w="4646" w:type="dxa"/>
+            <w:tcW w:w="4536" w:type="dxa"/>
+            <w:tcMar>
+              <w:top w:w="80" w:type="dxa"/>
+              <w:left w:w="80" w:type="dxa"/>
+              <w:bottom w:w="80" w:type="dxa"/>
+              <w:right w:w="80" w:type="dxa"/>
+            </w:tcMar>
             <w:vAlign w:val="center"/>
           </w:tcPr>
           <w:p>
             <w:pPr>
-              <w:spacing w:after="0" w:line="252" w:lineRule="auto"/>
-              <w:rPr>
-                <w:rFonts w:hint="eastAsia" w:ascii="宋体" w:hAnsi="宋体" w:eastAsia="宋体" w:cs="宋体"/>
+              <w:spacing w:before="0" w:after="0" w:line="276" w:lineRule="auto"/>
+              <w:jc w:val="left"/>
+              <w:rPr>
+                <w:rFonts w:hint="default" w:ascii="Times New Roman" w:hAnsi="Times New Roman" w:eastAsia="宋体" w:cs="Times New Roman"/>
+                <w:color w:val="auto"/>
               </w:rPr>
             </w:pPr>
             <w:r>
               <w:rPr>
-                <w:rFonts w:hint="eastAsia" w:ascii="宋体" w:hAnsi="宋体" w:eastAsia="宋体" w:cs="宋体"/>
-                <w:b w:val="0"/>
-                <w:sz w:val="18"/>
+                <w:rFonts w:hint="default" w:ascii="Times New Roman" w:hAnsi="Times New Roman" w:eastAsia="宋体" w:cs="Times New Roman"/>
+                <w:color w:val="auto"/>
+                <w:sz w:val="17"/>
               </w:rPr>
               <w:t>注入模式冲突故障</w:t>
             </w:r>
@@ -4740,21 +5817,29 @@
         </w:trPr>
         <w:tc>
           <w:tcPr>
-            <w:tcW w:w="4646" w:type="dxa"/>
+            <w:tcW w:w="4536" w:type="dxa"/>
+            <w:tcMar>
+              <w:top w:w="80" w:type="dxa"/>
+              <w:left w:w="80" w:type="dxa"/>
+              <w:bottom w:w="80" w:type="dxa"/>
+              <w:right w:w="80" w:type="dxa"/>
+            </w:tcMar>
             <w:vAlign w:val="center"/>
           </w:tcPr>
           <w:p>
             <w:pPr>
-              <w:spacing w:after="0" w:line="252" w:lineRule="auto"/>
-              <w:rPr>
-                <w:rFonts w:hint="eastAsia" w:ascii="宋体" w:hAnsi="宋体" w:eastAsia="宋体" w:cs="宋体"/>
+              <w:spacing w:before="0" w:after="0" w:line="276" w:lineRule="auto"/>
+              <w:jc w:val="left"/>
+              <w:rPr>
+                <w:rFonts w:hint="default" w:ascii="Times New Roman" w:hAnsi="Times New Roman" w:eastAsia="宋体" w:cs="Times New Roman"/>
+                <w:color w:val="auto"/>
               </w:rPr>
             </w:pPr>
             <w:r>
               <w:rPr>
-                <w:rFonts w:hint="eastAsia" w:ascii="宋体" w:hAnsi="宋体" w:eastAsia="宋体" w:cs="宋体"/>
-                <w:b w:val="0"/>
-                <w:sz w:val="18"/>
+                <w:rFonts w:hint="default" w:ascii="Times New Roman" w:hAnsi="Times New Roman" w:eastAsia="宋体" w:cs="Times New Roman"/>
+                <w:color w:val="auto"/>
+                <w:sz w:val="16"/>
               </w:rPr>
               <w:t>#</w:t>
             </w:r>
@@ -4762,21 +5847,29 @@
         </w:tc>
         <w:tc>
           <w:tcPr>
-            <w:tcW w:w="4646" w:type="dxa"/>
+            <w:tcW w:w="4536" w:type="dxa"/>
+            <w:tcMar>
+              <w:top w:w="80" w:type="dxa"/>
+              <w:left w:w="80" w:type="dxa"/>
+              <w:bottom w:w="80" w:type="dxa"/>
+              <w:right w:w="80" w:type="dxa"/>
+            </w:tcMar>
             <w:vAlign w:val="center"/>
           </w:tcPr>
           <w:p>
             <w:pPr>
-              <w:spacing w:after="0" w:line="252" w:lineRule="auto"/>
-              <w:rPr>
-                <w:rFonts w:hint="eastAsia" w:ascii="宋体" w:hAnsi="宋体" w:eastAsia="宋体" w:cs="宋体"/>
+              <w:spacing w:before="0" w:after="0" w:line="276" w:lineRule="auto"/>
+              <w:jc w:val="left"/>
+              <w:rPr>
+                <w:rFonts w:hint="default" w:ascii="Times New Roman" w:hAnsi="Times New Roman" w:eastAsia="宋体" w:cs="Times New Roman"/>
+                <w:color w:val="auto"/>
               </w:rPr>
             </w:pPr>
             <w:r>
               <w:rPr>
-                <w:rFonts w:hint="eastAsia" w:ascii="宋体" w:hAnsi="宋体" w:eastAsia="宋体" w:cs="宋体"/>
-                <w:b w:val="0"/>
-                <w:sz w:val="18"/>
+                <w:rFonts w:hint="default" w:ascii="Times New Roman" w:hAnsi="Times New Roman" w:eastAsia="宋体" w:cs="Times New Roman"/>
+                <w:color w:val="auto"/>
+                <w:sz w:val="17"/>
               </w:rPr>
               <w:t>注入硬件状态故障</w:t>
             </w:r>
@@ -4805,21 +5898,29 @@
         </w:trPr>
         <w:tc>
           <w:tcPr>
-            <w:tcW w:w="4646" w:type="dxa"/>
+            <w:tcW w:w="4536" w:type="dxa"/>
+            <w:tcMar>
+              <w:top w:w="80" w:type="dxa"/>
+              <w:left w:w="80" w:type="dxa"/>
+              <w:bottom w:w="80" w:type="dxa"/>
+              <w:right w:w="80" w:type="dxa"/>
+            </w:tcMar>
             <w:vAlign w:val="center"/>
           </w:tcPr>
           <w:p>
             <w:pPr>
-              <w:spacing w:after="0" w:line="252" w:lineRule="auto"/>
-              <w:rPr>
-                <w:rFonts w:hint="eastAsia" w:ascii="宋体" w:hAnsi="宋体" w:eastAsia="宋体" w:cs="宋体"/>
+              <w:spacing w:before="0" w:after="0" w:line="276" w:lineRule="auto"/>
+              <w:jc w:val="left"/>
+              <w:rPr>
+                <w:rFonts w:hint="default" w:ascii="Times New Roman" w:hAnsi="Times New Roman" w:eastAsia="宋体" w:cs="Times New Roman"/>
+                <w:color w:val="auto"/>
               </w:rPr>
             </w:pPr>
             <w:r>
               <w:rPr>
-                <w:rFonts w:hint="eastAsia" w:ascii="宋体" w:hAnsi="宋体" w:eastAsia="宋体" w:cs="宋体"/>
-                <w:b w:val="0"/>
-                <w:sz w:val="18"/>
+                <w:rFonts w:hint="default" w:ascii="Times New Roman" w:hAnsi="Times New Roman" w:eastAsia="宋体" w:cs="Times New Roman"/>
+                <w:color w:val="auto"/>
+                <w:sz w:val="16"/>
               </w:rPr>
               <w:t>C</w:t>
             </w:r>
@@ -4827,21 +5928,29 @@
         </w:tc>
         <w:tc>
           <w:tcPr>
-            <w:tcW w:w="4646" w:type="dxa"/>
+            <w:tcW w:w="4536" w:type="dxa"/>
+            <w:tcMar>
+              <w:top w:w="80" w:type="dxa"/>
+              <w:left w:w="80" w:type="dxa"/>
+              <w:bottom w:w="80" w:type="dxa"/>
+              <w:right w:w="80" w:type="dxa"/>
+            </w:tcMar>
             <w:vAlign w:val="center"/>
           </w:tcPr>
           <w:p>
             <w:pPr>
-              <w:spacing w:after="0" w:line="252" w:lineRule="auto"/>
-              <w:rPr>
-                <w:rFonts w:hint="eastAsia" w:ascii="宋体" w:hAnsi="宋体" w:eastAsia="宋体" w:cs="宋体"/>
+              <w:spacing w:before="0" w:after="0" w:line="276" w:lineRule="auto"/>
+              <w:jc w:val="left"/>
+              <w:rPr>
+                <w:rFonts w:hint="default" w:ascii="Times New Roman" w:hAnsi="Times New Roman" w:eastAsia="宋体" w:cs="Times New Roman"/>
+                <w:color w:val="auto"/>
               </w:rPr>
             </w:pPr>
             <w:r>
               <w:rPr>
-                <w:rFonts w:hint="eastAsia" w:ascii="宋体" w:hAnsi="宋体" w:eastAsia="宋体" w:cs="宋体"/>
-                <w:b w:val="0"/>
-                <w:sz w:val="18"/>
+                <w:rFonts w:hint="default" w:ascii="Times New Roman" w:hAnsi="Times New Roman" w:eastAsia="宋体" w:cs="Times New Roman"/>
+                <w:color w:val="auto"/>
+                <w:sz w:val="17"/>
               </w:rPr>
               <w:t>clear active faults 或推进恢复观察 tick</w:t>
             </w:r>
@@ -4870,21 +5979,29 @@
         </w:trPr>
         <w:tc>
           <w:tcPr>
-            <w:tcW w:w="4646" w:type="dxa"/>
+            <w:tcW w:w="4536" w:type="dxa"/>
+            <w:tcMar>
+              <w:top w:w="80" w:type="dxa"/>
+              <w:left w:w="80" w:type="dxa"/>
+              <w:bottom w:w="80" w:type="dxa"/>
+              <w:right w:w="80" w:type="dxa"/>
+            </w:tcMar>
             <w:vAlign w:val="center"/>
           </w:tcPr>
           <w:p>
             <w:pPr>
-              <w:spacing w:after="0" w:line="252" w:lineRule="auto"/>
-              <w:rPr>
-                <w:rFonts w:hint="eastAsia" w:ascii="宋体" w:hAnsi="宋体" w:eastAsia="宋体" w:cs="宋体"/>
+              <w:spacing w:before="0" w:after="0" w:line="276" w:lineRule="auto"/>
+              <w:jc w:val="left"/>
+              <w:rPr>
+                <w:rFonts w:hint="default" w:ascii="Times New Roman" w:hAnsi="Times New Roman" w:eastAsia="宋体" w:cs="Times New Roman"/>
+                <w:color w:val="auto"/>
               </w:rPr>
             </w:pPr>
             <w:r>
               <w:rPr>
-                <w:rFonts w:hint="eastAsia" w:ascii="宋体" w:hAnsi="宋体" w:eastAsia="宋体" w:cs="宋体"/>
-                <w:b w:val="0"/>
-                <w:sz w:val="18"/>
+                <w:rFonts w:hint="default" w:ascii="Times New Roman" w:hAnsi="Times New Roman" w:eastAsia="宋体" w:cs="Times New Roman"/>
+                <w:color w:val="auto"/>
+                <w:sz w:val="16"/>
               </w:rPr>
               <w:t>?</w:t>
             </w:r>
@@ -4892,21 +6009,29 @@
         </w:tc>
         <w:tc>
           <w:tcPr>
-            <w:tcW w:w="4646" w:type="dxa"/>
+            <w:tcW w:w="4536" w:type="dxa"/>
+            <w:tcMar>
+              <w:top w:w="80" w:type="dxa"/>
+              <w:left w:w="80" w:type="dxa"/>
+              <w:bottom w:w="80" w:type="dxa"/>
+              <w:right w:w="80" w:type="dxa"/>
+            </w:tcMar>
             <w:vAlign w:val="center"/>
           </w:tcPr>
           <w:p>
             <w:pPr>
-              <w:spacing w:after="0" w:line="252" w:lineRule="auto"/>
-              <w:rPr>
-                <w:rFonts w:hint="eastAsia" w:ascii="宋体" w:hAnsi="宋体" w:eastAsia="宋体" w:cs="宋体"/>
+              <w:spacing w:before="0" w:after="0" w:line="276" w:lineRule="auto"/>
+              <w:jc w:val="left"/>
+              <w:rPr>
+                <w:rFonts w:hint="default" w:ascii="Times New Roman" w:hAnsi="Times New Roman" w:eastAsia="宋体" w:cs="Times New Roman"/>
+                <w:color w:val="auto"/>
               </w:rPr>
             </w:pPr>
             <w:r>
               <w:rPr>
-                <w:rFonts w:hint="eastAsia" w:ascii="宋体" w:hAnsi="宋体" w:eastAsia="宋体" w:cs="宋体"/>
-                <w:b w:val="0"/>
-                <w:sz w:val="18"/>
+                <w:rFonts w:hint="default" w:ascii="Times New Roman" w:hAnsi="Times New Roman" w:eastAsia="宋体" w:cs="Times New Roman"/>
+                <w:color w:val="auto"/>
+                <w:sz w:val="17"/>
               </w:rPr>
               <w:t>输出统一状态快照</w:t>
             </w:r>
@@ -4917,7 +6042,8 @@
     <w:p>
       <w:pPr>
         <w:rPr>
-          <w:rFonts w:hint="eastAsia" w:ascii="宋体" w:hAnsi="宋体" w:eastAsia="宋体" w:cs="宋体"/>
+          <w:rFonts w:hint="default" w:ascii="Times New Roman" w:hAnsi="Times New Roman" w:eastAsia="宋体" w:cs="Times New Roman"/>
+          <w:color w:val="auto"/>
         </w:rPr>
       </w:pPr>
     </w:p>
@@ -4925,12 +6051,15 @@
       <w:pPr>
         <w:pStyle w:val="4"/>
         <w:rPr>
-          <w:rFonts w:hint="eastAsia" w:ascii="宋体" w:hAnsi="宋体" w:eastAsia="宋体" w:cs="宋体"/>
+          <w:rFonts w:hint="default" w:ascii="Times New Roman" w:hAnsi="Times New Roman" w:eastAsia="宋体" w:cs="Times New Roman"/>
+          <w:color w:val="auto"/>
         </w:rPr>
       </w:pPr>
       <w:r>
         <w:rPr>
-          <w:rFonts w:hint="eastAsia" w:ascii="宋体" w:hAnsi="宋体" w:eastAsia="宋体" w:cs="宋体"/>
+          <w:rFonts w:hint="default" w:ascii="Times New Roman" w:hAnsi="Times New Roman" w:eastAsia="宋体" w:cs="Times New Roman"/>
+          <w:b/>
+          <w:color w:val="auto"/>
           <w:sz w:val="28"/>
         </w:rPr>
         <w:t>5.3 故障管理需求</w:t>
@@ -4958,8 +6087,8 @@
         </w:tblCellMar>
       </w:tblPr>
       <w:tblGrid>
-        <w:gridCol w:w="4646"/>
-        <w:gridCol w:w="4646"/>
+        <w:gridCol w:w="4536"/>
+        <w:gridCol w:w="4536"/>
       </w:tblGrid>
       <w:tr>
         <w:tblPrEx>
@@ -4979,26 +6108,36 @@
           </w:tblCellMar>
         </w:tblPrEx>
         <w:trPr>
+          <w:tblHeader/>
           <w:jc w:val="center"/>
         </w:trPr>
         <w:tc>
           <w:tcPr>
-            <w:tcW w:w="4646" w:type="dxa"/>
+            <w:tcW w:w="4536" w:type="dxa"/>
             <w:shd w:val="clear" w:color="auto" w:fill="D9EAF7"/>
+            <w:tcMar>
+              <w:top w:w="80" w:type="dxa"/>
+              <w:left w:w="80" w:type="dxa"/>
+              <w:bottom w:w="80" w:type="dxa"/>
+              <w:right w:w="80" w:type="dxa"/>
+            </w:tcMar>
             <w:vAlign w:val="center"/>
           </w:tcPr>
           <w:p>
             <w:pPr>
-              <w:spacing w:after="0" w:line="252" w:lineRule="auto"/>
-              <w:rPr>
-                <w:rFonts w:hint="eastAsia" w:ascii="宋体" w:hAnsi="宋体" w:eastAsia="宋体" w:cs="宋体"/>
+              <w:spacing w:before="0" w:after="0" w:line="276" w:lineRule="auto"/>
+              <w:jc w:val="center"/>
+              <w:rPr>
+                <w:rFonts w:hint="default" w:ascii="Times New Roman" w:hAnsi="Times New Roman" w:eastAsia="宋体" w:cs="Times New Roman"/>
+                <w:color w:val="auto"/>
               </w:rPr>
             </w:pPr>
             <w:r>
               <w:rPr>
-                <w:rFonts w:hint="eastAsia" w:ascii="宋体" w:hAnsi="宋体" w:eastAsia="宋体" w:cs="宋体"/>
+                <w:rFonts w:hint="default" w:ascii="Times New Roman" w:hAnsi="Times New Roman" w:eastAsia="宋体" w:cs="Times New Roman"/>
                 <w:b/>
-                <w:sz w:val="18"/>
+                <w:color w:val="auto"/>
+                <w:sz w:val="17"/>
               </w:rPr>
               <w:t>编号</w:t>
             </w:r>
@@ -5006,22 +6145,31 @@
         </w:tc>
         <w:tc>
           <w:tcPr>
-            <w:tcW w:w="4646" w:type="dxa"/>
+            <w:tcW w:w="4536" w:type="dxa"/>
             <w:shd w:val="clear" w:color="auto" w:fill="D9EAF7"/>
+            <w:tcMar>
+              <w:top w:w="80" w:type="dxa"/>
+              <w:left w:w="80" w:type="dxa"/>
+              <w:bottom w:w="80" w:type="dxa"/>
+              <w:right w:w="80" w:type="dxa"/>
+            </w:tcMar>
             <w:vAlign w:val="center"/>
           </w:tcPr>
           <w:p>
             <w:pPr>
-              <w:spacing w:after="0" w:line="252" w:lineRule="auto"/>
-              <w:rPr>
-                <w:rFonts w:hint="eastAsia" w:ascii="宋体" w:hAnsi="宋体" w:eastAsia="宋体" w:cs="宋体"/>
+              <w:spacing w:before="0" w:after="0" w:line="276" w:lineRule="auto"/>
+              <w:jc w:val="center"/>
+              <w:rPr>
+                <w:rFonts w:hint="default" w:ascii="Times New Roman" w:hAnsi="Times New Roman" w:eastAsia="宋体" w:cs="Times New Roman"/>
+                <w:color w:val="auto"/>
               </w:rPr>
             </w:pPr>
             <w:r>
               <w:rPr>
-                <w:rFonts w:hint="eastAsia" w:ascii="宋体" w:hAnsi="宋体" w:eastAsia="宋体" w:cs="宋体"/>
+                <w:rFonts w:hint="default" w:ascii="Times New Roman" w:hAnsi="Times New Roman" w:eastAsia="宋体" w:cs="Times New Roman"/>
                 <w:b/>
-                <w:sz w:val="18"/>
+                <w:color w:val="auto"/>
+                <w:sz w:val="17"/>
               </w:rPr>
               <w:t>需求</w:t>
             </w:r>
@@ -5050,21 +6198,29 @@
         </w:trPr>
         <w:tc>
           <w:tcPr>
-            <w:tcW w:w="4646" w:type="dxa"/>
+            <w:tcW w:w="4536" w:type="dxa"/>
+            <w:tcMar>
+              <w:top w:w="80" w:type="dxa"/>
+              <w:left w:w="80" w:type="dxa"/>
+              <w:bottom w:w="80" w:type="dxa"/>
+              <w:right w:w="80" w:type="dxa"/>
+            </w:tcMar>
             <w:vAlign w:val="center"/>
           </w:tcPr>
           <w:p>
             <w:pPr>
-              <w:spacing w:after="0" w:line="252" w:lineRule="auto"/>
-              <w:rPr>
-                <w:rFonts w:hint="eastAsia" w:ascii="宋体" w:hAnsi="宋体" w:eastAsia="宋体" w:cs="宋体"/>
+              <w:spacing w:before="0" w:after="0" w:line="276" w:lineRule="auto"/>
+              <w:jc w:val="left"/>
+              <w:rPr>
+                <w:rFonts w:hint="default" w:ascii="Times New Roman" w:hAnsi="Times New Roman" w:eastAsia="宋体" w:cs="Times New Roman"/>
+                <w:color w:val="auto"/>
               </w:rPr>
             </w:pPr>
             <w:r>
               <w:rPr>
-                <w:rFonts w:hint="eastAsia" w:ascii="宋体" w:hAnsi="宋体" w:eastAsia="宋体" w:cs="宋体"/>
-                <w:b w:val="0"/>
-                <w:sz w:val="18"/>
+                <w:rFonts w:hint="default" w:ascii="Times New Roman" w:hAnsi="Times New Roman" w:eastAsia="宋体" w:cs="Times New Roman"/>
+                <w:color w:val="auto"/>
+                <w:sz w:val="17"/>
               </w:rPr>
               <w:t>REQ-FAULT-001</w:t>
             </w:r>
@@ -5072,23 +6228,63 @@
         </w:tc>
         <w:tc>
           <w:tcPr>
-            <w:tcW w:w="4646" w:type="dxa"/>
+            <w:tcW w:w="4536" w:type="dxa"/>
+            <w:tcMar>
+              <w:top w:w="80" w:type="dxa"/>
+              <w:left w:w="80" w:type="dxa"/>
+              <w:bottom w:w="80" w:type="dxa"/>
+              <w:right w:w="80" w:type="dxa"/>
+            </w:tcMar>
             <w:vAlign w:val="center"/>
           </w:tcPr>
           <w:p>
             <w:pPr>
-              <w:spacing w:after="0" w:line="252" w:lineRule="auto"/>
-              <w:rPr>
-                <w:rFonts w:hint="eastAsia" w:ascii="宋体" w:hAnsi="宋体" w:eastAsia="宋体" w:cs="宋体"/>
+              <w:spacing w:before="0" w:after="0" w:line="276" w:lineRule="auto"/>
+              <w:jc w:val="left"/>
+              <w:rPr>
+                <w:rFonts w:hint="default" w:ascii="Times New Roman" w:hAnsi="Times New Roman" w:eastAsia="宋体" w:cs="Times New Roman"/>
+                <w:color w:val="auto"/>
               </w:rPr>
             </w:pPr>
             <w:r>
               <w:rPr>
-                <w:rFonts w:hint="eastAsia" w:ascii="宋体" w:hAnsi="宋体" w:eastAsia="宋体" w:cs="宋体"/>
-                <w:b w:val="0"/>
-                <w:sz w:val="18"/>
-              </w:rPr>
-              <w:t>任意已识别故障应进入 ACTIVE 生命周期，并至少进入 WARN fault mode。</w:t>
+                <w:rFonts w:hint="default" w:ascii="Times New Roman" w:hAnsi="Times New Roman" w:eastAsia="宋体" w:cs="Times New Roman"/>
+                <w:color w:val="auto"/>
+                <w:sz w:val="17"/>
+              </w:rPr>
+              <w:t xml:space="preserve">任意已识别故障应进入 </w:t>
+            </w:r>
+            <w:r>
+              <w:rPr>
+                <w:rFonts w:hint="default" w:ascii="Times New Roman" w:hAnsi="Times New Roman" w:eastAsia="宋体" w:cs="Times New Roman"/>
+                <w:color w:val="auto"/>
+                <w:sz w:val="16"/>
+              </w:rPr>
+              <w:t>ACTIVE</w:t>
+            </w:r>
+            <w:r>
+              <w:rPr>
+                <w:rFonts w:hint="default" w:ascii="Times New Roman" w:hAnsi="Times New Roman" w:eastAsia="宋体" w:cs="Times New Roman"/>
+                <w:color w:val="auto"/>
+                <w:sz w:val="17"/>
+              </w:rPr>
+              <w:t xml:space="preserve"> 生命周期，并至少进入 </w:t>
+            </w:r>
+            <w:r>
+              <w:rPr>
+                <w:rFonts w:hint="default" w:ascii="Times New Roman" w:hAnsi="Times New Roman" w:eastAsia="宋体" w:cs="Times New Roman"/>
+                <w:color w:val="auto"/>
+                <w:sz w:val="16"/>
+              </w:rPr>
+              <w:t>WARN</w:t>
+            </w:r>
+            <w:r>
+              <w:rPr>
+                <w:rFonts w:hint="default" w:ascii="Times New Roman" w:hAnsi="Times New Roman" w:eastAsia="宋体" w:cs="Times New Roman"/>
+                <w:color w:val="auto"/>
+                <w:sz w:val="17"/>
+              </w:rPr>
+              <w:t xml:space="preserve"> fault mode。</w:t>
             </w:r>
           </w:p>
         </w:tc>
@@ -5115,21 +6311,29 @@
         </w:trPr>
         <w:tc>
           <w:tcPr>
-            <w:tcW w:w="4646" w:type="dxa"/>
+            <w:tcW w:w="4536" w:type="dxa"/>
+            <w:tcMar>
+              <w:top w:w="80" w:type="dxa"/>
+              <w:left w:w="80" w:type="dxa"/>
+              <w:bottom w:w="80" w:type="dxa"/>
+              <w:right w:w="80" w:type="dxa"/>
+            </w:tcMar>
             <w:vAlign w:val="center"/>
           </w:tcPr>
           <w:p>
             <w:pPr>
-              <w:spacing w:after="0" w:line="252" w:lineRule="auto"/>
-              <w:rPr>
-                <w:rFonts w:hint="eastAsia" w:ascii="宋体" w:hAnsi="宋体" w:eastAsia="宋体" w:cs="宋体"/>
+              <w:spacing w:before="0" w:after="0" w:line="276" w:lineRule="auto"/>
+              <w:jc w:val="left"/>
+              <w:rPr>
+                <w:rFonts w:hint="default" w:ascii="Times New Roman" w:hAnsi="Times New Roman" w:eastAsia="宋体" w:cs="Times New Roman"/>
+                <w:color w:val="auto"/>
               </w:rPr>
             </w:pPr>
             <w:r>
               <w:rPr>
-                <w:rFonts w:hint="eastAsia" w:ascii="宋体" w:hAnsi="宋体" w:eastAsia="宋体" w:cs="宋体"/>
-                <w:b w:val="0"/>
-                <w:sz w:val="18"/>
+                <w:rFonts w:hint="default" w:ascii="Times New Roman" w:hAnsi="Times New Roman" w:eastAsia="宋体" w:cs="Times New Roman"/>
+                <w:color w:val="auto"/>
+                <w:sz w:val="17"/>
               </w:rPr>
               <w:t>REQ-FAULT-002</w:t>
             </w:r>
@@ -5137,23 +6341,47 @@
         </w:tc>
         <w:tc>
           <w:tcPr>
-            <w:tcW w:w="4646" w:type="dxa"/>
+            <w:tcW w:w="4536" w:type="dxa"/>
+            <w:tcMar>
+              <w:top w:w="80" w:type="dxa"/>
+              <w:left w:w="80" w:type="dxa"/>
+              <w:bottom w:w="80" w:type="dxa"/>
+              <w:right w:w="80" w:type="dxa"/>
+            </w:tcMar>
             <w:vAlign w:val="center"/>
           </w:tcPr>
           <w:p>
             <w:pPr>
-              <w:spacing w:after="0" w:line="252" w:lineRule="auto"/>
-              <w:rPr>
-                <w:rFonts w:hint="eastAsia" w:ascii="宋体" w:hAnsi="宋体" w:eastAsia="宋体" w:cs="宋体"/>
+              <w:spacing w:before="0" w:after="0" w:line="276" w:lineRule="auto"/>
+              <w:jc w:val="left"/>
+              <w:rPr>
+                <w:rFonts w:hint="default" w:ascii="Times New Roman" w:hAnsi="Times New Roman" w:eastAsia="宋体" w:cs="Times New Roman"/>
+                <w:color w:val="auto"/>
               </w:rPr>
             </w:pPr>
             <w:r>
               <w:rPr>
-                <w:rFonts w:hint="eastAsia" w:ascii="宋体" w:hAnsi="宋体" w:eastAsia="宋体" w:cs="宋体"/>
-                <w:b w:val="0"/>
-                <w:sz w:val="18"/>
-              </w:rPr>
-              <w:t>连续三次模式冲突故障应进入 DEGRADED。</w:t>
+                <w:rFonts w:hint="default" w:ascii="Times New Roman" w:hAnsi="Times New Roman" w:eastAsia="宋体" w:cs="Times New Roman"/>
+                <w:color w:val="auto"/>
+                <w:sz w:val="17"/>
+              </w:rPr>
+              <w:t xml:space="preserve">连续三次模式冲突故障应进入 </w:t>
+            </w:r>
+            <w:r>
+              <w:rPr>
+                <w:rFonts w:hint="default" w:ascii="Times New Roman" w:hAnsi="Times New Roman" w:eastAsia="宋体" w:cs="Times New Roman"/>
+                <w:color w:val="auto"/>
+                <w:sz w:val="16"/>
+              </w:rPr>
+              <w:t>DEGRADED</w:t>
+            </w:r>
+            <w:r>
+              <w:rPr>
+                <w:rFonts w:hint="default" w:ascii="Times New Roman" w:hAnsi="Times New Roman" w:eastAsia="宋体" w:cs="Times New Roman"/>
+                <w:color w:val="auto"/>
+                <w:sz w:val="17"/>
+              </w:rPr>
+              <w:t>。</w:t>
             </w:r>
           </w:p>
         </w:tc>
@@ -5180,21 +6408,29 @@
         </w:trPr>
         <w:tc>
           <w:tcPr>
-            <w:tcW w:w="4646" w:type="dxa"/>
+            <w:tcW w:w="4536" w:type="dxa"/>
+            <w:tcMar>
+              <w:top w:w="80" w:type="dxa"/>
+              <w:left w:w="80" w:type="dxa"/>
+              <w:bottom w:w="80" w:type="dxa"/>
+              <w:right w:w="80" w:type="dxa"/>
+            </w:tcMar>
             <w:vAlign w:val="center"/>
           </w:tcPr>
           <w:p>
             <w:pPr>
-              <w:spacing w:after="0" w:line="252" w:lineRule="auto"/>
-              <w:rPr>
-                <w:rFonts w:hint="eastAsia" w:ascii="宋体" w:hAnsi="宋体" w:eastAsia="宋体" w:cs="宋体"/>
+              <w:spacing w:before="0" w:after="0" w:line="276" w:lineRule="auto"/>
+              <w:jc w:val="left"/>
+              <w:rPr>
+                <w:rFonts w:hint="default" w:ascii="Times New Roman" w:hAnsi="Times New Roman" w:eastAsia="宋体" w:cs="Times New Roman"/>
+                <w:color w:val="auto"/>
               </w:rPr>
             </w:pPr>
             <w:r>
               <w:rPr>
-                <w:rFonts w:hint="eastAsia" w:ascii="宋体" w:hAnsi="宋体" w:eastAsia="宋体" w:cs="宋体"/>
-                <w:b w:val="0"/>
-                <w:sz w:val="18"/>
+                <w:rFonts w:hint="default" w:ascii="Times New Roman" w:hAnsi="Times New Roman" w:eastAsia="宋体" w:cs="Times New Roman"/>
+                <w:color w:val="auto"/>
+                <w:sz w:val="17"/>
               </w:rPr>
               <w:t>REQ-FAULT-003</w:t>
             </w:r>
@@ -5202,23 +6438,47 @@
         </w:tc>
         <w:tc>
           <w:tcPr>
-            <w:tcW w:w="4646" w:type="dxa"/>
+            <w:tcW w:w="4536" w:type="dxa"/>
+            <w:tcMar>
+              <w:top w:w="80" w:type="dxa"/>
+              <w:left w:w="80" w:type="dxa"/>
+              <w:bottom w:w="80" w:type="dxa"/>
+              <w:right w:w="80" w:type="dxa"/>
+            </w:tcMar>
             <w:vAlign w:val="center"/>
           </w:tcPr>
           <w:p>
             <w:pPr>
-              <w:spacing w:after="0" w:line="252" w:lineRule="auto"/>
-              <w:rPr>
-                <w:rFonts w:hint="eastAsia" w:ascii="宋体" w:hAnsi="宋体" w:eastAsia="宋体" w:cs="宋体"/>
+              <w:spacing w:before="0" w:after="0" w:line="276" w:lineRule="auto"/>
+              <w:jc w:val="left"/>
+              <w:rPr>
+                <w:rFonts w:hint="default" w:ascii="Times New Roman" w:hAnsi="Times New Roman" w:eastAsia="宋体" w:cs="Times New Roman"/>
+                <w:color w:val="auto"/>
               </w:rPr>
             </w:pPr>
             <w:r>
               <w:rPr>
-                <w:rFonts w:hint="eastAsia" w:ascii="宋体" w:hAnsi="宋体" w:eastAsia="宋体" w:cs="宋体"/>
-                <w:b w:val="0"/>
-                <w:sz w:val="18"/>
-              </w:rPr>
-              <w:t>两次硬件状态错误应进入 SAFE_MODE。</w:t>
+                <w:rFonts w:hint="default" w:ascii="Times New Roman" w:hAnsi="Times New Roman" w:eastAsia="宋体" w:cs="Times New Roman"/>
+                <w:color w:val="auto"/>
+                <w:sz w:val="17"/>
+              </w:rPr>
+              <w:t xml:space="preserve">两次硬件状态错误应进入 </w:t>
+            </w:r>
+            <w:r>
+              <w:rPr>
+                <w:rFonts w:hint="default" w:ascii="Times New Roman" w:hAnsi="Times New Roman" w:eastAsia="宋体" w:cs="Times New Roman"/>
+                <w:color w:val="auto"/>
+                <w:sz w:val="16"/>
+              </w:rPr>
+              <w:t>SAFE_MODE</w:t>
+            </w:r>
+            <w:r>
+              <w:rPr>
+                <w:rFonts w:hint="default" w:ascii="Times New Roman" w:hAnsi="Times New Roman" w:eastAsia="宋体" w:cs="Times New Roman"/>
+                <w:color w:val="auto"/>
+                <w:sz w:val="17"/>
+              </w:rPr>
+              <w:t>。</w:t>
             </w:r>
           </w:p>
         </w:tc>
@@ -5245,21 +6505,29 @@
         </w:trPr>
         <w:tc>
           <w:tcPr>
-            <w:tcW w:w="4646" w:type="dxa"/>
+            <w:tcW w:w="4536" w:type="dxa"/>
+            <w:tcMar>
+              <w:top w:w="80" w:type="dxa"/>
+              <w:left w:w="80" w:type="dxa"/>
+              <w:bottom w:w="80" w:type="dxa"/>
+              <w:right w:w="80" w:type="dxa"/>
+            </w:tcMar>
             <w:vAlign w:val="center"/>
           </w:tcPr>
           <w:p>
             <w:pPr>
-              <w:spacing w:after="0" w:line="252" w:lineRule="auto"/>
-              <w:rPr>
-                <w:rFonts w:hint="eastAsia" w:ascii="宋体" w:hAnsi="宋体" w:eastAsia="宋体" w:cs="宋体"/>
+              <w:spacing w:before="0" w:after="0" w:line="276" w:lineRule="auto"/>
+              <w:jc w:val="left"/>
+              <w:rPr>
+                <w:rFonts w:hint="default" w:ascii="Times New Roman" w:hAnsi="Times New Roman" w:eastAsia="宋体" w:cs="Times New Roman"/>
+                <w:color w:val="auto"/>
               </w:rPr>
             </w:pPr>
             <w:r>
               <w:rPr>
-                <w:rFonts w:hint="eastAsia" w:ascii="宋体" w:hAnsi="宋体" w:eastAsia="宋体" w:cs="宋体"/>
-                <w:b w:val="0"/>
-                <w:sz w:val="18"/>
+                <w:rFonts w:hint="default" w:ascii="Times New Roman" w:hAnsi="Times New Roman" w:eastAsia="宋体" w:cs="Times New Roman"/>
+                <w:color w:val="auto"/>
+                <w:sz w:val="17"/>
               </w:rPr>
               <w:t>REQ-RECOVERY-001</w:t>
             </w:r>
@@ -5267,23 +6535,47 @@
         </w:tc>
         <w:tc>
           <w:tcPr>
-            <w:tcW w:w="4646" w:type="dxa"/>
+            <w:tcW w:w="4536" w:type="dxa"/>
+            <w:tcMar>
+              <w:top w:w="80" w:type="dxa"/>
+              <w:left w:w="80" w:type="dxa"/>
+              <w:bottom w:w="80" w:type="dxa"/>
+              <w:right w:w="80" w:type="dxa"/>
+            </w:tcMar>
             <w:vAlign w:val="center"/>
           </w:tcPr>
           <w:p>
             <w:pPr>
-              <w:spacing w:after="0" w:line="252" w:lineRule="auto"/>
-              <w:rPr>
-                <w:rFonts w:hint="eastAsia" w:ascii="宋体" w:hAnsi="宋体" w:eastAsia="宋体" w:cs="宋体"/>
+              <w:spacing w:before="0" w:after="0" w:line="276" w:lineRule="auto"/>
+              <w:jc w:val="left"/>
+              <w:rPr>
+                <w:rFonts w:hint="default" w:ascii="Times New Roman" w:hAnsi="Times New Roman" w:eastAsia="宋体" w:cs="Times New Roman"/>
+                <w:color w:val="auto"/>
               </w:rPr>
             </w:pPr>
             <w:r>
               <w:rPr>
-                <w:rFonts w:hint="eastAsia" w:ascii="宋体" w:hAnsi="宋体" w:eastAsia="宋体" w:cs="宋体"/>
-                <w:b w:val="0"/>
-                <w:sz w:val="18"/>
-              </w:rPr>
-              <w:t>clear 后不得直接从高故障等级恢复到 NORMAL。</w:t>
+                <w:rFonts w:hint="default" w:ascii="Times New Roman" w:hAnsi="Times New Roman" w:eastAsia="宋体" w:cs="Times New Roman"/>
+                <w:color w:val="auto"/>
+                <w:sz w:val="17"/>
+              </w:rPr>
+              <w:t xml:space="preserve">clear 后不得直接从高故障等级恢复到 </w:t>
+            </w:r>
+            <w:r>
+              <w:rPr>
+                <w:rFonts w:hint="default" w:ascii="Times New Roman" w:hAnsi="Times New Roman" w:eastAsia="宋体" w:cs="Times New Roman"/>
+                <w:color w:val="auto"/>
+                <w:sz w:val="16"/>
+              </w:rPr>
+              <w:t>NORMAL</w:t>
+            </w:r>
+            <w:r>
+              <w:rPr>
+                <w:rFonts w:hint="default" w:ascii="Times New Roman" w:hAnsi="Times New Roman" w:eastAsia="宋体" w:cs="Times New Roman"/>
+                <w:color w:val="auto"/>
+                <w:sz w:val="17"/>
+              </w:rPr>
+              <w:t>。</w:t>
             </w:r>
           </w:p>
         </w:tc>
@@ -5310,21 +6602,29 @@
         </w:trPr>
         <w:tc>
           <w:tcPr>
-            <w:tcW w:w="4646" w:type="dxa"/>
+            <w:tcW w:w="4536" w:type="dxa"/>
+            <w:tcMar>
+              <w:top w:w="80" w:type="dxa"/>
+              <w:left w:w="80" w:type="dxa"/>
+              <w:bottom w:w="80" w:type="dxa"/>
+              <w:right w:w="80" w:type="dxa"/>
+            </w:tcMar>
             <w:vAlign w:val="center"/>
           </w:tcPr>
           <w:p>
             <w:pPr>
-              <w:spacing w:after="0" w:line="252" w:lineRule="auto"/>
-              <w:rPr>
-                <w:rFonts w:hint="eastAsia" w:ascii="宋体" w:hAnsi="宋体" w:eastAsia="宋体" w:cs="宋体"/>
+              <w:spacing w:before="0" w:after="0" w:line="276" w:lineRule="auto"/>
+              <w:jc w:val="left"/>
+              <w:rPr>
+                <w:rFonts w:hint="default" w:ascii="Times New Roman" w:hAnsi="Times New Roman" w:eastAsia="宋体" w:cs="Times New Roman"/>
+                <w:color w:val="auto"/>
               </w:rPr>
             </w:pPr>
             <w:r>
               <w:rPr>
-                <w:rFonts w:hint="eastAsia" w:ascii="宋体" w:hAnsi="宋体" w:eastAsia="宋体" w:cs="宋体"/>
-                <w:b w:val="0"/>
-                <w:sz w:val="18"/>
+                <w:rFonts w:hint="default" w:ascii="Times New Roman" w:hAnsi="Times New Roman" w:eastAsia="宋体" w:cs="Times New Roman"/>
+                <w:color w:val="auto"/>
+                <w:sz w:val="17"/>
               </w:rPr>
               <w:t>REQ-RECOVERY-002</w:t>
             </w:r>
@@ -5332,21 +6632,29 @@
         </w:tc>
         <w:tc>
           <w:tcPr>
-            <w:tcW w:w="4646" w:type="dxa"/>
+            <w:tcW w:w="4536" w:type="dxa"/>
+            <w:tcMar>
+              <w:top w:w="80" w:type="dxa"/>
+              <w:left w:w="80" w:type="dxa"/>
+              <w:bottom w:w="80" w:type="dxa"/>
+              <w:right w:w="80" w:type="dxa"/>
+            </w:tcMar>
             <w:vAlign w:val="center"/>
           </w:tcPr>
           <w:p>
             <w:pPr>
-              <w:spacing w:after="0" w:line="252" w:lineRule="auto"/>
-              <w:rPr>
-                <w:rFonts w:hint="eastAsia" w:ascii="宋体" w:hAnsi="宋体" w:eastAsia="宋体" w:cs="宋体"/>
+              <w:spacing w:before="0" w:after="0" w:line="276" w:lineRule="auto"/>
+              <w:jc w:val="left"/>
+              <w:rPr>
+                <w:rFonts w:hint="default" w:ascii="Times New Roman" w:hAnsi="Times New Roman" w:eastAsia="宋体" w:cs="Times New Roman"/>
+                <w:color w:val="auto"/>
               </w:rPr>
             </w:pPr>
             <w:r>
               <w:rPr>
-                <w:rFonts w:hint="eastAsia" w:ascii="宋体" w:hAnsi="宋体" w:eastAsia="宋体" w:cs="宋体"/>
-                <w:b w:val="0"/>
-                <w:sz w:val="18"/>
+                <w:rFonts w:hint="default" w:ascii="Times New Roman" w:hAnsi="Times New Roman" w:eastAsia="宋体" w:cs="Times New Roman"/>
+                <w:color w:val="auto"/>
+                <w:sz w:val="17"/>
               </w:rPr>
               <w:t>恢复过程应按观察窗口逐级下降。</w:t>
             </w:r>
@@ -5375,21 +6683,29 @@
         </w:trPr>
         <w:tc>
           <w:tcPr>
-            <w:tcW w:w="4646" w:type="dxa"/>
+            <w:tcW w:w="4536" w:type="dxa"/>
+            <w:tcMar>
+              <w:top w:w="80" w:type="dxa"/>
+              <w:left w:w="80" w:type="dxa"/>
+              <w:bottom w:w="80" w:type="dxa"/>
+              <w:right w:w="80" w:type="dxa"/>
+            </w:tcMar>
             <w:vAlign w:val="center"/>
           </w:tcPr>
           <w:p>
             <w:pPr>
-              <w:spacing w:after="0" w:line="252" w:lineRule="auto"/>
-              <w:rPr>
-                <w:rFonts w:hint="eastAsia" w:ascii="宋体" w:hAnsi="宋体" w:eastAsia="宋体" w:cs="宋体"/>
+              <w:spacing w:before="0" w:after="0" w:line="276" w:lineRule="auto"/>
+              <w:jc w:val="left"/>
+              <w:rPr>
+                <w:rFonts w:hint="default" w:ascii="Times New Roman" w:hAnsi="Times New Roman" w:eastAsia="宋体" w:cs="Times New Roman"/>
+                <w:color w:val="auto"/>
               </w:rPr>
             </w:pPr>
             <w:r>
               <w:rPr>
-                <w:rFonts w:hint="eastAsia" w:ascii="宋体" w:hAnsi="宋体" w:eastAsia="宋体" w:cs="宋体"/>
-                <w:b w:val="0"/>
-                <w:sz w:val="18"/>
+                <w:rFonts w:hint="default" w:ascii="Times New Roman" w:hAnsi="Times New Roman" w:eastAsia="宋体" w:cs="Times New Roman"/>
+                <w:color w:val="auto"/>
+                <w:sz w:val="17"/>
               </w:rPr>
               <w:t>REQ-RECOVERY-003</w:t>
             </w:r>
@@ -5397,21 +6713,29 @@
         </w:tc>
         <w:tc>
           <w:tcPr>
-            <w:tcW w:w="4646" w:type="dxa"/>
+            <w:tcW w:w="4536" w:type="dxa"/>
+            <w:tcMar>
+              <w:top w:w="80" w:type="dxa"/>
+              <w:left w:w="80" w:type="dxa"/>
+              <w:bottom w:w="80" w:type="dxa"/>
+              <w:right w:w="80" w:type="dxa"/>
+            </w:tcMar>
             <w:vAlign w:val="center"/>
           </w:tcPr>
           <w:p>
             <w:pPr>
-              <w:spacing w:after="0" w:line="252" w:lineRule="auto"/>
-              <w:rPr>
-                <w:rFonts w:hint="eastAsia" w:ascii="宋体" w:hAnsi="宋体" w:eastAsia="宋体" w:cs="宋体"/>
+              <w:spacing w:before="0" w:after="0" w:line="276" w:lineRule="auto"/>
+              <w:jc w:val="left"/>
+              <w:rPr>
+                <w:rFonts w:hint="default" w:ascii="Times New Roman" w:hAnsi="Times New Roman" w:eastAsia="宋体" w:cs="Times New Roman"/>
+                <w:color w:val="auto"/>
               </w:rPr>
             </w:pPr>
             <w:r>
               <w:rPr>
-                <w:rFonts w:hint="eastAsia" w:ascii="宋体" w:hAnsi="宋体" w:eastAsia="宋体" w:cs="宋体"/>
-                <w:b w:val="0"/>
-                <w:sz w:val="18"/>
+                <w:rFonts w:hint="default" w:ascii="Times New Roman" w:hAnsi="Times New Roman" w:eastAsia="宋体" w:cs="Times New Roman"/>
+                <w:color w:val="auto"/>
+                <w:sz w:val="17"/>
               </w:rPr>
               <w:t>恢复期间再次发生故障应打断恢复并清零恢复进度。</w:t>
             </w:r>
@@ -5422,7 +6746,8 @@
     <w:p>
       <w:pPr>
         <w:rPr>
-          <w:rFonts w:hint="eastAsia" w:ascii="宋体" w:hAnsi="宋体" w:eastAsia="宋体" w:cs="宋体"/>
+          <w:rFonts w:hint="default" w:ascii="Times New Roman" w:hAnsi="Times New Roman" w:eastAsia="宋体" w:cs="Times New Roman"/>
+          <w:color w:val="auto"/>
         </w:rPr>
       </w:pPr>
     </w:p>
@@ -5430,12 +6755,15 @@
       <w:pPr>
         <w:pStyle w:val="4"/>
         <w:rPr>
-          <w:rFonts w:hint="eastAsia" w:ascii="宋体" w:hAnsi="宋体" w:eastAsia="宋体" w:cs="宋体"/>
+          <w:rFonts w:hint="default" w:ascii="Times New Roman" w:hAnsi="Times New Roman" w:eastAsia="宋体" w:cs="Times New Roman"/>
+          <w:color w:val="auto"/>
         </w:rPr>
       </w:pPr>
       <w:r>
         <w:rPr>
-          <w:rFonts w:hint="eastAsia" w:ascii="宋体" w:hAnsi="宋体" w:eastAsia="宋体" w:cs="宋体"/>
+          <w:rFonts w:hint="default" w:ascii="Times New Roman" w:hAnsi="Times New Roman" w:eastAsia="宋体" w:cs="Times New Roman"/>
+          <w:b/>
+          <w:color w:val="auto"/>
           <w:sz w:val="28"/>
         </w:rPr>
         <w:t>5.4 状态查询需求</w:t>
@@ -5443,46 +6771,53 @@
     </w:p>
     <w:p>
       <w:pPr>
+        <w:spacing w:before="0" w:after="120" w:line="312" w:lineRule="auto"/>
         <w:ind w:firstLine="420"/>
         <w:rPr>
-          <w:rFonts w:hint="eastAsia" w:ascii="宋体" w:hAnsi="宋体" w:eastAsia="宋体" w:cs="宋体"/>
+          <w:rFonts w:hint="default" w:ascii="Times New Roman" w:hAnsi="Times New Roman" w:eastAsia="宋体" w:cs="Times New Roman"/>
+          <w:color w:val="auto"/>
         </w:rPr>
       </w:pPr>
       <w:r>
         <w:rPr>
-          <w:rFonts w:hint="eastAsia" w:ascii="宋体" w:hAnsi="宋体" w:eastAsia="宋体" w:cs="宋体"/>
+          <w:rFonts w:hint="default" w:ascii="Times New Roman" w:hAnsi="Times New Roman" w:eastAsia="宋体" w:cs="Times New Roman"/>
+          <w:color w:val="auto"/>
           <w:sz w:val="21"/>
         </w:rPr>
-        <w:t>系统应通过</w:t>
+        <w:t xml:space="preserve">系统应通过 </w:t>
       </w:r>
       <w:r>
         <w:rPr>
-          <w:rFonts w:hint="eastAsia" w:ascii="宋体" w:hAnsi="宋体" w:eastAsia="宋体" w:cs="宋体"/>
-          <w:color w:val="9C4112"/>
-          <w:sz w:val="20"/>
+          <w:rFonts w:hint="default" w:ascii="Times New Roman" w:hAnsi="Times New Roman" w:eastAsia="宋体" w:cs="Times New Roman"/>
+          <w:color w:val="auto"/>
+          <w:sz w:val="19"/>
         </w:rPr>
         <w:t>?</w:t>
       </w:r>
       <w:r>
         <w:rPr>
-          <w:rFonts w:hint="eastAsia" w:ascii="宋体" w:hAnsi="宋体" w:eastAsia="宋体" w:cs="宋体"/>
+          <w:rFonts w:hint="default" w:ascii="Times New Roman" w:hAnsi="Times New Roman" w:eastAsia="宋体" w:cs="Times New Roman"/>
+          <w:color w:val="auto"/>
           <w:sz w:val="21"/>
         </w:rPr>
-        <w:t>查询输出以下状态：</w:t>
+        <w:t xml:space="preserve"> 查询输出以下状态：</w:t>
       </w:r>
     </w:p>
     <w:p>
       <w:pPr>
         <w:pStyle w:val="16"/>
         <w:spacing w:after="40"/>
-        <w:rPr>
-          <w:rFonts w:hint="eastAsia" w:ascii="宋体" w:hAnsi="宋体" w:eastAsia="宋体" w:cs="宋体"/>
+        <w:ind w:left="420"/>
+        <w:rPr>
+          <w:rFonts w:hint="default" w:ascii="Times New Roman" w:hAnsi="Times New Roman" w:eastAsia="宋体" w:cs="Times New Roman"/>
+          <w:color w:val="auto"/>
         </w:rPr>
       </w:pPr>
       <w:r>
         <w:rPr>
-          <w:rFonts w:hint="eastAsia" w:ascii="宋体" w:hAnsi="宋体" w:eastAsia="宋体" w:cs="宋体"/>
-          <w:sz w:val="20"/>
+          <w:rFonts w:hint="default" w:ascii="Times New Roman" w:hAnsi="Times New Roman" w:eastAsia="宋体" w:cs="Times New Roman"/>
+          <w:color w:val="auto"/>
+          <w:sz w:val="21"/>
         </w:rPr>
         <w:t>当前 fault mode</w:t>
       </w:r>
@@ -5491,14 +6826,17 @@
       <w:pPr>
         <w:pStyle w:val="16"/>
         <w:spacing w:after="40"/>
-        <w:rPr>
-          <w:rFonts w:hint="eastAsia" w:ascii="宋体" w:hAnsi="宋体" w:eastAsia="宋体" w:cs="宋体"/>
+        <w:ind w:left="420"/>
+        <w:rPr>
+          <w:rFonts w:hint="default" w:ascii="Times New Roman" w:hAnsi="Times New Roman" w:eastAsia="宋体" w:cs="Times New Roman"/>
+          <w:color w:val="auto"/>
         </w:rPr>
       </w:pPr>
       <w:r>
         <w:rPr>
-          <w:rFonts w:hint="eastAsia" w:ascii="宋体" w:hAnsi="宋体" w:eastAsia="宋体" w:cs="宋体"/>
-          <w:sz w:val="20"/>
+          <w:rFonts w:hint="default" w:ascii="Times New Roman" w:hAnsi="Times New Roman" w:eastAsia="宋体" w:cs="Times New Roman"/>
+          <w:color w:val="auto"/>
+          <w:sz w:val="21"/>
         </w:rPr>
         <w:t>当前 fault lifecycle</w:t>
       </w:r>
@@ -5507,14 +6845,17 @@
       <w:pPr>
         <w:pStyle w:val="16"/>
         <w:spacing w:after="40"/>
-        <w:rPr>
-          <w:rFonts w:hint="eastAsia" w:ascii="宋体" w:hAnsi="宋体" w:eastAsia="宋体" w:cs="宋体"/>
+        <w:ind w:left="420"/>
+        <w:rPr>
+          <w:rFonts w:hint="default" w:ascii="Times New Roman" w:hAnsi="Times New Roman" w:eastAsia="宋体" w:cs="Times New Roman"/>
+          <w:color w:val="auto"/>
         </w:rPr>
       </w:pPr>
       <w:r>
         <w:rPr>
-          <w:rFonts w:hint="eastAsia" w:ascii="宋体" w:hAnsi="宋体" w:eastAsia="宋体" w:cs="宋体"/>
-          <w:sz w:val="20"/>
+          <w:rFonts w:hint="default" w:ascii="Times New Roman" w:hAnsi="Times New Roman" w:eastAsia="宋体" w:cs="Times New Roman"/>
+          <w:color w:val="auto"/>
+          <w:sz w:val="21"/>
         </w:rPr>
         <w:t>recovery ticks</w:t>
       </w:r>
@@ -5523,14 +6864,17 @@
       <w:pPr>
         <w:pStyle w:val="16"/>
         <w:spacing w:after="40"/>
-        <w:rPr>
-          <w:rFonts w:hint="eastAsia" w:ascii="宋体" w:hAnsi="宋体" w:eastAsia="宋体" w:cs="宋体"/>
+        <w:ind w:left="420"/>
+        <w:rPr>
+          <w:rFonts w:hint="default" w:ascii="Times New Roman" w:hAnsi="Times New Roman" w:eastAsia="宋体" w:cs="Times New Roman"/>
+          <w:color w:val="auto"/>
         </w:rPr>
       </w:pPr>
       <w:r>
         <w:rPr>
-          <w:rFonts w:hint="eastAsia" w:ascii="宋体" w:hAnsi="宋体" w:eastAsia="宋体" w:cs="宋体"/>
-          <w:sz w:val="20"/>
+          <w:rFonts w:hint="default" w:ascii="Times New Roman" w:hAnsi="Times New Roman" w:eastAsia="宋体" w:cs="Times New Roman"/>
+          <w:color w:val="auto"/>
+          <w:sz w:val="21"/>
         </w:rPr>
         <w:t>active fault mask</w:t>
       </w:r>
@@ -5539,14 +6883,17 @@
       <w:pPr>
         <w:pStyle w:val="16"/>
         <w:spacing w:after="40"/>
-        <w:rPr>
-          <w:rFonts w:hint="eastAsia" w:ascii="宋体" w:hAnsi="宋体" w:eastAsia="宋体" w:cs="宋体"/>
+        <w:ind w:left="420"/>
+        <w:rPr>
+          <w:rFonts w:hint="default" w:ascii="Times New Roman" w:hAnsi="Times New Roman" w:eastAsia="宋体" w:cs="Times New Roman"/>
+          <w:color w:val="auto"/>
         </w:rPr>
       </w:pPr>
       <w:r>
         <w:rPr>
-          <w:rFonts w:hint="eastAsia" w:ascii="宋体" w:hAnsi="宋体" w:eastAsia="宋体" w:cs="宋体"/>
-          <w:sz w:val="20"/>
+          <w:rFonts w:hint="default" w:ascii="Times New Roman" w:hAnsi="Times New Roman" w:eastAsia="宋体" w:cs="Times New Roman"/>
+          <w:color w:val="auto"/>
+          <w:sz w:val="21"/>
         </w:rPr>
         <w:t>车辆状态</w:t>
       </w:r>
@@ -5555,14 +6902,17 @@
       <w:pPr>
         <w:pStyle w:val="16"/>
         <w:spacing w:after="40"/>
-        <w:rPr>
-          <w:rFonts w:hint="eastAsia" w:ascii="宋体" w:hAnsi="宋体" w:eastAsia="宋体" w:cs="宋体"/>
+        <w:ind w:left="420"/>
+        <w:rPr>
+          <w:rFonts w:hint="default" w:ascii="Times New Roman" w:hAnsi="Times New Roman" w:eastAsia="宋体" w:cs="Times New Roman"/>
+          <w:color w:val="auto"/>
         </w:rPr>
       </w:pPr>
       <w:r>
         <w:rPr>
-          <w:rFonts w:hint="eastAsia" w:ascii="宋体" w:hAnsi="宋体" w:eastAsia="宋体" w:cs="宋体"/>
-          <w:sz w:val="20"/>
+          <w:rFonts w:hint="default" w:ascii="Times New Roman" w:hAnsi="Times New Roman" w:eastAsia="宋体" w:cs="Times New Roman"/>
+          <w:color w:val="auto"/>
+          <w:sz w:val="21"/>
         </w:rPr>
         <w:t>target output</w:t>
       </w:r>
@@ -5571,14 +6921,17 @@
       <w:pPr>
         <w:pStyle w:val="16"/>
         <w:spacing w:after="40"/>
-        <w:rPr>
-          <w:rFonts w:hint="eastAsia" w:ascii="宋体" w:hAnsi="宋体" w:eastAsia="宋体" w:cs="宋体"/>
+        <w:ind w:left="420"/>
+        <w:rPr>
+          <w:rFonts w:hint="default" w:ascii="Times New Roman" w:hAnsi="Times New Roman" w:eastAsia="宋体" w:cs="Times New Roman"/>
+          <w:color w:val="auto"/>
         </w:rPr>
       </w:pPr>
       <w:r>
         <w:rPr>
-          <w:rFonts w:hint="eastAsia" w:ascii="宋体" w:hAnsi="宋体" w:eastAsia="宋体" w:cs="宋体"/>
-          <w:sz w:val="20"/>
+          <w:rFonts w:hint="default" w:ascii="Times New Roman" w:hAnsi="Times New Roman" w:eastAsia="宋体" w:cs="Times New Roman"/>
+          <w:color w:val="auto"/>
+          <w:sz w:val="21"/>
         </w:rPr>
         <w:t>allow flags</w:t>
       </w:r>
@@ -5587,14 +6940,17 @@
       <w:pPr>
         <w:pStyle w:val="16"/>
         <w:spacing w:after="40"/>
-        <w:rPr>
-          <w:rFonts w:hint="eastAsia" w:ascii="宋体" w:hAnsi="宋体" w:eastAsia="宋体" w:cs="宋体"/>
+        <w:ind w:left="420"/>
+        <w:rPr>
+          <w:rFonts w:hint="default" w:ascii="Times New Roman" w:hAnsi="Times New Roman" w:eastAsia="宋体" w:cs="Times New Roman"/>
+          <w:color w:val="auto"/>
         </w:rPr>
       </w:pPr>
       <w:r>
         <w:rPr>
-          <w:rFonts w:hint="eastAsia" w:ascii="宋体" w:hAnsi="宋体" w:eastAsia="宋体" w:cs="宋体"/>
-          <w:sz w:val="20"/>
+          <w:rFonts w:hint="default" w:ascii="Times New Roman" w:hAnsi="Times New Roman" w:eastAsia="宋体" w:cs="Times New Roman"/>
+          <w:color w:val="auto"/>
+          <w:sz w:val="21"/>
         </w:rPr>
         <w:t>last fault code</w:t>
       </w:r>
@@ -5603,14 +6959,17 @@
       <w:pPr>
         <w:pStyle w:val="16"/>
         <w:spacing w:after="40"/>
-        <w:rPr>
-          <w:rFonts w:hint="eastAsia" w:ascii="宋体" w:hAnsi="宋体" w:eastAsia="宋体" w:cs="宋体"/>
+        <w:ind w:left="420"/>
+        <w:rPr>
+          <w:rFonts w:hint="default" w:ascii="Times New Roman" w:hAnsi="Times New Roman" w:eastAsia="宋体" w:cs="Times New Roman"/>
+          <w:color w:val="auto"/>
         </w:rPr>
       </w:pPr>
       <w:r>
         <w:rPr>
-          <w:rFonts w:hint="eastAsia" w:ascii="宋体" w:hAnsi="宋体" w:eastAsia="宋体" w:cs="宋体"/>
-          <w:sz w:val="20"/>
+          <w:rFonts w:hint="default" w:ascii="Times New Roman" w:hAnsi="Times New Roman" w:eastAsia="宋体" w:cs="Times New Roman"/>
+          <w:color w:val="auto"/>
+          <w:sz w:val="21"/>
         </w:rPr>
         <w:t>total fault count</w:t>
       </w:r>
@@ -5619,12 +6978,15 @@
       <w:pPr>
         <w:pStyle w:val="3"/>
         <w:rPr>
-          <w:rFonts w:hint="eastAsia" w:ascii="宋体" w:hAnsi="宋体" w:eastAsia="宋体" w:cs="宋体"/>
+          <w:rFonts w:hint="default" w:ascii="Times New Roman" w:hAnsi="Times New Roman" w:eastAsia="宋体" w:cs="Times New Roman"/>
+          <w:color w:val="auto"/>
         </w:rPr>
       </w:pPr>
       <w:r>
         <w:rPr>
-          <w:rFonts w:hint="eastAsia" w:ascii="宋体" w:hAnsi="宋体" w:eastAsia="宋体" w:cs="宋体"/>
+          <w:rFonts w:hint="default" w:ascii="Times New Roman" w:hAnsi="Times New Roman" w:eastAsia="宋体" w:cs="Times New Roman"/>
+          <w:b/>
+          <w:color w:val="auto"/>
           <w:sz w:val="32"/>
         </w:rPr>
         <w:t>6. 非功能需求</w:t>
@@ -5634,12 +6996,15 @@
       <w:pPr>
         <w:pStyle w:val="4"/>
         <w:rPr>
-          <w:rFonts w:hint="eastAsia" w:ascii="宋体" w:hAnsi="宋体" w:eastAsia="宋体" w:cs="宋体"/>
+          <w:rFonts w:hint="default" w:ascii="Times New Roman" w:hAnsi="Times New Roman" w:eastAsia="宋体" w:cs="Times New Roman"/>
+          <w:color w:val="auto"/>
         </w:rPr>
       </w:pPr>
       <w:r>
         <w:rPr>
-          <w:rFonts w:hint="eastAsia" w:ascii="宋体" w:hAnsi="宋体" w:eastAsia="宋体" w:cs="宋体"/>
+          <w:rFonts w:hint="default" w:ascii="Times New Roman" w:hAnsi="Times New Roman" w:eastAsia="宋体" w:cs="Times New Roman"/>
+          <w:b/>
+          <w:color w:val="auto"/>
           <w:sz w:val="28"/>
         </w:rPr>
         <w:t>6.1 可维护性</w:t>
@@ -5647,44 +7012,51 @@
     </w:p>
     <w:p>
       <w:pPr>
+        <w:spacing w:before="0" w:after="120" w:line="312" w:lineRule="auto"/>
         <w:ind w:firstLine="420"/>
         <w:rPr>
-          <w:rFonts w:hint="eastAsia" w:ascii="宋体" w:hAnsi="宋体" w:eastAsia="宋体" w:cs="宋体"/>
+          <w:rFonts w:hint="default" w:ascii="Times New Roman" w:hAnsi="Times New Roman" w:eastAsia="宋体" w:cs="Times New Roman"/>
+          <w:color w:val="auto"/>
         </w:rPr>
       </w:pPr>
       <w:r>
         <w:rPr>
-          <w:rFonts w:hint="eastAsia" w:ascii="宋体" w:hAnsi="宋体" w:eastAsia="宋体" w:cs="宋体"/>
+          <w:rFonts w:hint="default" w:ascii="Times New Roman" w:hAnsi="Times New Roman" w:eastAsia="宋体" w:cs="Times New Roman"/>
+          <w:color w:val="auto"/>
           <w:sz w:val="21"/>
         </w:rPr>
-        <w:t>系统应保持职责清晰的 protection domain 划分。Microkit channel ID 应集中在</w:t>
+        <w:t xml:space="preserve">系统应保持职责清晰的 protection domain 划分。Microkit channel ID 应集中在 </w:t>
       </w:r>
       <w:r>
         <w:rPr>
-          <w:rFonts w:hint="eastAsia" w:ascii="宋体" w:hAnsi="宋体" w:eastAsia="宋体" w:cs="宋体"/>
-          <w:color w:val="9C4112"/>
-          <w:sz w:val="20"/>
+          <w:rFonts w:hint="default" w:ascii="Times New Roman" w:hAnsi="Times New Roman" w:eastAsia="宋体" w:cs="Times New Roman"/>
+          <w:color w:val="auto"/>
+          <w:sz w:val="19"/>
         </w:rPr>
         <w:t>include/light_channels.h</w:t>
       </w:r>
       <w:r>
         <w:rPr>
-          <w:rFonts w:hint="eastAsia" w:ascii="宋体" w:hAnsi="宋体" w:eastAsia="宋体" w:cs="宋体"/>
+          <w:rFonts w:hint="default" w:ascii="Times New Roman" w:hAnsi="Times New Roman" w:eastAsia="宋体" w:cs="Times New Roman"/>
+          <w:color w:val="auto"/>
           <w:sz w:val="21"/>
         </w:rPr>
-        <w:t>中维护，避免各 C 文件中重复定义。</w:t>
+        <w:t xml:space="preserve"> 中维护，避免各 C 文件中重复定义。</w:t>
       </w:r>
     </w:p>
     <w:p>
       <w:pPr>
         <w:pStyle w:val="4"/>
         <w:rPr>
-          <w:rFonts w:hint="eastAsia" w:ascii="宋体" w:hAnsi="宋体" w:eastAsia="宋体" w:cs="宋体"/>
+          <w:rFonts w:hint="default" w:ascii="Times New Roman" w:hAnsi="Times New Roman" w:eastAsia="宋体" w:cs="Times New Roman"/>
+          <w:color w:val="auto"/>
         </w:rPr>
       </w:pPr>
       <w:r>
         <w:rPr>
-          <w:rFonts w:hint="eastAsia" w:ascii="宋体" w:hAnsi="宋体" w:eastAsia="宋体" w:cs="宋体"/>
+          <w:rFonts w:hint="default" w:ascii="Times New Roman" w:hAnsi="Times New Roman" w:eastAsia="宋体" w:cs="Times New Roman"/>
+          <w:b/>
+          <w:color w:val="auto"/>
           <w:sz w:val="28"/>
         </w:rPr>
         <w:t>6.2 可测试性</w:t>
@@ -5692,14 +7064,17 @@
     </w:p>
     <w:p>
       <w:pPr>
+        <w:spacing w:before="0" w:after="120" w:line="312" w:lineRule="auto"/>
         <w:ind w:firstLine="420"/>
         <w:rPr>
-          <w:rFonts w:hint="eastAsia" w:ascii="宋体" w:hAnsi="宋体" w:eastAsia="宋体" w:cs="宋体"/>
+          <w:rFonts w:hint="default" w:ascii="Times New Roman" w:hAnsi="Times New Roman" w:eastAsia="宋体" w:cs="Times New Roman"/>
+          <w:color w:val="auto"/>
         </w:rPr>
       </w:pPr>
       <w:r>
         <w:rPr>
-          <w:rFonts w:hint="eastAsia" w:ascii="宋体" w:hAnsi="宋体" w:eastAsia="宋体" w:cs="宋体"/>
+          <w:rFonts w:hint="default" w:ascii="Times New Roman" w:hAnsi="Times New Roman" w:eastAsia="宋体" w:cs="Times New Roman"/>
+          <w:color w:val="auto"/>
           <w:sz w:val="21"/>
         </w:rPr>
         <w:t>系统应提供两类测试：</w:t>
@@ -5709,74 +7084,85 @@
       <w:pPr>
         <w:pStyle w:val="16"/>
         <w:spacing w:after="40"/>
-        <w:rPr>
-          <w:rFonts w:hint="eastAsia" w:ascii="宋体" w:hAnsi="宋体" w:eastAsia="宋体" w:cs="宋体"/>
+        <w:ind w:left="420"/>
+        <w:rPr>
+          <w:rFonts w:hint="default" w:ascii="Times New Roman" w:hAnsi="Times New Roman" w:eastAsia="宋体" w:cs="Times New Roman"/>
+          <w:color w:val="auto"/>
         </w:rPr>
       </w:pPr>
       <w:r>
         <w:rPr>
-          <w:rFonts w:hint="eastAsia" w:ascii="宋体" w:hAnsi="宋体" w:eastAsia="宋体" w:cs="宋体"/>
-          <w:sz w:val="20"/>
-        </w:rPr>
-        <w:t>host-side 单元测试：通过</w:t>
+          <w:rFonts w:hint="default" w:ascii="Times New Roman" w:hAnsi="Times New Roman" w:eastAsia="宋体" w:cs="Times New Roman"/>
+          <w:color w:val="auto"/>
+          <w:sz w:val="21"/>
+        </w:rPr>
+        <w:t xml:space="preserve">host-side 单元测试：通过 </w:t>
       </w:r>
       <w:r>
         <w:rPr>
-          <w:rFonts w:hint="eastAsia" w:ascii="宋体" w:hAnsi="宋体" w:eastAsia="宋体" w:cs="宋体"/>
-          <w:color w:val="9C4112"/>
+          <w:rFonts w:hint="default" w:ascii="Times New Roman" w:hAnsi="Times New Roman" w:eastAsia="宋体" w:cs="Times New Roman"/>
+          <w:color w:val="auto"/>
           <w:sz w:val="19"/>
         </w:rPr>
         <w:t>make test</w:t>
       </w:r>
       <w:r>
         <w:rPr>
-          <w:rFonts w:hint="eastAsia" w:ascii="宋体" w:hAnsi="宋体" w:eastAsia="宋体" w:cs="宋体"/>
-          <w:sz w:val="20"/>
-        </w:rPr>
-        <w:t>一键运行。</w:t>
+          <w:rFonts w:hint="default" w:ascii="Times New Roman" w:hAnsi="Times New Roman" w:eastAsia="宋体" w:cs="Times New Roman"/>
+          <w:color w:val="auto"/>
+          <w:sz w:val="21"/>
+        </w:rPr>
+        <w:t xml:space="preserve"> 一键运行。</w:t>
       </w:r>
     </w:p>
     <w:p>
       <w:pPr>
         <w:pStyle w:val="16"/>
         <w:spacing w:after="40"/>
-        <w:rPr>
-          <w:rFonts w:hint="eastAsia" w:ascii="宋体" w:hAnsi="宋体" w:eastAsia="宋体" w:cs="宋体"/>
+        <w:ind w:left="420"/>
+        <w:rPr>
+          <w:rFonts w:hint="default" w:ascii="Times New Roman" w:hAnsi="Times New Roman" w:eastAsia="宋体" w:cs="Times New Roman"/>
+          <w:color w:val="auto"/>
         </w:rPr>
       </w:pPr>
       <w:r>
         <w:rPr>
-          <w:rFonts w:hint="eastAsia" w:ascii="宋体" w:hAnsi="宋体" w:eastAsia="宋体" w:cs="宋体"/>
-          <w:sz w:val="20"/>
-        </w:rPr>
-        <w:t>QEMU 端到端测试：通过</w:t>
+          <w:rFonts w:hint="default" w:ascii="Times New Roman" w:hAnsi="Times New Roman" w:eastAsia="宋体" w:cs="Times New Roman"/>
+          <w:color w:val="auto"/>
+          <w:sz w:val="21"/>
+        </w:rPr>
+        <w:t xml:space="preserve">QEMU 端到端测试：通过 </w:t>
       </w:r>
       <w:r>
         <w:rPr>
-          <w:rFonts w:hint="eastAsia" w:ascii="宋体" w:hAnsi="宋体" w:eastAsia="宋体" w:cs="宋体"/>
-          <w:color w:val="9C4112"/>
+          <w:rFonts w:hint="default" w:ascii="Times New Roman" w:hAnsi="Times New Roman" w:eastAsia="宋体" w:cs="Times New Roman"/>
+          <w:color w:val="auto"/>
           <w:sz w:val="19"/>
         </w:rPr>
         <w:t>make qemu-test</w:t>
       </w:r>
       <w:r>
         <w:rPr>
-          <w:rFonts w:hint="eastAsia" w:ascii="宋体" w:hAnsi="宋体" w:eastAsia="宋体" w:cs="宋体"/>
-          <w:sz w:val="20"/>
-        </w:rPr>
-        <w:t>一键运行。</w:t>
+          <w:rFonts w:hint="default" w:ascii="Times New Roman" w:hAnsi="Times New Roman" w:eastAsia="宋体" w:cs="Times New Roman"/>
+          <w:color w:val="auto"/>
+          <w:sz w:val="21"/>
+        </w:rPr>
+        <w:t xml:space="preserve"> 一键运行。</w:t>
       </w:r>
     </w:p>
     <w:p>
       <w:pPr>
         <w:pStyle w:val="4"/>
         <w:rPr>
-          <w:rFonts w:hint="eastAsia" w:ascii="宋体" w:hAnsi="宋体" w:eastAsia="宋体" w:cs="宋体"/>
+          <w:rFonts w:hint="default" w:ascii="Times New Roman" w:hAnsi="Times New Roman" w:eastAsia="宋体" w:cs="Times New Roman"/>
+          <w:color w:val="auto"/>
         </w:rPr>
       </w:pPr>
       <w:r>
         <w:rPr>
-          <w:rFonts w:hint="eastAsia" w:ascii="宋体" w:hAnsi="宋体" w:eastAsia="宋体" w:cs="宋体"/>
+          <w:rFonts w:hint="default" w:ascii="Times New Roman" w:hAnsi="Times New Roman" w:eastAsia="宋体" w:cs="Times New Roman"/>
+          <w:b/>
+          <w:color w:val="auto"/>
           <w:sz w:val="28"/>
         </w:rPr>
         <w:t>6.3 可诊断性</w:t>
@@ -5784,14 +7170,17 @@
     </w:p>
     <w:p>
       <w:pPr>
+        <w:spacing w:before="0" w:after="120" w:line="312" w:lineRule="auto"/>
         <w:ind w:firstLine="420"/>
         <w:rPr>
-          <w:rFonts w:hint="eastAsia" w:ascii="宋体" w:hAnsi="宋体" w:eastAsia="宋体" w:cs="宋体"/>
+          <w:rFonts w:hint="default" w:ascii="Times New Roman" w:hAnsi="Times New Roman" w:eastAsia="宋体" w:cs="Times New Roman"/>
+          <w:color w:val="auto"/>
         </w:rPr>
       </w:pPr>
       <w:r>
         <w:rPr>
-          <w:rFonts w:hint="eastAsia" w:ascii="宋体" w:hAnsi="宋体" w:eastAsia="宋体" w:cs="宋体"/>
+          <w:rFonts w:hint="default" w:ascii="Times New Roman" w:hAnsi="Times New Roman" w:eastAsia="宋体" w:cs="Times New Roman"/>
+          <w:color w:val="auto"/>
           <w:sz w:val="21"/>
         </w:rPr>
         <w:t>系统应输出结构化日志，例如：</w:t>
@@ -5801,14 +7190,16 @@
       <w:pPr>
         <w:pStyle w:val="16"/>
         <w:spacing w:after="40"/>
-        <w:rPr>
-          <w:rFonts w:hint="eastAsia" w:ascii="宋体" w:hAnsi="宋体" w:eastAsia="宋体" w:cs="宋体"/>
+        <w:ind w:left="420"/>
+        <w:rPr>
+          <w:rFonts w:hint="default" w:ascii="Times New Roman" w:hAnsi="Times New Roman" w:eastAsia="宋体" w:cs="Times New Roman"/>
+          <w:color w:val="auto"/>
         </w:rPr>
       </w:pPr>
       <w:r>
         <w:rPr>
-          <w:rFonts w:hint="eastAsia" w:ascii="宋体" w:hAnsi="宋体" w:eastAsia="宋体" w:cs="宋体"/>
-          <w:color w:val="9C4112"/>
+          <w:rFonts w:hint="default" w:ascii="Times New Roman" w:hAnsi="Times New Roman" w:eastAsia="宋体" w:cs="Times New Roman"/>
+          <w:color w:val="auto"/>
           <w:sz w:val="19"/>
         </w:rPr>
         <w:t>CMD_MSG</w:t>
@@ -5818,14 +7209,16 @@
       <w:pPr>
         <w:pStyle w:val="16"/>
         <w:spacing w:after="40"/>
-        <w:rPr>
-          <w:rFonts w:hint="eastAsia" w:ascii="宋体" w:hAnsi="宋体" w:eastAsia="宋体" w:cs="宋体"/>
+        <w:ind w:left="420"/>
+        <w:rPr>
+          <w:rFonts w:hint="default" w:ascii="Times New Roman" w:hAnsi="Times New Roman" w:eastAsia="宋体" w:cs="Times New Roman"/>
+          <w:color w:val="auto"/>
         </w:rPr>
       </w:pPr>
       <w:r>
         <w:rPr>
-          <w:rFonts w:hint="eastAsia" w:ascii="宋体" w:hAnsi="宋体" w:eastAsia="宋体" w:cs="宋体"/>
-          <w:color w:val="9C4112"/>
+          <w:rFonts w:hint="default" w:ascii="Times New Roman" w:hAnsi="Times New Roman" w:eastAsia="宋体" w:cs="Times New Roman"/>
+          <w:color w:val="auto"/>
           <w:sz w:val="19"/>
         </w:rPr>
         <w:t>SCHED_TARGET</w:t>
@@ -5835,14 +7228,16 @@
       <w:pPr>
         <w:pStyle w:val="16"/>
         <w:spacing w:after="40"/>
-        <w:rPr>
-          <w:rFonts w:hint="eastAsia" w:ascii="宋体" w:hAnsi="宋体" w:eastAsia="宋体" w:cs="宋体"/>
+        <w:ind w:left="420"/>
+        <w:rPr>
+          <w:rFonts w:hint="default" w:ascii="Times New Roman" w:hAnsi="Times New Roman" w:eastAsia="宋体" w:cs="Times New Roman"/>
+          <w:color w:val="auto"/>
         </w:rPr>
       </w:pPr>
       <w:r>
         <w:rPr>
-          <w:rFonts w:hint="eastAsia" w:ascii="宋体" w:hAnsi="宋体" w:eastAsia="宋体" w:cs="宋体"/>
-          <w:color w:val="9C4112"/>
+          <w:rFonts w:hint="default" w:ascii="Times New Roman" w:hAnsi="Times New Roman" w:eastAsia="宋体" w:cs="Times New Roman"/>
+          <w:color w:val="auto"/>
           <w:sz w:val="19"/>
         </w:rPr>
         <w:t>LIGHTCTL_TARGET_SUMMARY</w:t>
@@ -5852,14 +7247,16 @@
       <w:pPr>
         <w:pStyle w:val="16"/>
         <w:spacing w:after="40"/>
-        <w:rPr>
-          <w:rFonts w:hint="eastAsia" w:ascii="宋体" w:hAnsi="宋体" w:eastAsia="宋体" w:cs="宋体"/>
+        <w:ind w:left="420"/>
+        <w:rPr>
+          <w:rFonts w:hint="default" w:ascii="Times New Roman" w:hAnsi="Times New Roman" w:eastAsia="宋体" w:cs="Times New Roman"/>
+          <w:color w:val="auto"/>
         </w:rPr>
       </w:pPr>
       <w:r>
         <w:rPr>
-          <w:rFonts w:hint="eastAsia" w:ascii="宋体" w:hAnsi="宋体" w:eastAsia="宋体" w:cs="宋体"/>
-          <w:color w:val="9C4112"/>
+          <w:rFonts w:hint="default" w:ascii="Times New Roman" w:hAnsi="Times New Roman" w:eastAsia="宋体" w:cs="Times New Roman"/>
+          <w:color w:val="auto"/>
           <w:sz w:val="19"/>
         </w:rPr>
         <w:t>GPIO_OUTPUT_SUMMARY</w:t>
@@ -5869,14 +7266,16 @@
       <w:pPr>
         <w:pStyle w:val="16"/>
         <w:spacing w:after="40"/>
-        <w:rPr>
-          <w:rFonts w:hint="eastAsia" w:ascii="宋体" w:hAnsi="宋体" w:eastAsia="宋体" w:cs="宋体"/>
+        <w:ind w:left="420"/>
+        <w:rPr>
+          <w:rFonts w:hint="default" w:ascii="Times New Roman" w:hAnsi="Times New Roman" w:eastAsia="宋体" w:cs="Times New Roman"/>
+          <w:color w:val="auto"/>
         </w:rPr>
       </w:pPr>
       <w:r>
         <w:rPr>
-          <w:rFonts w:hint="eastAsia" w:ascii="宋体" w:hAnsi="宋体" w:eastAsia="宋体" w:cs="宋体"/>
-          <w:color w:val="9C4112"/>
+          <w:rFonts w:hint="default" w:ascii="Times New Roman" w:hAnsi="Times New Roman" w:eastAsia="宋体" w:cs="Times New Roman"/>
+          <w:color w:val="auto"/>
           <w:sz w:val="19"/>
         </w:rPr>
         <w:t>FAULTMG_MODE_TRANSITION</w:t>
@@ -5886,14 +7285,16 @@
       <w:pPr>
         <w:pStyle w:val="16"/>
         <w:spacing w:after="40"/>
-        <w:rPr>
-          <w:rFonts w:hint="eastAsia" w:ascii="宋体" w:hAnsi="宋体" w:eastAsia="宋体" w:cs="宋体"/>
+        <w:ind w:left="420"/>
+        <w:rPr>
+          <w:rFonts w:hint="default" w:ascii="Times New Roman" w:hAnsi="Times New Roman" w:eastAsia="宋体" w:cs="Times New Roman"/>
+          <w:color w:val="auto"/>
         </w:rPr>
       </w:pPr>
       <w:r>
         <w:rPr>
-          <w:rFonts w:hint="eastAsia" w:ascii="宋体" w:hAnsi="宋体" w:eastAsia="宋体" w:cs="宋体"/>
-          <w:color w:val="9C4112"/>
+          <w:rFonts w:hint="default" w:ascii="Times New Roman" w:hAnsi="Times New Roman" w:eastAsia="宋体" w:cs="Times New Roman"/>
+          <w:color w:val="auto"/>
           <w:sz w:val="19"/>
         </w:rPr>
         <w:t>STATUS_SNAPSHOT</w:t>
@@ -5903,12 +7304,15 @@
       <w:pPr>
         <w:pStyle w:val="4"/>
         <w:rPr>
-          <w:rFonts w:hint="eastAsia" w:ascii="宋体" w:hAnsi="宋体" w:eastAsia="宋体" w:cs="宋体"/>
+          <w:rFonts w:hint="default" w:ascii="Times New Roman" w:hAnsi="Times New Roman" w:eastAsia="宋体" w:cs="Times New Roman"/>
+          <w:color w:val="auto"/>
         </w:rPr>
       </w:pPr>
       <w:r>
         <w:rPr>
-          <w:rFonts w:hint="eastAsia" w:ascii="宋体" w:hAnsi="宋体" w:eastAsia="宋体" w:cs="宋体"/>
+          <w:rFonts w:hint="default" w:ascii="Times New Roman" w:hAnsi="Times New Roman" w:eastAsia="宋体" w:cs="Times New Roman"/>
+          <w:b/>
+          <w:color w:val="auto"/>
           <w:sz w:val="28"/>
         </w:rPr>
         <w:t>6.4 健壮性</w:t>
@@ -5916,14 +7320,17 @@
     </w:p>
     <w:p>
       <w:pPr>
+        <w:spacing w:before="0" w:after="120" w:line="312" w:lineRule="auto"/>
         <w:ind w:firstLine="420"/>
         <w:rPr>
-          <w:rFonts w:hint="eastAsia" w:ascii="宋体" w:hAnsi="宋体" w:eastAsia="宋体" w:cs="宋体"/>
+          <w:rFonts w:hint="default" w:ascii="Times New Roman" w:hAnsi="Times New Roman" w:eastAsia="宋体" w:cs="Times New Roman"/>
+          <w:color w:val="auto"/>
         </w:rPr>
       </w:pPr>
       <w:r>
         <w:rPr>
-          <w:rFonts w:hint="eastAsia" w:ascii="宋体" w:hAnsi="宋体" w:eastAsia="宋体" w:cs="宋体"/>
+          <w:rFonts w:hint="default" w:ascii="Times New Roman" w:hAnsi="Times New Roman" w:eastAsia="宋体" w:cs="Times New Roman"/>
+          <w:color w:val="auto"/>
           <w:sz w:val="21"/>
         </w:rPr>
         <w:t>系统应对非法命令、异常通道、冲突状态进行检测，不应因为单个非法输入导致系统崩溃。</w:t>
@@ -5933,12 +7340,15 @@
       <w:pPr>
         <w:pStyle w:val="4"/>
         <w:rPr>
-          <w:rFonts w:hint="eastAsia" w:ascii="宋体" w:hAnsi="宋体" w:eastAsia="宋体" w:cs="宋体"/>
+          <w:rFonts w:hint="default" w:ascii="Times New Roman" w:hAnsi="Times New Roman" w:eastAsia="宋体" w:cs="Times New Roman"/>
+          <w:color w:val="auto"/>
         </w:rPr>
       </w:pPr>
       <w:r>
         <w:rPr>
-          <w:rFonts w:hint="eastAsia" w:ascii="宋体" w:hAnsi="宋体" w:eastAsia="宋体" w:cs="宋体"/>
+          <w:rFonts w:hint="default" w:ascii="Times New Roman" w:hAnsi="Times New Roman" w:eastAsia="宋体" w:cs="Times New Roman"/>
+          <w:b/>
+          <w:color w:val="auto"/>
           <w:sz w:val="28"/>
         </w:rPr>
         <w:t>6.5 可移植性</w:t>
@@ -5946,59 +7356,67 @@
     </w:p>
     <w:p>
       <w:pPr>
+        <w:spacing w:before="0" w:after="120" w:line="312" w:lineRule="auto"/>
         <w:ind w:firstLine="420"/>
         <w:rPr>
-          <w:rFonts w:hint="eastAsia" w:ascii="宋体" w:hAnsi="宋体" w:eastAsia="宋体" w:cs="宋体"/>
+          <w:rFonts w:hint="default" w:ascii="Times New Roman" w:hAnsi="Times New Roman" w:eastAsia="宋体" w:cs="Times New Roman"/>
+          <w:color w:val="auto"/>
         </w:rPr>
       </w:pPr>
       <w:r>
         <w:rPr>
-          <w:rFonts w:hint="eastAsia" w:ascii="宋体" w:hAnsi="宋体" w:eastAsia="宋体" w:cs="宋体"/>
+          <w:rFonts w:hint="default" w:ascii="Times New Roman" w:hAnsi="Times New Roman" w:eastAsia="宋体" w:cs="Times New Roman"/>
+          <w:color w:val="auto"/>
           <w:sz w:val="21"/>
         </w:rPr>
-        <w:t>当前默认目标平台为</w:t>
+        <w:t xml:space="preserve">当前默认目标平台为 </w:t>
       </w:r>
       <w:r>
         <w:rPr>
-          <w:rFonts w:hint="eastAsia" w:ascii="宋体" w:hAnsi="宋体" w:eastAsia="宋体" w:cs="宋体"/>
-          <w:color w:val="9C4112"/>
-          <w:sz w:val="20"/>
+          <w:rFonts w:hint="default" w:ascii="Times New Roman" w:hAnsi="Times New Roman" w:eastAsia="宋体" w:cs="Times New Roman"/>
+          <w:color w:val="auto"/>
+          <w:sz w:val="19"/>
         </w:rPr>
         <w:t>qemu_virt_aarch64</w:t>
       </w:r>
       <w:r>
         <w:rPr>
-          <w:rFonts w:hint="eastAsia" w:ascii="宋体" w:hAnsi="宋体" w:eastAsia="宋体" w:cs="宋体"/>
+          <w:rFonts w:hint="default" w:ascii="Times New Roman" w:hAnsi="Times New Roman" w:eastAsia="宋体" w:cs="Times New Roman"/>
+          <w:color w:val="auto"/>
           <w:sz w:val="21"/>
         </w:rPr>
-        <w:t>。构建参数应支持通过</w:t>
+        <w:t xml:space="preserve">。构建参数应支持通过 </w:t>
       </w:r>
       <w:r>
         <w:rPr>
-          <w:rFonts w:hint="eastAsia" w:ascii="宋体" w:hAnsi="宋体" w:eastAsia="宋体" w:cs="宋体"/>
-          <w:color w:val="9C4112"/>
-          <w:sz w:val="20"/>
+          <w:rFonts w:hint="default" w:ascii="Times New Roman" w:hAnsi="Times New Roman" w:eastAsia="宋体" w:cs="Times New Roman"/>
+          <w:color w:val="auto"/>
+          <w:sz w:val="19"/>
         </w:rPr>
         <w:t>MICROKIT_SDK</w:t>
       </w:r>
       <w:r>
         <w:rPr>
-          <w:rFonts w:hint="eastAsia" w:ascii="宋体" w:hAnsi="宋体" w:eastAsia="宋体" w:cs="宋体"/>
+          <w:rFonts w:hint="default" w:ascii="Times New Roman" w:hAnsi="Times New Roman" w:eastAsia="宋体" w:cs="Times New Roman"/>
+          <w:color w:val="auto"/>
           <w:sz w:val="21"/>
         </w:rPr>
-        <w:t>覆盖 SDK 路径。</w:t>
+        <w:t xml:space="preserve"> 覆盖 SDK 路径。</w:t>
       </w:r>
     </w:p>
     <w:p>
       <w:pPr>
         <w:pStyle w:val="3"/>
         <w:rPr>
-          <w:rFonts w:hint="eastAsia" w:ascii="宋体" w:hAnsi="宋体" w:eastAsia="宋体" w:cs="宋体"/>
+          <w:rFonts w:hint="default" w:ascii="Times New Roman" w:hAnsi="Times New Roman" w:eastAsia="宋体" w:cs="Times New Roman"/>
+          <w:color w:val="auto"/>
         </w:rPr>
       </w:pPr>
       <w:r>
         <w:rPr>
-          <w:rFonts w:hint="eastAsia" w:ascii="宋体" w:hAnsi="宋体" w:eastAsia="宋体" w:cs="宋体"/>
+          <w:rFonts w:hint="default" w:ascii="Times New Roman" w:hAnsi="Times New Roman" w:eastAsia="宋体" w:cs="Times New Roman"/>
+          <w:b/>
+          <w:color w:val="auto"/>
           <w:sz w:val="32"/>
         </w:rPr>
         <w:t>7. 可行性分析</w:t>
@@ -6008,12 +7426,15 @@
       <w:pPr>
         <w:pStyle w:val="4"/>
         <w:rPr>
-          <w:rFonts w:hint="eastAsia" w:ascii="宋体" w:hAnsi="宋体" w:eastAsia="宋体" w:cs="宋体"/>
+          <w:rFonts w:hint="default" w:ascii="Times New Roman" w:hAnsi="Times New Roman" w:eastAsia="宋体" w:cs="Times New Roman"/>
+          <w:color w:val="auto"/>
         </w:rPr>
       </w:pPr>
       <w:r>
         <w:rPr>
-          <w:rFonts w:hint="eastAsia" w:ascii="宋体" w:hAnsi="宋体" w:eastAsia="宋体" w:cs="宋体"/>
+          <w:rFonts w:hint="default" w:ascii="Times New Roman" w:hAnsi="Times New Roman" w:eastAsia="宋体" w:cs="Times New Roman"/>
+          <w:b/>
+          <w:color w:val="auto"/>
           <w:sz w:val="28"/>
         </w:rPr>
         <w:t>7.1 技术可行性</w:t>
@@ -6021,14 +7442,17 @@
     </w:p>
     <w:p>
       <w:pPr>
+        <w:spacing w:before="0" w:after="120" w:line="312" w:lineRule="auto"/>
         <w:ind w:firstLine="420"/>
         <w:rPr>
-          <w:rFonts w:hint="eastAsia" w:ascii="宋体" w:hAnsi="宋体" w:eastAsia="宋体" w:cs="宋体"/>
+          <w:rFonts w:hint="default" w:ascii="Times New Roman" w:hAnsi="Times New Roman" w:eastAsia="宋体" w:cs="Times New Roman"/>
+          <w:color w:val="auto"/>
         </w:rPr>
       </w:pPr>
       <w:r>
         <w:rPr>
-          <w:rFonts w:hint="eastAsia" w:ascii="宋体" w:hAnsi="宋体" w:eastAsia="宋体" w:cs="宋体"/>
+          <w:rFonts w:hint="default" w:ascii="Times New Roman" w:hAnsi="Times New Roman" w:eastAsia="宋体" w:cs="Times New Roman"/>
+          <w:color w:val="auto"/>
           <w:sz w:val="21"/>
         </w:rPr>
         <w:t>项目已基于 Microkit SDK 2.0.1 完成构建，并能在 QEMU AArch64 环境中运行。核心模块使用 C 语言实现，构建系统基于 Makefile，测试脚本使用 Bash，符合嵌入式工程实践常见技术栈。</w:t>
@@ -6038,12 +7462,15 @@
       <w:pPr>
         <w:pStyle w:val="4"/>
         <w:rPr>
-          <w:rFonts w:hint="eastAsia" w:ascii="宋体" w:hAnsi="宋体" w:eastAsia="宋体" w:cs="宋体"/>
+          <w:rFonts w:hint="default" w:ascii="Times New Roman" w:hAnsi="Times New Roman" w:eastAsia="宋体" w:cs="Times New Roman"/>
+          <w:color w:val="auto"/>
         </w:rPr>
       </w:pPr>
       <w:r>
         <w:rPr>
-          <w:rFonts w:hint="eastAsia" w:ascii="宋体" w:hAnsi="宋体" w:eastAsia="宋体" w:cs="宋体"/>
+          <w:rFonts w:hint="default" w:ascii="Times New Roman" w:hAnsi="Times New Roman" w:eastAsia="宋体" w:cs="Times New Roman"/>
+          <w:b/>
+          <w:color w:val="auto"/>
           <w:sz w:val="28"/>
         </w:rPr>
         <w:t>7.2 工程可行性</w:t>
@@ -6051,14 +7478,17 @@
     </w:p>
     <w:p>
       <w:pPr>
+        <w:spacing w:before="0" w:after="120" w:line="312" w:lineRule="auto"/>
         <w:ind w:firstLine="420"/>
         <w:rPr>
-          <w:rFonts w:hint="eastAsia" w:ascii="宋体" w:hAnsi="宋体" w:eastAsia="宋体" w:cs="宋体"/>
+          <w:rFonts w:hint="default" w:ascii="Times New Roman" w:hAnsi="Times New Roman" w:eastAsia="宋体" w:cs="Times New Roman"/>
+          <w:color w:val="auto"/>
         </w:rPr>
       </w:pPr>
       <w:r>
         <w:rPr>
-          <w:rFonts w:hint="eastAsia" w:ascii="宋体" w:hAnsi="宋体" w:eastAsia="宋体" w:cs="宋体"/>
+          <w:rFonts w:hint="default" w:ascii="Times New Roman" w:hAnsi="Times New Roman" w:eastAsia="宋体" w:cs="Times New Roman"/>
+          <w:color w:val="auto"/>
           <w:sz w:val="21"/>
         </w:rPr>
         <w:t>项目已经完成：</w:t>
@@ -6068,14 +7498,17 @@
       <w:pPr>
         <w:pStyle w:val="16"/>
         <w:spacing w:after="40"/>
-        <w:rPr>
-          <w:rFonts w:hint="eastAsia" w:ascii="宋体" w:hAnsi="宋体" w:eastAsia="宋体" w:cs="宋体"/>
+        <w:ind w:left="420"/>
+        <w:rPr>
+          <w:rFonts w:hint="default" w:ascii="Times New Roman" w:hAnsi="Times New Roman" w:eastAsia="宋体" w:cs="Times New Roman"/>
+          <w:color w:val="auto"/>
         </w:rPr>
       </w:pPr>
       <w:r>
         <w:rPr>
-          <w:rFonts w:hint="eastAsia" w:ascii="宋体" w:hAnsi="宋体" w:eastAsia="宋体" w:cs="宋体"/>
-          <w:sz w:val="20"/>
+          <w:rFonts w:hint="default" w:ascii="Times New Roman" w:hAnsi="Times New Roman" w:eastAsia="宋体" w:cs="Times New Roman"/>
+          <w:color w:val="auto"/>
+          <w:sz w:val="21"/>
         </w:rPr>
         <w:t>protection domain 拆分</w:t>
       </w:r>
@@ -6084,14 +7517,17 @@
       <w:pPr>
         <w:pStyle w:val="16"/>
         <w:spacing w:after="40"/>
-        <w:rPr>
-          <w:rFonts w:hint="eastAsia" w:ascii="宋体" w:hAnsi="宋体" w:eastAsia="宋体" w:cs="宋体"/>
+        <w:ind w:left="420"/>
+        <w:rPr>
+          <w:rFonts w:hint="default" w:ascii="Times New Roman" w:hAnsi="Times New Roman" w:eastAsia="宋体" w:cs="Times New Roman"/>
+          <w:color w:val="auto"/>
         </w:rPr>
       </w:pPr>
       <w:r>
         <w:rPr>
-          <w:rFonts w:hint="eastAsia" w:ascii="宋体" w:hAnsi="宋体" w:eastAsia="宋体" w:cs="宋体"/>
-          <w:sz w:val="20"/>
+          <w:rFonts w:hint="default" w:ascii="Times New Roman" w:hAnsi="Times New Roman" w:eastAsia="宋体" w:cs="Times New Roman"/>
+          <w:color w:val="auto"/>
+          <w:sz w:val="21"/>
         </w:rPr>
         <w:t>shared memory layout</w:t>
       </w:r>
@@ -6100,14 +7536,17 @@
       <w:pPr>
         <w:pStyle w:val="16"/>
         <w:spacing w:after="40"/>
-        <w:rPr>
-          <w:rFonts w:hint="eastAsia" w:ascii="宋体" w:hAnsi="宋体" w:eastAsia="宋体" w:cs="宋体"/>
+        <w:ind w:left="420"/>
+        <w:rPr>
+          <w:rFonts w:hint="default" w:ascii="Times New Roman" w:hAnsi="Times New Roman" w:eastAsia="宋体" w:cs="Times New Roman"/>
+          <w:color w:val="auto"/>
         </w:rPr>
       </w:pPr>
       <w:r>
         <w:rPr>
-          <w:rFonts w:hint="eastAsia" w:ascii="宋体" w:hAnsi="宋体" w:eastAsia="宋体" w:cs="宋体"/>
-          <w:sz w:val="20"/>
+          <w:rFonts w:hint="default" w:ascii="Times New Roman" w:hAnsi="Times New Roman" w:eastAsia="宋体" w:cs="Times New Roman"/>
+          <w:color w:val="auto"/>
+          <w:sz w:val="21"/>
         </w:rPr>
         <w:t>transport message</w:t>
       </w:r>
@@ -6116,14 +7555,17 @@
       <w:pPr>
         <w:pStyle w:val="16"/>
         <w:spacing w:after="40"/>
-        <w:rPr>
-          <w:rFonts w:hint="eastAsia" w:ascii="宋体" w:hAnsi="宋体" w:eastAsia="宋体" w:cs="宋体"/>
+        <w:ind w:left="420"/>
+        <w:rPr>
+          <w:rFonts w:hint="default" w:ascii="Times New Roman" w:hAnsi="Times New Roman" w:eastAsia="宋体" w:cs="Times New Roman"/>
+          <w:color w:val="auto"/>
         </w:rPr>
       </w:pPr>
       <w:r>
         <w:rPr>
-          <w:rFonts w:hint="eastAsia" w:ascii="宋体" w:hAnsi="宋体" w:eastAsia="宋体" w:cs="宋体"/>
-          <w:sz w:val="20"/>
+          <w:rFonts w:hint="default" w:ascii="Times New Roman" w:hAnsi="Times New Roman" w:eastAsia="宋体" w:cs="Times New Roman"/>
+          <w:color w:val="auto"/>
+          <w:sz w:val="21"/>
         </w:rPr>
         <w:t>fault lifecycle</w:t>
       </w:r>
@@ -6132,14 +7574,17 @@
       <w:pPr>
         <w:pStyle w:val="16"/>
         <w:spacing w:after="40"/>
-        <w:rPr>
-          <w:rFonts w:hint="eastAsia" w:ascii="宋体" w:hAnsi="宋体" w:eastAsia="宋体" w:cs="宋体"/>
+        <w:ind w:left="420"/>
+        <w:rPr>
+          <w:rFonts w:hint="default" w:ascii="Times New Roman" w:hAnsi="Times New Roman" w:eastAsia="宋体" w:cs="Times New Roman"/>
+          <w:color w:val="auto"/>
         </w:rPr>
       </w:pPr>
       <w:r>
         <w:rPr>
-          <w:rFonts w:hint="eastAsia" w:ascii="宋体" w:hAnsi="宋体" w:eastAsia="宋体" w:cs="宋体"/>
-          <w:sz w:val="20"/>
+          <w:rFonts w:hint="default" w:ascii="Times New Roman" w:hAnsi="Times New Roman" w:eastAsia="宋体" w:cs="Times New Roman"/>
+          <w:color w:val="auto"/>
+          <w:sz w:val="21"/>
         </w:rPr>
         <w:t>host-side tests</w:t>
       </w:r>
@@ -6148,14 +7593,17 @@
       <w:pPr>
         <w:pStyle w:val="16"/>
         <w:spacing w:after="40"/>
-        <w:rPr>
-          <w:rFonts w:hint="eastAsia" w:ascii="宋体" w:hAnsi="宋体" w:eastAsia="宋体" w:cs="宋体"/>
+        <w:ind w:left="420"/>
+        <w:rPr>
+          <w:rFonts w:hint="default" w:ascii="Times New Roman" w:hAnsi="Times New Roman" w:eastAsia="宋体" w:cs="Times New Roman"/>
+          <w:color w:val="auto"/>
         </w:rPr>
       </w:pPr>
       <w:r>
         <w:rPr>
-          <w:rFonts w:hint="eastAsia" w:ascii="宋体" w:hAnsi="宋体" w:eastAsia="宋体" w:cs="宋体"/>
-          <w:sz w:val="20"/>
+          <w:rFonts w:hint="default" w:ascii="Times New Roman" w:hAnsi="Times New Roman" w:eastAsia="宋体" w:cs="Times New Roman"/>
+          <w:color w:val="auto"/>
+          <w:sz w:val="21"/>
         </w:rPr>
         <w:t>QEMU smoke / fault / serial E2E tests</w:t>
       </w:r>
@@ -6164,28 +7612,34 @@
       <w:pPr>
         <w:pStyle w:val="16"/>
         <w:spacing w:after="40"/>
-        <w:rPr>
-          <w:rFonts w:hint="eastAsia" w:ascii="宋体" w:hAnsi="宋体" w:eastAsia="宋体" w:cs="宋体"/>
+        <w:ind w:left="420"/>
+        <w:rPr>
+          <w:rFonts w:hint="default" w:ascii="Times New Roman" w:hAnsi="Times New Roman" w:eastAsia="宋体" w:cs="Times New Roman"/>
+          <w:color w:val="auto"/>
         </w:rPr>
       </w:pPr>
       <w:r>
         <w:rPr>
-          <w:rFonts w:hint="eastAsia" w:ascii="宋体" w:hAnsi="宋体" w:eastAsia="宋体" w:cs="宋体"/>
-          <w:sz w:val="20"/>
+          <w:rFonts w:hint="default" w:ascii="Times New Roman" w:hAnsi="Times New Roman" w:eastAsia="宋体" w:cs="Times New Roman"/>
+          <w:color w:val="auto"/>
+          <w:sz w:val="21"/>
         </w:rPr>
         <w:t>文档化架构和测试计划</w:t>
       </w:r>
     </w:p>
     <w:p>
       <w:pPr>
+        <w:spacing w:before="0" w:after="120" w:line="312" w:lineRule="auto"/>
         <w:ind w:firstLine="420"/>
         <w:rPr>
-          <w:rFonts w:hint="eastAsia" w:ascii="宋体" w:hAnsi="宋体" w:eastAsia="宋体" w:cs="宋体"/>
+          <w:rFonts w:hint="default" w:ascii="Times New Roman" w:hAnsi="Times New Roman" w:eastAsia="宋体" w:cs="Times New Roman"/>
+          <w:color w:val="auto"/>
         </w:rPr>
       </w:pPr>
       <w:r>
         <w:rPr>
-          <w:rFonts w:hint="eastAsia" w:ascii="宋体" w:hAnsi="宋体" w:eastAsia="宋体" w:cs="宋体"/>
+          <w:rFonts w:hint="default" w:ascii="Times New Roman" w:hAnsi="Times New Roman" w:eastAsia="宋体" w:cs="Times New Roman"/>
+          <w:color w:val="auto"/>
           <w:sz w:val="21"/>
         </w:rPr>
         <w:t>因此具备继续演进为更完整工程项目的基础。</w:t>
@@ -6195,12 +7649,15 @@
       <w:pPr>
         <w:pStyle w:val="3"/>
         <w:rPr>
-          <w:rFonts w:hint="eastAsia" w:ascii="宋体" w:hAnsi="宋体" w:eastAsia="宋体" w:cs="宋体"/>
+          <w:rFonts w:hint="default" w:ascii="Times New Roman" w:hAnsi="Times New Roman" w:eastAsia="宋体" w:cs="Times New Roman"/>
+          <w:color w:val="auto"/>
         </w:rPr>
       </w:pPr>
       <w:r>
         <w:rPr>
-          <w:rFonts w:hint="eastAsia" w:ascii="宋体" w:hAnsi="宋体" w:eastAsia="宋体" w:cs="宋体"/>
+          <w:rFonts w:hint="default" w:ascii="Times New Roman" w:hAnsi="Times New Roman" w:eastAsia="宋体" w:cs="Times New Roman"/>
+          <w:b/>
+          <w:color w:val="auto"/>
           <w:sz w:val="32"/>
         </w:rPr>
         <w:t>8. 验收与测试需求</w:t>
@@ -6208,161 +7665,305 @@
     </w:p>
     <w:p>
       <w:pPr>
+        <w:spacing w:before="0" w:after="120" w:line="312" w:lineRule="auto"/>
         <w:ind w:firstLine="420"/>
         <w:rPr>
-          <w:rFonts w:hint="eastAsia" w:ascii="宋体" w:hAnsi="宋体" w:eastAsia="宋体" w:cs="宋体"/>
+          <w:rFonts w:hint="default" w:ascii="Times New Roman" w:hAnsi="Times New Roman" w:eastAsia="宋体" w:cs="Times New Roman"/>
+          <w:color w:val="auto"/>
         </w:rPr>
       </w:pPr>
       <w:r>
         <w:rPr>
-          <w:rFonts w:hint="eastAsia" w:ascii="宋体" w:hAnsi="宋体" w:eastAsia="宋体" w:cs="宋体"/>
+          <w:rFonts w:hint="default" w:ascii="Times New Roman" w:hAnsi="Times New Roman" w:eastAsia="宋体" w:cs="Times New Roman"/>
+          <w:color w:val="auto"/>
           <w:sz w:val="21"/>
         </w:rPr>
         <w:t>最低验收命令为：</w:t>
       </w:r>
     </w:p>
+    <w:tbl>
+      <w:tblPr>
+        <w:tblStyle w:val="33"/>
+        <w:tblW w:w="0" w:type="auto"/>
+        <w:jc w:val="center"/>
+        <w:tblBorders>
+          <w:top w:val="single" w:color="auto" w:sz="4" w:space="0"/>
+          <w:left w:val="single" w:color="auto" w:sz="4" w:space="0"/>
+          <w:bottom w:val="single" w:color="auto" w:sz="4" w:space="0"/>
+          <w:right w:val="single" w:color="auto" w:sz="4" w:space="0"/>
+          <w:insideH w:val="single" w:color="auto" w:sz="4" w:space="0"/>
+          <w:insideV w:val="single" w:color="auto" w:sz="4" w:space="0"/>
+        </w:tblBorders>
+        <w:tblLayout w:type="autofit"/>
+        <w:tblCellMar>
+          <w:top w:w="0" w:type="dxa"/>
+          <w:left w:w="108" w:type="dxa"/>
+          <w:bottom w:w="0" w:type="dxa"/>
+          <w:right w:w="108" w:type="dxa"/>
+        </w:tblCellMar>
+      </w:tblPr>
+      <w:tblGrid>
+        <w:gridCol w:w="9072"/>
+      </w:tblGrid>
+      <w:tr>
+        <w:tblPrEx>
+          <w:tblBorders>
+            <w:top w:val="single" w:color="auto" w:sz="4" w:space="0"/>
+            <w:left w:val="single" w:color="auto" w:sz="4" w:space="0"/>
+            <w:bottom w:val="single" w:color="auto" w:sz="4" w:space="0"/>
+            <w:right w:val="single" w:color="auto" w:sz="4" w:space="0"/>
+            <w:insideH w:val="single" w:color="auto" w:sz="4" w:space="0"/>
+            <w:insideV w:val="single" w:color="auto" w:sz="4" w:space="0"/>
+          </w:tblBorders>
+          <w:tblCellMar>
+            <w:top w:w="0" w:type="dxa"/>
+            <w:left w:w="108" w:type="dxa"/>
+            <w:bottom w:w="0" w:type="dxa"/>
+            <w:right w:w="108" w:type="dxa"/>
+          </w:tblCellMar>
+        </w:tblPrEx>
+        <w:trPr>
+          <w:jc w:val="center"/>
+        </w:trPr>
+        <w:tc>
+          <w:tcPr>
+            <w:tcW w:w="9072" w:type="dxa"/>
+            <w:shd w:val="clear" w:color="auto" w:fill="F2F2F2"/>
+            <w:tcMar>
+              <w:top w:w="100" w:type="dxa"/>
+              <w:left w:w="120" w:type="dxa"/>
+              <w:bottom w:w="100" w:type="dxa"/>
+              <w:right w:w="120" w:type="dxa"/>
+            </w:tcMar>
+          </w:tcPr>
+          <w:p>
+            <w:pPr>
+              <w:pStyle w:val="164"/>
+              <w:rPr>
+                <w:rFonts w:hint="default" w:ascii="Times New Roman" w:hAnsi="Times New Roman" w:eastAsia="宋体" w:cs="Times New Roman"/>
+                <w:color w:val="auto"/>
+              </w:rPr>
+            </w:pPr>
+            <w:r>
+              <w:rPr>
+                <w:rFonts w:hint="default" w:ascii="Times New Roman" w:hAnsi="Times New Roman" w:eastAsia="宋体" w:cs="Times New Roman"/>
+                <w:color w:val="auto"/>
+                <w:sz w:val="16"/>
+              </w:rPr>
+              <w:t>make build</w:t>
+            </w:r>
+          </w:p>
+          <w:p>
+            <w:pPr>
+              <w:pStyle w:val="164"/>
+              <w:rPr>
+                <w:rFonts w:hint="default" w:ascii="Times New Roman" w:hAnsi="Times New Roman" w:eastAsia="宋体" w:cs="Times New Roman"/>
+                <w:color w:val="auto"/>
+              </w:rPr>
+            </w:pPr>
+            <w:r>
+              <w:rPr>
+                <w:rFonts w:hint="default" w:ascii="Times New Roman" w:hAnsi="Times New Roman" w:eastAsia="宋体" w:cs="Times New Roman"/>
+                <w:color w:val="auto"/>
+                <w:sz w:val="16"/>
+              </w:rPr>
+              <w:t>make test</w:t>
+            </w:r>
+          </w:p>
+          <w:p>
+            <w:pPr>
+              <w:pStyle w:val="164"/>
+              <w:rPr>
+                <w:rFonts w:hint="default" w:ascii="Times New Roman" w:hAnsi="Times New Roman" w:eastAsia="宋体" w:cs="Times New Roman"/>
+                <w:color w:val="auto"/>
+              </w:rPr>
+            </w:pPr>
+            <w:r>
+              <w:rPr>
+                <w:rFonts w:hint="default" w:ascii="Times New Roman" w:hAnsi="Times New Roman" w:eastAsia="宋体" w:cs="Times New Roman"/>
+                <w:color w:val="auto"/>
+                <w:sz w:val="16"/>
+              </w:rPr>
+              <w:t>make qemu-test</w:t>
+            </w:r>
+          </w:p>
+        </w:tc>
+      </w:tr>
+    </w:tbl>
     <w:p>
       <w:pPr>
-        <w:pStyle w:val="164"/>
-        <w:keepLines/>
-        <w:shd w:val="clear" w:fill="F7F7F7"/>
-        <w:rPr>
-          <w:rFonts w:hint="eastAsia" w:ascii="宋体" w:hAnsi="宋体" w:eastAsia="宋体" w:cs="宋体"/>
+        <w:rPr>
+          <w:rFonts w:hint="default" w:ascii="Times New Roman" w:hAnsi="Times New Roman" w:eastAsia="宋体" w:cs="Times New Roman"/>
+          <w:color w:val="auto"/>
+        </w:rPr>
+      </w:pPr>
+    </w:p>
+    <w:p>
+      <w:pPr>
+        <w:spacing w:before="0" w:after="120" w:line="312" w:lineRule="auto"/>
+        <w:ind w:firstLine="420"/>
+        <w:rPr>
+          <w:rFonts w:hint="default" w:ascii="Times New Roman" w:hAnsi="Times New Roman" w:eastAsia="宋体" w:cs="Times New Roman"/>
+          <w:color w:val="auto"/>
         </w:rPr>
       </w:pPr>
       <w:r>
         <w:rPr>
-          <w:rFonts w:hint="eastAsia" w:ascii="宋体" w:hAnsi="宋体" w:eastAsia="宋体" w:cs="宋体"/>
-          <w:sz w:val="17"/>
-        </w:rPr>
-        <w:t>make build</w:t>
+          <w:rFonts w:hint="default" w:ascii="Times New Roman" w:hAnsi="Times New Roman" w:eastAsia="宋体" w:cs="Times New Roman"/>
+          <w:color w:val="auto"/>
+          <w:sz w:val="21"/>
+        </w:rPr>
+        <w:t>当前已在 Ubuntu 22.04 虚拟机中验证：</w:t>
+      </w:r>
+    </w:p>
+    <w:tbl>
+      <w:tblPr>
+        <w:tblStyle w:val="33"/>
+        <w:tblW w:w="0" w:type="auto"/>
+        <w:jc w:val="center"/>
+        <w:tblBorders>
+          <w:top w:val="single" w:color="auto" w:sz="4" w:space="0"/>
+          <w:left w:val="single" w:color="auto" w:sz="4" w:space="0"/>
+          <w:bottom w:val="single" w:color="auto" w:sz="4" w:space="0"/>
+          <w:right w:val="single" w:color="auto" w:sz="4" w:space="0"/>
+          <w:insideH w:val="single" w:color="auto" w:sz="4" w:space="0"/>
+          <w:insideV w:val="single" w:color="auto" w:sz="4" w:space="0"/>
+        </w:tblBorders>
+        <w:tblLayout w:type="autofit"/>
+        <w:tblCellMar>
+          <w:top w:w="0" w:type="dxa"/>
+          <w:left w:w="108" w:type="dxa"/>
+          <w:bottom w:w="0" w:type="dxa"/>
+          <w:right w:w="108" w:type="dxa"/>
+        </w:tblCellMar>
+      </w:tblPr>
+      <w:tblGrid>
+        <w:gridCol w:w="9072"/>
+      </w:tblGrid>
+      <w:tr>
+        <w:tblPrEx>
+          <w:tblBorders>
+            <w:top w:val="single" w:color="auto" w:sz="4" w:space="0"/>
+            <w:left w:val="single" w:color="auto" w:sz="4" w:space="0"/>
+            <w:bottom w:val="single" w:color="auto" w:sz="4" w:space="0"/>
+            <w:right w:val="single" w:color="auto" w:sz="4" w:space="0"/>
+            <w:insideH w:val="single" w:color="auto" w:sz="4" w:space="0"/>
+            <w:insideV w:val="single" w:color="auto" w:sz="4" w:space="0"/>
+          </w:tblBorders>
+          <w:tblCellMar>
+            <w:top w:w="0" w:type="dxa"/>
+            <w:left w:w="108" w:type="dxa"/>
+            <w:bottom w:w="0" w:type="dxa"/>
+            <w:right w:w="108" w:type="dxa"/>
+          </w:tblCellMar>
+        </w:tblPrEx>
+        <w:trPr>
+          <w:jc w:val="center"/>
+        </w:trPr>
+        <w:tc>
+          <w:tcPr>
+            <w:tcW w:w="9072" w:type="dxa"/>
+            <w:shd w:val="clear" w:color="auto" w:fill="F2F2F2"/>
+            <w:tcMar>
+              <w:top w:w="100" w:type="dxa"/>
+              <w:left w:w="120" w:type="dxa"/>
+              <w:bottom w:w="100" w:type="dxa"/>
+              <w:right w:w="120" w:type="dxa"/>
+            </w:tcMar>
+          </w:tcPr>
+          <w:p>
+            <w:pPr>
+              <w:pStyle w:val="164"/>
+              <w:rPr>
+                <w:rFonts w:hint="default" w:ascii="Times New Roman" w:hAnsi="Times New Roman" w:eastAsia="宋体" w:cs="Times New Roman"/>
+                <w:color w:val="auto"/>
+              </w:rPr>
+            </w:pPr>
+            <w:r>
+              <w:rPr>
+                <w:rFonts w:hint="default" w:ascii="Times New Roman" w:hAnsi="Times New Roman" w:eastAsia="宋体" w:cs="Times New Roman"/>
+                <w:color w:val="auto"/>
+                <w:sz w:val="16"/>
+              </w:rPr>
+              <w:t>make build</w:t>
+            </w:r>
+          </w:p>
+          <w:p>
+            <w:pPr>
+              <w:pStyle w:val="164"/>
+              <w:rPr>
+                <w:rFonts w:hint="default" w:ascii="Times New Roman" w:hAnsi="Times New Roman" w:eastAsia="宋体" w:cs="Times New Roman"/>
+                <w:color w:val="auto"/>
+              </w:rPr>
+            </w:pPr>
+            <w:r>
+              <w:rPr>
+                <w:rFonts w:hint="default" w:ascii="Times New Roman" w:hAnsi="Times New Roman" w:eastAsia="宋体" w:cs="Times New Roman"/>
+                <w:color w:val="auto"/>
+                <w:sz w:val="16"/>
+              </w:rPr>
+              <w:t>make qemu-test</w:t>
+            </w:r>
+          </w:p>
+        </w:tc>
+      </w:tr>
+    </w:tbl>
+    <w:p>
+      <w:pPr>
+        <w:rPr>
+          <w:rFonts w:hint="default" w:ascii="Times New Roman" w:hAnsi="Times New Roman" w:eastAsia="宋体" w:cs="Times New Roman"/>
+          <w:color w:val="auto"/>
+        </w:rPr>
+      </w:pPr>
+    </w:p>
+    <w:p>
+      <w:pPr>
+        <w:spacing w:before="0" w:after="120" w:line="312" w:lineRule="auto"/>
+        <w:ind w:firstLine="420"/>
+        <w:rPr>
+          <w:rFonts w:hint="default" w:ascii="Times New Roman" w:hAnsi="Times New Roman" w:eastAsia="宋体" w:cs="Times New Roman"/>
+          <w:color w:val="auto"/>
+        </w:rPr>
+      </w:pPr>
+      <w:r>
+        <w:rPr>
+          <w:rFonts w:hint="default" w:ascii="Times New Roman" w:hAnsi="Times New Roman" w:eastAsia="宋体" w:cs="Times New Roman"/>
+          <w:color w:val="auto"/>
+          <w:sz w:val="21"/>
+        </w:rPr>
+        <w:t xml:space="preserve">其中 </w:t>
+      </w:r>
+      <w:r>
+        <w:rPr>
+          <w:rFonts w:hint="default" w:ascii="Times New Roman" w:hAnsi="Times New Roman" w:eastAsia="宋体" w:cs="Times New Roman"/>
+          <w:color w:val="auto"/>
+          <w:sz w:val="19"/>
+        </w:rPr>
+        <w:t>make qemu-test</w:t>
+      </w:r>
+      <w:r>
+        <w:rPr>
+          <w:rFonts w:hint="default" w:ascii="Times New Roman" w:hAnsi="Times New Roman" w:eastAsia="宋体" w:cs="Times New Roman"/>
+          <w:color w:val="auto"/>
+          <w:sz w:val="21"/>
+        </w:rPr>
+        <w:t xml:space="preserve"> 已包含：</w:t>
       </w:r>
     </w:p>
     <w:p>
       <w:pPr>
-        <w:pStyle w:val="164"/>
-        <w:keepLines/>
-        <w:shd w:val="clear" w:fill="F7F7F7"/>
-        <w:rPr>
-          <w:rFonts w:hint="eastAsia" w:ascii="宋体" w:hAnsi="宋体" w:eastAsia="宋体" w:cs="宋体"/>
-        </w:rPr>
-      </w:pPr>
-      <w:r>
-        <w:rPr>
-          <w:rFonts w:hint="eastAsia" w:ascii="宋体" w:hAnsi="宋体" w:eastAsia="宋体" w:cs="宋体"/>
-          <w:sz w:val="17"/>
-        </w:rPr>
-        <w:t>make test</w:t>
-      </w:r>
-    </w:p>
-    <w:p>
-      <w:pPr>
-        <w:pStyle w:val="164"/>
-        <w:keepLines/>
-        <w:shd w:val="clear" w:fill="F7F7F7"/>
-        <w:rPr>
-          <w:rFonts w:hint="eastAsia" w:ascii="宋体" w:hAnsi="宋体" w:eastAsia="宋体" w:cs="宋体"/>
-        </w:rPr>
-      </w:pPr>
-      <w:r>
-        <w:rPr>
-          <w:rFonts w:hint="eastAsia" w:ascii="宋体" w:hAnsi="宋体" w:eastAsia="宋体" w:cs="宋体"/>
-          <w:sz w:val="17"/>
-        </w:rPr>
-        <w:t>make qemu-test</w:t>
-      </w:r>
-    </w:p>
-    <w:p>
-      <w:pPr>
-        <w:ind w:firstLine="420"/>
-        <w:rPr>
-          <w:rFonts w:hint="eastAsia" w:ascii="宋体" w:hAnsi="宋体" w:eastAsia="宋体" w:cs="宋体"/>
-        </w:rPr>
-      </w:pPr>
-      <w:r>
-        <w:rPr>
-          <w:rFonts w:hint="eastAsia" w:ascii="宋体" w:hAnsi="宋体" w:eastAsia="宋体" w:cs="宋体"/>
-          <w:sz w:val="21"/>
-        </w:rPr>
-        <w:t>当前已在 Ubuntu 22.04 虚拟机中验证：</w:t>
-      </w:r>
-    </w:p>
-    <w:p>
-      <w:pPr>
-        <w:pStyle w:val="164"/>
-        <w:keepLines/>
-        <w:shd w:val="clear" w:fill="F7F7F7"/>
-        <w:rPr>
-          <w:rFonts w:hint="eastAsia" w:ascii="宋体" w:hAnsi="宋体" w:eastAsia="宋体" w:cs="宋体"/>
-        </w:rPr>
-      </w:pPr>
-      <w:r>
-        <w:rPr>
-          <w:rFonts w:hint="eastAsia" w:ascii="宋体" w:hAnsi="宋体" w:eastAsia="宋体" w:cs="宋体"/>
-          <w:sz w:val="17"/>
-        </w:rPr>
-        <w:t>make build</w:t>
-      </w:r>
-    </w:p>
-    <w:p>
-      <w:pPr>
-        <w:pStyle w:val="164"/>
-        <w:keepLines/>
-        <w:shd w:val="clear" w:fill="F7F7F7"/>
-        <w:rPr>
-          <w:rFonts w:hint="eastAsia" w:ascii="宋体" w:hAnsi="宋体" w:eastAsia="宋体" w:cs="宋体"/>
-        </w:rPr>
-      </w:pPr>
-      <w:r>
-        <w:rPr>
-          <w:rFonts w:hint="eastAsia" w:ascii="宋体" w:hAnsi="宋体" w:eastAsia="宋体" w:cs="宋体"/>
-          <w:sz w:val="17"/>
-        </w:rPr>
-        <w:t>make qemu-test</w:t>
-      </w:r>
-    </w:p>
-    <w:p>
-      <w:pPr>
-        <w:ind w:firstLine="420"/>
-        <w:rPr>
-          <w:rFonts w:hint="eastAsia" w:ascii="宋体" w:hAnsi="宋体" w:eastAsia="宋体" w:cs="宋体"/>
-        </w:rPr>
-      </w:pPr>
-      <w:r>
-        <w:rPr>
-          <w:rFonts w:hint="eastAsia" w:ascii="宋体" w:hAnsi="宋体" w:eastAsia="宋体" w:cs="宋体"/>
-          <w:sz w:val="21"/>
-        </w:rPr>
-        <w:t>其中</w:t>
-      </w:r>
-      <w:r>
-        <w:rPr>
-          <w:rFonts w:hint="eastAsia" w:ascii="宋体" w:hAnsi="宋体" w:eastAsia="宋体" w:cs="宋体"/>
-          <w:color w:val="9C4112"/>
-          <w:sz w:val="20"/>
-        </w:rPr>
-        <w:t>make qemu-test</w:t>
-      </w:r>
-      <w:r>
-        <w:rPr>
-          <w:rFonts w:hint="eastAsia" w:ascii="宋体" w:hAnsi="宋体" w:eastAsia="宋体" w:cs="宋体"/>
-          <w:sz w:val="21"/>
-        </w:rPr>
-        <w:t>已包含：</w:t>
-      </w:r>
-    </w:p>
-    <w:p>
-      <w:pPr>
         <w:pStyle w:val="16"/>
         <w:spacing w:after="40"/>
-        <w:rPr>
-          <w:rFonts w:hint="eastAsia" w:ascii="宋体" w:hAnsi="宋体" w:eastAsia="宋体" w:cs="宋体"/>
+        <w:ind w:left="420"/>
+        <w:rPr>
+          <w:rFonts w:hint="default" w:ascii="Times New Roman" w:hAnsi="Times New Roman" w:eastAsia="宋体" w:cs="Times New Roman"/>
+          <w:color w:val="auto"/>
         </w:rPr>
       </w:pPr>
       <w:r>
         <w:rPr>
-          <w:rFonts w:hint="eastAsia" w:ascii="宋体" w:hAnsi="宋体" w:eastAsia="宋体" w:cs="宋体"/>
-          <w:color w:val="9C4112"/>
+          <w:rFonts w:hint="default" w:ascii="Times New Roman" w:hAnsi="Times New Roman" w:eastAsia="宋体" w:cs="Times New Roman"/>
+          <w:color w:val="auto"/>
           <w:sz w:val="19"/>
         </w:rPr>
         <w:t>make smoke</w:t>
@@ -6372,14 +7973,16 @@
       <w:pPr>
         <w:pStyle w:val="16"/>
         <w:spacing w:after="40"/>
-        <w:rPr>
-          <w:rFonts w:hint="eastAsia" w:ascii="宋体" w:hAnsi="宋体" w:eastAsia="宋体" w:cs="宋体"/>
+        <w:ind w:left="420"/>
+        <w:rPr>
+          <w:rFonts w:hint="default" w:ascii="Times New Roman" w:hAnsi="Times New Roman" w:eastAsia="宋体" w:cs="Times New Roman"/>
+          <w:color w:val="auto"/>
         </w:rPr>
       </w:pPr>
       <w:r>
         <w:rPr>
-          <w:rFonts w:hint="eastAsia" w:ascii="宋体" w:hAnsi="宋体" w:eastAsia="宋体" w:cs="宋体"/>
-          <w:color w:val="9C4112"/>
+          <w:rFonts w:hint="default" w:ascii="Times New Roman" w:hAnsi="Times New Roman" w:eastAsia="宋体" w:cs="Times New Roman"/>
+          <w:color w:val="auto"/>
           <w:sz w:val="19"/>
         </w:rPr>
         <w:t>make test-integration-fault</w:t>
@@ -6389,14 +7992,16 @@
       <w:pPr>
         <w:pStyle w:val="16"/>
         <w:spacing w:after="40"/>
-        <w:rPr>
-          <w:rFonts w:hint="eastAsia" w:ascii="宋体" w:hAnsi="宋体" w:eastAsia="宋体" w:cs="宋体"/>
+        <w:ind w:left="420"/>
+        <w:rPr>
+          <w:rFonts w:hint="default" w:ascii="Times New Roman" w:hAnsi="Times New Roman" w:eastAsia="宋体" w:cs="Times New Roman"/>
+          <w:color w:val="auto"/>
         </w:rPr>
       </w:pPr>
       <w:r>
         <w:rPr>
-          <w:rFonts w:hint="eastAsia" w:ascii="宋体" w:hAnsi="宋体" w:eastAsia="宋体" w:cs="宋体"/>
-          <w:color w:val="9C4112"/>
+          <w:rFonts w:hint="default" w:ascii="Times New Roman" w:hAnsi="Times New Roman" w:eastAsia="宋体" w:cs="Times New Roman"/>
+          <w:color w:val="auto"/>
           <w:sz w:val="19"/>
         </w:rPr>
         <w:t>make test-serial-e2e</w:t>
@@ -6404,14 +8009,17 @@
     </w:p>
     <w:p>
       <w:pPr>
+        <w:spacing w:before="0" w:after="120" w:line="312" w:lineRule="auto"/>
         <w:ind w:firstLine="420"/>
         <w:rPr>
-          <w:rFonts w:hint="eastAsia" w:ascii="宋体" w:hAnsi="宋体" w:eastAsia="宋体" w:cs="宋体"/>
+          <w:rFonts w:hint="default" w:ascii="Times New Roman" w:hAnsi="Times New Roman" w:eastAsia="宋体" w:cs="Times New Roman"/>
+          <w:color w:val="auto"/>
         </w:rPr>
       </w:pPr>
       <w:r>
         <w:rPr>
-          <w:rFonts w:hint="eastAsia" w:ascii="宋体" w:hAnsi="宋体" w:eastAsia="宋体" w:cs="宋体"/>
+          <w:rFonts w:hint="default" w:ascii="Times New Roman" w:hAnsi="Times New Roman" w:eastAsia="宋体" w:cs="Times New Roman"/>
+          <w:color w:val="auto"/>
           <w:sz w:val="21"/>
         </w:rPr>
         <w:t>三项均通过。</w:t>
@@ -6421,12 +8029,15 @@
       <w:pPr>
         <w:pStyle w:val="4"/>
         <w:rPr>
-          <w:rFonts w:hint="eastAsia" w:ascii="宋体" w:hAnsi="宋体" w:eastAsia="宋体" w:cs="宋体"/>
+          <w:rFonts w:hint="default" w:ascii="Times New Roman" w:hAnsi="Times New Roman" w:eastAsia="宋体" w:cs="Times New Roman"/>
+          <w:color w:val="auto"/>
         </w:rPr>
       </w:pPr>
       <w:r>
         <w:rPr>
-          <w:rFonts w:hint="eastAsia" w:ascii="宋体" w:hAnsi="宋体" w:eastAsia="宋体" w:cs="宋体"/>
+          <w:rFonts w:hint="default" w:ascii="Times New Roman" w:hAnsi="Times New Roman" w:eastAsia="宋体" w:cs="Times New Roman"/>
+          <w:b/>
+          <w:color w:val="auto"/>
           <w:sz w:val="28"/>
         </w:rPr>
         <w:t>8.1 需求到测试的闭环要求</w:t>
@@ -6434,46 +8045,118 @@
     </w:p>
     <w:p>
       <w:pPr>
+        <w:spacing w:before="0" w:after="120" w:line="312" w:lineRule="auto"/>
         <w:ind w:firstLine="420"/>
         <w:rPr>
-          <w:rFonts w:hint="eastAsia" w:ascii="宋体" w:hAnsi="宋体" w:eastAsia="宋体" w:cs="宋体"/>
+          <w:rFonts w:hint="default" w:ascii="Times New Roman" w:hAnsi="Times New Roman" w:eastAsia="宋体" w:cs="Times New Roman"/>
+          <w:color w:val="auto"/>
         </w:rPr>
       </w:pPr>
       <w:r>
         <w:rPr>
-          <w:rFonts w:hint="eastAsia" w:ascii="宋体" w:hAnsi="宋体" w:eastAsia="宋体" w:cs="宋体"/>
+          <w:rFonts w:hint="default" w:ascii="Times New Roman" w:hAnsi="Times New Roman" w:eastAsia="宋体" w:cs="Times New Roman"/>
+          <w:color w:val="auto"/>
           <w:sz w:val="21"/>
         </w:rPr>
         <w:t>需求应至少能映射到一项设计说明、一处实现位置和一个验证命令。完整追踪矩阵见：</w:t>
       </w:r>
     </w:p>
+    <w:tbl>
+      <w:tblPr>
+        <w:tblStyle w:val="33"/>
+        <w:tblW w:w="0" w:type="auto"/>
+        <w:jc w:val="center"/>
+        <w:tblBorders>
+          <w:top w:val="single" w:color="auto" w:sz="4" w:space="0"/>
+          <w:left w:val="single" w:color="auto" w:sz="4" w:space="0"/>
+          <w:bottom w:val="single" w:color="auto" w:sz="4" w:space="0"/>
+          <w:right w:val="single" w:color="auto" w:sz="4" w:space="0"/>
+          <w:insideH w:val="single" w:color="auto" w:sz="4" w:space="0"/>
+          <w:insideV w:val="single" w:color="auto" w:sz="4" w:space="0"/>
+        </w:tblBorders>
+        <w:tblLayout w:type="autofit"/>
+        <w:tblCellMar>
+          <w:top w:w="0" w:type="dxa"/>
+          <w:left w:w="108" w:type="dxa"/>
+          <w:bottom w:w="0" w:type="dxa"/>
+          <w:right w:w="108" w:type="dxa"/>
+        </w:tblCellMar>
+      </w:tblPr>
+      <w:tblGrid>
+        <w:gridCol w:w="9072"/>
+      </w:tblGrid>
+      <w:tr>
+        <w:tblPrEx>
+          <w:tblBorders>
+            <w:top w:val="single" w:color="auto" w:sz="4" w:space="0"/>
+            <w:left w:val="single" w:color="auto" w:sz="4" w:space="0"/>
+            <w:bottom w:val="single" w:color="auto" w:sz="4" w:space="0"/>
+            <w:right w:val="single" w:color="auto" w:sz="4" w:space="0"/>
+            <w:insideH w:val="single" w:color="auto" w:sz="4" w:space="0"/>
+            <w:insideV w:val="single" w:color="auto" w:sz="4" w:space="0"/>
+          </w:tblBorders>
+          <w:tblCellMar>
+            <w:top w:w="0" w:type="dxa"/>
+            <w:left w:w="108" w:type="dxa"/>
+            <w:bottom w:w="0" w:type="dxa"/>
+            <w:right w:w="108" w:type="dxa"/>
+          </w:tblCellMar>
+        </w:tblPrEx>
+        <w:trPr>
+          <w:jc w:val="center"/>
+        </w:trPr>
+        <w:tc>
+          <w:tcPr>
+            <w:tcW w:w="9072" w:type="dxa"/>
+            <w:shd w:val="clear" w:color="auto" w:fill="F2F2F2"/>
+            <w:tcMar>
+              <w:top w:w="100" w:type="dxa"/>
+              <w:left w:w="120" w:type="dxa"/>
+              <w:bottom w:w="100" w:type="dxa"/>
+              <w:right w:w="120" w:type="dxa"/>
+            </w:tcMar>
+          </w:tcPr>
+          <w:p>
+            <w:pPr>
+              <w:pStyle w:val="164"/>
+              <w:rPr>
+                <w:rFonts w:hint="default" w:ascii="Times New Roman" w:hAnsi="Times New Roman" w:eastAsia="宋体" w:cs="Times New Roman"/>
+                <w:color w:val="auto"/>
+              </w:rPr>
+            </w:pPr>
+            <w:r>
+              <w:rPr>
+                <w:rFonts w:hint="default" w:ascii="Times New Roman" w:hAnsi="Times New Roman" w:eastAsia="宋体" w:cs="Times New Roman"/>
+                <w:color w:val="auto"/>
+                <w:sz w:val="16"/>
+              </w:rPr>
+              <w:t>项目汇报文档/5.需求-设计-实现-测试追踪矩阵.md</w:t>
+            </w:r>
+          </w:p>
+        </w:tc>
+      </w:tr>
+    </w:tbl>
     <w:p>
       <w:pPr>
-        <w:pStyle w:val="164"/>
-        <w:keepLines/>
-        <w:shd w:val="clear" w:fill="F7F7F7"/>
-        <w:rPr>
-          <w:rFonts w:hint="eastAsia" w:ascii="宋体" w:hAnsi="宋体" w:eastAsia="宋体" w:cs="宋体"/>
-        </w:rPr>
-      </w:pPr>
-      <w:r>
-        <w:rPr>
-          <w:rFonts w:hint="eastAsia" w:ascii="宋体" w:hAnsi="宋体" w:eastAsia="宋体" w:cs="宋体"/>
-          <w:sz w:val="17"/>
-        </w:rPr>
-        <w:t>项目汇报文档/5.需求-设计-实现-测试追踪矩阵.md</w:t>
-      </w:r>
+        <w:rPr>
+          <w:rFonts w:hint="default" w:ascii="Times New Roman" w:hAnsi="Times New Roman" w:eastAsia="宋体" w:cs="Times New Roman"/>
+          <w:color w:val="auto"/>
+        </w:rPr>
+      </w:pPr>
     </w:p>
     <w:p>
       <w:pPr>
         <w:pStyle w:val="3"/>
         <w:rPr>
-          <w:rFonts w:hint="eastAsia" w:ascii="宋体" w:hAnsi="宋体" w:eastAsia="宋体" w:cs="宋体"/>
+          <w:rFonts w:hint="default" w:ascii="Times New Roman" w:hAnsi="Times New Roman" w:eastAsia="宋体" w:cs="Times New Roman"/>
+          <w:color w:val="auto"/>
         </w:rPr>
       </w:pPr>
       <w:r>
         <w:rPr>
-          <w:rFonts w:hint="eastAsia" w:ascii="宋体" w:hAnsi="宋体" w:eastAsia="宋体" w:cs="宋体"/>
+          <w:rFonts w:hint="default" w:ascii="Times New Roman" w:hAnsi="Times New Roman" w:eastAsia="宋体" w:cs="Times New Roman"/>
+          <w:b/>
+          <w:color w:val="auto"/>
           <w:sz w:val="32"/>
         </w:rPr>
         <w:t>9. 当前限制与后续演进</w:t>
@@ -6481,14 +8164,17 @@
     </w:p>
     <w:p>
       <w:pPr>
+        <w:spacing w:before="0" w:after="120" w:line="312" w:lineRule="auto"/>
         <w:ind w:firstLine="420"/>
         <w:rPr>
-          <w:rFonts w:hint="eastAsia" w:ascii="宋体" w:hAnsi="宋体" w:eastAsia="宋体" w:cs="宋体"/>
+          <w:rFonts w:hint="default" w:ascii="Times New Roman" w:hAnsi="Times New Roman" w:eastAsia="宋体" w:cs="Times New Roman"/>
+          <w:color w:val="auto"/>
         </w:rPr>
       </w:pPr>
       <w:r>
         <w:rPr>
-          <w:rFonts w:hint="eastAsia" w:ascii="宋体" w:hAnsi="宋体" w:eastAsia="宋体" w:cs="宋体"/>
+          <w:rFonts w:hint="default" w:ascii="Times New Roman" w:hAnsi="Times New Roman" w:eastAsia="宋体" w:cs="Times New Roman"/>
+          <w:color w:val="auto"/>
           <w:sz w:val="21"/>
         </w:rPr>
         <w:t>当前限制：</w:t>
@@ -6498,14 +8184,17 @@
       <w:pPr>
         <w:pStyle w:val="16"/>
         <w:spacing w:after="40"/>
-        <w:rPr>
-          <w:rFonts w:hint="eastAsia" w:ascii="宋体" w:hAnsi="宋体" w:eastAsia="宋体" w:cs="宋体"/>
+        <w:ind w:left="420"/>
+        <w:rPr>
+          <w:rFonts w:hint="default" w:ascii="Times New Roman" w:hAnsi="Times New Roman" w:eastAsia="宋体" w:cs="Times New Roman"/>
+          <w:color w:val="auto"/>
         </w:rPr>
       </w:pPr>
       <w:r>
         <w:rPr>
-          <w:rFonts w:hint="eastAsia" w:ascii="宋体" w:hAnsi="宋体" w:eastAsia="宋体" w:cs="宋体"/>
-          <w:sz w:val="20"/>
+          <w:rFonts w:hint="default" w:ascii="Times New Roman" w:hAnsi="Times New Roman" w:eastAsia="宋体" w:cs="Times New Roman"/>
+          <w:color w:val="auto"/>
+          <w:sz w:val="21"/>
         </w:rPr>
         <w:t>未接入真实汽车硬件。</w:t>
       </w:r>
@@ -6514,14 +8203,17 @@
       <w:pPr>
         <w:pStyle w:val="16"/>
         <w:spacing w:after="40"/>
-        <w:rPr>
-          <w:rFonts w:hint="eastAsia" w:ascii="宋体" w:hAnsi="宋体" w:eastAsia="宋体" w:cs="宋体"/>
+        <w:ind w:left="420"/>
+        <w:rPr>
+          <w:rFonts w:hint="default" w:ascii="Times New Roman" w:hAnsi="Times New Roman" w:eastAsia="宋体" w:cs="Times New Roman"/>
+          <w:color w:val="auto"/>
         </w:rPr>
       </w:pPr>
       <w:r>
         <w:rPr>
-          <w:rFonts w:hint="eastAsia" w:ascii="宋体" w:hAnsi="宋体" w:eastAsia="宋体" w:cs="宋体"/>
-          <w:sz w:val="20"/>
+          <w:rFonts w:hint="default" w:ascii="Times New Roman" w:hAnsi="Times New Roman" w:eastAsia="宋体" w:cs="Times New Roman"/>
+          <w:color w:val="auto"/>
+          <w:sz w:val="21"/>
         </w:rPr>
         <w:t>recovery window 使用观察 tick，不是真实时间基准。</w:t>
       </w:r>
@@ -6530,14 +8222,17 @@
       <w:pPr>
         <w:pStyle w:val="16"/>
         <w:spacing w:after="40"/>
-        <w:rPr>
-          <w:rFonts w:hint="eastAsia" w:ascii="宋体" w:hAnsi="宋体" w:eastAsia="宋体" w:cs="宋体"/>
+        <w:ind w:left="420"/>
+        <w:rPr>
+          <w:rFonts w:hint="default" w:ascii="Times New Roman" w:hAnsi="Times New Roman" w:eastAsia="宋体" w:cs="Times New Roman"/>
+          <w:color w:val="auto"/>
         </w:rPr>
       </w:pPr>
       <w:r>
         <w:rPr>
-          <w:rFonts w:hint="eastAsia" w:ascii="宋体" w:hAnsi="宋体" w:eastAsia="宋体" w:cs="宋体"/>
-          <w:sz w:val="20"/>
+          <w:rFonts w:hint="default" w:ascii="Times New Roman" w:hAnsi="Times New Roman" w:eastAsia="宋体" w:cs="Times New Roman"/>
+          <w:color w:val="auto"/>
+          <w:sz w:val="21"/>
         </w:rPr>
         <w:t>fault taxonomy 仍是最小集合。</w:t>
       </w:r>
@@ -6546,36 +8241,42 @@
       <w:pPr>
         <w:pStyle w:val="16"/>
         <w:spacing w:after="40"/>
-        <w:rPr>
-          <w:rFonts w:hint="eastAsia" w:ascii="宋体" w:hAnsi="宋体" w:eastAsia="宋体" w:cs="宋体"/>
+        <w:ind w:left="420"/>
+        <w:rPr>
+          <w:rFonts w:hint="default" w:ascii="Times New Roman" w:hAnsi="Times New Roman" w:eastAsia="宋体" w:cs="Times New Roman"/>
+          <w:color w:val="auto"/>
         </w:rPr>
       </w:pPr>
       <w:r>
         <w:rPr>
-          <w:rFonts w:hint="eastAsia" w:ascii="宋体" w:hAnsi="宋体" w:eastAsia="宋体" w:cs="宋体"/>
-          <w:color w:val="9C4112"/>
+          <w:rFonts w:hint="default" w:ascii="Times New Roman" w:hAnsi="Times New Roman" w:eastAsia="宋体" w:cs="Times New Roman"/>
+          <w:color w:val="auto"/>
           <w:sz w:val="19"/>
         </w:rPr>
         <w:t>vmm/</w:t>
       </w:r>
       <w:r>
         <w:rPr>
-          <w:rFonts w:hint="eastAsia" w:ascii="宋体" w:hAnsi="宋体" w:eastAsia="宋体" w:cs="宋体"/>
-          <w:sz w:val="20"/>
-        </w:rPr>
-        <w:t>目录未纳入默认主线构建。</w:t>
+          <w:rFonts w:hint="default" w:ascii="Times New Roman" w:hAnsi="Times New Roman" w:eastAsia="宋体" w:cs="Times New Roman"/>
+          <w:color w:val="auto"/>
+          <w:sz w:val="21"/>
+        </w:rPr>
+        <w:t xml:space="preserve"> 目录未纳入默认主线构建。</w:t>
       </w:r>
     </w:p>
     <w:p>
       <w:pPr>
+        <w:spacing w:before="0" w:after="120" w:line="312" w:lineRule="auto"/>
         <w:ind w:firstLine="420"/>
         <w:rPr>
-          <w:rFonts w:hint="eastAsia" w:ascii="宋体" w:hAnsi="宋体" w:eastAsia="宋体" w:cs="宋体"/>
+          <w:rFonts w:hint="default" w:ascii="Times New Roman" w:hAnsi="Times New Roman" w:eastAsia="宋体" w:cs="Times New Roman"/>
+          <w:color w:val="auto"/>
         </w:rPr>
       </w:pPr>
       <w:r>
         <w:rPr>
-          <w:rFonts w:hint="eastAsia" w:ascii="宋体" w:hAnsi="宋体" w:eastAsia="宋体" w:cs="宋体"/>
+          <w:rFonts w:hint="default" w:ascii="Times New Roman" w:hAnsi="Times New Roman" w:eastAsia="宋体" w:cs="Times New Roman"/>
+          <w:color w:val="auto"/>
           <w:sz w:val="21"/>
         </w:rPr>
         <w:t>后续演进方向：</w:t>
@@ -6585,14 +8286,17 @@
       <w:pPr>
         <w:pStyle w:val="16"/>
         <w:spacing w:after="40"/>
-        <w:rPr>
-          <w:rFonts w:hint="eastAsia" w:ascii="宋体" w:hAnsi="宋体" w:eastAsia="宋体" w:cs="宋体"/>
+        <w:ind w:left="420"/>
+        <w:rPr>
+          <w:rFonts w:hint="default" w:ascii="Times New Roman" w:hAnsi="Times New Roman" w:eastAsia="宋体" w:cs="Times New Roman"/>
+          <w:color w:val="auto"/>
         </w:rPr>
       </w:pPr>
       <w:r>
         <w:rPr>
-          <w:rFonts w:hint="eastAsia" w:ascii="宋体" w:hAnsi="宋体" w:eastAsia="宋体" w:cs="宋体"/>
-          <w:sz w:val="20"/>
+          <w:rFonts w:hint="default" w:ascii="Times New Roman" w:hAnsi="Times New Roman" w:eastAsia="宋体" w:cs="Times New Roman"/>
+          <w:color w:val="auto"/>
+          <w:sz w:val="21"/>
         </w:rPr>
         <w:t>将 fault taxonomy 扩展为更完整的故障分类。</w:t>
       </w:r>
@@ -6601,14 +8305,17 @@
       <w:pPr>
         <w:pStyle w:val="16"/>
         <w:spacing w:after="40"/>
-        <w:rPr>
-          <w:rFonts w:hint="eastAsia" w:ascii="宋体" w:hAnsi="宋体" w:eastAsia="宋体" w:cs="宋体"/>
+        <w:ind w:left="420"/>
+        <w:rPr>
+          <w:rFonts w:hint="default" w:ascii="Times New Roman" w:hAnsi="Times New Roman" w:eastAsia="宋体" w:cs="Times New Roman"/>
+          <w:color w:val="auto"/>
         </w:rPr>
       </w:pPr>
       <w:r>
         <w:rPr>
-          <w:rFonts w:hint="eastAsia" w:ascii="宋体" w:hAnsi="宋体" w:eastAsia="宋体" w:cs="宋体"/>
-          <w:sz w:val="20"/>
+          <w:rFonts w:hint="default" w:ascii="Times New Roman" w:hAnsi="Times New Roman" w:eastAsia="宋体" w:cs="Times New Roman"/>
+          <w:color w:val="auto"/>
+          <w:sz w:val="21"/>
         </w:rPr>
         <w:t>引入真实时间或定时器驱动的恢复窗口。</w:t>
       </w:r>
@@ -6617,14 +8324,17 @@
       <w:pPr>
         <w:pStyle w:val="16"/>
         <w:spacing w:after="40"/>
-        <w:rPr>
-          <w:rFonts w:hint="eastAsia" w:ascii="宋体" w:hAnsi="宋体" w:eastAsia="宋体" w:cs="宋体"/>
+        <w:ind w:left="420"/>
+        <w:rPr>
+          <w:rFonts w:hint="default" w:ascii="Times New Roman" w:hAnsi="Times New Roman" w:eastAsia="宋体" w:cs="Times New Roman"/>
+          <w:color w:val="auto"/>
         </w:rPr>
       </w:pPr>
       <w:r>
         <w:rPr>
-          <w:rFonts w:hint="eastAsia" w:ascii="宋体" w:hAnsi="宋体" w:eastAsia="宋体" w:cs="宋体"/>
-          <w:sz w:val="20"/>
+          <w:rFonts w:hint="default" w:ascii="Times New Roman" w:hAnsi="Times New Roman" w:eastAsia="宋体" w:cs="Times New Roman"/>
+          <w:color w:val="auto"/>
+          <w:sz w:val="21"/>
         </w:rPr>
         <w:t>增加需求到测试的自动化 traceability 报告。</w:t>
       </w:r>
@@ -6633,14 +8343,17 @@
       <w:pPr>
         <w:pStyle w:val="16"/>
         <w:spacing w:after="40"/>
-        <w:rPr>
-          <w:rFonts w:hint="eastAsia" w:ascii="宋体" w:hAnsi="宋体" w:eastAsia="宋体" w:cs="宋体"/>
+        <w:ind w:left="420"/>
+        <w:rPr>
+          <w:rFonts w:hint="default" w:ascii="Times New Roman" w:hAnsi="Times New Roman" w:eastAsia="宋体" w:cs="Times New Roman"/>
+          <w:color w:val="auto"/>
         </w:rPr>
       </w:pPr>
       <w:r>
         <w:rPr>
-          <w:rFonts w:hint="eastAsia" w:ascii="宋体" w:hAnsi="宋体" w:eastAsia="宋体" w:cs="宋体"/>
-          <w:sz w:val="20"/>
+          <w:rFonts w:hint="default" w:ascii="Times New Roman" w:hAnsi="Times New Roman" w:eastAsia="宋体" w:cs="Times New Roman"/>
+          <w:color w:val="auto"/>
+          <w:sz w:val="21"/>
         </w:rPr>
         <w:t>在真实板卡上验证 GPIO 行为。</w:t>
       </w:r>
@@ -6649,12 +8362,15 @@
       <w:pPr>
         <w:pStyle w:val="3"/>
         <w:rPr>
-          <w:rFonts w:hint="eastAsia" w:ascii="宋体" w:hAnsi="宋体" w:eastAsia="宋体" w:cs="宋体"/>
+          <w:rFonts w:hint="default" w:ascii="Times New Roman" w:hAnsi="Times New Roman" w:eastAsia="宋体" w:cs="Times New Roman"/>
+          <w:color w:val="auto"/>
         </w:rPr>
       </w:pPr>
       <w:r>
         <w:rPr>
-          <w:rFonts w:hint="eastAsia" w:ascii="宋体" w:hAnsi="宋体" w:eastAsia="宋体" w:cs="宋体"/>
+          <w:rFonts w:hint="default" w:ascii="Times New Roman" w:hAnsi="Times New Roman" w:eastAsia="宋体" w:cs="Times New Roman"/>
+          <w:b/>
+          <w:color w:val="auto"/>
           <w:sz w:val="32"/>
         </w:rPr>
         <w:t>10. 小结</w:t>
@@ -6662,14 +8378,17 @@
     </w:p>
     <w:p>
       <w:pPr>
+        <w:spacing w:before="0" w:after="120" w:line="312" w:lineRule="auto"/>
         <w:ind w:firstLine="420"/>
         <w:rPr>
-          <w:rFonts w:hint="eastAsia" w:ascii="宋体" w:hAnsi="宋体" w:eastAsia="宋体" w:cs="宋体"/>
+          <w:rFonts w:hint="default" w:ascii="Times New Roman" w:hAnsi="Times New Roman" w:eastAsia="宋体" w:cs="Times New Roman"/>
+          <w:color w:val="auto"/>
         </w:rPr>
       </w:pPr>
       <w:r>
         <w:rPr>
-          <w:rFonts w:hint="eastAsia" w:ascii="宋体" w:hAnsi="宋体" w:eastAsia="宋体" w:cs="宋体"/>
+          <w:rFonts w:hint="default" w:ascii="Times New Roman" w:hAnsi="Times New Roman" w:eastAsia="宋体" w:cs="Times New Roman"/>
+          <w:color w:val="auto"/>
           <w:sz w:val="21"/>
         </w:rPr>
         <w:t>LightDemo 不只是一个车灯开关示例，而是围绕 seL4/Microkit 构建的多保护域嵌入式控制系统。项目以车灯控制为场景，展示了输入解析、规则裁决、执行协调、GPIO 输出、故障管理、安全降级和自动化验证的完整链路，适合作为工程实践检查中的嵌入式系统项目。</w:t>
@@ -6678,8 +8397,8 @@
     <w:sectPr>
       <w:headerReference r:id="rId5" w:type="default"/>
       <w:footerReference r:id="rId6" w:type="default"/>
-      <w:pgSz w:w="12240" w:h="15840"/>
-      <w:pgMar w:top="1417" w:right="1474" w:bottom="1304" w:left="1474" w:header="720" w:footer="720" w:gutter="0"/>
+      <w:pgSz w:w="11906" w:h="16838"/>
+      <w:pgMar w:top="1417" w:right="1417" w:bottom="1247" w:left="1417" w:header="680" w:footer="680" w:gutter="0"/>
       <w:cols w:space="720" w:num="1"/>
       <w:docGrid w:linePitch="360" w:charSpace="0"/>
     </w:sectPr>
@@ -6751,7 +8470,7 @@
   <w:footnote w:type="separator" w:id="0">
     <w:p>
       <w:pPr>
-        <w:spacing w:before="0" w:after="0" w:line="283" w:lineRule="auto"/>
+        <w:spacing w:before="0" w:after="0" w:line="312" w:lineRule="auto"/>
       </w:pPr>
       <w:r>
         <w:separator/>
@@ -6761,7 +8480,7 @@
   <w:footnote w:type="continuationSeparator" w:id="1">
     <w:p>
       <w:pPr>
-        <w:spacing w:before="0" w:after="0" w:line="283" w:lineRule="auto"/>
+        <w:spacing w:before="0" w:after="0" w:line="312" w:lineRule="auto"/>
       </w:pPr>
       <w:r>
         <w:continuationSeparator/>
@@ -6776,15 +8495,15 @@
   <w:p>
     <w:pPr>
       <w:pStyle w:val="25"/>
-      <w:jc w:val="right"/>
+      <w:jc w:val="center"/>
     </w:pPr>
     <w:r>
       <w:rPr>
-        <w:rFonts w:ascii="Noto Serif CJK SC" w:hAnsi="Noto Serif CJK SC" w:eastAsia="Noto Serif CJK SC"/>
-        <w:color w:val="606060"/>
+        <w:rFonts w:ascii="Noto Sans CJK SC" w:hAnsi="Noto Sans CJK SC" w:eastAsia="Noto Sans CJK SC"/>
+        <w:color w:val="595959"/>
         <w:sz w:val="18"/>
       </w:rPr>
-      <w:t>LightDemo 工程实践汇报｜软件需求分析</w:t>
+      <w:t>基于 seL4 + Microkit 的汽车车灯控制系统  |  软件需求分析</w:t>
     </w:r>
   </w:p>
 </w:hdr>
@@ -6973,7 +8692,7 @@
     <w:lsdException w:uiPriority="99" w:name="footnote text"/>
     <w:lsdException w:uiPriority="99" w:name="annotation text"/>
     <w:lsdException w:qFormat="1" w:uiPriority="99" w:semiHidden="0" w:name="header"/>
-    <w:lsdException w:uiPriority="99" w:semiHidden="0" w:name="footer"/>
+    <w:lsdException w:qFormat="1" w:uiPriority="99" w:semiHidden="0" w:name="footer"/>
     <w:lsdException w:uiPriority="99" w:name="index heading"/>
     <w:lsdException w:qFormat="1" w:uiPriority="35" w:name="caption"/>
     <w:lsdException w:uiPriority="99" w:name="table of figures"/>
@@ -6988,28 +8707,28 @@
     <w:lsdException w:uiPriority="99" w:name="table of authorities"/>
     <w:lsdException w:qFormat="1" w:uiPriority="99" w:semiHidden="0" w:name="macro"/>
     <w:lsdException w:uiPriority="99" w:name="toa heading"/>
-    <w:lsdException w:qFormat="1" w:uiPriority="99" w:semiHidden="0" w:name="List"/>
+    <w:lsdException w:uiPriority="99" w:semiHidden="0" w:name="List"/>
     <w:lsdException w:qFormat="1" w:uiPriority="99" w:semiHidden="0" w:name="List Bullet"/>
-    <w:lsdException w:qFormat="1" w:uiPriority="99" w:semiHidden="0" w:name="List Number"/>
+    <w:lsdException w:uiPriority="99" w:semiHidden="0" w:name="List Number"/>
     <w:lsdException w:qFormat="1" w:uiPriority="99" w:semiHidden="0" w:name="List 2"/>
-    <w:lsdException w:qFormat="1" w:uiPriority="99" w:semiHidden="0" w:name="List 3"/>
+    <w:lsdException w:uiPriority="99" w:semiHidden="0" w:name="List 3"/>
     <w:lsdException w:uiPriority="99" w:name="List 4"/>
     <w:lsdException w:uiPriority="99" w:name="List 5"/>
     <w:lsdException w:qFormat="1" w:uiPriority="99" w:semiHidden="0" w:name="List Bullet 2"/>
     <w:lsdException w:qFormat="1" w:uiPriority="99" w:semiHidden="0" w:name="List Bullet 3"/>
     <w:lsdException w:uiPriority="99" w:name="List Bullet 4"/>
     <w:lsdException w:uiPriority="99" w:name="List Bullet 5"/>
-    <w:lsdException w:qFormat="1" w:uiPriority="99" w:semiHidden="0" w:name="List Number 2"/>
-    <w:lsdException w:qFormat="1" w:uiPriority="99" w:semiHidden="0" w:name="List Number 3"/>
+    <w:lsdException w:uiPriority="99" w:semiHidden="0" w:name="List Number 2"/>
+    <w:lsdException w:uiPriority="99" w:semiHidden="0" w:name="List Number 3"/>
     <w:lsdException w:uiPriority="99" w:name="List Number 4"/>
     <w:lsdException w:uiPriority="99" w:name="List Number 5"/>
     <w:lsdException w:qFormat="1" w:unhideWhenUsed="0" w:uiPriority="10" w:semiHidden="0" w:name="Title"/>
     <w:lsdException w:uiPriority="99" w:name="Closing"/>
     <w:lsdException w:uiPriority="99" w:name="Signature"/>
-    <w:lsdException w:uiPriority="1" w:name="Default Paragraph Font"/>
+    <w:lsdException w:qFormat="1" w:uiPriority="1" w:name="Default Paragraph Font"/>
     <w:lsdException w:qFormat="1" w:uiPriority="99" w:semiHidden="0" w:name="Body Text"/>
     <w:lsdException w:uiPriority="99" w:name="Body Text Indent"/>
-    <w:lsdException w:qFormat="1" w:uiPriority="99" w:semiHidden="0" w:name="List Continue"/>
+    <w:lsdException w:uiPriority="99" w:semiHidden="0" w:name="List Continue"/>
     <w:lsdException w:qFormat="1" w:uiPriority="99" w:semiHidden="0" w:name="List Continue 2"/>
     <w:lsdException w:qFormat="1" w:uiPriority="99" w:semiHidden="0" w:name="List Continue 3"/>
     <w:lsdException w:uiPriority="99" w:name="List Continue 4"/>
@@ -7022,7 +8741,7 @@
     <w:lsdException w:uiPriority="99" w:name="Body Text First Indent 2"/>
     <w:lsdException w:uiPriority="99" w:name="Note Heading"/>
     <w:lsdException w:qFormat="1" w:uiPriority="99" w:semiHidden="0" w:name="Body Text 2"/>
-    <w:lsdException w:qFormat="1" w:uiPriority="99" w:semiHidden="0" w:name="Body Text 3"/>
+    <w:lsdException w:uiPriority="99" w:semiHidden="0" w:name="Body Text 3"/>
     <w:lsdException w:uiPriority="99" w:name="Body Text Indent 2"/>
     <w:lsdException w:uiPriority="99" w:name="Body Text Indent 3"/>
     <w:lsdException w:uiPriority="99" w:name="Block Text"/>
@@ -7094,104 +8813,104 @@
     <w:lsdException w:qFormat="1" w:unhideWhenUsed="0" w:uiPriority="1" w:semiHidden="0" w:name="No Spacing"/>
     <w:lsdException w:qFormat="1" w:unhideWhenUsed="0" w:uiPriority="60" w:semiHidden="0" w:name="Light Shading"/>
     <w:lsdException w:unhideWhenUsed="0" w:uiPriority="61" w:semiHidden="0" w:name="Light List"/>
-    <w:lsdException w:unhideWhenUsed="0" w:uiPriority="62" w:semiHidden="0" w:name="Light Grid"/>
+    <w:lsdException w:qFormat="1" w:unhideWhenUsed="0" w:uiPriority="62" w:semiHidden="0" w:name="Light Grid"/>
     <w:lsdException w:qFormat="1" w:unhideWhenUsed="0" w:uiPriority="63" w:semiHidden="0" w:name="Medium Shading 1"/>
     <w:lsdException w:unhideWhenUsed="0" w:uiPriority="64" w:semiHidden="0" w:name="Medium Shading 2"/>
     <w:lsdException w:qFormat="1" w:unhideWhenUsed="0" w:uiPriority="65" w:semiHidden="0" w:name="Medium List 1"/>
     <w:lsdException w:qFormat="1" w:unhideWhenUsed="0" w:uiPriority="66" w:semiHidden="0" w:name="Medium List 2"/>
-    <w:lsdException w:qFormat="1" w:unhideWhenUsed="0" w:uiPriority="67" w:semiHidden="0" w:name="Medium Grid 1"/>
+    <w:lsdException w:unhideWhenUsed="0" w:uiPriority="67" w:semiHidden="0" w:name="Medium Grid 1"/>
     <w:lsdException w:unhideWhenUsed="0" w:uiPriority="68" w:semiHidden="0" w:name="Medium Grid 2"/>
     <w:lsdException w:unhideWhenUsed="0" w:uiPriority="69" w:semiHidden="0" w:name="Medium Grid 3"/>
-    <w:lsdException w:unhideWhenUsed="0" w:uiPriority="70" w:semiHidden="0" w:name="Dark List"/>
+    <w:lsdException w:qFormat="1" w:unhideWhenUsed="0" w:uiPriority="70" w:semiHidden="0" w:name="Dark List"/>
     <w:lsdException w:unhideWhenUsed="0" w:uiPriority="71" w:semiHidden="0" w:name="Colorful Shading"/>
     <w:lsdException w:unhideWhenUsed="0" w:uiPriority="72" w:semiHidden="0" w:name="Colorful List"/>
     <w:lsdException w:unhideWhenUsed="0" w:uiPriority="73" w:semiHidden="0" w:name="Colorful Grid"/>
-    <w:lsdException w:unhideWhenUsed="0" w:uiPriority="60" w:semiHidden="0" w:name="Light Shading Accent 1"/>
+    <w:lsdException w:qFormat="1" w:unhideWhenUsed="0" w:uiPriority="60" w:semiHidden="0" w:name="Light Shading Accent 1"/>
     <w:lsdException w:qFormat="1" w:unhideWhenUsed="0" w:uiPriority="61" w:semiHidden="0" w:name="Light List Accent 1"/>
-    <w:lsdException w:unhideWhenUsed="0" w:uiPriority="62" w:semiHidden="0" w:name="Light Grid Accent 1"/>
-    <w:lsdException w:unhideWhenUsed="0" w:uiPriority="63" w:semiHidden="0" w:name="Medium Shading 1 Accent 1"/>
+    <w:lsdException w:qFormat="1" w:unhideWhenUsed="0" w:uiPriority="62" w:semiHidden="0" w:name="Light Grid Accent 1"/>
+    <w:lsdException w:qFormat="1" w:unhideWhenUsed="0" w:uiPriority="63" w:semiHidden="0" w:name="Medium Shading 1 Accent 1"/>
     <w:lsdException w:qFormat="1" w:unhideWhenUsed="0" w:uiPriority="64" w:semiHidden="0" w:name="Medium Shading 2 Accent 1"/>
-    <w:lsdException w:qFormat="1" w:unhideWhenUsed="0" w:uiPriority="65" w:semiHidden="0" w:name="Medium List 1 Accent 1"/>
+    <w:lsdException w:unhideWhenUsed="0" w:uiPriority="65" w:semiHidden="0" w:name="Medium List 1 Accent 1"/>
     <w:lsdException w:qFormat="1" w:unhideWhenUsed="0" w:uiPriority="34" w:semiHidden="0" w:name="List Paragraph"/>
     <w:lsdException w:qFormat="1" w:unhideWhenUsed="0" w:uiPriority="29" w:semiHidden="0" w:name="Quote"/>
     <w:lsdException w:qFormat="1" w:unhideWhenUsed="0" w:uiPriority="30" w:semiHidden="0" w:name="Intense Quote"/>
     <w:lsdException w:qFormat="1" w:unhideWhenUsed="0" w:uiPriority="66" w:semiHidden="0" w:name="Medium List 2 Accent 1"/>
     <w:lsdException w:qFormat="1" w:unhideWhenUsed="0" w:uiPriority="67" w:semiHidden="0" w:name="Medium Grid 1 Accent 1"/>
-    <w:lsdException w:unhideWhenUsed="0" w:uiPriority="68" w:semiHidden="0" w:name="Medium Grid 2 Accent 1"/>
-    <w:lsdException w:unhideWhenUsed="0" w:uiPriority="69" w:semiHidden="0" w:name="Medium Grid 3 Accent 1"/>
+    <w:lsdException w:qFormat="1" w:unhideWhenUsed="0" w:uiPriority="68" w:semiHidden="0" w:name="Medium Grid 2 Accent 1"/>
+    <w:lsdException w:qFormat="1" w:unhideWhenUsed="0" w:uiPriority="69" w:semiHidden="0" w:name="Medium Grid 3 Accent 1"/>
     <w:lsdException w:unhideWhenUsed="0" w:uiPriority="70" w:semiHidden="0" w:name="Dark List Accent 1"/>
-    <w:lsdException w:unhideWhenUsed="0" w:uiPriority="71" w:semiHidden="0" w:name="Colorful Shading Accent 1"/>
-    <w:lsdException w:unhideWhenUsed="0" w:uiPriority="72" w:semiHidden="0" w:name="Colorful List Accent 1"/>
-    <w:lsdException w:unhideWhenUsed="0" w:uiPriority="73" w:semiHidden="0" w:name="Colorful Grid Accent 1"/>
-    <w:lsdException w:unhideWhenUsed="0" w:uiPriority="60" w:semiHidden="0" w:name="Light Shading Accent 2"/>
+    <w:lsdException w:qFormat="1" w:unhideWhenUsed="0" w:uiPriority="71" w:semiHidden="0" w:name="Colorful Shading Accent 1"/>
+    <w:lsdException w:qFormat="1" w:unhideWhenUsed="0" w:uiPriority="72" w:semiHidden="0" w:name="Colorful List Accent 1"/>
+    <w:lsdException w:qFormat="1" w:unhideWhenUsed="0" w:uiPriority="73" w:semiHidden="0" w:name="Colorful Grid Accent 1"/>
+    <w:lsdException w:qFormat="1" w:unhideWhenUsed="0" w:uiPriority="60" w:semiHidden="0" w:name="Light Shading Accent 2"/>
     <w:lsdException w:unhideWhenUsed="0" w:uiPriority="61" w:semiHidden="0" w:name="Light List Accent 2"/>
-    <w:lsdException w:unhideWhenUsed="0" w:uiPriority="62" w:semiHidden="0" w:name="Light Grid Accent 2"/>
-    <w:lsdException w:unhideWhenUsed="0" w:uiPriority="63" w:semiHidden="0" w:name="Medium Shading 1 Accent 2"/>
-    <w:lsdException w:qFormat="1" w:unhideWhenUsed="0" w:uiPriority="64" w:semiHidden="0" w:name="Medium Shading 2 Accent 2"/>
+    <w:lsdException w:qFormat="1" w:unhideWhenUsed="0" w:uiPriority="62" w:semiHidden="0" w:name="Light Grid Accent 2"/>
+    <w:lsdException w:qFormat="1" w:unhideWhenUsed="0" w:uiPriority="63" w:semiHidden="0" w:name="Medium Shading 1 Accent 2"/>
+    <w:lsdException w:unhideWhenUsed="0" w:uiPriority="64" w:semiHidden="0" w:name="Medium Shading 2 Accent 2"/>
     <w:lsdException w:qFormat="1" w:unhideWhenUsed="0" w:uiPriority="65" w:semiHidden="0" w:name="Medium List 1 Accent 2"/>
     <w:lsdException w:qFormat="1" w:unhideWhenUsed="0" w:uiPriority="66" w:semiHidden="0" w:name="Medium List 2 Accent 2"/>
-    <w:lsdException w:qFormat="1" w:unhideWhenUsed="0" w:uiPriority="67" w:semiHidden="0" w:name="Medium Grid 1 Accent 2"/>
+    <w:lsdException w:unhideWhenUsed="0" w:uiPriority="67" w:semiHidden="0" w:name="Medium Grid 1 Accent 2"/>
     <w:lsdException w:unhideWhenUsed="0" w:uiPriority="68" w:semiHidden="0" w:name="Medium Grid 2 Accent 2"/>
     <w:lsdException w:unhideWhenUsed="0" w:uiPriority="69" w:semiHidden="0" w:name="Medium Grid 3 Accent 2"/>
-    <w:lsdException w:unhideWhenUsed="0" w:uiPriority="70" w:semiHidden="0" w:name="Dark List Accent 2"/>
-    <w:lsdException w:unhideWhenUsed="0" w:uiPriority="71" w:semiHidden="0" w:name="Colorful Shading Accent 2"/>
+    <w:lsdException w:qFormat="1" w:unhideWhenUsed="0" w:uiPriority="70" w:semiHidden="0" w:name="Dark List Accent 2"/>
+    <w:lsdException w:qFormat="1" w:unhideWhenUsed="0" w:uiPriority="71" w:semiHidden="0" w:name="Colorful Shading Accent 2"/>
     <w:lsdException w:unhideWhenUsed="0" w:uiPriority="72" w:semiHidden="0" w:name="Colorful List Accent 2"/>
-    <w:lsdException w:unhideWhenUsed="0" w:uiPriority="73" w:semiHidden="0" w:name="Colorful Grid Accent 2"/>
+    <w:lsdException w:qFormat="1" w:unhideWhenUsed="0" w:uiPriority="73" w:semiHidden="0" w:name="Colorful Grid Accent 2"/>
     <w:lsdException w:qFormat="1" w:unhideWhenUsed="0" w:uiPriority="60" w:semiHidden="0" w:name="Light Shading Accent 3"/>
     <w:lsdException w:qFormat="1" w:unhideWhenUsed="0" w:uiPriority="61" w:semiHidden="0" w:name="Light List Accent 3"/>
     <w:lsdException w:unhideWhenUsed="0" w:uiPriority="62" w:semiHidden="0" w:name="Light Grid Accent 3"/>
-    <w:lsdException w:unhideWhenUsed="0" w:uiPriority="63" w:semiHidden="0" w:name="Medium Shading 1 Accent 3"/>
-    <w:lsdException w:qFormat="1" w:unhideWhenUsed="0" w:uiPriority="64" w:semiHidden="0" w:name="Medium Shading 2 Accent 3"/>
-    <w:lsdException w:qFormat="1" w:unhideWhenUsed="0" w:uiPriority="65" w:semiHidden="0" w:name="Medium List 1 Accent 3"/>
-    <w:lsdException w:unhideWhenUsed="0" w:uiPriority="66" w:semiHidden="0" w:name="Medium List 2 Accent 3"/>
+    <w:lsdException w:qFormat="1" w:unhideWhenUsed="0" w:uiPriority="63" w:semiHidden="0" w:name="Medium Shading 1 Accent 3"/>
+    <w:lsdException w:unhideWhenUsed="0" w:uiPriority="64" w:semiHidden="0" w:name="Medium Shading 2 Accent 3"/>
+    <w:lsdException w:unhideWhenUsed="0" w:uiPriority="65" w:semiHidden="0" w:name="Medium List 1 Accent 3"/>
+    <w:lsdException w:qFormat="1" w:unhideWhenUsed="0" w:uiPriority="66" w:semiHidden="0" w:name="Medium List 2 Accent 3"/>
     <w:lsdException w:unhideWhenUsed="0" w:uiPriority="67" w:semiHidden="0" w:name="Medium Grid 1 Accent 3"/>
     <w:lsdException w:unhideWhenUsed="0" w:uiPriority="68" w:semiHidden="0" w:name="Medium Grid 2 Accent 3"/>
-    <w:lsdException w:unhideWhenUsed="0" w:uiPriority="69" w:semiHidden="0" w:name="Medium Grid 3 Accent 3"/>
+    <w:lsdException w:qFormat="1" w:unhideWhenUsed="0" w:uiPriority="69" w:semiHidden="0" w:name="Medium Grid 3 Accent 3"/>
     <w:lsdException w:unhideWhenUsed="0" w:uiPriority="70" w:semiHidden="0" w:name="Dark List Accent 3"/>
-    <w:lsdException w:unhideWhenUsed="0" w:uiPriority="71" w:semiHidden="0" w:name="Colorful Shading Accent 3"/>
+    <w:lsdException w:qFormat="1" w:unhideWhenUsed="0" w:uiPriority="71" w:semiHidden="0" w:name="Colorful Shading Accent 3"/>
     <w:lsdException w:unhideWhenUsed="0" w:uiPriority="72" w:semiHidden="0" w:name="Colorful List Accent 3"/>
-    <w:lsdException w:unhideWhenUsed="0" w:uiPriority="73" w:semiHidden="0" w:name="Colorful Grid Accent 3"/>
-    <w:lsdException w:unhideWhenUsed="0" w:uiPriority="60" w:semiHidden="0" w:name="Light Shading Accent 4"/>
-    <w:lsdException w:unhideWhenUsed="0" w:uiPriority="61" w:semiHidden="0" w:name="Light List Accent 4"/>
+    <w:lsdException w:qFormat="1" w:unhideWhenUsed="0" w:uiPriority="73" w:semiHidden="0" w:name="Colorful Grid Accent 3"/>
+    <w:lsdException w:qFormat="1" w:unhideWhenUsed="0" w:uiPriority="60" w:semiHidden="0" w:name="Light Shading Accent 4"/>
+    <w:lsdException w:qFormat="1" w:unhideWhenUsed="0" w:uiPriority="61" w:semiHidden="0" w:name="Light List Accent 4"/>
     <w:lsdException w:unhideWhenUsed="0" w:uiPriority="62" w:semiHidden="0" w:name="Light Grid Accent 4"/>
     <w:lsdException w:unhideWhenUsed="0" w:uiPriority="63" w:semiHidden="0" w:name="Medium Shading 1 Accent 4"/>
     <w:lsdException w:qFormat="1" w:unhideWhenUsed="0" w:uiPriority="64" w:semiHidden="0" w:name="Medium Shading 2 Accent 4"/>
-    <w:lsdException w:unhideWhenUsed="0" w:uiPriority="65" w:semiHidden="0" w:name="Medium List 1 Accent 4"/>
+    <w:lsdException w:qFormat="1" w:unhideWhenUsed="0" w:uiPriority="65" w:semiHidden="0" w:name="Medium List 1 Accent 4"/>
     <w:lsdException w:qFormat="1" w:unhideWhenUsed="0" w:uiPriority="66" w:semiHidden="0" w:name="Medium List 2 Accent 4"/>
     <w:lsdException w:qFormat="1" w:unhideWhenUsed="0" w:uiPriority="67" w:semiHidden="0" w:name="Medium Grid 1 Accent 4"/>
-    <w:lsdException w:unhideWhenUsed="0" w:uiPriority="68" w:semiHidden="0" w:name="Medium Grid 2 Accent 4"/>
-    <w:lsdException w:unhideWhenUsed="0" w:uiPriority="69" w:semiHidden="0" w:name="Medium Grid 3 Accent 4"/>
-    <w:lsdException w:unhideWhenUsed="0" w:uiPriority="70" w:semiHidden="0" w:name="Dark List Accent 4"/>
-    <w:lsdException w:unhideWhenUsed="0" w:uiPriority="71" w:semiHidden="0" w:name="Colorful Shading Accent 4"/>
-    <w:lsdException w:unhideWhenUsed="0" w:uiPriority="72" w:semiHidden="0" w:name="Colorful List Accent 4"/>
+    <w:lsdException w:qFormat="1" w:unhideWhenUsed="0" w:uiPriority="68" w:semiHidden="0" w:name="Medium Grid 2 Accent 4"/>
+    <w:lsdException w:qFormat="1" w:unhideWhenUsed="0" w:uiPriority="69" w:semiHidden="0" w:name="Medium Grid 3 Accent 4"/>
+    <w:lsdException w:qFormat="1" w:unhideWhenUsed="0" w:uiPriority="70" w:semiHidden="0" w:name="Dark List Accent 4"/>
+    <w:lsdException w:qFormat="1" w:unhideWhenUsed="0" w:uiPriority="71" w:semiHidden="0" w:name="Colorful Shading Accent 4"/>
+    <w:lsdException w:qFormat="1" w:unhideWhenUsed="0" w:uiPriority="72" w:semiHidden="0" w:name="Colorful List Accent 4"/>
     <w:lsdException w:unhideWhenUsed="0" w:uiPriority="73" w:semiHidden="0" w:name="Colorful Grid Accent 4"/>
     <w:lsdException w:qFormat="1" w:unhideWhenUsed="0" w:uiPriority="60" w:semiHidden="0" w:name="Light Shading Accent 5"/>
-    <w:lsdException w:unhideWhenUsed="0" w:uiPriority="61" w:semiHidden="0" w:name="Light List Accent 5"/>
-    <w:lsdException w:unhideWhenUsed="0" w:uiPriority="62" w:semiHidden="0" w:name="Light Grid Accent 5"/>
+    <w:lsdException w:qFormat="1" w:unhideWhenUsed="0" w:uiPriority="61" w:semiHidden="0" w:name="Light List Accent 5"/>
+    <w:lsdException w:qFormat="1" w:unhideWhenUsed="0" w:uiPriority="62" w:semiHidden="0" w:name="Light Grid Accent 5"/>
     <w:lsdException w:unhideWhenUsed="0" w:uiPriority="63" w:semiHidden="0" w:name="Medium Shading 1 Accent 5"/>
     <w:lsdException w:qFormat="1" w:unhideWhenUsed="0" w:uiPriority="64" w:semiHidden="0" w:name="Medium Shading 2 Accent 5"/>
     <w:lsdException w:qFormat="1" w:unhideWhenUsed="0" w:uiPriority="65" w:semiHidden="0" w:name="Medium List 1 Accent 5"/>
     <w:lsdException w:qFormat="1" w:unhideWhenUsed="0" w:uiPriority="66" w:semiHidden="0" w:name="Medium List 2 Accent 5"/>
-    <w:lsdException w:qFormat="1" w:unhideWhenUsed="0" w:uiPriority="67" w:semiHidden="0" w:name="Medium Grid 1 Accent 5"/>
-    <w:lsdException w:unhideWhenUsed="0" w:uiPriority="68" w:semiHidden="0" w:name="Medium Grid 2 Accent 5"/>
-    <w:lsdException w:unhideWhenUsed="0" w:uiPriority="69" w:semiHidden="0" w:name="Medium Grid 3 Accent 5"/>
-    <w:lsdException w:unhideWhenUsed="0" w:uiPriority="70" w:semiHidden="0" w:name="Dark List Accent 5"/>
-    <w:lsdException w:unhideWhenUsed="0" w:uiPriority="71" w:semiHidden="0" w:name="Colorful Shading Accent 5"/>
+    <w:lsdException w:unhideWhenUsed="0" w:uiPriority="67" w:semiHidden="0" w:name="Medium Grid 1 Accent 5"/>
+    <w:lsdException w:qFormat="1" w:unhideWhenUsed="0" w:uiPriority="68" w:semiHidden="0" w:name="Medium Grid 2 Accent 5"/>
+    <w:lsdException w:qFormat="1" w:unhideWhenUsed="0" w:uiPriority="69" w:semiHidden="0" w:name="Medium Grid 3 Accent 5"/>
+    <w:lsdException w:qFormat="1" w:unhideWhenUsed="0" w:uiPriority="70" w:semiHidden="0" w:name="Dark List Accent 5"/>
+    <w:lsdException w:qFormat="1" w:unhideWhenUsed="0" w:uiPriority="71" w:semiHidden="0" w:name="Colorful Shading Accent 5"/>
     <w:lsdException w:unhideWhenUsed="0" w:uiPriority="72" w:semiHidden="0" w:name="Colorful List Accent 5"/>
     <w:lsdException w:unhideWhenUsed="0" w:uiPriority="73" w:semiHidden="0" w:name="Colorful Grid Accent 5"/>
     <w:lsdException w:unhideWhenUsed="0" w:uiPriority="60" w:semiHidden="0" w:name="Light Shading Accent 6"/>
-    <w:lsdException w:unhideWhenUsed="0" w:uiPriority="61" w:semiHidden="0" w:name="Light List Accent 6"/>
-    <w:lsdException w:unhideWhenUsed="0" w:uiPriority="62" w:semiHidden="0" w:name="Light Grid Accent 6"/>
-    <w:lsdException w:unhideWhenUsed="0" w:uiPriority="63" w:semiHidden="0" w:name="Medium Shading 1 Accent 6"/>
+    <w:lsdException w:qFormat="1" w:unhideWhenUsed="0" w:uiPriority="61" w:semiHidden="0" w:name="Light List Accent 6"/>
+    <w:lsdException w:qFormat="1" w:unhideWhenUsed="0" w:uiPriority="62" w:semiHidden="0" w:name="Light Grid Accent 6"/>
+    <w:lsdException w:qFormat="1" w:unhideWhenUsed="0" w:uiPriority="63" w:semiHidden="0" w:name="Medium Shading 1 Accent 6"/>
     <w:lsdException w:qFormat="1" w:unhideWhenUsed="0" w:uiPriority="64" w:semiHidden="0" w:name="Medium Shading 2 Accent 6"/>
     <w:lsdException w:unhideWhenUsed="0" w:uiPriority="65" w:semiHidden="0" w:name="Medium List 1 Accent 6"/>
-    <w:lsdException w:qFormat="1" w:unhideWhenUsed="0" w:uiPriority="66" w:semiHidden="0" w:name="Medium List 2 Accent 6"/>
-    <w:lsdException w:unhideWhenUsed="0" w:uiPriority="67" w:semiHidden="0" w:name="Medium Grid 1 Accent 6"/>
-    <w:lsdException w:unhideWhenUsed="0" w:uiPriority="68" w:semiHidden="0" w:name="Medium Grid 2 Accent 6"/>
+    <w:lsdException w:unhideWhenUsed="0" w:uiPriority="66" w:semiHidden="0" w:name="Medium List 2 Accent 6"/>
+    <w:lsdException w:qFormat="1" w:unhideWhenUsed="0" w:uiPriority="67" w:semiHidden="0" w:name="Medium Grid 1 Accent 6"/>
+    <w:lsdException w:qFormat="1" w:unhideWhenUsed="0" w:uiPriority="68" w:semiHidden="0" w:name="Medium Grid 2 Accent 6"/>
     <w:lsdException w:unhideWhenUsed="0" w:uiPriority="69" w:semiHidden="0" w:name="Medium Grid 3 Accent 6"/>
-    <w:lsdException w:unhideWhenUsed="0" w:uiPriority="70" w:semiHidden="0" w:name="Dark List Accent 6"/>
+    <w:lsdException w:qFormat="1" w:unhideWhenUsed="0" w:uiPriority="70" w:semiHidden="0" w:name="Dark List Accent 6"/>
     <w:lsdException w:unhideWhenUsed="0" w:uiPriority="71" w:semiHidden="0" w:name="Colorful Shading Accent 6"/>
-    <w:lsdException w:unhideWhenUsed="0" w:uiPriority="72" w:semiHidden="0" w:name="Colorful List Accent 6"/>
+    <w:lsdException w:qFormat="1" w:unhideWhenUsed="0" w:uiPriority="72" w:semiHidden="0" w:name="Colorful List Accent 6"/>
     <w:lsdException w:unhideWhenUsed="0" w:uiPriority="73" w:semiHidden="0" w:name="Colorful Grid Accent 6"/>
   </w:latentStyles>
   <w:style w:type="paragraph" w:default="1" w:styleId="1">
@@ -7199,7 +8918,7 @@
     <w:qFormat/>
     <w:uiPriority w:val="0"/>
     <w:pPr>
-      <w:spacing w:after="120" w:line="283" w:lineRule="auto"/>
+      <w:spacing w:after="120" w:line="312" w:lineRule="auto"/>
     </w:pPr>
     <w:rPr>
       <w:rFonts w:ascii="Noto Serif CJK SC" w:hAnsi="Noto Serif CJK SC" w:eastAsia="Noto Serif CJK SC" w:cstheme="minorBidi"/>
@@ -7218,7 +8937,7 @@
     <w:pPr>
       <w:keepNext/>
       <w:keepLines/>
-      <w:spacing w:before="280" w:after="120"/>
+      <w:spacing w:before="200" w:after="120"/>
       <w:outlineLvl w:val="0"/>
     </w:pPr>
     <w:rPr>
@@ -7271,7 +8990,7 @@
       <w:rFonts w:asciiTheme="majorHAnsi" w:hAnsiTheme="majorHAnsi" w:eastAsiaTheme="majorEastAsia" w:cstheme="majorBidi"/>
       <w:b/>
       <w:bCs/>
-      <w:color w:val="365F91"/>
+      <w:color w:val="1F4E79"/>
       <w:sz w:val="24"/>
     </w:rPr>
   </w:style>
@@ -7296,7 +9015,7 @@
       <w:bCs/>
       <w:i/>
       <w:iCs/>
-      <w:color w:val="365F91"/>
+      <w:color w:val="1F4E79"/>
       <w:sz w:val="22"/>
     </w:rPr>
   </w:style>
@@ -7435,6 +9154,7 @@
     <w:name w:val="Default Paragraph Font"/>
     <w:semiHidden/>
     <w:unhideWhenUsed/>
+    <w:qFormat/>
     <w:uiPriority w:val="1"/>
   </w:style>
   <w:style w:type="table" w:default="1" w:styleId="32">
@@ -7481,7 +9201,6 @@
     <w:name w:val="List 3"/>
     <w:basedOn w:val="1"/>
     <w:unhideWhenUsed/>
-    <w:qFormat/>
     <w:uiPriority w:val="99"/>
     <w:pPr>
       <w:ind w:left="1080" w:hanging="360"/>
@@ -7492,7 +9211,6 @@
     <w:name w:val="List Number 2"/>
     <w:basedOn w:val="1"/>
     <w:unhideWhenUsed/>
-    <w:qFormat/>
     <w:uiPriority w:val="99"/>
     <w:pPr>
       <w:numPr>
@@ -7506,7 +9224,6 @@
     <w:name w:val="List Number"/>
     <w:basedOn w:val="1"/>
     <w:unhideWhenUsed/>
-    <w:qFormat/>
     <w:uiPriority w:val="99"/>
     <w:pPr>
       <w:numPr>
@@ -7559,7 +9276,6 @@
     <w:basedOn w:val="1"/>
     <w:link w:val="146"/>
     <w:unhideWhenUsed/>
-    <w:qFormat/>
     <w:uiPriority w:val="99"/>
     <w:pPr>
       <w:spacing w:after="120"/>
@@ -7598,7 +9314,6 @@
     <w:name w:val="List Number 3"/>
     <w:basedOn w:val="1"/>
     <w:unhideWhenUsed/>
-    <w:qFormat/>
     <w:uiPriority w:val="99"/>
     <w:pPr>
       <w:numPr>
@@ -7623,7 +9338,6 @@
     <w:name w:val="List Continue"/>
     <w:basedOn w:val="1"/>
     <w:unhideWhenUsed/>
-    <w:qFormat/>
     <w:uiPriority w:val="99"/>
     <w:pPr>
       <w:spacing w:after="120"/>
@@ -7650,6 +9364,7 @@
     <w:basedOn w:val="1"/>
     <w:link w:val="136"/>
     <w:unhideWhenUsed/>
+    <w:qFormat/>
     <w:uiPriority w:val="99"/>
     <w:pPr>
       <w:tabs>
@@ -7683,24 +9398,19 @@
     <w:uiPriority w:val="11"/>
     <w:rPr>
       <w:rFonts w:asciiTheme="majorHAnsi" w:hAnsiTheme="majorHAnsi" w:eastAsiaTheme="majorEastAsia" w:cstheme="majorBidi"/>
+      <w:b/>
       <w:i/>
       <w:iCs/>
-      <w:color w:val="4F81BD" w:themeColor="accent1"/>
+      <w:color w:val="595959"/>
       <w:spacing w:val="15"/>
-      <w:sz w:val="24"/>
+      <w:sz w:val="28"/>
       <w:szCs w:val="24"/>
-      <w14:textFill>
-        <w14:solidFill>
-          <w14:schemeClr w14:val="accent1"/>
-        </w14:solidFill>
-      </w14:textFill>
     </w:rPr>
   </w:style>
   <w:style w:type="paragraph" w:styleId="27">
     <w:name w:val="List"/>
     <w:basedOn w:val="1"/>
     <w:unhideWhenUsed/>
-    <w:qFormat/>
     <w:uiPriority w:val="99"/>
     <w:pPr>
       <w:ind w:left="360" w:hanging="360"/>
@@ -7753,7 +9463,7 @@
       <w:pBdr>
         <w:bottom w:val="single" w:color="4F81BD" w:themeColor="accent1" w:sz="8" w:space="4"/>
       </w:pBdr>
-      <w:spacing w:before="200" w:after="120" w:line="240" w:lineRule="auto"/>
+      <w:spacing w:after="300" w:line="240" w:lineRule="auto"/>
       <w:contextualSpacing/>
     </w:pPr>
     <w:rPr>
@@ -7762,7 +9472,7 @@
       <w:color w:val="1F4E79"/>
       <w:spacing w:val="5"/>
       <w:kern w:val="28"/>
-      <w:sz w:val="44"/>
+      <w:sz w:val="48"/>
       <w:szCs w:val="52"/>
     </w:rPr>
   </w:style>
@@ -7894,6 +9604,7 @@
   <w:style w:type="table" w:styleId="35">
     <w:name w:val="Light Shading Accent 1"/>
     <w:basedOn w:val="32"/>
+    <w:qFormat/>
     <w:uiPriority w:val="60"/>
     <w:pPr>
       <w:spacing w:after="0" w:line="240" w:lineRule="auto"/>
@@ -7993,6 +9704,7 @@
   <w:style w:type="table" w:styleId="36">
     <w:name w:val="Light Shading Accent 2"/>
     <w:basedOn w:val="32"/>
+    <w:qFormat/>
     <w:uiPriority w:val="60"/>
     <w:pPr>
       <w:spacing w:after="0" w:line="240" w:lineRule="auto"/>
@@ -8192,6 +9904,7 @@
   <w:style w:type="table" w:styleId="38">
     <w:name w:val="Light Shading Accent 4"/>
     <w:basedOn w:val="32"/>
+    <w:qFormat/>
     <w:uiPriority w:val="60"/>
     <w:pPr>
       <w:spacing w:after="0" w:line="240" w:lineRule="auto"/>
@@ -8864,6 +10577,7 @@
   <w:style w:type="table" w:styleId="45">
     <w:name w:val="Light List Accent 4"/>
     <w:basedOn w:val="32"/>
+    <w:qFormat/>
     <w:uiPriority w:val="61"/>
     <w:pPr>
       <w:spacing w:after="0" w:line="240" w:lineRule="auto"/>
@@ -8957,6 +10671,7 @@
   <w:style w:type="table" w:styleId="46">
     <w:name w:val="Light List Accent 5"/>
     <w:basedOn w:val="32"/>
+    <w:qFormat/>
     <w:uiPriority w:val="61"/>
     <w:pPr>
       <w:spacing w:after="0" w:line="240" w:lineRule="auto"/>
@@ -9050,6 +10765,7 @@
   <w:style w:type="table" w:styleId="47">
     <w:name w:val="Light List Accent 6"/>
     <w:basedOn w:val="32"/>
+    <w:qFormat/>
     <w:uiPriority w:val="61"/>
     <w:pPr>
       <w:spacing w:after="0" w:line="240" w:lineRule="auto"/>
@@ -9143,6 +10859,7 @@
   <w:style w:type="table" w:styleId="48">
     <w:name w:val="Light Grid"/>
     <w:basedOn w:val="32"/>
+    <w:qFormat/>
     <w:uiPriority w:val="62"/>
     <w:pPr>
       <w:spacing w:after="0" w:line="240" w:lineRule="auto"/>
@@ -9269,6 +10986,7 @@
   <w:style w:type="table" w:styleId="49">
     <w:name w:val="Light Grid Accent 1"/>
     <w:basedOn w:val="32"/>
+    <w:qFormat/>
     <w:uiPriority w:val="62"/>
     <w:pPr>
       <w:spacing w:after="0" w:line="240" w:lineRule="auto"/>
@@ -9395,6 +11113,7 @@
   <w:style w:type="table" w:styleId="50">
     <w:name w:val="Light Grid Accent 2"/>
     <w:basedOn w:val="32"/>
+    <w:qFormat/>
     <w:uiPriority w:val="62"/>
     <w:pPr>
       <w:spacing w:after="0" w:line="240" w:lineRule="auto"/>
@@ -9773,6 +11492,7 @@
   <w:style w:type="table" w:styleId="53">
     <w:name w:val="Light Grid Accent 5"/>
     <w:basedOn w:val="32"/>
+    <w:qFormat/>
     <w:uiPriority w:val="62"/>
     <w:pPr>
       <w:spacing w:after="0" w:line="240" w:lineRule="auto"/>
@@ -9899,6 +11619,7 @@
   <w:style w:type="table" w:styleId="54">
     <w:name w:val="Light Grid Accent 6"/>
     <w:basedOn w:val="32"/>
+    <w:qFormat/>
     <w:uiPriority w:val="62"/>
     <w:pPr>
       <w:spacing w:after="0" w:line="240" w:lineRule="auto"/>
@@ -10133,6 +11854,7 @@
   <w:style w:type="table" w:styleId="56">
     <w:name w:val="Medium Shading 1 Accent 1"/>
     <w:basedOn w:val="32"/>
+    <w:qFormat/>
     <w:uiPriority w:val="63"/>
     <w:pPr>
       <w:spacing w:after="0" w:line="240" w:lineRule="auto"/>
@@ -10240,6 +11962,7 @@
   <w:style w:type="table" w:styleId="57">
     <w:name w:val="Medium Shading 1 Accent 2"/>
     <w:basedOn w:val="32"/>
+    <w:qFormat/>
     <w:uiPriority w:val="63"/>
     <w:pPr>
       <w:spacing w:after="0" w:line="240" w:lineRule="auto"/>
@@ -10347,6 +12070,7 @@
   <w:style w:type="table" w:styleId="58">
     <w:name w:val="Medium Shading 1 Accent 3"/>
     <w:basedOn w:val="32"/>
+    <w:qFormat/>
     <w:uiPriority w:val="63"/>
     <w:pPr>
       <w:spacing w:after="0" w:line="240" w:lineRule="auto"/>
@@ -10668,6 +12392,7 @@
   <w:style w:type="table" w:styleId="61">
     <w:name w:val="Medium Shading 1 Accent 6"/>
     <w:basedOn w:val="32"/>
+    <w:qFormat/>
     <w:uiPriority w:val="63"/>
     <w:pPr>
       <w:spacing w:after="0" w:line="240" w:lineRule="auto"/>
@@ -11106,7 +12831,6 @@
   <w:style w:type="table" w:styleId="64">
     <w:name w:val="Medium Shading 2 Accent 2"/>
     <w:basedOn w:val="32"/>
-    <w:qFormat/>
     <w:uiPriority w:val="64"/>
     <w:pPr>
       <w:spacing w:after="0" w:line="240" w:lineRule="auto"/>
@@ -11272,7 +12996,6 @@
   <w:style w:type="table" w:styleId="65">
     <w:name w:val="Medium Shading 2 Accent 3"/>
     <w:basedOn w:val="32"/>
-    <w:qFormat/>
     <w:uiPriority w:val="64"/>
     <w:pPr>
       <w:spacing w:after="0" w:line="240" w:lineRule="auto"/>
@@ -12027,7 +13750,6 @@
   <w:style w:type="table" w:styleId="70">
     <w:name w:val="Medium List 1 Accent 1"/>
     <w:basedOn w:val="32"/>
-    <w:qFormat/>
     <w:uiPriority w:val="65"/>
     <w:pPr>
       <w:spacing w:after="0" w:line="240" w:lineRule="auto"/>
@@ -12209,7 +13931,6 @@
   <w:style w:type="table" w:styleId="72">
     <w:name w:val="Medium List 1 Accent 3"/>
     <w:basedOn w:val="32"/>
-    <w:qFormat/>
     <w:uiPriority w:val="65"/>
     <w:pPr>
       <w:spacing w:after="0" w:line="240" w:lineRule="auto"/>
@@ -12300,6 +14021,7 @@
   <w:style w:type="table" w:styleId="73">
     <w:name w:val="Medium List 1 Accent 4"/>
     <w:basedOn w:val="32"/>
+    <w:qFormat/>
     <w:uiPriority w:val="65"/>
     <w:pPr>
       <w:spacing w:after="0" w:line="240" w:lineRule="auto"/>
@@ -12961,6 +14683,7 @@
   <w:style w:type="table" w:styleId="79">
     <w:name w:val="Medium List 2 Accent 3"/>
     <w:basedOn w:val="32"/>
+    <w:qFormat/>
     <w:uiPriority w:val="66"/>
     <w:pPr>
       <w:spacing w:after="0" w:line="240" w:lineRule="auto"/>
@@ -13350,7 +15073,6 @@
   <w:style w:type="table" w:styleId="82">
     <w:name w:val="Medium List 2 Accent 6"/>
     <w:basedOn w:val="32"/>
-    <w:qFormat/>
     <w:uiPriority w:val="66"/>
     <w:pPr>
       <w:spacing w:after="0" w:line="240" w:lineRule="auto"/>
@@ -13480,7 +15202,6 @@
   <w:style w:type="table" w:styleId="83">
     <w:name w:val="Medium Grid 1"/>
     <w:basedOn w:val="32"/>
-    <w:qFormat/>
     <w:uiPriority w:val="67"/>
     <w:pPr>
       <w:spacing w:after="0" w:line="240" w:lineRule="auto"/>
@@ -13620,7 +15341,6 @@
   <w:style w:type="table" w:styleId="85">
     <w:name w:val="Medium Grid 1 Accent 2"/>
     <w:basedOn w:val="32"/>
-    <w:qFormat/>
     <w:uiPriority w:val="67"/>
     <w:pPr>
       <w:spacing w:after="0" w:line="240" w:lineRule="auto"/>
@@ -13829,7 +15549,6 @@
   <w:style w:type="table" w:styleId="88">
     <w:name w:val="Medium Grid 1 Accent 5"/>
     <w:basedOn w:val="32"/>
-    <w:qFormat/>
     <w:uiPriority w:val="67"/>
     <w:pPr>
       <w:spacing w:after="0" w:line="240" w:lineRule="auto"/>
@@ -13899,6 +15618,7 @@
   <w:style w:type="table" w:styleId="89">
     <w:name w:val="Medium Grid 1 Accent 6"/>
     <w:basedOn w:val="32"/>
+    <w:qFormat/>
     <w:uiPriority w:val="67"/>
     <w:pPr>
       <w:spacing w:after="0" w:line="240" w:lineRule="auto"/>
@@ -14114,6 +15834,7 @@
   <w:style w:type="table" w:styleId="91">
     <w:name w:val="Medium Grid 2 Accent 1"/>
     <w:basedOn w:val="32"/>
+    <w:qFormat/>
     <w:uiPriority w:val="68"/>
     <w:pPr>
       <w:spacing w:after="0" w:line="240" w:lineRule="auto"/>
@@ -14552,6 +16273,7 @@
   <w:style w:type="table" w:styleId="94">
     <w:name w:val="Medium Grid 2 Accent 4"/>
     <w:basedOn w:val="32"/>
+    <w:qFormat/>
     <w:uiPriority w:val="68"/>
     <w:pPr>
       <w:spacing w:after="0" w:line="240" w:lineRule="auto"/>
@@ -14698,6 +16420,7 @@
   <w:style w:type="table" w:styleId="95">
     <w:name w:val="Medium Grid 2 Accent 5"/>
     <w:basedOn w:val="32"/>
+    <w:qFormat/>
     <w:uiPriority w:val="68"/>
     <w:pPr>
       <w:spacing w:after="0" w:line="240" w:lineRule="auto"/>
@@ -14844,6 +16567,7 @@
   <w:style w:type="table" w:styleId="96">
     <w:name w:val="Medium Grid 2 Accent 6"/>
     <w:basedOn w:val="32"/>
+    <w:qFormat/>
     <w:uiPriority w:val="68"/>
     <w:pPr>
       <w:spacing w:after="0" w:line="240" w:lineRule="auto"/>
@@ -15147,6 +16871,7 @@
   <w:style w:type="table" w:styleId="98">
     <w:name w:val="Medium Grid 3 Accent 1"/>
     <w:basedOn w:val="32"/>
+    <w:qFormat/>
     <w:uiPriority w:val="69"/>
     <w:pPr>
       <w:spacing w:after="0" w:line="240" w:lineRule="auto"/>
@@ -15461,6 +17186,7 @@
   <w:style w:type="table" w:styleId="100">
     <w:name w:val="Medium Grid 3 Accent 3"/>
     <w:basedOn w:val="32"/>
+    <w:qFormat/>
     <w:uiPriority w:val="69"/>
     <w:pPr>
       <w:spacing w:after="0" w:line="240" w:lineRule="auto"/>
@@ -15618,6 +17344,7 @@
   <w:style w:type="table" w:styleId="101">
     <w:name w:val="Medium Grid 3 Accent 4"/>
     <w:basedOn w:val="32"/>
+    <w:qFormat/>
     <w:uiPriority w:val="69"/>
     <w:pPr>
       <w:spacing w:after="0" w:line="240" w:lineRule="auto"/>
@@ -15775,6 +17502,7 @@
   <w:style w:type="table" w:styleId="102">
     <w:name w:val="Medium Grid 3 Accent 5"/>
     <w:basedOn w:val="32"/>
+    <w:qFormat/>
     <w:uiPriority w:val="69"/>
     <w:pPr>
       <w:spacing w:after="0" w:line="240" w:lineRule="auto"/>
@@ -16089,6 +17817,7 @@
   <w:style w:type="table" w:styleId="104">
     <w:name w:val="Dark List"/>
     <w:basedOn w:val="32"/>
+    <w:qFormat/>
     <w:uiPriority w:val="70"/>
     <w:pPr>
       <w:spacing w:after="0" w:line="240" w:lineRule="auto"/>
@@ -16319,6 +18048,7 @@
   <w:style w:type="table" w:styleId="106">
     <w:name w:val="Dark List Accent 2"/>
     <w:basedOn w:val="32"/>
+    <w:qFormat/>
     <w:uiPriority w:val="70"/>
     <w:pPr>
       <w:spacing w:after="0" w:line="240" w:lineRule="auto"/>
@@ -16549,6 +18279,7 @@
   <w:style w:type="table" w:styleId="108">
     <w:name w:val="Dark List Accent 4"/>
     <w:basedOn w:val="32"/>
+    <w:qFormat/>
     <w:uiPriority w:val="70"/>
     <w:pPr>
       <w:spacing w:after="0" w:line="240" w:lineRule="auto"/>
@@ -16664,6 +18395,7 @@
   <w:style w:type="table" w:styleId="109">
     <w:name w:val="Dark List Accent 5"/>
     <w:basedOn w:val="32"/>
+    <w:qFormat/>
     <w:uiPriority w:val="70"/>
     <w:pPr>
       <w:spacing w:after="0" w:line="240" w:lineRule="auto"/>
@@ -16779,6 +18511,7 @@
   <w:style w:type="table" w:styleId="110">
     <w:name w:val="Dark List Accent 6"/>
     <w:basedOn w:val="32"/>
+    <w:qFormat/>
     <w:uiPriority w:val="70"/>
     <w:pPr>
       <w:spacing w:after="0" w:line="240" w:lineRule="auto"/>
@@ -17042,6 +18775,7 @@
   <w:style w:type="table" w:styleId="112">
     <w:name w:val="Colorful Shading Accent 1"/>
     <w:basedOn w:val="32"/>
+    <w:qFormat/>
     <w:uiPriority w:val="71"/>
     <w:pPr>
       <w:spacing w:after="0" w:line="240" w:lineRule="auto"/>
@@ -17190,6 +18924,7 @@
   <w:style w:type="table" w:styleId="113">
     <w:name w:val="Colorful Shading Accent 2"/>
     <w:basedOn w:val="32"/>
+    <w:qFormat/>
     <w:uiPriority w:val="71"/>
     <w:pPr>
       <w:spacing w:after="0" w:line="240" w:lineRule="auto"/>
@@ -17338,6 +19073,7 @@
   <w:style w:type="table" w:styleId="114">
     <w:name w:val="Colorful Shading Accent 3"/>
     <w:basedOn w:val="32"/>
+    <w:qFormat/>
     <w:uiPriority w:val="71"/>
     <w:pPr>
       <w:spacing w:after="0" w:line="240" w:lineRule="auto"/>
@@ -17466,6 +19202,7 @@
   <w:style w:type="table" w:styleId="115">
     <w:name w:val="Colorful Shading Accent 4"/>
     <w:basedOn w:val="32"/>
+    <w:qFormat/>
     <w:uiPriority w:val="71"/>
     <w:pPr>
       <w:spacing w:after="0" w:line="240" w:lineRule="auto"/>
@@ -17614,6 +19351,7 @@
   <w:style w:type="table" w:styleId="116">
     <w:name w:val="Colorful Shading Accent 5"/>
     <w:basedOn w:val="32"/>
+    <w:qFormat/>
     <w:uiPriority w:val="71"/>
     <w:pPr>
       <w:spacing w:after="0" w:line="240" w:lineRule="auto"/>
@@ -18002,6 +19740,7 @@
   <w:style w:type="table" w:styleId="119">
     <w:name w:val="Colorful List Accent 1"/>
     <w:basedOn w:val="32"/>
+    <w:qFormat/>
     <w:uiPriority w:val="72"/>
     <w:pPr>
       <w:spacing w:after="0" w:line="240" w:lineRule="auto"/>
@@ -18278,6 +20017,7 @@
   <w:style w:type="table" w:styleId="122">
     <w:name w:val="Colorful List Accent 4"/>
     <w:basedOn w:val="32"/>
+    <w:qFormat/>
     <w:uiPriority w:val="72"/>
     <w:pPr>
       <w:spacing w:after="0" w:line="240" w:lineRule="auto"/>
@@ -18462,6 +20202,7 @@
   <w:style w:type="table" w:styleId="124">
     <w:name w:val="Colorful List Accent 6"/>
     <w:basedOn w:val="32"/>
+    <w:qFormat/>
     <w:uiPriority w:val="72"/>
     <w:pPr>
       <w:spacing w:after="0" w:line="240" w:lineRule="auto"/>
@@ -18650,6 +20391,7 @@
   <w:style w:type="table" w:styleId="126">
     <w:name w:val="Colorful Grid Accent 1"/>
     <w:basedOn w:val="32"/>
+    <w:qFormat/>
     <w:uiPriority w:val="73"/>
     <w:pPr>
       <w:spacing w:after="0" w:line="240" w:lineRule="auto"/>
@@ -18746,6 +20488,7 @@
   <w:style w:type="table" w:styleId="127">
     <w:name w:val="Colorful Grid Accent 2"/>
     <w:basedOn w:val="32"/>
+    <w:qFormat/>
     <w:uiPriority w:val="73"/>
     <w:pPr>
       <w:spacing w:after="0" w:line="240" w:lineRule="auto"/>
@@ -18842,6 +20585,7 @@
   <w:style w:type="table" w:styleId="128">
     <w:name w:val="Colorful Grid Accent 3"/>
     <w:basedOn w:val="32"/>
+    <w:qFormat/>
     <w:uiPriority w:val="73"/>
     <w:pPr>
       <w:spacing w:after="0" w:line="240" w:lineRule="auto"/>
@@ -19247,6 +20991,7 @@
     <w:name w:val="Header Char"/>
     <w:basedOn w:val="132"/>
     <w:link w:val="25"/>
+    <w:qFormat/>
     <w:uiPriority w:val="99"/>
   </w:style>
   <w:style w:type="character" w:customStyle="1" w:styleId="136">
@@ -19274,7 +21019,6 @@
     <w:name w:val="Heading 1 Char"/>
     <w:basedOn w:val="132"/>
     <w:link w:val="3"/>
-    <w:qFormat/>
     <w:uiPriority w:val="9"/>
     <w:rPr>
       <w:rFonts w:asciiTheme="majorHAnsi" w:hAnsiTheme="majorHAnsi" w:eastAsiaTheme="majorEastAsia" w:cstheme="majorBidi"/>
@@ -19289,7 +21033,6 @@
     <w:name w:val="Heading 2 Char"/>
     <w:basedOn w:val="132"/>
     <w:link w:val="4"/>
-    <w:qFormat/>
     <w:uiPriority w:val="9"/>
     <w:rPr>
       <w:rFonts w:asciiTheme="majorHAnsi" w:hAnsiTheme="majorHAnsi" w:eastAsiaTheme="majorEastAsia" w:cstheme="majorBidi"/>
@@ -19387,7 +21130,6 @@
     <w:name w:val="Body Text 3 Char"/>
     <w:basedOn w:val="132"/>
     <w:link w:val="17"/>
-    <w:qFormat/>
     <w:uiPriority w:val="99"/>
     <w:rPr>
       <w:sz w:val="16"/>
@@ -19398,7 +21140,6 @@
     <w:name w:val="Macro Text Char"/>
     <w:basedOn w:val="132"/>
     <w:link w:val="2"/>
-    <w:qFormat/>
     <w:uiPriority w:val="99"/>
     <w:rPr>
       <w:rFonts w:ascii="Courier" w:hAnsi="Courier"/>
@@ -19446,7 +21187,6 @@
     <w:basedOn w:val="132"/>
     <w:link w:val="6"/>
     <w:semiHidden/>
-    <w:qFormat/>
     <w:uiPriority w:val="9"/>
     <w:rPr>
       <w:rFonts w:asciiTheme="majorHAnsi" w:hAnsiTheme="majorHAnsi" w:eastAsiaTheme="majorEastAsia" w:cstheme="majorBidi"/>
@@ -19479,7 +21219,6 @@
     <w:basedOn w:val="132"/>
     <w:link w:val="8"/>
     <w:semiHidden/>
-    <w:qFormat/>
     <w:uiPriority w:val="9"/>
     <w:rPr>
       <w:rFonts w:asciiTheme="majorHAnsi" w:hAnsiTheme="majorHAnsi" w:eastAsiaTheme="majorEastAsia" w:cstheme="majorBidi"/>
@@ -19515,7 +21254,6 @@
     <w:basedOn w:val="132"/>
     <w:link w:val="10"/>
     <w:semiHidden/>
-    <w:qFormat/>
     <w:uiPriority w:val="9"/>
     <w:rPr>
       <w:rFonts w:asciiTheme="majorHAnsi" w:hAnsiTheme="majorHAnsi" w:eastAsiaTheme="majorEastAsia" w:cstheme="majorBidi"/>
@@ -19534,7 +21272,6 @@
     <w:basedOn w:val="132"/>
     <w:link w:val="11"/>
     <w:semiHidden/>
-    <w:qFormat/>
     <w:uiPriority w:val="9"/>
     <w:rPr>
       <w:rFonts w:asciiTheme="majorHAnsi" w:hAnsiTheme="majorHAnsi" w:eastAsiaTheme="majorEastAsia" w:cstheme="majorBidi"/>
@@ -19696,30 +21433,14 @@
     </w:pPr>
   </w:style>
   <w:style w:type="paragraph" w:customStyle="1" w:styleId="164">
-    <w:name w:val="工程代码块"/>
+    <w:name w:val="CodeBlock"/>
     <w:uiPriority w:val="0"/>
     <w:pPr>
-      <w:spacing w:before="40" w:after="40" w:line="240" w:lineRule="auto"/>
-      <w:ind w:left="170" w:right="57"/>
+      <w:spacing w:before="0" w:after="0" w:line="240" w:lineRule="auto"/>
     </w:pPr>
     <w:rPr>
-      <w:rFonts w:ascii="Noto Sans Mono CJK SC" w:hAnsi="Noto Sans Mono CJK SC" w:eastAsia="Noto Sans Mono CJK SC" w:cstheme="minorBidi"/>
+      <w:rFonts w:ascii="DejaVu Sans Mono" w:hAnsi="DejaVu Sans Mono" w:eastAsia="DejaVu Sans Mono" w:cstheme="minorBidi"/>
       <w:sz w:val="17"/>
-      <w:szCs w:val="22"/>
-      <w:lang w:val="en-US" w:eastAsia="en-US" w:bidi="ar-SA"/>
-    </w:rPr>
-  </w:style>
-  <w:style w:type="paragraph" w:customStyle="1" w:styleId="165">
-    <w:name w:val="图表说明"/>
-    <w:uiPriority w:val="0"/>
-    <w:pPr>
-      <w:spacing w:after="120" w:line="276" w:lineRule="auto"/>
-      <w:jc w:val="center"/>
-    </w:pPr>
-    <w:rPr>
-      <w:rFonts w:ascii="Noto Serif CJK SC" w:hAnsi="Noto Serif CJK SC" w:eastAsia="Noto Serif CJK SC" w:cstheme="minorBidi"/>
-      <w:color w:val="606060"/>
-      <w:sz w:val="18"/>
       <w:szCs w:val="22"/>
       <w:lang w:val="en-US" w:eastAsia="en-US" w:bidi="ar-SA"/>
     </w:rPr>
